--- a/6-过程管理/运行记录类文件/ZGS-06-13-中国广电重庆BOSS系统存储维保项目-过程框架设计会议纪要.docx
+++ b/6-过程管理/运行记录类文件/ZGS-06-13-中国广电重庆BOSS系统存储维保项目-过程框架设计会议纪要.docx
@@ -1,10 +1,11 @@
 
 <file path=word/document.xml><?xml version="1.0" encoding="utf-8"?>
-<w:document xmlns:wpc="http://schemas.microsoft.com/office/word/2010/wordprocessingCanvas" xmlns:mc="http://schemas.openxmlformats.org/markup-compatibility/2006" xmlns:o="urn:schemas-microsoft-com:office:office" xmlns:r="http://schemas.openxmlformats.org/officeDocument/2006/relationships" xmlns:m="http://schemas.openxmlformats.org/officeDocument/2006/math" xmlns:v="urn:schemas-microsoft-com:vml" xmlns:wp14="http://schemas.microsoft.com/office/word/2010/wordprocessingDrawing" xmlns:wp="http://schemas.openxmlformats.org/drawingml/2006/wordprocessingDrawing" xmlns:w="http://schemas.openxmlformats.org/wordprocessingml/2006/main" xmlns:w14="http://schemas.microsoft.com/office/word/2010/wordml" xmlns:w10="urn:schemas-microsoft-com:office:word" xmlns:w15="http://schemas.microsoft.com/office/word/2012/wordml" xmlns:wpg="http://schemas.microsoft.com/office/word/2010/wordprocessingGroup" xmlns:wpi="http://schemas.microsoft.com/office/word/2010/wordprocessingInk" xmlns:wne="http://schemas.microsoft.com/office/word/2006/wordml" xmlns:wps="http://schemas.microsoft.com/office/word/2010/wordprocessingShape" xmlns:wpsCustomData="http://www.wps.cn/officeDocument/2013/wpsCustomData" mc:Ignorable="w14 w15 wp14">
+<w:document xmlns:wpc="http://schemas.microsoft.com/office/word/2010/wordprocessingCanvas" xmlns:mc="http://schemas.openxmlformats.org/markup-compatibility/2006" xmlns:o="urn:schemas-microsoft-com:office:office" xmlns:r="http://schemas.openxmlformats.org/officeDocument/2006/relationships" xmlns:m="http://schemas.openxmlformats.org/officeDocument/2006/math" xmlns:v="urn:schemas-microsoft-com:vml" xmlns:wp14="http://schemas.microsoft.com/office/word/2010/wordprocessingDrawing" xmlns:wp="http://schemas.openxmlformats.org/drawingml/2006/wordprocessingDrawing" xmlns:w10="urn:schemas-microsoft-com:office:word" xmlns:w="http://schemas.openxmlformats.org/wordprocessingml/2006/main" xmlns:w14="http://schemas.microsoft.com/office/word/2010/wordml" xmlns:w15="http://schemas.microsoft.com/office/word/2012/wordml" xmlns:wne="http://schemas.microsoft.com/office/word/2006/wordml" xmlns:wpg="http://schemas.microsoft.com/office/word/2010/wordprocessingGroup" xmlns:wpi="http://schemas.microsoft.com/office/word/2010/wordprocessingInk" xmlns:wps="http://schemas.microsoft.com/office/word/2010/wordprocessingShape" mc:Ignorable="w14 w15 wp14">
+  <!-- Generated by Aspose.Words for .NET 13.3.0.1 -->
   <w:body>
     <w:p>
       <w:pPr>
-        <w:pStyle w:val="24"/>
+        <w:pStyle w:val="a"/>
         <w:keepNext w:val="0"/>
         <w:keepLines w:val="0"/>
         <w:pageBreakBefore w:val="0"/>
@@ -33,7 +34,7 @@
     </w:p>
     <w:p>
       <w:pPr>
-        <w:pStyle w:val="25"/>
+        <w:pStyle w:val="a0"/>
         <w:keepNext w:val="0"/>
         <w:keepLines w:val="0"/>
         <w:pageBreakBefore w:val="0"/>
@@ -63,7 +64,7 @@
           <w:szCs w:val="48"/>
         </w:rPr>
         <w:drawing>
-          <wp:anchor distT="0" distB="0" distL="114300" distR="114300" simplePos="0" relativeHeight="251659264" behindDoc="1" locked="0" layoutInCell="1" allowOverlap="1">
+          <wp:anchor distT="0" distB="0" distL="114300" distR="114300" simplePos="0" relativeHeight="251658240" behindDoc="1" locked="0" layoutInCell="1" allowOverlap="1">
             <wp:simplePos x="0" y="0"/>
             <wp:positionH relativeFrom="column">
               <wp:posOffset>0</wp:posOffset>
@@ -88,7 +89,7 @@
                     </pic:cNvPicPr>
                   </pic:nvPicPr>
                   <pic:blipFill>
-                    <a:blip r:embed="rId7"/>
+                    <a:blip xmlns:r="http://schemas.openxmlformats.org/officeDocument/2006/relationships" r:embed="rId4"/>
                     <a:stretch>
                       <a:fillRect/>
                     </a:stretch>
@@ -139,11 +140,11 @@
         <w:adjustRightInd w:val="0"/>
         <w:snapToGrid w:val="0"/>
         <w:spacing w:after="624" w:afterLines="200" w:line="219" w:lineRule="auto"/>
-        <w:ind w:left="0" w:leftChars="0" w:right="0" w:rightChars="0" w:firstLine="0" w:firstLineChars="0"/>
+        <w:ind w:left="0" w:right="0" w:firstLine="0" w:leftChars="0" w:rightChars="0" w:firstLineChars="0"/>
         <w:jc w:val="center"/>
         <w:textAlignment w:val="baseline"/>
         <w:rPr>
-          <w:rFonts w:hint="default" w:ascii="宋体" w:hAnsi="宋体" w:eastAsia="宋体" w:cs="宋体"/>
+          <w:rFonts w:ascii="宋体" w:eastAsia="宋体" w:hAnsi="宋体" w:cs="宋体" w:hint="default"/>
           <w:sz w:val="24"/>
           <w:szCs w:val="24"/>
           <w:lang w:val="en-US" w:eastAsia="zh-CN"/>
@@ -151,7 +152,7 @@
       </w:pPr>
       <w:r>
         <w:rPr>
-          <w:rFonts w:ascii="宋体" w:hAnsi="宋体" w:eastAsia="宋体" w:cs="宋体"/>
+          <w:rFonts w:ascii="宋体" w:eastAsia="宋体" w:hAnsi="宋体" w:cs="宋体"/>
           <w:b/>
           <w:bCs/>
           <w:spacing w:val="-3"/>
@@ -160,74 +161,20 @@
         </w:rPr>
         <w:t>文件编号：ZGS-06-13</w:t>
       </w:r>
-      <w:r>
-        <w:rPr>
-          <w:rFonts w:hint="eastAsia" w:ascii="宋体" w:hAnsi="宋体" w:eastAsia="宋体" w:cs="宋体"/>
-          <w:b/>
-          <w:bCs/>
-          <w:spacing w:val="-3"/>
-          <w:sz w:val="24"/>
-          <w:szCs w:val="24"/>
-          <w:lang w:val="en-US" w:eastAsia="zh-CN"/>
-        </w:rPr>
-      </w:r>
-      <w:r>
-        <w:rPr>
-          <w:rFonts w:ascii="宋体" w:hAnsi="宋体" w:eastAsia="宋体" w:cs="宋体"/>
-          <w:b/>
-          <w:bCs/>
-          <w:spacing w:val="-3"/>
-          <w:sz w:val="24"/>
-          <w:szCs w:val="24"/>
-        </w:rPr>
-      </w:r>
-      <w:r>
-        <w:rPr>
-          <w:rFonts w:hint="eastAsia" w:ascii="宋体" w:hAnsi="宋体" w:cs="宋体"/>
-          <w:b/>
-          <w:bCs/>
-          <w:spacing w:val="-3"/>
-          <w:sz w:val="24"/>
-          <w:szCs w:val="24"/>
-          <w:lang w:val="en-US" w:eastAsia="zh-CN"/>
-        </w:rPr>
-      </w:r>
-      <w:r>
-        <w:rPr>
-          <w:rFonts w:ascii="宋体" w:hAnsi="宋体" w:eastAsia="宋体" w:cs="宋体"/>
-          <w:b/>
-          <w:bCs/>
-          <w:spacing w:val="-3"/>
-          <w:sz w:val="24"/>
-          <w:szCs w:val="24"/>
-        </w:rPr>
-      </w:r>
-      <w:r>
-        <w:rPr>
-          <w:rFonts w:hint="eastAsia" w:ascii="宋体" w:hAnsi="宋体" w:cs="宋体"/>
-          <w:b/>
-          <w:bCs/>
-          <w:spacing w:val="-3"/>
-          <w:sz w:val="24"/>
-          <w:szCs w:val="24"/>
-          <w:lang w:val="en-US" w:eastAsia="zh-CN"/>
-        </w:rPr>
-      </w:r>
     </w:p>
     <w:tbl>
       <w:tblPr>
-        <w:tblStyle w:val="21"/>
+        <w:tblStyle w:val="TableGrid"/>
         <w:tblW w:w="0" w:type="auto"/>
         <w:jc w:val="center"/>
         <w:tblBorders>
-          <w:top w:val="none" w:color="auto" w:sz="0" w:space="0"/>
-          <w:left w:val="none" w:color="auto" w:sz="0" w:space="0"/>
-          <w:bottom w:val="none" w:color="auto" w:sz="0" w:space="0"/>
-          <w:right w:val="none" w:color="auto" w:sz="0" w:space="0"/>
-          <w:insideH w:val="none" w:color="auto" w:sz="0" w:space="0"/>
-          <w:insideV w:val="none" w:color="auto" w:sz="0" w:space="0"/>
+          <w:top w:val="nil"/>
+          <w:left w:val="nil"/>
+          <w:bottom w:val="nil"/>
+          <w:right w:val="nil"/>
+          <w:insideH w:val="nil"/>
+          <w:insideV w:val="nil"/>
         </w:tblBorders>
-        <w:tblLayout w:type="autofit"/>
         <w:tblCellMar>
           <w:top w:w="0" w:type="dxa"/>
           <w:left w:w="108" w:type="dxa"/>
@@ -241,13 +188,15 @@
       </w:tblGrid>
       <w:tr>
         <w:tblPrEx>
+          <w:tblW w:w="0" w:type="auto"/>
+          <w:jc w:val="center"/>
           <w:tblBorders>
-            <w:top w:val="none" w:color="auto" w:sz="0" w:space="0"/>
-            <w:left w:val="none" w:color="auto" w:sz="0" w:space="0"/>
-            <w:bottom w:val="none" w:color="auto" w:sz="0" w:space="0"/>
-            <w:right w:val="none" w:color="auto" w:sz="0" w:space="0"/>
-            <w:insideH w:val="none" w:color="auto" w:sz="0" w:space="0"/>
-            <w:insideV w:val="none" w:color="auto" w:sz="0" w:space="0"/>
+            <w:top w:val="nil"/>
+            <w:left w:val="nil"/>
+            <w:bottom w:val="nil"/>
+            <w:right w:val="nil"/>
+            <w:insideH w:val="nil"/>
+            <w:insideV w:val="nil"/>
           </w:tblBorders>
           <w:tblCellMar>
             <w:top w:w="0" w:type="dxa"/>
@@ -257,7 +206,7 @@
           </w:tblCellMar>
         </w:tblPrEx>
         <w:trPr>
-          <w:trHeight w:val="810" w:hRule="atLeast"/>
+          <w:trHeight w:val="810"/>
           <w:jc w:val="center"/>
         </w:trPr>
         <w:tc>
@@ -296,7 +245,7 @@
             </w:r>
             <w:r>
               <w:rPr>
-                <w:rFonts w:hint="default" w:asciiTheme="minorAscii" w:hAnsiTheme="minorAscii" w:eastAsiaTheme="minorEastAsia"/>
+                <w:rFonts w:asciiTheme="minorAscii" w:eastAsiaTheme="minorEastAsia" w:hAnsiTheme="minorAscii" w:hint="default"/>
                 <w:spacing w:val="227"/>
                 <w:sz w:val="21"/>
                 <w:vertAlign w:val="baseline"/>
@@ -351,7 +300,7 @@
             </w:r>
             <w:r>
               <w:rPr>
-                <w:rFonts w:hint="eastAsia" w:asciiTheme="minorAscii" w:hAnsiTheme="minorAscii" w:eastAsiaTheme="minorEastAsia"/>
+                <w:rFonts w:asciiTheme="minorAscii" w:eastAsiaTheme="minorEastAsia" w:hAnsiTheme="minorAscii" w:hint="eastAsia"/>
                 <w:spacing w:val="227"/>
                 <w:sz w:val="21"/>
                 <w:vertAlign w:val="baseline"/>
@@ -373,14 +322,8 @@
       </w:tr>
       <w:tr>
         <w:tblPrEx>
-          <w:tblBorders>
-            <w:top w:val="none" w:color="auto" w:sz="0" w:space="0"/>
-            <w:left w:val="none" w:color="auto" w:sz="0" w:space="0"/>
-            <w:bottom w:val="none" w:color="auto" w:sz="0" w:space="0"/>
-            <w:right w:val="none" w:color="auto" w:sz="0" w:space="0"/>
-            <w:insideH w:val="none" w:color="auto" w:sz="0" w:space="0"/>
-            <w:insideV w:val="none" w:color="auto" w:sz="0" w:space="0"/>
-          </w:tblBorders>
+          <w:tblW w:w="0" w:type="auto"/>
+          <w:jc w:val="center"/>
           <w:tblCellMar>
             <w:top w:w="0" w:type="dxa"/>
             <w:left w:w="108" w:type="dxa"/>
@@ -389,7 +332,7 @@
           </w:tblCellMar>
         </w:tblPrEx>
         <w:trPr>
-          <w:trHeight w:val="810" w:hRule="atLeast"/>
+          <w:trHeight w:val="810"/>
           <w:jc w:val="center"/>
         </w:trPr>
         <w:tc>
@@ -414,7 +357,7 @@
               <w:snapToGrid w:val="0"/>
               <w:textAlignment w:val="baseline"/>
               <w:rPr>
-                <w:rFonts w:hint="default" w:ascii="Arial" w:hAnsi="Arial" w:eastAsia="Arial" w:cs="Arial"/>
+                <w:rFonts w:ascii="Arial" w:eastAsia="Arial" w:hAnsi="Arial" w:cs="Arial" w:hint="default"/>
                 <w:snapToGrid w:val="0"/>
                 <w:color w:val="000000"/>
                 <w:kern w:val="0"/>
@@ -446,7 +389,7 @@
             </w:r>
             <w:r>
               <w:rPr>
-                <w:rFonts w:hint="default" w:asciiTheme="minorAscii" w:hAnsiTheme="minorAscii" w:eastAsiaTheme="minorEastAsia"/>
+                <w:rFonts w:asciiTheme="minorAscii" w:eastAsiaTheme="minorEastAsia" w:hAnsiTheme="minorAscii" w:hint="default"/>
                 <w:spacing w:val="227"/>
                 <w:sz w:val="21"/>
                 <w:vertAlign w:val="baseline"/>
@@ -500,7 +443,7 @@
               <w:snapToGrid w:val="0"/>
               <w:textAlignment w:val="baseline"/>
               <w:rPr>
-                <w:rFonts w:hint="default" w:ascii="Arial" w:hAnsi="Arial" w:eastAsia="Arial" w:cs="Arial"/>
+                <w:rFonts w:ascii="Arial" w:eastAsia="Arial" w:hAnsi="Arial" w:cs="Arial" w:hint="default"/>
                 <w:snapToGrid w:val="0"/>
                 <w:color w:val="000000"/>
                 <w:kern w:val="0"/>
@@ -518,8 +461,8 @@
               </w:rPr>
               <w:t>审核</w:t>
             </w:r>
-            <w:bookmarkStart w:id="14" w:name="_GoBack"/>
-            <w:bookmarkEnd w:id="14"/>
+            <w:bookmarkStart w:id="2" w:name="_GoBack"/>
+            <w:bookmarkEnd w:id="2"/>
             <w:r>
               <w:rPr>
                 <w:rFonts w:hint="eastAsia"/>
@@ -530,7 +473,7 @@
             </w:r>
             <w:r>
               <w:rPr>
-                <w:rFonts w:hint="eastAsia" w:asciiTheme="minorAscii" w:hAnsiTheme="minorAscii" w:eastAsiaTheme="minorEastAsia"/>
+                <w:rFonts w:asciiTheme="minorAscii" w:eastAsiaTheme="minorEastAsia" w:hAnsiTheme="minorAscii" w:hint="eastAsia"/>
                 <w:spacing w:val="227"/>
                 <w:sz w:val="21"/>
                 <w:vertAlign w:val="baseline"/>
@@ -552,14 +495,8 @@
       </w:tr>
       <w:tr>
         <w:tblPrEx>
-          <w:tblBorders>
-            <w:top w:val="none" w:color="auto" w:sz="0" w:space="0"/>
-            <w:left w:val="none" w:color="auto" w:sz="0" w:space="0"/>
-            <w:bottom w:val="none" w:color="auto" w:sz="0" w:space="0"/>
-            <w:right w:val="none" w:color="auto" w:sz="0" w:space="0"/>
-            <w:insideH w:val="none" w:color="auto" w:sz="0" w:space="0"/>
-            <w:insideV w:val="none" w:color="auto" w:sz="0" w:space="0"/>
-          </w:tblBorders>
+          <w:tblW w:w="0" w:type="auto"/>
+          <w:jc w:val="center"/>
           <w:tblCellMar>
             <w:top w:w="0" w:type="dxa"/>
             <w:left w:w="108" w:type="dxa"/>
@@ -568,7 +505,7 @@
           </w:tblCellMar>
         </w:tblPrEx>
         <w:trPr>
-          <w:trHeight w:val="635" w:hRule="atLeast"/>
+          <w:trHeight w:val="635"/>
           <w:jc w:val="center"/>
         </w:trPr>
         <w:tc>
@@ -606,31 +543,6 @@
                 <w:lang w:val="en-US" w:eastAsia="zh-CN"/>
               </w:rPr>
               <w:t>批准人:宋海滨</w:t>
-            </w:r>
-            <w:r>
-              <w:rPr>
-                <w:rFonts w:hint="eastAsia"/>
-                <w:spacing w:val="1"/>
-                <w:kern w:val="0"/>
-                <w:vertAlign w:val="baseline"/>
-                <w:lang w:val="en-US" w:eastAsia="zh-CN"/>
-              </w:rPr>
-            </w:r>
-            <w:r>
-              <w:rPr>
-                <w:rFonts w:hint="eastAsia" w:asciiTheme="minorAscii" w:hAnsiTheme="minorAscii" w:eastAsiaTheme="minorEastAsia"/>
-                <w:spacing w:val="227"/>
-                <w:sz w:val="21"/>
-                <w:vertAlign w:val="baseline"/>
-                <w:lang w:val="en-US" w:eastAsia="zh-CN"/>
-              </w:rPr>
-            </w:r>
-            <w:r>
-              <w:rPr>
-                <w:rFonts w:hint="eastAsia"/>
-                <w:u w:val="single"/>
-                <w:lang w:val="en-US" w:eastAsia="zh-CN"/>
-              </w:rPr>
             </w:r>
           </w:p>
         </w:tc>
@@ -670,7 +582,7 @@
             </w:r>
             <w:r>
               <w:rPr>
-                <w:rFonts w:hint="eastAsia" w:asciiTheme="minorAscii" w:hAnsiTheme="minorAscii" w:eastAsiaTheme="minorEastAsia"/>
+                <w:rFonts w:asciiTheme="minorAscii" w:eastAsiaTheme="minorEastAsia" w:hAnsiTheme="minorAscii" w:hint="eastAsia"/>
                 <w:spacing w:val="227"/>
                 <w:sz w:val="21"/>
                 <w:vertAlign w:val="baseline"/>
@@ -731,14 +643,14 @@
         <w:ind w:left="3634"/>
         <w:textAlignment w:val="baseline"/>
         <w:rPr>
-          <w:rFonts w:ascii="宋体" w:hAnsi="宋体" w:eastAsia="宋体" w:cs="宋体"/>
+          <w:rFonts w:ascii="宋体" w:eastAsia="宋体" w:hAnsi="宋体" w:cs="宋体"/>
           <w:sz w:val="31"/>
           <w:szCs w:val="31"/>
         </w:rPr>
       </w:pPr>
       <w:r>
         <w:rPr>
-          <w:rFonts w:ascii="宋体" w:hAnsi="宋体" w:eastAsia="宋体" w:cs="宋体"/>
+          <w:rFonts w:ascii="宋体" w:eastAsia="宋体" w:hAnsi="宋体" w:cs="宋体"/>
           <w:b/>
           <w:bCs/>
           <w:spacing w:val="4"/>
@@ -750,16 +662,16 @@
     </w:p>
     <w:tbl>
       <w:tblPr>
-        <w:tblStyle w:val="26"/>
+        <w:tblStyle w:val="TableNormal0"/>
         <w:tblW w:w="7137" w:type="dxa"/>
         <w:jc w:val="center"/>
         <w:tblBorders>
-          <w:top w:val="single" w:color="000000" w:sz="2" w:space="0"/>
-          <w:left w:val="single" w:color="000000" w:sz="2" w:space="0"/>
-          <w:bottom w:val="single" w:color="000000" w:sz="2" w:space="0"/>
-          <w:right w:val="single" w:color="000000" w:sz="2" w:space="0"/>
-          <w:insideH w:val="single" w:color="000000" w:sz="2" w:space="0"/>
-          <w:insideV w:val="single" w:color="000000" w:sz="2" w:space="0"/>
+          <w:top w:val="single" w:sz="2" w:space="0" w:color="000000"/>
+          <w:left w:val="single" w:sz="2" w:space="0" w:color="000000"/>
+          <w:bottom w:val="single" w:sz="2" w:space="0" w:color="000000"/>
+          <w:right w:val="single" w:sz="2" w:space="0" w:color="000000"/>
+          <w:insideH w:val="single" w:sz="2" w:space="0" w:color="000000"/>
+          <w:insideV w:val="single" w:sz="2" w:space="0" w:color="000000"/>
         </w:tblBorders>
         <w:tblLayout w:type="fixed"/>
         <w:tblCellMar>
@@ -777,14 +689,17 @@
       </w:tblGrid>
       <w:tr>
         <w:tblPrEx>
+          <w:tblW w:w="7137" w:type="dxa"/>
+          <w:jc w:val="center"/>
           <w:tblBorders>
-            <w:top w:val="single" w:color="000000" w:sz="2" w:space="0"/>
-            <w:left w:val="single" w:color="000000" w:sz="2" w:space="0"/>
-            <w:bottom w:val="single" w:color="000000" w:sz="2" w:space="0"/>
-            <w:right w:val="single" w:color="000000" w:sz="2" w:space="0"/>
-            <w:insideH w:val="single" w:color="000000" w:sz="2" w:space="0"/>
-            <w:insideV w:val="single" w:color="000000" w:sz="2" w:space="0"/>
+            <w:top w:val="single" w:sz="2" w:space="0" w:color="000000"/>
+            <w:left w:val="single" w:sz="2" w:space="0" w:color="000000"/>
+            <w:bottom w:val="single" w:sz="2" w:space="0" w:color="000000"/>
+            <w:right w:val="single" w:sz="2" w:space="0" w:color="000000"/>
+            <w:insideH w:val="single" w:sz="2" w:space="0" w:color="000000"/>
+            <w:insideV w:val="single" w:sz="2" w:space="0" w:color="000000"/>
           </w:tblBorders>
+          <w:tblLayout w:type="fixed"/>
           <w:tblCellMar>
             <w:top w:w="0" w:type="dxa"/>
             <w:left w:w="0" w:type="dxa"/>
@@ -793,7 +708,7 @@
           </w:tblCellMar>
         </w:tblPrEx>
         <w:trPr>
-          <w:trHeight w:val="593" w:hRule="atLeast"/>
+          <w:trHeight w:val="593"/>
           <w:jc w:val="center"/>
         </w:trPr>
         <w:tc>
@@ -816,18 +731,18 @@
               <w:adjustRightInd w:val="0"/>
               <w:snapToGrid w:val="0"/>
               <w:spacing w:before="176" w:line="228" w:lineRule="auto"/>
-              <w:ind w:left="0" w:leftChars="0" w:right="0" w:rightChars="0" w:firstLine="0" w:firstLineChars="0"/>
+              <w:ind w:left="0" w:right="0" w:firstLine="0" w:leftChars="0" w:rightChars="0" w:firstLineChars="0"/>
               <w:jc w:val="center"/>
               <w:textAlignment w:val="baseline"/>
               <w:rPr>
-                <w:rFonts w:ascii="宋体" w:hAnsi="宋体" w:eastAsia="宋体" w:cs="宋体"/>
+                <w:rFonts w:ascii="宋体" w:eastAsia="宋体" w:hAnsi="宋体" w:cs="宋体"/>
                 <w:sz w:val="20"/>
                 <w:szCs w:val="20"/>
               </w:rPr>
             </w:pPr>
             <w:r>
               <w:rPr>
-                <w:rFonts w:ascii="宋体" w:hAnsi="宋体" w:eastAsia="宋体" w:cs="宋体"/>
+                <w:rFonts w:ascii="宋体" w:eastAsia="宋体" w:hAnsi="宋体" w:cs="宋体"/>
                 <w:spacing w:val="-14"/>
                 <w:sz w:val="20"/>
                 <w:szCs w:val="20"/>
@@ -856,18 +771,18 @@
               <w:adjustRightInd w:val="0"/>
               <w:snapToGrid w:val="0"/>
               <w:spacing w:before="175" w:line="227" w:lineRule="auto"/>
-              <w:ind w:left="0" w:leftChars="0" w:right="0" w:rightChars="0" w:firstLine="0" w:firstLineChars="0"/>
+              <w:ind w:left="0" w:right="0" w:firstLine="0" w:leftChars="0" w:rightChars="0" w:firstLineChars="0"/>
               <w:jc w:val="center"/>
               <w:textAlignment w:val="baseline"/>
               <w:rPr>
-                <w:rFonts w:ascii="宋体" w:hAnsi="宋体" w:eastAsia="宋体" w:cs="宋体"/>
+                <w:rFonts w:ascii="宋体" w:eastAsia="宋体" w:hAnsi="宋体" w:cs="宋体"/>
                 <w:sz w:val="20"/>
                 <w:szCs w:val="20"/>
               </w:rPr>
             </w:pPr>
             <w:r>
               <w:rPr>
-                <w:rFonts w:ascii="宋体" w:hAnsi="宋体" w:eastAsia="宋体" w:cs="宋体"/>
+                <w:rFonts w:ascii="宋体" w:eastAsia="宋体" w:hAnsi="宋体" w:cs="宋体"/>
                 <w:spacing w:val="4"/>
                 <w:sz w:val="20"/>
                 <w:szCs w:val="20"/>
@@ -896,18 +811,18 @@
               <w:adjustRightInd w:val="0"/>
               <w:snapToGrid w:val="0"/>
               <w:spacing w:before="175" w:line="228" w:lineRule="auto"/>
-              <w:ind w:left="0" w:leftChars="0" w:right="0" w:rightChars="0" w:firstLine="0" w:firstLineChars="0"/>
+              <w:ind w:left="0" w:right="0" w:firstLine="0" w:leftChars="0" w:rightChars="0" w:firstLineChars="0"/>
               <w:jc w:val="center"/>
               <w:textAlignment w:val="baseline"/>
               <w:rPr>
-                <w:rFonts w:ascii="宋体" w:hAnsi="宋体" w:eastAsia="宋体" w:cs="宋体"/>
+                <w:rFonts w:ascii="宋体" w:eastAsia="宋体" w:hAnsi="宋体" w:cs="宋体"/>
                 <w:sz w:val="20"/>
                 <w:szCs w:val="20"/>
               </w:rPr>
             </w:pPr>
             <w:r>
               <w:rPr>
-                <w:rFonts w:ascii="宋体" w:hAnsi="宋体" w:eastAsia="宋体" w:cs="宋体"/>
+                <w:rFonts w:ascii="宋体" w:eastAsia="宋体" w:hAnsi="宋体" w:cs="宋体"/>
                 <w:spacing w:val="7"/>
                 <w:sz w:val="20"/>
                 <w:szCs w:val="20"/>
@@ -936,18 +851,18 @@
               <w:adjustRightInd w:val="0"/>
               <w:snapToGrid w:val="0"/>
               <w:spacing w:before="176" w:line="229" w:lineRule="auto"/>
-              <w:ind w:left="0" w:leftChars="0" w:right="0" w:rightChars="0" w:firstLine="0" w:firstLineChars="0"/>
+              <w:ind w:left="0" w:right="0" w:firstLine="0" w:leftChars="0" w:rightChars="0" w:firstLineChars="0"/>
               <w:jc w:val="center"/>
               <w:textAlignment w:val="baseline"/>
               <w:rPr>
-                <w:rFonts w:ascii="宋体" w:hAnsi="宋体" w:eastAsia="宋体" w:cs="宋体"/>
+                <w:rFonts w:ascii="宋体" w:eastAsia="宋体" w:hAnsi="宋体" w:cs="宋体"/>
                 <w:sz w:val="20"/>
                 <w:szCs w:val="20"/>
               </w:rPr>
             </w:pPr>
             <w:r>
               <w:rPr>
-                <w:rFonts w:ascii="宋体" w:hAnsi="宋体" w:eastAsia="宋体" w:cs="宋体"/>
+                <w:rFonts w:ascii="宋体" w:eastAsia="宋体" w:hAnsi="宋体" w:cs="宋体"/>
                 <w:spacing w:val="7"/>
                 <w:sz w:val="20"/>
                 <w:szCs w:val="20"/>
@@ -959,14 +874,9 @@
       </w:tr>
       <w:tr>
         <w:tblPrEx>
-          <w:tblBorders>
-            <w:top w:val="single" w:color="000000" w:sz="2" w:space="0"/>
-            <w:left w:val="single" w:color="000000" w:sz="2" w:space="0"/>
-            <w:bottom w:val="single" w:color="000000" w:sz="2" w:space="0"/>
-            <w:right w:val="single" w:color="000000" w:sz="2" w:space="0"/>
-            <w:insideH w:val="single" w:color="000000" w:sz="2" w:space="0"/>
-            <w:insideV w:val="single" w:color="000000" w:sz="2" w:space="0"/>
-          </w:tblBorders>
+          <w:tblW w:w="7137" w:type="dxa"/>
+          <w:jc w:val="center"/>
+          <w:tblLayout w:type="fixed"/>
           <w:tblCellMar>
             <w:top w:w="0" w:type="dxa"/>
             <w:left w:w="0" w:type="dxa"/>
@@ -975,7 +885,7 @@
           </w:tblCellMar>
         </w:tblPrEx>
         <w:trPr>
-          <w:trHeight w:val="516" w:hRule="atLeast"/>
+          <w:trHeight w:val="516"/>
           <w:jc w:val="center"/>
         </w:trPr>
         <w:tc>
@@ -998,11 +908,11 @@
               <w:adjustRightInd w:val="0"/>
               <w:snapToGrid w:val="0"/>
               <w:spacing w:before="173" w:line="267" w:lineRule="exact"/>
-              <w:ind w:left="0" w:leftChars="0" w:right="0" w:rightChars="0" w:firstLine="0" w:firstLineChars="0"/>
+              <w:ind w:left="0" w:right="0" w:firstLine="0" w:leftChars="0" w:rightChars="0" w:firstLineChars="0"/>
               <w:jc w:val="center"/>
               <w:textAlignment w:val="baseline"/>
               <w:rPr>
-                <w:rFonts w:hint="default" w:ascii="宋体" w:hAnsi="宋体" w:eastAsia="宋体" w:cs="宋体"/>
+                <w:rFonts w:ascii="宋体" w:eastAsia="宋体" w:hAnsi="宋体" w:cs="宋体" w:hint="default"/>
                 <w:sz w:val="20"/>
                 <w:szCs w:val="20"/>
                 <w:lang w:val="en-US" w:eastAsia="zh-CN"/>
@@ -1010,7 +920,7 @@
             </w:pPr>
             <w:r>
               <w:rPr>
-                <w:rFonts w:ascii="宋体" w:hAnsi="宋体" w:eastAsia="宋体" w:cs="宋体"/>
+                <w:rFonts w:ascii="宋体" w:eastAsia="宋体" w:hAnsi="宋体" w:cs="宋体"/>
                 <w:spacing w:val="3"/>
                 <w:position w:val="1"/>
                 <w:sz w:val="20"/>
@@ -1020,7 +930,7 @@
             </w:r>
             <w:r>
               <w:rPr>
-                <w:rFonts w:hint="eastAsia" w:ascii="宋体" w:hAnsi="宋体" w:cs="宋体"/>
+                <w:rFonts w:ascii="宋体" w:hAnsi="宋体" w:cs="宋体" w:hint="eastAsia"/>
                 <w:spacing w:val="3"/>
                 <w:position w:val="1"/>
                 <w:sz w:val="20"/>
@@ -1031,7 +941,7 @@
             </w:r>
             <w:r>
               <w:rPr>
-                <w:rFonts w:ascii="宋体" w:hAnsi="宋体" w:eastAsia="宋体" w:cs="宋体"/>
+                <w:rFonts w:ascii="宋体" w:eastAsia="宋体" w:hAnsi="宋体" w:cs="宋体"/>
                 <w:spacing w:val="3"/>
                 <w:position w:val="1"/>
                 <w:sz w:val="20"/>
@@ -1041,7 +951,7 @@
             </w:r>
             <w:r>
               <w:rPr>
-                <w:rFonts w:hint="eastAsia" w:ascii="宋体" w:hAnsi="宋体" w:cs="宋体"/>
+                <w:rFonts w:ascii="宋体" w:hAnsi="宋体" w:cs="宋体" w:hint="eastAsia"/>
                 <w:spacing w:val="3"/>
                 <w:position w:val="1"/>
                 <w:sz w:val="20"/>
@@ -1072,18 +982,18 @@
               <w:adjustRightInd w:val="0"/>
               <w:snapToGrid w:val="0"/>
               <w:spacing w:before="173" w:line="267" w:lineRule="exact"/>
-              <w:ind w:left="0" w:leftChars="0" w:right="0" w:rightChars="0" w:firstLine="0" w:firstLineChars="0"/>
+              <w:ind w:left="0" w:right="0" w:firstLine="0" w:leftChars="0" w:rightChars="0" w:firstLineChars="0"/>
               <w:jc w:val="center"/>
               <w:textAlignment w:val="baseline"/>
               <w:rPr>
-                <w:rFonts w:ascii="宋体" w:hAnsi="宋体" w:eastAsia="宋体" w:cs="宋体"/>
+                <w:rFonts w:ascii="宋体" w:eastAsia="宋体" w:hAnsi="宋体" w:cs="宋体"/>
                 <w:sz w:val="20"/>
                 <w:szCs w:val="20"/>
               </w:rPr>
             </w:pPr>
             <w:r>
               <w:rPr>
-                <w:rFonts w:ascii="宋体" w:hAnsi="宋体" w:eastAsia="宋体" w:cs="宋体"/>
+                <w:rFonts w:ascii="宋体" w:eastAsia="宋体" w:hAnsi="宋体" w:cs="宋体"/>
                 <w:spacing w:val="4"/>
                 <w:position w:val="1"/>
                 <w:sz w:val="20"/>
@@ -1113,18 +1023,18 @@
               <w:adjustRightInd w:val="0"/>
               <w:snapToGrid w:val="0"/>
               <w:spacing w:before="172" w:line="228" w:lineRule="auto"/>
-              <w:ind w:left="0" w:leftChars="0" w:right="0" w:rightChars="0" w:firstLine="0" w:firstLineChars="0"/>
+              <w:ind w:left="0" w:right="0" w:firstLine="0" w:leftChars="0" w:rightChars="0" w:firstLineChars="0"/>
               <w:jc w:val="center"/>
               <w:textAlignment w:val="baseline"/>
               <w:rPr>
-                <w:rFonts w:ascii="宋体" w:hAnsi="宋体" w:eastAsia="宋体" w:cs="宋体"/>
+                <w:rFonts w:ascii="宋体" w:eastAsia="宋体" w:hAnsi="宋体" w:cs="宋体"/>
                 <w:sz w:val="20"/>
                 <w:szCs w:val="20"/>
               </w:rPr>
             </w:pPr>
             <w:r>
               <w:rPr>
-                <w:rFonts w:ascii="宋体" w:hAnsi="宋体" w:eastAsia="宋体" w:cs="宋体"/>
+                <w:rFonts w:ascii="宋体" w:eastAsia="宋体" w:hAnsi="宋体" w:cs="宋体"/>
                 <w:spacing w:val="7"/>
                 <w:sz w:val="20"/>
                 <w:szCs w:val="20"/>
@@ -1153,11 +1063,11 @@
               <w:adjustRightInd w:val="0"/>
               <w:snapToGrid w:val="0"/>
               <w:spacing w:before="173" w:line="229" w:lineRule="auto"/>
-              <w:ind w:left="0" w:leftChars="0" w:right="0" w:rightChars="0" w:firstLine="0" w:firstLineChars="0"/>
+              <w:ind w:left="0" w:right="0" w:firstLine="0" w:leftChars="0" w:rightChars="0" w:firstLineChars="0"/>
               <w:jc w:val="center"/>
               <w:textAlignment w:val="baseline"/>
               <w:rPr>
-                <w:rFonts w:ascii="宋体" w:hAnsi="宋体" w:eastAsia="宋体" w:cs="宋体"/>
+                <w:rFonts w:ascii="宋体" w:eastAsia="宋体" w:hAnsi="宋体" w:cs="宋体"/>
                 <w:sz w:val="20"/>
                 <w:szCs w:val="20"/>
               </w:rPr>
@@ -1174,14 +1084,9 @@
       </w:tr>
       <w:tr>
         <w:tblPrEx>
-          <w:tblBorders>
-            <w:top w:val="single" w:color="000000" w:sz="2" w:space="0"/>
-            <w:left w:val="single" w:color="000000" w:sz="2" w:space="0"/>
-            <w:bottom w:val="single" w:color="000000" w:sz="2" w:space="0"/>
-            <w:right w:val="single" w:color="000000" w:sz="2" w:space="0"/>
-            <w:insideH w:val="single" w:color="000000" w:sz="2" w:space="0"/>
-            <w:insideV w:val="single" w:color="000000" w:sz="2" w:space="0"/>
-          </w:tblBorders>
+          <w:tblW w:w="7137" w:type="dxa"/>
+          <w:jc w:val="center"/>
+          <w:tblLayout w:type="fixed"/>
           <w:tblCellMar>
             <w:top w:w="0" w:type="dxa"/>
             <w:left w:w="0" w:type="dxa"/>
@@ -1190,7 +1095,7 @@
           </w:tblCellMar>
         </w:tblPrEx>
         <w:trPr>
-          <w:trHeight w:val="556" w:hRule="atLeast"/>
+          <w:trHeight w:val="556"/>
           <w:jc w:val="center"/>
         </w:trPr>
         <w:tc>
@@ -1199,7 +1104,7 @@
           </w:tcPr>
           <w:p>
             <w:pPr>
-              <w:pStyle w:val="27"/>
+              <w:pStyle w:val="TableText"/>
               <w:keepNext w:val="0"/>
               <w:keepLines w:val="0"/>
               <w:pageBreakBefore w:val="0"/>
@@ -1213,7 +1118,7 @@
               <w:bidi w:val="0"/>
               <w:adjustRightInd w:val="0"/>
               <w:snapToGrid w:val="0"/>
-              <w:ind w:left="0" w:leftChars="0" w:right="0" w:rightChars="0" w:firstLine="0" w:firstLineChars="0"/>
+              <w:ind w:left="0" w:right="0" w:firstLine="0" w:leftChars="0" w:rightChars="0" w:firstLineChars="0"/>
               <w:jc w:val="center"/>
               <w:textAlignment w:val="baseline"/>
             </w:pPr>
@@ -1225,7 +1130,7 @@
           </w:tcPr>
           <w:p>
             <w:pPr>
-              <w:pStyle w:val="27"/>
+              <w:pStyle w:val="TableText"/>
               <w:keepNext w:val="0"/>
               <w:keepLines w:val="0"/>
               <w:pageBreakBefore w:val="0"/>
@@ -1239,7 +1144,7 @@
               <w:bidi w:val="0"/>
               <w:adjustRightInd w:val="0"/>
               <w:snapToGrid w:val="0"/>
-              <w:ind w:left="0" w:leftChars="0" w:right="0" w:rightChars="0" w:firstLine="0" w:firstLineChars="0"/>
+              <w:ind w:left="0" w:right="0" w:firstLine="0" w:leftChars="0" w:rightChars="0" w:firstLineChars="0"/>
               <w:jc w:val="center"/>
               <w:textAlignment w:val="baseline"/>
             </w:pPr>
@@ -1251,7 +1156,7 @@
           </w:tcPr>
           <w:p>
             <w:pPr>
-              <w:pStyle w:val="27"/>
+              <w:pStyle w:val="TableText"/>
               <w:keepNext w:val="0"/>
               <w:keepLines w:val="0"/>
               <w:pageBreakBefore w:val="0"/>
@@ -1265,7 +1170,7 @@
               <w:bidi w:val="0"/>
               <w:adjustRightInd w:val="0"/>
               <w:snapToGrid w:val="0"/>
-              <w:ind w:left="0" w:leftChars="0" w:right="0" w:rightChars="0" w:firstLine="0" w:firstLineChars="0"/>
+              <w:ind w:left="0" w:right="0" w:firstLine="0" w:leftChars="0" w:rightChars="0" w:firstLineChars="0"/>
               <w:jc w:val="center"/>
               <w:textAlignment w:val="baseline"/>
             </w:pPr>
@@ -1277,7 +1182,7 @@
           </w:tcPr>
           <w:p>
             <w:pPr>
-              <w:pStyle w:val="27"/>
+              <w:pStyle w:val="TableText"/>
               <w:keepNext w:val="0"/>
               <w:keepLines w:val="0"/>
               <w:pageBreakBefore w:val="0"/>
@@ -1291,7 +1196,7 @@
               <w:bidi w:val="0"/>
               <w:adjustRightInd w:val="0"/>
               <w:snapToGrid w:val="0"/>
-              <w:ind w:left="0" w:leftChars="0" w:right="0" w:rightChars="0" w:firstLine="0" w:firstLineChars="0"/>
+              <w:ind w:left="0" w:right="0" w:firstLine="0" w:leftChars="0" w:rightChars="0" w:firstLineChars="0"/>
               <w:jc w:val="center"/>
               <w:textAlignment w:val="baseline"/>
             </w:pPr>
@@ -1300,14 +1205,9 @@
       </w:tr>
       <w:tr>
         <w:tblPrEx>
-          <w:tblBorders>
-            <w:top w:val="single" w:color="000000" w:sz="2" w:space="0"/>
-            <w:left w:val="single" w:color="000000" w:sz="2" w:space="0"/>
-            <w:bottom w:val="single" w:color="000000" w:sz="2" w:space="0"/>
-            <w:right w:val="single" w:color="000000" w:sz="2" w:space="0"/>
-            <w:insideH w:val="single" w:color="000000" w:sz="2" w:space="0"/>
-            <w:insideV w:val="single" w:color="000000" w:sz="2" w:space="0"/>
-          </w:tblBorders>
+          <w:tblW w:w="7137" w:type="dxa"/>
+          <w:jc w:val="center"/>
+          <w:tblLayout w:type="fixed"/>
           <w:tblCellMar>
             <w:top w:w="0" w:type="dxa"/>
             <w:left w:w="0" w:type="dxa"/>
@@ -1316,7 +1216,7 @@
           </w:tblCellMar>
         </w:tblPrEx>
         <w:trPr>
-          <w:trHeight w:val="556" w:hRule="atLeast"/>
+          <w:trHeight w:val="556"/>
           <w:jc w:val="center"/>
         </w:trPr>
         <w:tc>
@@ -1325,7 +1225,7 @@
           </w:tcPr>
           <w:p>
             <w:pPr>
-              <w:pStyle w:val="27"/>
+              <w:pStyle w:val="TableText"/>
               <w:keepNext w:val="0"/>
               <w:keepLines w:val="0"/>
               <w:pageBreakBefore w:val="0"/>
@@ -1339,7 +1239,7 @@
               <w:bidi w:val="0"/>
               <w:adjustRightInd w:val="0"/>
               <w:snapToGrid w:val="0"/>
-              <w:ind w:left="0" w:leftChars="0" w:right="0" w:rightChars="0" w:firstLine="0" w:firstLineChars="0"/>
+              <w:ind w:left="0" w:right="0" w:firstLine="0" w:leftChars="0" w:rightChars="0" w:firstLineChars="0"/>
               <w:jc w:val="center"/>
               <w:textAlignment w:val="baseline"/>
             </w:pPr>
@@ -1351,7 +1251,7 @@
           </w:tcPr>
           <w:p>
             <w:pPr>
-              <w:pStyle w:val="27"/>
+              <w:pStyle w:val="TableText"/>
               <w:keepNext w:val="0"/>
               <w:keepLines w:val="0"/>
               <w:pageBreakBefore w:val="0"/>
@@ -1365,7 +1265,7 @@
               <w:bidi w:val="0"/>
               <w:adjustRightInd w:val="0"/>
               <w:snapToGrid w:val="0"/>
-              <w:ind w:left="0" w:leftChars="0" w:right="0" w:rightChars="0" w:firstLine="0" w:firstLineChars="0"/>
+              <w:ind w:left="0" w:right="0" w:firstLine="0" w:leftChars="0" w:rightChars="0" w:firstLineChars="0"/>
               <w:jc w:val="center"/>
               <w:textAlignment w:val="baseline"/>
             </w:pPr>
@@ -1377,7 +1277,7 @@
           </w:tcPr>
           <w:p>
             <w:pPr>
-              <w:pStyle w:val="27"/>
+              <w:pStyle w:val="TableText"/>
               <w:keepNext w:val="0"/>
               <w:keepLines w:val="0"/>
               <w:pageBreakBefore w:val="0"/>
@@ -1391,7 +1291,7 @@
               <w:bidi w:val="0"/>
               <w:adjustRightInd w:val="0"/>
               <w:snapToGrid w:val="0"/>
-              <w:ind w:left="0" w:leftChars="0" w:right="0" w:rightChars="0" w:firstLine="0" w:firstLineChars="0"/>
+              <w:ind w:left="0" w:right="0" w:firstLine="0" w:leftChars="0" w:rightChars="0" w:firstLineChars="0"/>
               <w:jc w:val="center"/>
               <w:textAlignment w:val="baseline"/>
             </w:pPr>
@@ -1403,7 +1303,7 @@
           </w:tcPr>
           <w:p>
             <w:pPr>
-              <w:pStyle w:val="27"/>
+              <w:pStyle w:val="TableText"/>
               <w:keepNext w:val="0"/>
               <w:keepLines w:val="0"/>
               <w:pageBreakBefore w:val="0"/>
@@ -1417,7 +1317,7 @@
               <w:bidi w:val="0"/>
               <w:adjustRightInd w:val="0"/>
               <w:snapToGrid w:val="0"/>
-              <w:ind w:left="0" w:leftChars="0" w:right="0" w:rightChars="0" w:firstLine="0" w:firstLineChars="0"/>
+              <w:ind w:left="0" w:right="0" w:firstLine="0" w:leftChars="0" w:rightChars="0" w:firstLineChars="0"/>
               <w:jc w:val="center"/>
               <w:textAlignment w:val="baseline"/>
             </w:pPr>
@@ -1426,14 +1326,9 @@
       </w:tr>
       <w:tr>
         <w:tblPrEx>
-          <w:tblBorders>
-            <w:top w:val="single" w:color="000000" w:sz="2" w:space="0"/>
-            <w:left w:val="single" w:color="000000" w:sz="2" w:space="0"/>
-            <w:bottom w:val="single" w:color="000000" w:sz="2" w:space="0"/>
-            <w:right w:val="single" w:color="000000" w:sz="2" w:space="0"/>
-            <w:insideH w:val="single" w:color="000000" w:sz="2" w:space="0"/>
-            <w:insideV w:val="single" w:color="000000" w:sz="2" w:space="0"/>
-          </w:tblBorders>
+          <w:tblW w:w="7137" w:type="dxa"/>
+          <w:jc w:val="center"/>
+          <w:tblLayout w:type="fixed"/>
           <w:tblCellMar>
             <w:top w:w="0" w:type="dxa"/>
             <w:left w:w="0" w:type="dxa"/>
@@ -1442,7 +1337,7 @@
           </w:tblCellMar>
         </w:tblPrEx>
         <w:trPr>
-          <w:trHeight w:val="557" w:hRule="atLeast"/>
+          <w:trHeight w:val="557"/>
           <w:jc w:val="center"/>
         </w:trPr>
         <w:tc>
@@ -1451,7 +1346,7 @@
           </w:tcPr>
           <w:p>
             <w:pPr>
-              <w:pStyle w:val="27"/>
+              <w:pStyle w:val="TableText"/>
               <w:keepNext w:val="0"/>
               <w:keepLines w:val="0"/>
               <w:pageBreakBefore w:val="0"/>
@@ -1465,7 +1360,7 @@
               <w:bidi w:val="0"/>
               <w:adjustRightInd w:val="0"/>
               <w:snapToGrid w:val="0"/>
-              <w:ind w:left="0" w:leftChars="0" w:right="0" w:rightChars="0" w:firstLine="0" w:firstLineChars="0"/>
+              <w:ind w:left="0" w:right="0" w:firstLine="0" w:leftChars="0" w:rightChars="0" w:firstLineChars="0"/>
               <w:jc w:val="center"/>
               <w:textAlignment w:val="baseline"/>
             </w:pPr>
@@ -1477,7 +1372,7 @@
           </w:tcPr>
           <w:p>
             <w:pPr>
-              <w:pStyle w:val="27"/>
+              <w:pStyle w:val="TableText"/>
               <w:keepNext w:val="0"/>
               <w:keepLines w:val="0"/>
               <w:pageBreakBefore w:val="0"/>
@@ -1491,7 +1386,7 @@
               <w:bidi w:val="0"/>
               <w:adjustRightInd w:val="0"/>
               <w:snapToGrid w:val="0"/>
-              <w:ind w:left="0" w:leftChars="0" w:right="0" w:rightChars="0" w:firstLine="0" w:firstLineChars="0"/>
+              <w:ind w:left="0" w:right="0" w:firstLine="0" w:leftChars="0" w:rightChars="0" w:firstLineChars="0"/>
               <w:jc w:val="center"/>
               <w:textAlignment w:val="baseline"/>
             </w:pPr>
@@ -1503,7 +1398,7 @@
           </w:tcPr>
           <w:p>
             <w:pPr>
-              <w:pStyle w:val="27"/>
+              <w:pStyle w:val="TableText"/>
               <w:keepNext w:val="0"/>
               <w:keepLines w:val="0"/>
               <w:pageBreakBefore w:val="0"/>
@@ -1517,7 +1412,7 @@
               <w:bidi w:val="0"/>
               <w:adjustRightInd w:val="0"/>
               <w:snapToGrid w:val="0"/>
-              <w:ind w:left="0" w:leftChars="0" w:right="0" w:rightChars="0" w:firstLine="0" w:firstLineChars="0"/>
+              <w:ind w:left="0" w:right="0" w:firstLine="0" w:leftChars="0" w:rightChars="0" w:firstLineChars="0"/>
               <w:jc w:val="center"/>
               <w:textAlignment w:val="baseline"/>
             </w:pPr>
@@ -1529,7 +1424,7 @@
           </w:tcPr>
           <w:p>
             <w:pPr>
-              <w:pStyle w:val="27"/>
+              <w:pStyle w:val="TableText"/>
               <w:keepNext w:val="0"/>
               <w:keepLines w:val="0"/>
               <w:pageBreakBefore w:val="0"/>
@@ -1543,7 +1438,7 @@
               <w:bidi w:val="0"/>
               <w:adjustRightInd w:val="0"/>
               <w:snapToGrid w:val="0"/>
-              <w:ind w:left="0" w:leftChars="0" w:right="0" w:rightChars="0" w:firstLine="0" w:firstLineChars="0"/>
+              <w:ind w:left="0" w:right="0" w:firstLine="0" w:leftChars="0" w:rightChars="0" w:firstLineChars="0"/>
               <w:jc w:val="center"/>
               <w:textAlignment w:val="baseline"/>
             </w:pPr>
@@ -1575,7 +1470,7 @@
     <w:sdt>
       <w:sdtPr>
         <w:rPr>
-          <w:rFonts w:ascii="宋体" w:hAnsi="宋体" w:eastAsia="宋体" w:cs="Arial"/>
+          <w:rFonts w:ascii="宋体" w:eastAsia="宋体" w:hAnsi="宋体" w:cs="Arial"/>
           <w:snapToGrid w:val="0"/>
           <w:color w:val="000000"/>
           <w:kern w:val="0"/>
@@ -1591,7 +1486,7 @@
       </w:sdtPr>
       <w:sdtEndPr>
         <w:rPr>
-          <w:rFonts w:hint="eastAsia" w:ascii="宋体" w:hAnsi="宋体" w:eastAsia="宋体" w:cs="宋体"/>
+          <w:rFonts w:ascii="宋体" w:eastAsia="宋体" w:hAnsi="宋体" w:cs="宋体" w:hint="eastAsia"/>
           <w:snapToGrid w:val="0"/>
           <w:color w:val="000000"/>
           <w:kern w:val="0"/>
@@ -1617,18 +1512,18 @@
             <w:adjustRightInd w:val="0"/>
             <w:snapToGrid w:val="0"/>
             <w:spacing w:before="0" w:beforeLines="0" w:after="0" w:afterLines="0" w:line="240" w:lineRule="auto"/>
-            <w:ind w:left="0" w:leftChars="0" w:right="0" w:rightChars="0" w:firstLine="0" w:firstLineChars="0"/>
+            <w:ind w:left="0" w:right="0" w:firstLine="0" w:leftChars="0" w:rightChars="0" w:firstLineChars="0"/>
             <w:jc w:val="center"/>
             <w:textAlignment w:val="baseline"/>
             <w:rPr>
-              <w:rFonts w:hint="eastAsia" w:ascii="宋体" w:hAnsi="宋体" w:eastAsia="宋体" w:cs="宋体"/>
+              <w:rFonts w:ascii="宋体" w:eastAsia="宋体" w:hAnsi="宋体" w:cs="宋体" w:hint="eastAsia"/>
               <w:sz w:val="24"/>
               <w:szCs w:val="24"/>
             </w:rPr>
           </w:pPr>
           <w:r>
             <w:rPr>
-              <w:rFonts w:hint="eastAsia" w:ascii="宋体" w:hAnsi="宋体" w:eastAsia="宋体" w:cs="宋体"/>
+              <w:rFonts w:ascii="宋体" w:eastAsia="宋体" w:hAnsi="宋体" w:cs="宋体" w:hint="eastAsia"/>
               <w:sz w:val="24"/>
               <w:szCs w:val="24"/>
             </w:rPr>
@@ -1637,14 +1532,14 @@
         </w:p>
         <w:p>
           <w:pPr>
-            <w:pStyle w:val="16"/>
+            <w:pStyle w:val="TOC1"/>
             <w:tabs>
               <w:tab w:val="right" w:leader="dot" w:pos="8306"/>
             </w:tabs>
           </w:pPr>
           <w:r>
             <w:rPr>
-              <w:rFonts w:hint="eastAsia" w:ascii="宋体" w:hAnsi="宋体" w:eastAsia="宋体" w:cs="宋体"/>
+              <w:rFonts w:ascii="宋体" w:eastAsia="宋体" w:hAnsi="宋体" w:cs="宋体" w:hint="eastAsia"/>
               <w:sz w:val="24"/>
               <w:szCs w:val="24"/>
             </w:rPr>
@@ -1652,7 +1547,7 @@
           </w:r>
           <w:r>
             <w:rPr>
-              <w:rFonts w:hint="eastAsia" w:ascii="宋体" w:hAnsi="宋体" w:eastAsia="宋体" w:cs="宋体"/>
+              <w:rFonts w:ascii="宋体" w:eastAsia="宋体" w:hAnsi="宋体" w:cs="宋体" w:hint="eastAsia"/>
               <w:sz w:val="24"/>
               <w:szCs w:val="24"/>
             </w:rPr>
@@ -1660,7 +1555,7 @@
           </w:r>
           <w:r>
             <w:rPr>
-              <w:rFonts w:hint="eastAsia" w:ascii="宋体" w:hAnsi="宋体" w:eastAsia="宋体" w:cs="宋体"/>
+              <w:rFonts w:ascii="宋体" w:eastAsia="宋体" w:hAnsi="宋体" w:cs="宋体" w:hint="eastAsia"/>
               <w:sz w:val="24"/>
               <w:szCs w:val="24"/>
             </w:rPr>
@@ -1668,21 +1563,21 @@
           </w:r>
           <w:r>
             <w:rPr>
-              <w:rFonts w:hint="eastAsia" w:ascii="宋体" w:hAnsi="宋体" w:eastAsia="宋体" w:cs="宋体"/>
+              <w:rFonts w:ascii="宋体" w:eastAsia="宋体" w:hAnsi="宋体" w:cs="宋体" w:hint="eastAsia"/>
               <w:szCs w:val="24"/>
             </w:rPr>
             <w:fldChar w:fldCharType="begin"/>
           </w:r>
           <w:r>
             <w:rPr>
-              <w:rFonts w:hint="eastAsia" w:ascii="宋体" w:hAnsi="宋体" w:eastAsia="宋体" w:cs="宋体"/>
+              <w:rFonts w:ascii="宋体" w:eastAsia="宋体" w:hAnsi="宋体" w:cs="宋体" w:hint="eastAsia"/>
               <w:szCs w:val="24"/>
             </w:rPr>
             <w:instrText xml:space="preserve"> HYPERLINK \l _Toc11406 </w:instrText>
           </w:r>
           <w:r>
             <w:rPr>
-              <w:rFonts w:hint="eastAsia" w:ascii="宋体" w:hAnsi="宋体" w:eastAsia="宋体" w:cs="宋体"/>
+              <w:rFonts w:ascii="宋体" w:eastAsia="宋体" w:hAnsi="宋体" w:cs="宋体" w:hint="eastAsia"/>
               <w:szCs w:val="24"/>
             </w:rPr>
             <w:fldChar w:fldCharType="separate"/>
@@ -1714,7 +1609,7 @@
           </w:r>
           <w:r>
             <w:rPr>
-              <w:rFonts w:hint="eastAsia" w:ascii="宋体" w:hAnsi="宋体" w:eastAsia="宋体" w:cs="宋体"/>
+              <w:rFonts w:ascii="宋体" w:eastAsia="宋体" w:hAnsi="宋体" w:cs="宋体" w:hint="eastAsia"/>
               <w:szCs w:val="24"/>
             </w:rPr>
             <w:fldChar w:fldCharType="end"/>
@@ -1722,28 +1617,28 @@
         </w:p>
         <w:p>
           <w:pPr>
-            <w:pStyle w:val="16"/>
+            <w:pStyle w:val="TOC1"/>
             <w:tabs>
               <w:tab w:val="right" w:leader="dot" w:pos="8306"/>
             </w:tabs>
           </w:pPr>
           <w:r>
             <w:rPr>
-              <w:rFonts w:hint="eastAsia" w:ascii="宋体" w:hAnsi="宋体" w:eastAsia="宋体" w:cs="宋体"/>
+              <w:rFonts w:ascii="宋体" w:eastAsia="宋体" w:hAnsi="宋体" w:cs="宋体" w:hint="eastAsia"/>
               <w:szCs w:val="24"/>
             </w:rPr>
             <w:fldChar w:fldCharType="begin"/>
           </w:r>
           <w:r>
             <w:rPr>
-              <w:rFonts w:hint="eastAsia" w:ascii="宋体" w:hAnsi="宋体" w:eastAsia="宋体" w:cs="宋体"/>
+              <w:rFonts w:ascii="宋体" w:eastAsia="宋体" w:hAnsi="宋体" w:cs="宋体" w:hint="eastAsia"/>
               <w:szCs w:val="24"/>
             </w:rPr>
             <w:instrText xml:space="preserve"> HYPERLINK \l _Toc14298 </w:instrText>
           </w:r>
           <w:r>
             <w:rPr>
-              <w:rFonts w:hint="eastAsia" w:ascii="宋体" w:hAnsi="宋体" w:eastAsia="宋体" w:cs="宋体"/>
+              <w:rFonts w:ascii="宋体" w:eastAsia="宋体" w:hAnsi="宋体" w:cs="宋体" w:hint="eastAsia"/>
               <w:szCs w:val="24"/>
             </w:rPr>
             <w:fldChar w:fldCharType="separate"/>
@@ -1776,7 +1671,7 @@
           </w:r>
           <w:r>
             <w:rPr>
-              <w:rFonts w:hint="eastAsia" w:ascii="宋体" w:hAnsi="宋体" w:eastAsia="宋体" w:cs="宋体"/>
+              <w:rFonts w:ascii="宋体" w:eastAsia="宋体" w:hAnsi="宋体" w:cs="宋体" w:hint="eastAsia"/>
               <w:szCs w:val="24"/>
             </w:rPr>
             <w:fldChar w:fldCharType="end"/>
@@ -1784,28 +1679,28 @@
         </w:p>
         <w:p>
           <w:pPr>
-            <w:pStyle w:val="16"/>
+            <w:pStyle w:val="TOC1"/>
             <w:tabs>
               <w:tab w:val="right" w:leader="dot" w:pos="8306"/>
             </w:tabs>
           </w:pPr>
           <w:r>
             <w:rPr>
-              <w:rFonts w:hint="eastAsia" w:ascii="宋体" w:hAnsi="宋体" w:eastAsia="宋体" w:cs="宋体"/>
+              <w:rFonts w:ascii="宋体" w:eastAsia="宋体" w:hAnsi="宋体" w:cs="宋体" w:hint="eastAsia"/>
               <w:szCs w:val="24"/>
             </w:rPr>
             <w:fldChar w:fldCharType="begin"/>
           </w:r>
           <w:r>
             <w:rPr>
-              <w:rFonts w:hint="eastAsia" w:ascii="宋体" w:hAnsi="宋体" w:eastAsia="宋体" w:cs="宋体"/>
+              <w:rFonts w:ascii="宋体" w:eastAsia="宋体" w:hAnsi="宋体" w:cs="宋体" w:hint="eastAsia"/>
               <w:szCs w:val="24"/>
             </w:rPr>
             <w:instrText xml:space="preserve"> HYPERLINK \l _Toc4706 </w:instrText>
           </w:r>
           <w:r>
             <w:rPr>
-              <w:rFonts w:hint="eastAsia" w:ascii="宋体" w:hAnsi="宋体" w:eastAsia="宋体" w:cs="宋体"/>
+              <w:rFonts w:ascii="宋体" w:eastAsia="宋体" w:hAnsi="宋体" w:cs="宋体" w:hint="eastAsia"/>
               <w:szCs w:val="24"/>
             </w:rPr>
             <w:fldChar w:fldCharType="separate"/>
@@ -1837,7 +1732,7 @@
           </w:r>
           <w:r>
             <w:rPr>
-              <w:rFonts w:hint="eastAsia" w:ascii="宋体" w:hAnsi="宋体" w:eastAsia="宋体" w:cs="宋体"/>
+              <w:rFonts w:ascii="宋体" w:eastAsia="宋体" w:hAnsi="宋体" w:cs="宋体" w:hint="eastAsia"/>
               <w:szCs w:val="24"/>
             </w:rPr>
             <w:fldChar w:fldCharType="end"/>
@@ -1845,28 +1740,28 @@
         </w:p>
         <w:p>
           <w:pPr>
-            <w:pStyle w:val="16"/>
+            <w:pStyle w:val="TOC1"/>
             <w:tabs>
               <w:tab w:val="right" w:leader="dot" w:pos="8306"/>
             </w:tabs>
           </w:pPr>
           <w:r>
             <w:rPr>
-              <w:rFonts w:hint="eastAsia" w:ascii="宋体" w:hAnsi="宋体" w:eastAsia="宋体" w:cs="宋体"/>
+              <w:rFonts w:ascii="宋体" w:eastAsia="宋体" w:hAnsi="宋体" w:cs="宋体" w:hint="eastAsia"/>
               <w:szCs w:val="24"/>
             </w:rPr>
             <w:fldChar w:fldCharType="begin"/>
           </w:r>
           <w:r>
             <w:rPr>
-              <w:rFonts w:hint="eastAsia" w:ascii="宋体" w:hAnsi="宋体" w:eastAsia="宋体" w:cs="宋体"/>
+              <w:rFonts w:ascii="宋体" w:eastAsia="宋体" w:hAnsi="宋体" w:cs="宋体" w:hint="eastAsia"/>
               <w:szCs w:val="24"/>
             </w:rPr>
             <w:instrText xml:space="preserve"> HYPERLINK \l _Toc27125 </w:instrText>
           </w:r>
           <w:r>
             <w:rPr>
-              <w:rFonts w:hint="eastAsia" w:ascii="宋体" w:hAnsi="宋体" w:eastAsia="宋体" w:cs="宋体"/>
+              <w:rFonts w:ascii="宋体" w:eastAsia="宋体" w:hAnsi="宋体" w:cs="宋体" w:hint="eastAsia"/>
               <w:szCs w:val="24"/>
             </w:rPr>
             <w:fldChar w:fldCharType="separate"/>
@@ -1898,7 +1793,7 @@
           </w:r>
           <w:r>
             <w:rPr>
-              <w:rFonts w:hint="eastAsia" w:ascii="宋体" w:hAnsi="宋体" w:eastAsia="宋体" w:cs="宋体"/>
+              <w:rFonts w:ascii="宋体" w:eastAsia="宋体" w:hAnsi="宋体" w:cs="宋体" w:hint="eastAsia"/>
               <w:szCs w:val="24"/>
             </w:rPr>
             <w:fldChar w:fldCharType="end"/>
@@ -1906,28 +1801,28 @@
         </w:p>
         <w:p>
           <w:pPr>
-            <w:pStyle w:val="16"/>
+            <w:pStyle w:val="TOC1"/>
             <w:tabs>
               <w:tab w:val="right" w:leader="dot" w:pos="8306"/>
             </w:tabs>
           </w:pPr>
           <w:r>
             <w:rPr>
-              <w:rFonts w:hint="eastAsia" w:ascii="宋体" w:hAnsi="宋体" w:eastAsia="宋体" w:cs="宋体"/>
+              <w:rFonts w:ascii="宋体" w:eastAsia="宋体" w:hAnsi="宋体" w:cs="宋体" w:hint="eastAsia"/>
               <w:szCs w:val="24"/>
             </w:rPr>
             <w:fldChar w:fldCharType="begin"/>
           </w:r>
           <w:r>
             <w:rPr>
-              <w:rFonts w:hint="eastAsia" w:ascii="宋体" w:hAnsi="宋体" w:eastAsia="宋体" w:cs="宋体"/>
+              <w:rFonts w:ascii="宋体" w:eastAsia="宋体" w:hAnsi="宋体" w:cs="宋体" w:hint="eastAsia"/>
               <w:szCs w:val="24"/>
             </w:rPr>
             <w:instrText xml:space="preserve"> HYPERLINK \l _Toc22636 </w:instrText>
           </w:r>
           <w:r>
             <w:rPr>
-              <w:rFonts w:hint="eastAsia" w:ascii="宋体" w:hAnsi="宋体" w:eastAsia="宋体" w:cs="宋体"/>
+              <w:rFonts w:ascii="宋体" w:eastAsia="宋体" w:hAnsi="宋体" w:cs="宋体" w:hint="eastAsia"/>
               <w:szCs w:val="24"/>
             </w:rPr>
             <w:fldChar w:fldCharType="separate"/>
@@ -1959,7 +1854,7 @@
           </w:r>
           <w:r>
             <w:rPr>
-              <w:rFonts w:hint="eastAsia" w:ascii="宋体" w:hAnsi="宋体" w:eastAsia="宋体" w:cs="宋体"/>
+              <w:rFonts w:ascii="宋体" w:eastAsia="宋体" w:hAnsi="宋体" w:cs="宋体" w:hint="eastAsia"/>
               <w:szCs w:val="24"/>
             </w:rPr>
             <w:fldChar w:fldCharType="end"/>
@@ -1967,28 +1862,28 @@
         </w:p>
         <w:p>
           <w:pPr>
-            <w:pStyle w:val="17"/>
+            <w:pStyle w:val="TOC2"/>
             <w:tabs>
               <w:tab w:val="right" w:leader="dot" w:pos="8306"/>
             </w:tabs>
           </w:pPr>
           <w:r>
             <w:rPr>
-              <w:rFonts w:hint="eastAsia" w:ascii="宋体" w:hAnsi="宋体" w:eastAsia="宋体" w:cs="宋体"/>
+              <w:rFonts w:ascii="宋体" w:eastAsia="宋体" w:hAnsi="宋体" w:cs="宋体" w:hint="eastAsia"/>
               <w:szCs w:val="24"/>
             </w:rPr>
             <w:fldChar w:fldCharType="begin"/>
           </w:r>
           <w:r>
             <w:rPr>
-              <w:rFonts w:hint="eastAsia" w:ascii="宋体" w:hAnsi="宋体" w:eastAsia="宋体" w:cs="宋体"/>
+              <w:rFonts w:ascii="宋体" w:eastAsia="宋体" w:hAnsi="宋体" w:cs="宋体" w:hint="eastAsia"/>
               <w:szCs w:val="24"/>
             </w:rPr>
             <w:instrText xml:space="preserve"> HYPERLINK \l _Toc28008 </w:instrText>
           </w:r>
           <w:r>
             <w:rPr>
-              <w:rFonts w:hint="eastAsia" w:ascii="宋体" w:hAnsi="宋体" w:eastAsia="宋体" w:cs="宋体"/>
+              <w:rFonts w:ascii="宋体" w:eastAsia="宋体" w:hAnsi="宋体" w:cs="宋体" w:hint="eastAsia"/>
               <w:szCs w:val="24"/>
             </w:rPr>
             <w:fldChar w:fldCharType="separate"/>
@@ -2020,7 +1915,7 @@
           </w:r>
           <w:r>
             <w:rPr>
-              <w:rFonts w:hint="eastAsia" w:ascii="宋体" w:hAnsi="宋体" w:eastAsia="宋体" w:cs="宋体"/>
+              <w:rFonts w:ascii="宋体" w:eastAsia="宋体" w:hAnsi="宋体" w:cs="宋体" w:hint="eastAsia"/>
               <w:szCs w:val="24"/>
             </w:rPr>
             <w:fldChar w:fldCharType="end"/>
@@ -2028,28 +1923,28 @@
         </w:p>
         <w:p>
           <w:pPr>
-            <w:pStyle w:val="17"/>
+            <w:pStyle w:val="TOC2"/>
             <w:tabs>
               <w:tab w:val="right" w:leader="dot" w:pos="8306"/>
             </w:tabs>
           </w:pPr>
           <w:r>
             <w:rPr>
-              <w:rFonts w:hint="eastAsia" w:ascii="宋体" w:hAnsi="宋体" w:eastAsia="宋体" w:cs="宋体"/>
+              <w:rFonts w:ascii="宋体" w:eastAsia="宋体" w:hAnsi="宋体" w:cs="宋体" w:hint="eastAsia"/>
               <w:szCs w:val="24"/>
             </w:rPr>
             <w:fldChar w:fldCharType="begin"/>
           </w:r>
           <w:r>
             <w:rPr>
-              <w:rFonts w:hint="eastAsia" w:ascii="宋体" w:hAnsi="宋体" w:eastAsia="宋体" w:cs="宋体"/>
+              <w:rFonts w:ascii="宋体" w:eastAsia="宋体" w:hAnsi="宋体" w:cs="宋体" w:hint="eastAsia"/>
               <w:szCs w:val="24"/>
             </w:rPr>
             <w:instrText xml:space="preserve"> HYPERLINK \l _Toc3452 </w:instrText>
           </w:r>
           <w:r>
             <w:rPr>
-              <w:rFonts w:hint="eastAsia" w:ascii="宋体" w:hAnsi="宋体" w:eastAsia="宋体" w:cs="宋体"/>
+              <w:rFonts w:ascii="宋体" w:eastAsia="宋体" w:hAnsi="宋体" w:cs="宋体" w:hint="eastAsia"/>
               <w:szCs w:val="24"/>
             </w:rPr>
             <w:fldChar w:fldCharType="separate"/>
@@ -2081,7 +1976,7 @@
           </w:r>
           <w:r>
             <w:rPr>
-              <w:rFonts w:hint="eastAsia" w:ascii="宋体" w:hAnsi="宋体" w:eastAsia="宋体" w:cs="宋体"/>
+              <w:rFonts w:ascii="宋体" w:eastAsia="宋体" w:hAnsi="宋体" w:cs="宋体" w:hint="eastAsia"/>
               <w:szCs w:val="24"/>
             </w:rPr>
             <w:fldChar w:fldCharType="end"/>
@@ -2089,28 +1984,28 @@
         </w:p>
         <w:p>
           <w:pPr>
-            <w:pStyle w:val="17"/>
+            <w:pStyle w:val="TOC2"/>
             <w:tabs>
               <w:tab w:val="right" w:leader="dot" w:pos="8306"/>
             </w:tabs>
           </w:pPr>
           <w:r>
             <w:rPr>
-              <w:rFonts w:hint="eastAsia" w:ascii="宋体" w:hAnsi="宋体" w:eastAsia="宋体" w:cs="宋体"/>
+              <w:rFonts w:ascii="宋体" w:eastAsia="宋体" w:hAnsi="宋体" w:cs="宋体" w:hint="eastAsia"/>
               <w:szCs w:val="24"/>
             </w:rPr>
             <w:fldChar w:fldCharType="begin"/>
           </w:r>
           <w:r>
             <w:rPr>
-              <w:rFonts w:hint="eastAsia" w:ascii="宋体" w:hAnsi="宋体" w:eastAsia="宋体" w:cs="宋体"/>
+              <w:rFonts w:ascii="宋体" w:eastAsia="宋体" w:hAnsi="宋体" w:cs="宋体" w:hint="eastAsia"/>
               <w:szCs w:val="24"/>
             </w:rPr>
             <w:instrText xml:space="preserve"> HYPERLINK \l _Toc20374 </w:instrText>
           </w:r>
           <w:r>
             <w:rPr>
-              <w:rFonts w:hint="eastAsia" w:ascii="宋体" w:hAnsi="宋体" w:eastAsia="宋体" w:cs="宋体"/>
+              <w:rFonts w:ascii="宋体" w:eastAsia="宋体" w:hAnsi="宋体" w:cs="宋体" w:hint="eastAsia"/>
               <w:szCs w:val="24"/>
             </w:rPr>
             <w:fldChar w:fldCharType="separate"/>
@@ -2142,7 +2037,7 @@
           </w:r>
           <w:r>
             <w:rPr>
-              <w:rFonts w:hint="eastAsia" w:ascii="宋体" w:hAnsi="宋体" w:eastAsia="宋体" w:cs="宋体"/>
+              <w:rFonts w:ascii="宋体" w:eastAsia="宋体" w:hAnsi="宋体" w:cs="宋体" w:hint="eastAsia"/>
               <w:szCs w:val="24"/>
             </w:rPr>
             <w:fldChar w:fldCharType="end"/>
@@ -2150,28 +2045,28 @@
         </w:p>
         <w:p>
           <w:pPr>
-            <w:pStyle w:val="17"/>
+            <w:pStyle w:val="TOC2"/>
             <w:tabs>
               <w:tab w:val="right" w:leader="dot" w:pos="8306"/>
             </w:tabs>
           </w:pPr>
           <w:r>
             <w:rPr>
-              <w:rFonts w:hint="eastAsia" w:ascii="宋体" w:hAnsi="宋体" w:eastAsia="宋体" w:cs="宋体"/>
+              <w:rFonts w:ascii="宋体" w:eastAsia="宋体" w:hAnsi="宋体" w:cs="宋体" w:hint="eastAsia"/>
               <w:szCs w:val="24"/>
             </w:rPr>
             <w:fldChar w:fldCharType="begin"/>
           </w:r>
           <w:r>
             <w:rPr>
-              <w:rFonts w:hint="eastAsia" w:ascii="宋体" w:hAnsi="宋体" w:eastAsia="宋体" w:cs="宋体"/>
+              <w:rFonts w:ascii="宋体" w:eastAsia="宋体" w:hAnsi="宋体" w:cs="宋体" w:hint="eastAsia"/>
               <w:szCs w:val="24"/>
             </w:rPr>
             <w:instrText xml:space="preserve"> HYPERLINK \l _Toc9208 </w:instrText>
           </w:r>
           <w:r>
             <w:rPr>
-              <w:rFonts w:hint="eastAsia" w:ascii="宋体" w:hAnsi="宋体" w:eastAsia="宋体" w:cs="宋体"/>
+              <w:rFonts w:ascii="宋体" w:eastAsia="宋体" w:hAnsi="宋体" w:cs="宋体" w:hint="eastAsia"/>
               <w:szCs w:val="24"/>
             </w:rPr>
             <w:fldChar w:fldCharType="separate"/>
@@ -2203,7 +2098,7 @@
           </w:r>
           <w:r>
             <w:rPr>
-              <w:rFonts w:hint="eastAsia" w:ascii="宋体" w:hAnsi="宋体" w:eastAsia="宋体" w:cs="宋体"/>
+              <w:rFonts w:ascii="宋体" w:eastAsia="宋体" w:hAnsi="宋体" w:cs="宋体" w:hint="eastAsia"/>
               <w:szCs w:val="24"/>
             </w:rPr>
             <w:fldChar w:fldCharType="end"/>
@@ -2211,28 +2106,28 @@
         </w:p>
         <w:p>
           <w:pPr>
-            <w:pStyle w:val="17"/>
+            <w:pStyle w:val="TOC2"/>
             <w:tabs>
               <w:tab w:val="right" w:leader="dot" w:pos="8306"/>
             </w:tabs>
           </w:pPr>
           <w:r>
             <w:rPr>
-              <w:rFonts w:hint="eastAsia" w:ascii="宋体" w:hAnsi="宋体" w:eastAsia="宋体" w:cs="宋体"/>
+              <w:rFonts w:ascii="宋体" w:eastAsia="宋体" w:hAnsi="宋体" w:cs="宋体" w:hint="eastAsia"/>
               <w:szCs w:val="24"/>
             </w:rPr>
             <w:fldChar w:fldCharType="begin"/>
           </w:r>
           <w:r>
             <w:rPr>
-              <w:rFonts w:hint="eastAsia" w:ascii="宋体" w:hAnsi="宋体" w:eastAsia="宋体" w:cs="宋体"/>
+              <w:rFonts w:ascii="宋体" w:eastAsia="宋体" w:hAnsi="宋体" w:cs="宋体" w:hint="eastAsia"/>
               <w:szCs w:val="24"/>
             </w:rPr>
             <w:instrText xml:space="preserve"> HYPERLINK \l _Toc4524 </w:instrText>
           </w:r>
           <w:r>
             <w:rPr>
-              <w:rFonts w:hint="eastAsia" w:ascii="宋体" w:hAnsi="宋体" w:eastAsia="宋体" w:cs="宋体"/>
+              <w:rFonts w:ascii="宋体" w:eastAsia="宋体" w:hAnsi="宋体" w:cs="宋体" w:hint="eastAsia"/>
               <w:szCs w:val="24"/>
             </w:rPr>
             <w:fldChar w:fldCharType="separate"/>
@@ -2264,7 +2159,7 @@
           </w:r>
           <w:r>
             <w:rPr>
-              <w:rFonts w:hint="eastAsia" w:ascii="宋体" w:hAnsi="宋体" w:eastAsia="宋体" w:cs="宋体"/>
+              <w:rFonts w:ascii="宋体" w:eastAsia="宋体" w:hAnsi="宋体" w:cs="宋体" w:hint="eastAsia"/>
               <w:szCs w:val="24"/>
             </w:rPr>
             <w:fldChar w:fldCharType="end"/>
@@ -2272,28 +2167,28 @@
         </w:p>
         <w:p>
           <w:pPr>
-            <w:pStyle w:val="17"/>
+            <w:pStyle w:val="TOC2"/>
             <w:tabs>
               <w:tab w:val="right" w:leader="dot" w:pos="8306"/>
             </w:tabs>
           </w:pPr>
           <w:r>
             <w:rPr>
-              <w:rFonts w:hint="eastAsia" w:ascii="宋体" w:hAnsi="宋体" w:eastAsia="宋体" w:cs="宋体"/>
+              <w:rFonts w:ascii="宋体" w:eastAsia="宋体" w:hAnsi="宋体" w:cs="宋体" w:hint="eastAsia"/>
               <w:szCs w:val="24"/>
             </w:rPr>
             <w:fldChar w:fldCharType="begin"/>
           </w:r>
           <w:r>
             <w:rPr>
-              <w:rFonts w:hint="eastAsia" w:ascii="宋体" w:hAnsi="宋体" w:eastAsia="宋体" w:cs="宋体"/>
+              <w:rFonts w:ascii="宋体" w:eastAsia="宋体" w:hAnsi="宋体" w:cs="宋体" w:hint="eastAsia"/>
               <w:szCs w:val="24"/>
             </w:rPr>
             <w:instrText xml:space="preserve"> HYPERLINK \l _Toc5938 </w:instrText>
           </w:r>
           <w:r>
             <w:rPr>
-              <w:rFonts w:hint="eastAsia" w:ascii="宋体" w:hAnsi="宋体" w:eastAsia="宋体" w:cs="宋体"/>
+              <w:rFonts w:ascii="宋体" w:eastAsia="宋体" w:hAnsi="宋体" w:cs="宋体" w:hint="eastAsia"/>
               <w:szCs w:val="24"/>
             </w:rPr>
             <w:fldChar w:fldCharType="separate"/>
@@ -2325,7 +2220,7 @@
           </w:r>
           <w:r>
             <w:rPr>
-              <w:rFonts w:hint="eastAsia" w:ascii="宋体" w:hAnsi="宋体" w:eastAsia="宋体" w:cs="宋体"/>
+              <w:rFonts w:ascii="宋体" w:eastAsia="宋体" w:hAnsi="宋体" w:cs="宋体" w:hint="eastAsia"/>
               <w:szCs w:val="24"/>
             </w:rPr>
             <w:fldChar w:fldCharType="end"/>
@@ -2333,28 +2228,28 @@
         </w:p>
         <w:p>
           <w:pPr>
-            <w:pStyle w:val="17"/>
+            <w:pStyle w:val="TOC2"/>
             <w:tabs>
               <w:tab w:val="right" w:leader="dot" w:pos="8306"/>
             </w:tabs>
           </w:pPr>
           <w:r>
             <w:rPr>
-              <w:rFonts w:hint="eastAsia" w:ascii="宋体" w:hAnsi="宋体" w:eastAsia="宋体" w:cs="宋体"/>
+              <w:rFonts w:ascii="宋体" w:eastAsia="宋体" w:hAnsi="宋体" w:cs="宋体" w:hint="eastAsia"/>
               <w:szCs w:val="24"/>
             </w:rPr>
             <w:fldChar w:fldCharType="begin"/>
           </w:r>
           <w:r>
             <w:rPr>
-              <w:rFonts w:hint="eastAsia" w:ascii="宋体" w:hAnsi="宋体" w:eastAsia="宋体" w:cs="宋体"/>
+              <w:rFonts w:ascii="宋体" w:eastAsia="宋体" w:hAnsi="宋体" w:cs="宋体" w:hint="eastAsia"/>
               <w:szCs w:val="24"/>
             </w:rPr>
             <w:instrText xml:space="preserve"> HYPERLINK \l _Toc11564 </w:instrText>
           </w:r>
           <w:r>
             <w:rPr>
-              <w:rFonts w:hint="eastAsia" w:ascii="宋体" w:hAnsi="宋体" w:eastAsia="宋体" w:cs="宋体"/>
+              <w:rFonts w:ascii="宋体" w:eastAsia="宋体" w:hAnsi="宋体" w:cs="宋体" w:hint="eastAsia"/>
               <w:szCs w:val="24"/>
             </w:rPr>
             <w:fldChar w:fldCharType="separate"/>
@@ -2386,7 +2281,7 @@
           </w:r>
           <w:r>
             <w:rPr>
-              <w:rFonts w:hint="eastAsia" w:ascii="宋体" w:hAnsi="宋体" w:eastAsia="宋体" w:cs="宋体"/>
+              <w:rFonts w:ascii="宋体" w:eastAsia="宋体" w:hAnsi="宋体" w:cs="宋体" w:hint="eastAsia"/>
               <w:szCs w:val="24"/>
             </w:rPr>
             <w:fldChar w:fldCharType="end"/>
@@ -2394,28 +2289,28 @@
         </w:p>
         <w:p>
           <w:pPr>
-            <w:pStyle w:val="16"/>
+            <w:pStyle w:val="TOC1"/>
             <w:tabs>
               <w:tab w:val="right" w:leader="dot" w:pos="8306"/>
             </w:tabs>
           </w:pPr>
           <w:r>
             <w:rPr>
-              <w:rFonts w:hint="eastAsia" w:ascii="宋体" w:hAnsi="宋体" w:eastAsia="宋体" w:cs="宋体"/>
+              <w:rFonts w:ascii="宋体" w:eastAsia="宋体" w:hAnsi="宋体" w:cs="宋体" w:hint="eastAsia"/>
               <w:szCs w:val="24"/>
             </w:rPr>
             <w:fldChar w:fldCharType="begin"/>
           </w:r>
           <w:r>
             <w:rPr>
-              <w:rFonts w:hint="eastAsia" w:ascii="宋体" w:hAnsi="宋体" w:eastAsia="宋体" w:cs="宋体"/>
+              <w:rFonts w:ascii="宋体" w:eastAsia="宋体" w:hAnsi="宋体" w:cs="宋体" w:hint="eastAsia"/>
               <w:szCs w:val="24"/>
             </w:rPr>
             <w:instrText xml:space="preserve"> HYPERLINK \l _Toc78 </w:instrText>
           </w:r>
           <w:r>
             <w:rPr>
-              <w:rFonts w:hint="eastAsia" w:ascii="宋体" w:hAnsi="宋体" w:eastAsia="宋体" w:cs="宋体"/>
+              <w:rFonts w:ascii="宋体" w:eastAsia="宋体" w:hAnsi="宋体" w:cs="宋体" w:hint="eastAsia"/>
               <w:szCs w:val="24"/>
             </w:rPr>
             <w:fldChar w:fldCharType="separate"/>
@@ -2447,7 +2342,7 @@
           </w:r>
           <w:r>
             <w:rPr>
-              <w:rFonts w:hint="eastAsia" w:ascii="宋体" w:hAnsi="宋体" w:eastAsia="宋体" w:cs="宋体"/>
+              <w:rFonts w:ascii="宋体" w:eastAsia="宋体" w:hAnsi="宋体" w:cs="宋体" w:hint="eastAsia"/>
               <w:szCs w:val="24"/>
             </w:rPr>
             <w:fldChar w:fldCharType="end"/>
@@ -2455,28 +2350,28 @@
         </w:p>
         <w:p>
           <w:pPr>
-            <w:pStyle w:val="16"/>
+            <w:pStyle w:val="TOC1"/>
             <w:tabs>
               <w:tab w:val="right" w:leader="dot" w:pos="8306"/>
             </w:tabs>
           </w:pPr>
           <w:r>
             <w:rPr>
-              <w:rFonts w:hint="eastAsia" w:ascii="宋体" w:hAnsi="宋体" w:eastAsia="宋体" w:cs="宋体"/>
+              <w:rFonts w:ascii="宋体" w:eastAsia="宋体" w:hAnsi="宋体" w:cs="宋体" w:hint="eastAsia"/>
               <w:szCs w:val="24"/>
             </w:rPr>
             <w:fldChar w:fldCharType="begin"/>
           </w:r>
           <w:r>
             <w:rPr>
-              <w:rFonts w:hint="eastAsia" w:ascii="宋体" w:hAnsi="宋体" w:eastAsia="宋体" w:cs="宋体"/>
+              <w:rFonts w:ascii="宋体" w:eastAsia="宋体" w:hAnsi="宋体" w:cs="宋体" w:hint="eastAsia"/>
               <w:szCs w:val="24"/>
             </w:rPr>
             <w:instrText xml:space="preserve"> HYPERLINK \l _Toc28070 </w:instrText>
           </w:r>
           <w:r>
             <w:rPr>
-              <w:rFonts w:hint="eastAsia" w:ascii="宋体" w:hAnsi="宋体" w:eastAsia="宋体" w:cs="宋体"/>
+              <w:rFonts w:ascii="宋体" w:eastAsia="宋体" w:hAnsi="宋体" w:cs="宋体" w:hint="eastAsia"/>
               <w:szCs w:val="24"/>
             </w:rPr>
             <w:fldChar w:fldCharType="separate"/>
@@ -2508,7 +2403,7 @@
           </w:r>
           <w:r>
             <w:rPr>
-              <w:rFonts w:hint="eastAsia" w:ascii="宋体" w:hAnsi="宋体" w:eastAsia="宋体" w:cs="宋体"/>
+              <w:rFonts w:ascii="宋体" w:eastAsia="宋体" w:hAnsi="宋体" w:cs="宋体" w:hint="eastAsia"/>
               <w:szCs w:val="24"/>
             </w:rPr>
             <w:fldChar w:fldCharType="end"/>
@@ -2531,7 +2426,7 @@
             <w:snapToGrid w:val="0"/>
             <w:textAlignment w:val="baseline"/>
             <w:rPr>
-              <w:rFonts w:hint="eastAsia" w:ascii="宋体" w:hAnsi="宋体" w:eastAsia="宋体" w:cs="宋体"/>
+              <w:rFonts w:ascii="宋体" w:eastAsia="宋体" w:hAnsi="宋体" w:cs="宋体" w:hint="eastAsia"/>
               <w:snapToGrid w:val="0"/>
               <w:color w:val="000000"/>
               <w:kern w:val="0"/>
@@ -2542,7 +2437,7 @@
           </w:pPr>
           <w:r>
             <w:rPr>
-              <w:rFonts w:hint="eastAsia" w:ascii="宋体" w:hAnsi="宋体" w:eastAsia="宋体" w:cs="宋体"/>
+              <w:rFonts w:ascii="宋体" w:eastAsia="宋体" w:hAnsi="宋体" w:cs="宋体" w:hint="eastAsia"/>
               <w:szCs w:val="24"/>
             </w:rPr>
             <w:fldChar w:fldCharType="end"/>
@@ -2567,7 +2462,7 @@
         <w:snapToGrid w:val="0"/>
         <w:textAlignment w:val="baseline"/>
         <w:rPr>
-          <w:rFonts w:ascii="Arial" w:hAnsi="Arial" w:eastAsia="Arial" w:cs="Arial"/>
+          <w:rFonts w:ascii="Arial" w:eastAsia="Arial" w:hAnsi="Arial" w:cs="Arial"/>
           <w:snapToGrid w:val="0"/>
           <w:color w:val="000000"/>
           <w:kern w:val="0"/>
@@ -2578,7 +2473,7 @@
       </w:pPr>
       <w:r>
         <w:rPr>
-          <w:rFonts w:ascii="Arial" w:hAnsi="Arial" w:eastAsia="Arial" w:cs="Arial"/>
+          <w:rFonts w:ascii="Arial" w:eastAsia="Arial" w:hAnsi="Arial" w:cs="Arial"/>
           <w:snapToGrid w:val="0"/>
           <w:color w:val="000000"/>
           <w:kern w:val="0"/>
@@ -2591,7 +2486,7 @@
     </w:p>
     <w:p>
       <w:pPr>
-        <w:pStyle w:val="28"/>
+        <w:pStyle w:val="1"/>
         <w:keepNext w:val="0"/>
         <w:keepLines w:val="0"/>
         <w:pageBreakBefore w:val="0"/>
@@ -2611,7 +2506,7 @@
           <w:lang w:val="en-US" w:eastAsia="zh-CN"/>
         </w:rPr>
       </w:pPr>
-      <w:bookmarkStart w:id="2" w:name="_Toc4706"/>
+      <w:bookmarkStart w:id="3" w:name="_Toc4706"/>
       <w:r>
         <w:rPr>
           <w:rFonts w:hint="default"/>
@@ -2619,11 +2514,11 @@
         </w:rPr>
         <w:t>会议基本信息</w:t>
       </w:r>
-      <w:bookmarkEnd w:id="2"/>
+      <w:bookmarkEnd w:id="3"/>
     </w:p>
     <w:p>
       <w:pPr>
-        <w:pStyle w:val="29"/>
+        <w:pStyle w:val="a1"/>
         <w:keepNext w:val="0"/>
         <w:keepLines w:val="0"/>
         <w:pageBreakBefore w:val="0"/>
@@ -2650,22 +2545,10 @@
         </w:rPr>
         <w:t>会议主题：“中国广电重庆BOSS系统存储维保项目”实施与运维过程框架设计会</w:t>
       </w:r>
-      <w:r>
-        <w:rPr>
-          <w:rFonts w:hint="eastAsia"/>
-          <w:lang w:val="en-US" w:eastAsia="zh-CN"/>
-        </w:rPr>
-      </w:r>
-      <w:r>
-        <w:rPr>
-          <w:rFonts w:hint="default"/>
-          <w:lang w:val="en-US" w:eastAsia="zh-CN"/>
-        </w:rPr>
-      </w:r>
     </w:p>
     <w:p>
       <w:pPr>
-        <w:pStyle w:val="29"/>
+        <w:pStyle w:val="a1"/>
         <w:keepNext w:val="0"/>
         <w:keepLines w:val="0"/>
         <w:pageBreakBefore w:val="0"/>
@@ -2737,7 +2620,7 @@
     </w:p>
     <w:p>
       <w:pPr>
-        <w:pStyle w:val="29"/>
+        <w:pStyle w:val="a1"/>
         <w:keepNext w:val="0"/>
         <w:keepLines w:val="0"/>
         <w:pageBreakBefore w:val="0"/>
@@ -2767,7 +2650,7 @@
     </w:p>
     <w:p>
       <w:pPr>
-        <w:pStyle w:val="29"/>
+        <w:pStyle w:val="a1"/>
         <w:keepNext w:val="0"/>
         <w:keepLines w:val="0"/>
         <w:pageBreakBefore w:val="0"/>
@@ -2797,7 +2680,7 @@
     </w:p>
     <w:p>
       <w:pPr>
-        <w:pStyle w:val="29"/>
+        <w:pStyle w:val="a1"/>
         <w:keepNext w:val="0"/>
         <w:keepLines w:val="0"/>
         <w:pageBreakBefore w:val="0"/>
@@ -2827,7 +2710,7 @@
     </w:p>
     <w:p>
       <w:pPr>
-        <w:pStyle w:val="29"/>
+        <w:pStyle w:val="a1"/>
         <w:keepNext w:val="0"/>
         <w:keepLines w:val="0"/>
         <w:pageBreakBefore w:val="0"/>
@@ -2854,16 +2737,10 @@
         </w:rPr>
         <w:t>甲方：中国广电重庆网络股份有限公司业务人员</w:t>
       </w:r>
-      <w:r>
-        <w:rPr>
-          <w:rFonts w:hint="eastAsia"/>
-          <w:lang w:val="en-US" w:eastAsia="zh-CN"/>
-        </w:rPr>
-      </w:r>
     </w:p>
     <w:p>
       <w:pPr>
-        <w:pStyle w:val="29"/>
+        <w:pStyle w:val="a1"/>
         <w:keepNext w:val="0"/>
         <w:keepLines w:val="0"/>
         <w:pageBreakBefore w:val="0"/>
@@ -2890,28 +2767,10 @@
         </w:rPr>
         <w:t>乙方：（重庆市鹧鸪哨信息技术有限责任公司）：宋海滨、刘长凡、刘霞</w:t>
       </w:r>
-      <w:r>
-        <w:rPr>
-          <w:rFonts w:hint="eastAsia"/>
-          <w:lang w:val="en-US" w:eastAsia="zh-CN"/>
-        </w:rPr>
-      </w:r>
-      <w:r>
-        <w:rPr>
-          <w:rFonts w:hint="default"/>
-          <w:lang w:val="en-US" w:eastAsia="zh-CN"/>
-        </w:rPr>
-      </w:r>
-      <w:r>
-        <w:rPr>
-          <w:rFonts w:hint="eastAsia"/>
-          <w:lang w:val="en-US" w:eastAsia="zh-CN"/>
-        </w:rPr>
-      </w:r>
     </w:p>
     <w:p>
       <w:pPr>
-        <w:pStyle w:val="29"/>
+        <w:pStyle w:val="a1"/>
         <w:keepNext w:val="0"/>
         <w:keepLines w:val="0"/>
         <w:pageBreakBefore w:val="0"/>
@@ -2938,16 +2797,10 @@
         </w:rPr>
         <w:t>记录人：刘霞</w:t>
       </w:r>
-      <w:r>
-        <w:rPr>
-          <w:rFonts w:hint="eastAsia"/>
-          <w:lang w:val="en-US" w:eastAsia="zh-CN"/>
-        </w:rPr>
-      </w:r>
     </w:p>
     <w:p>
       <w:pPr>
-        <w:pStyle w:val="28"/>
+        <w:pStyle w:val="1"/>
         <w:keepNext w:val="0"/>
         <w:keepLines w:val="0"/>
         <w:pageBreakBefore w:val="0"/>
@@ -2967,7 +2820,7 @@
           <w:lang w:val="en-US" w:eastAsia="zh-CN"/>
         </w:rPr>
       </w:pPr>
-      <w:bookmarkStart w:id="3" w:name="_Toc27125"/>
+      <w:bookmarkStart w:id="4" w:name="_Toc27125"/>
       <w:r>
         <w:rPr>
           <w:rFonts w:hint="default"/>
@@ -2975,11 +2828,11 @@
         </w:rPr>
         <w:t>会议议程与目的</w:t>
       </w:r>
-      <w:bookmarkEnd w:id="3"/>
+      <w:bookmarkEnd w:id="4"/>
     </w:p>
     <w:p>
       <w:pPr>
-        <w:pStyle w:val="29"/>
+        <w:pStyle w:val="a1"/>
         <w:keepNext w:val="0"/>
         <w:keepLines w:val="0"/>
         <w:pageBreakBefore w:val="0"/>
@@ -3006,22 +2859,10 @@
         </w:rPr>
         <w:t>本次会议旨在为“中国广电重庆BOSS系统存储维保项目”建立清晰的过程管理框架，明确项目实施、验收及未来五年运维服务期间的关键流程、双方职责与协作接口，确保项目交付物清晰、过程可控、协作顺畅。</w:t>
       </w:r>
-      <w:r>
-        <w:rPr>
-          <w:rFonts w:hint="eastAsia"/>
-          <w:lang w:val="en-US" w:eastAsia="zh-CN"/>
-        </w:rPr>
-      </w:r>
-      <w:r>
-        <w:rPr>
-          <w:rFonts w:hint="default"/>
-          <w:lang w:val="en-US" w:eastAsia="zh-CN"/>
-        </w:rPr>
-      </w:r>
     </w:p>
     <w:p>
       <w:pPr>
-        <w:pStyle w:val="28"/>
+        <w:pStyle w:val="1"/>
         <w:keepNext w:val="0"/>
         <w:keepLines w:val="0"/>
         <w:pageBreakBefore w:val="0"/>
@@ -3041,7 +2882,7 @@
           <w:lang w:val="en-US" w:eastAsia="zh-CN"/>
         </w:rPr>
       </w:pPr>
-      <w:bookmarkStart w:id="4" w:name="_Toc22636"/>
+      <w:bookmarkStart w:id="5" w:name="_Toc22636"/>
       <w:r>
         <w:rPr>
           <w:rFonts w:hint="default"/>
@@ -3049,11 +2890,11 @@
         </w:rPr>
         <w:t>主要内容与决议</w:t>
       </w:r>
-      <w:bookmarkEnd w:id="4"/>
+      <w:bookmarkEnd w:id="5"/>
     </w:p>
     <w:p>
       <w:pPr>
-        <w:pStyle w:val="29"/>
+        <w:pStyle w:val="a1"/>
         <w:keepNext w:val="0"/>
         <w:keepLines w:val="0"/>
         <w:pageBreakBefore w:val="0"/>
@@ -3083,7 +2924,7 @@
     </w:p>
     <w:p>
       <w:pPr>
-        <w:pStyle w:val="30"/>
+        <w:pStyle w:val="2"/>
         <w:keepNext w:val="0"/>
         <w:keepLines w:val="0"/>
         <w:pageBreakBefore w:val="0"/>
@@ -3103,7 +2944,7 @@
           <w:lang w:val="en-US" w:eastAsia="zh-CN"/>
         </w:rPr>
       </w:pPr>
-      <w:bookmarkStart w:id="5" w:name="_Toc28008"/>
+      <w:bookmarkStart w:id="6" w:name="_Toc28008"/>
       <w:r>
         <w:rPr>
           <w:rFonts w:hint="default"/>
@@ -3111,11 +2952,11 @@
         </w:rPr>
         <w:t>核心管控过程识别</w:t>
       </w:r>
-      <w:bookmarkEnd w:id="5"/>
+      <w:bookmarkEnd w:id="6"/>
     </w:p>
     <w:p>
       <w:pPr>
-        <w:pStyle w:val="29"/>
+        <w:pStyle w:val="a1"/>
         <w:keepNext w:val="0"/>
         <w:keepLines w:val="0"/>
         <w:pageBreakBefore w:val="0"/>
@@ -3145,7 +2986,7 @@
     </w:p>
     <w:p>
       <w:pPr>
-        <w:pStyle w:val="30"/>
+        <w:pStyle w:val="2"/>
         <w:keepNext w:val="0"/>
         <w:keepLines w:val="0"/>
         <w:pageBreakBefore w:val="0"/>
@@ -3165,7 +3006,7 @@
           <w:lang w:val="en-US" w:eastAsia="zh-CN"/>
         </w:rPr>
       </w:pPr>
-      <w:bookmarkStart w:id="6" w:name="_Toc3452"/>
+      <w:bookmarkStart w:id="7" w:name="_Toc3452"/>
       <w:r>
         <w:rPr>
           <w:rFonts w:hint="default"/>
@@ -3173,11 +3014,11 @@
         </w:rPr>
         <w:t>关键流程设计与接口定义</w:t>
       </w:r>
-      <w:bookmarkEnd w:id="6"/>
+      <w:bookmarkEnd w:id="7"/>
     </w:p>
     <w:p>
       <w:pPr>
-        <w:pStyle w:val="30"/>
+        <w:pStyle w:val="2"/>
         <w:keepNext w:val="0"/>
         <w:keepLines w:val="0"/>
         <w:pageBreakBefore w:val="0"/>
@@ -3197,7 +3038,7 @@
           <w:lang w:val="en-US" w:eastAsia="zh-CN"/>
         </w:rPr>
       </w:pPr>
-      <w:bookmarkStart w:id="7" w:name="_Toc20374"/>
+      <w:bookmarkStart w:id="8" w:name="_Toc20374"/>
       <w:r>
         <w:rPr>
           <w:rFonts w:hint="default"/>
@@ -3205,11 +3046,11 @@
         </w:rPr>
         <w:t>验收流程</w:t>
       </w:r>
-      <w:bookmarkEnd w:id="7"/>
+      <w:bookmarkEnd w:id="8"/>
     </w:p>
     <w:p>
       <w:pPr>
-        <w:pStyle w:val="29"/>
+        <w:pStyle w:val="a1"/>
         <w:keepNext w:val="0"/>
         <w:keepLines w:val="0"/>
         <w:pageBreakBefore w:val="0"/>
@@ -3253,7 +3094,7 @@
     </w:p>
     <w:p>
       <w:pPr>
-        <w:pStyle w:val="30"/>
+        <w:pStyle w:val="2"/>
         <w:keepNext w:val="0"/>
         <w:keepLines w:val="0"/>
         <w:pageBreakBefore w:val="0"/>
@@ -3273,7 +3114,7 @@
           <w:lang w:val="en-US" w:eastAsia="zh-CN"/>
         </w:rPr>
       </w:pPr>
-      <w:bookmarkStart w:id="8" w:name="_Toc9208"/>
+      <w:bookmarkStart w:id="9" w:name="_Toc9208"/>
       <w:r>
         <w:rPr>
           <w:rFonts w:hint="default"/>
@@ -3281,11 +3122,11 @@
         </w:rPr>
         <w:t>付款流程</w:t>
       </w:r>
-      <w:bookmarkEnd w:id="8"/>
+      <w:bookmarkEnd w:id="9"/>
     </w:p>
     <w:p>
       <w:pPr>
-        <w:pStyle w:val="29"/>
+        <w:pStyle w:val="a1"/>
         <w:keepNext w:val="0"/>
         <w:keepLines w:val="0"/>
         <w:pageBreakBefore w:val="0"/>
@@ -3338,12 +3179,12 @@
           <w:rFonts w:hint="default"/>
           <w:lang w:val="en-US" w:eastAsia="zh-CN"/>
         </w:rPr>
-        <w:t>0%）。每一笔支付申请必须由乙方项目部长发起，并附带经甲方项目部长书面确认的里程碑完成证明（如到货签收单、试运行通过报告、最终验收报告、符合要求的质保函）。</w:t>
+        <w:t>0%）。每一笔支付申请必须由乙方项目经理发起，并附带经甲方项目经理书面确认的里程碑完成证明（如到货签收单、试运行通过报告、最终验收报告、符合要求的质保函）。</w:t>
       </w:r>
     </w:p>
     <w:p>
       <w:pPr>
-        <w:pStyle w:val="29"/>
+        <w:pStyle w:val="a1"/>
         <w:keepNext w:val="0"/>
         <w:keepLines w:val="0"/>
         <w:pageBreakBefore w:val="0"/>
@@ -3373,7 +3214,7 @@
     </w:p>
     <w:p>
       <w:pPr>
-        <w:pStyle w:val="30"/>
+        <w:pStyle w:val="2"/>
         <w:keepNext w:val="0"/>
         <w:keepLines w:val="0"/>
         <w:pageBreakBefore w:val="0"/>
@@ -3393,7 +3234,7 @@
           <w:lang w:val="en-US" w:eastAsia="zh-CN"/>
         </w:rPr>
       </w:pPr>
-      <w:bookmarkStart w:id="9" w:name="_Toc4524"/>
+      <w:bookmarkStart w:id="10" w:name="_Toc4524"/>
       <w:r>
         <w:rPr>
           <w:rFonts w:hint="default"/>
@@ -3401,11 +3242,11 @@
         </w:rPr>
         <w:t>运维服务流程</w:t>
       </w:r>
-      <w:bookmarkEnd w:id="9"/>
+      <w:bookmarkEnd w:id="10"/>
     </w:p>
     <w:p>
       <w:pPr>
-        <w:pStyle w:val="29"/>
+        <w:pStyle w:val="a1"/>
         <w:keepNext w:val="0"/>
         <w:keepLines w:val="0"/>
         <w:pageBreakBefore w:val="0"/>
@@ -3435,7 +3276,7 @@
     </w:p>
     <w:p>
       <w:pPr>
-        <w:pStyle w:val="30"/>
+        <w:pStyle w:val="2"/>
         <w:keepNext w:val="0"/>
         <w:keepLines w:val="0"/>
         <w:pageBreakBefore w:val="0"/>
@@ -3455,7 +3296,7 @@
           <w:lang w:val="en-US" w:eastAsia="zh-CN"/>
         </w:rPr>
       </w:pPr>
-      <w:bookmarkStart w:id="10" w:name="_Toc5938"/>
+      <w:bookmarkStart w:id="11" w:name="_Toc5938"/>
       <w:r>
         <w:rPr>
           <w:rFonts w:hint="default"/>
@@ -3463,11 +3304,11 @@
         </w:rPr>
         <w:t>知识资产管理流程</w:t>
       </w:r>
-      <w:bookmarkEnd w:id="10"/>
+      <w:bookmarkEnd w:id="11"/>
     </w:p>
     <w:p>
       <w:pPr>
-        <w:pStyle w:val="29"/>
+        <w:pStyle w:val="a1"/>
         <w:keepNext w:val="0"/>
         <w:keepLines w:val="0"/>
         <w:pageBreakBefore w:val="0"/>
@@ -3492,12 +3333,12 @@
           <w:rFonts w:hint="default"/>
           <w:lang w:val="en-US" w:eastAsia="zh-CN"/>
         </w:rPr>
-        <w:t>乙方在项目各阶段交付的技术文档、操作手册、培训教材等，均需提交至甲方项目部长统一归档。对于合同约定的知识产权交付物，乙方需在最终验收前提供最终版交付物清单。</w:t>
+        <w:t>乙方在项目各阶段交付的技术文档、操作手册、培训教材等，均需提交至甲方项目经理统一归档。对于合同约定的知识产权交付物，乙方需在最终验收前提供最终版交付物清单。</w:t>
       </w:r>
     </w:p>
     <w:p>
       <w:pPr>
-        <w:pStyle w:val="30"/>
+        <w:pStyle w:val="2"/>
         <w:keepNext w:val="0"/>
         <w:keepLines w:val="0"/>
         <w:pageBreakBefore w:val="0"/>
@@ -3517,7 +3358,7 @@
           <w:lang w:val="en-US" w:eastAsia="zh-CN"/>
         </w:rPr>
       </w:pPr>
-      <w:bookmarkStart w:id="11" w:name="_Toc11564"/>
+      <w:bookmarkStart w:id="12" w:name="_Toc11564"/>
       <w:r>
         <w:rPr>
           <w:rFonts w:hint="default"/>
@@ -3525,11 +3366,11 @@
         </w:rPr>
         <w:t>角色与职责明确</w:t>
       </w:r>
-      <w:bookmarkEnd w:id="11"/>
+      <w:bookmarkEnd w:id="12"/>
     </w:p>
     <w:p>
       <w:pPr>
-        <w:pStyle w:val="29"/>
+        <w:pStyle w:val="a1"/>
         <w:keepNext w:val="0"/>
         <w:keepLines w:val="0"/>
         <w:pageBreakBefore w:val="0"/>
@@ -3554,12 +3395,12 @@
           <w:rFonts w:hint="default"/>
           <w:lang w:val="en-US" w:eastAsia="zh-CN"/>
         </w:rPr>
-        <w:t>甲方项目部长：为甲方唯一对接接口人，负责整体协调、确认所有项目里程碑、审核付款申请、批准变更请求。</w:t>
+        <w:t>甲方项目经理：为甲方唯一对接接口人，负责整体协调、确认所有项目里程碑、审核付款申请、批准变更请求。</w:t>
       </w:r>
     </w:p>
     <w:p>
       <w:pPr>
-        <w:pStyle w:val="29"/>
+        <w:pStyle w:val="a1"/>
         <w:keepNext w:val="0"/>
         <w:keepLines w:val="0"/>
         <w:pageBreakBefore w:val="0"/>
@@ -3589,7 +3430,7 @@
     </w:p>
     <w:p>
       <w:pPr>
-        <w:pStyle w:val="29"/>
+        <w:pStyle w:val="a1"/>
         <w:keepNext w:val="0"/>
         <w:keepLines w:val="0"/>
         <w:pageBreakBefore w:val="0"/>
@@ -3614,12 +3455,12 @@
           <w:rFonts w:hint="default"/>
           <w:lang w:val="en-US" w:eastAsia="zh-CN"/>
         </w:rPr>
-        <w:t>乙方项目部长：对项目交付成果负总责，负责提交交付物、发起变更与付款申请、定期汇报项目进度。</w:t>
+        <w:t>乙方项目经理：对项目交付成果负总责，负责提交交付物、发起变更与付款申请、定期汇报项目进度。</w:t>
       </w:r>
     </w:p>
     <w:p>
       <w:pPr>
-        <w:pStyle w:val="28"/>
+        <w:pStyle w:val="1"/>
         <w:keepNext w:val="0"/>
         <w:keepLines w:val="0"/>
         <w:pageBreakBefore w:val="0"/>
@@ -3639,7 +3480,7 @@
           <w:lang w:val="en-US" w:eastAsia="zh-CN"/>
         </w:rPr>
       </w:pPr>
-      <w:bookmarkStart w:id="12" w:name="_Toc78"/>
+      <w:bookmarkStart w:id="13" w:name="_Toc78"/>
       <w:r>
         <w:rPr>
           <w:rFonts w:hint="default"/>
@@ -3647,11 +3488,11 @@
         </w:rPr>
         <w:t>会议决议</w:t>
       </w:r>
-      <w:bookmarkEnd w:id="12"/>
+      <w:bookmarkEnd w:id="13"/>
     </w:p>
     <w:p>
       <w:pPr>
-        <w:pStyle w:val="29"/>
+        <w:pStyle w:val="a1"/>
         <w:keepNext w:val="0"/>
         <w:keepLines w:val="0"/>
         <w:pageBreakBefore w:val="0"/>
@@ -3681,7 +3522,7 @@
     </w:p>
     <w:p>
       <w:pPr>
-        <w:pStyle w:val="29"/>
+        <w:pStyle w:val="a1"/>
         <w:keepNext w:val="0"/>
         <w:keepLines w:val="0"/>
         <w:pageBreakBefore w:val="0"/>
@@ -3767,7 +3608,7 @@
     </w:p>
     <w:p>
       <w:pPr>
-        <w:pStyle w:val="29"/>
+        <w:pStyle w:val="a1"/>
         <w:keepNext w:val="0"/>
         <w:keepLines w:val="0"/>
         <w:pageBreakBefore w:val="0"/>
@@ -3797,14 +3638,14 @@
     </w:p>
     <w:p>
       <w:pPr>
-        <w:pStyle w:val="28"/>
+        <w:pStyle w:val="1"/>
         <w:bidi w:val="0"/>
         <w:rPr>
           <w:rFonts w:hint="default"/>
           <w:lang w:val="en-US" w:eastAsia="zh-CN"/>
         </w:rPr>
       </w:pPr>
-      <w:bookmarkStart w:id="13" w:name="_Toc28070"/>
+      <w:bookmarkStart w:id="14" w:name="_Toc28070"/>
       <w:r>
         <w:rPr>
           <w:rFonts w:hint="default"/>
@@ -3812,11 +3653,11 @@
         </w:rPr>
         <w:t>下一步行动</w:t>
       </w:r>
-      <w:bookmarkEnd w:id="13"/>
+      <w:bookmarkEnd w:id="14"/>
     </w:p>
     <w:p>
       <w:pPr>
-        <w:pStyle w:val="29"/>
+        <w:pStyle w:val="a1"/>
         <w:keepNext w:val="0"/>
         <w:keepLines w:val="0"/>
         <w:pageBreakBefore w:val="0"/>
@@ -3841,12 +3682,12 @@
           <w:rFonts w:hint="default"/>
           <w:lang w:val="en-US" w:eastAsia="zh-CN"/>
         </w:rPr>
-        <w:t>双方项目部长负责将本会议纪要及确定的过程框架传达给各自项目团队全体成员。</w:t>
+        <w:t>双方项目经理负责将本会议纪要及确定的过程框架传达给各自项目团队全体成员。</w:t>
       </w:r>
     </w:p>
     <w:p>
       <w:pPr>
-        <w:pStyle w:val="29"/>
+        <w:pStyle w:val="a1"/>
         <w:keepNext w:val="0"/>
         <w:keepLines w:val="0"/>
         <w:pageBreakBefore w:val="0"/>
@@ -3875,108 +3716,52 @@
       </w:r>
     </w:p>
     <w:sectPr>
-      <w:headerReference r:id="rId5" w:type="default"/>
-      <w:footerReference w:type="default" r:id="rId10"/>
-      <w:headerReference w:type="first" r:id="rId11"/>
-      <w:footerReference w:type="first" r:id="rId12"/>
-      <w:headerReference w:type="even" r:id="rId13"/>
-      <w:footerReference w:type="even" r:id="rId14"/>
+      <w:headerReference w:type="even" r:id="rId5"/>
+      <w:headerReference w:type="default" r:id="rId6"/>
+      <w:footerReference w:type="even" r:id="rId7"/>
+      <w:footerReference w:type="default" r:id="rId8"/>
+      <w:headerReference w:type="first" r:id="rId9"/>
+      <w:footerReference w:type="first" r:id="rId10"/>
       <w:pgSz w:w="11906" w:h="16838"/>
       <w:pgMar w:top="1417" w:right="1800" w:bottom="1440" w:left="1800" w:header="1140" w:footer="992" w:gutter="0"/>
-      <w:cols w:space="425" w:num="1"/>
+      <w:cols w:num="1" w:space="425"/>
       <w:docGrid w:type="lines" w:linePitch="312" w:charSpace="0"/>
     </w:sectPr>
   </w:body>
 </w:document>
 </file>
 
-<file path=word/endnotes.xml><?xml version="1.0" encoding="utf-8"?>
-<w:endnotes xmlns:wpc="http://schemas.microsoft.com/office/word/2010/wordprocessingCanvas" xmlns:mc="http://schemas.openxmlformats.org/markup-compatibility/2006" xmlns:o="urn:schemas-microsoft-com:office:office" xmlns:r="http://schemas.openxmlformats.org/officeDocument/2006/relationships" xmlns:m="http://schemas.openxmlformats.org/officeDocument/2006/math" xmlns:v="urn:schemas-microsoft-com:vml" xmlns:wp14="http://schemas.microsoft.com/office/word/2010/wordprocessingDrawing" xmlns:wp="http://schemas.openxmlformats.org/drawingml/2006/wordprocessingDrawing" xmlns:w="http://schemas.openxmlformats.org/wordprocessingml/2006/main" xmlns:w14="http://schemas.microsoft.com/office/word/2010/wordml" xmlns:w15="http://schemas.microsoft.com/office/word/2012/wordml" xmlns:w10="urn:schemas-microsoft-com:office:word" xmlns:wpg="http://schemas.microsoft.com/office/word/2010/wordprocessingGroup" xmlns:wpi="http://schemas.microsoft.com/office/word/2010/wordprocessingInk" xmlns:wne="http://schemas.microsoft.com/office/word/2006/wordml" xmlns:wps="http://schemas.microsoft.com/office/word/2010/wordprocessingShape" xmlns:wpsCustomData="http://www.wps.cn/officeDocument/2013/wpsCustomData" mc:Ignorable="w14 w15 wp14">
-  <w:endnote w:type="separator" w:id="0">
-    <w:p>
-      <w:pPr>
-        <w:spacing w:line="240" w:lineRule="auto"/>
-      </w:pPr>
-      <w:r>
-        <w:separator/>
-      </w:r>
-    </w:p>
-  </w:endnote>
-  <w:endnote w:type="continuationSeparator" w:id="1">
-    <w:p>
-      <w:pPr>
-        <w:spacing w:line="240" w:lineRule="auto"/>
-      </w:pPr>
-      <w:r>
-        <w:continuationSeparator/>
-      </w:r>
-    </w:p>
-  </w:endnote>
-</w:endnotes>
-</file>
-
 <file path=word/footer1.xml><?xml version="1.0" encoding="utf-8"?>
-<w:ftr xmlns:m="http://schemas.openxmlformats.org/officeDocument/2006/math" xmlns:mc="http://schemas.openxmlformats.org/markup-compatibility/2006" xmlns:mo="http://schemas.microsoft.com/office/mac/office/2008/main" xmlns:mv="urn:schemas-microsoft-com:mac:vml" xmlns:o="urn:schemas-microsoft-com:office:office" xmlns:r="http://schemas.openxmlformats.org/officeDocument/2006/relationships" xmlns:v="urn:schemas-microsoft-com:vml" xmlns:w10="urn:schemas-microsoft-com:office:word" xmlns:w14="http://schemas.microsoft.com/office/word/2010/wordml" xmlns:w="http://schemas.openxmlformats.org/wordprocessingml/2006/main" xmlns:wne="http://schemas.microsoft.com/office/word/2006/wordml" xmlns:wp14="http://schemas.microsoft.com/office/word/2010/wordprocessingDrawing" xmlns:wp="http://schemas.openxmlformats.org/drawingml/2006/wordprocessingDrawing" xmlns:wpc="http://schemas.microsoft.com/office/word/2010/wordprocessingCanvas" xmlns:wpg="http://schemas.microsoft.com/office/word/2010/wordprocessingGroup" xmlns:wpi="http://schemas.microsoft.com/office/word/2010/wordprocessingInk" xmlns:wps="http://schemas.microsoft.com/office/word/2010/wordprocessingShape" mc:Ignorable="w14 wp14">
-  <w:p>
-    <w:pPr>
-      <w:pStyle w:val="Footer"/>
-    </w:pPr>
-  </w:p>
+<w:ftr xmlns:wpc="http://schemas.microsoft.com/office/word/2010/wordprocessingCanvas" xmlns:mc="http://schemas.openxmlformats.org/markup-compatibility/2006" xmlns:o="urn:schemas-microsoft-com:office:office" xmlns:r="http://schemas.openxmlformats.org/officeDocument/2006/relationships" xmlns:m="http://schemas.openxmlformats.org/officeDocument/2006/math" xmlns:v="urn:schemas-microsoft-com:vml" xmlns:wp14="http://schemas.microsoft.com/office/word/2010/wordprocessingDrawing" xmlns:wp="http://schemas.openxmlformats.org/drawingml/2006/wordprocessingDrawing" xmlns:w10="urn:schemas-microsoft-com:office:word" xmlns:w="http://schemas.openxmlformats.org/wordprocessingml/2006/main" xmlns:w14="http://schemas.microsoft.com/office/word/2010/wordml" xmlns:w15="http://schemas.microsoft.com/office/word/2012/wordml" xmlns:wne="http://schemas.microsoft.com/office/word/2006/wordml" xmlns:wpg="http://schemas.microsoft.com/office/word/2010/wordprocessingGroup" xmlns:wpi="http://schemas.microsoft.com/office/word/2010/wordprocessingInk" xmlns:wps="http://schemas.microsoft.com/office/word/2010/wordprocessingShape" mc:Ignorable="w14 w15 wp14">
+  <w:p/>
 </w:ftr>
 </file>
 
 <file path=word/footer2.xml><?xml version="1.0" encoding="utf-8"?>
-<w:ftr xmlns:m="http://schemas.openxmlformats.org/officeDocument/2006/math" xmlns:mc="http://schemas.openxmlformats.org/markup-compatibility/2006" xmlns:mo="http://schemas.microsoft.com/office/mac/office/2008/main" xmlns:mv="urn:schemas-microsoft-com:mac:vml" xmlns:o="urn:schemas-microsoft-com:office:office" xmlns:r="http://schemas.openxmlformats.org/officeDocument/2006/relationships" xmlns:v="urn:schemas-microsoft-com:vml" xmlns:w10="urn:schemas-microsoft-com:office:word" xmlns:w14="http://schemas.microsoft.com/office/word/2010/wordml" xmlns:w="http://schemas.openxmlformats.org/wordprocessingml/2006/main" xmlns:wne="http://schemas.microsoft.com/office/word/2006/wordml" xmlns:wp14="http://schemas.microsoft.com/office/word/2010/wordprocessingDrawing" xmlns:wp="http://schemas.openxmlformats.org/drawingml/2006/wordprocessingDrawing" xmlns:wpc="http://schemas.microsoft.com/office/word/2010/wordprocessingCanvas" xmlns:wpg="http://schemas.microsoft.com/office/word/2010/wordprocessingGroup" xmlns:wpi="http://schemas.microsoft.com/office/word/2010/wordprocessingInk" xmlns:wps="http://schemas.microsoft.com/office/word/2010/wordprocessingShape" mc:Ignorable="w14 wp14">
-  <w:p>
-    <w:pPr>
-      <w:pStyle w:val="Footer"/>
-    </w:pPr>
-  </w:p>
+<w:ftr xmlns:wpc="http://schemas.microsoft.com/office/word/2010/wordprocessingCanvas" xmlns:mc="http://schemas.openxmlformats.org/markup-compatibility/2006" xmlns:o="urn:schemas-microsoft-com:office:office" xmlns:r="http://schemas.openxmlformats.org/officeDocument/2006/relationships" xmlns:m="http://schemas.openxmlformats.org/officeDocument/2006/math" xmlns:v="urn:schemas-microsoft-com:vml" xmlns:wp14="http://schemas.microsoft.com/office/word/2010/wordprocessingDrawing" xmlns:wp="http://schemas.openxmlformats.org/drawingml/2006/wordprocessingDrawing" xmlns:w10="urn:schemas-microsoft-com:office:word" xmlns:w="http://schemas.openxmlformats.org/wordprocessingml/2006/main" xmlns:w14="http://schemas.microsoft.com/office/word/2010/wordml" xmlns:w15="http://schemas.microsoft.com/office/word/2012/wordml" xmlns:wne="http://schemas.microsoft.com/office/word/2006/wordml" xmlns:wpg="http://schemas.microsoft.com/office/word/2010/wordprocessingGroup" xmlns:wpi="http://schemas.microsoft.com/office/word/2010/wordprocessingInk" xmlns:wps="http://schemas.microsoft.com/office/word/2010/wordprocessingShape" mc:Ignorable="w14 w15 wp14">
+  <w:p/>
 </w:ftr>
 </file>
 
 <file path=word/footer3.xml><?xml version="1.0" encoding="utf-8"?>
-<w:ftr xmlns:m="http://schemas.openxmlformats.org/officeDocument/2006/math" xmlns:mc="http://schemas.openxmlformats.org/markup-compatibility/2006" xmlns:mo="http://schemas.microsoft.com/office/mac/office/2008/main" xmlns:mv="urn:schemas-microsoft-com:mac:vml" xmlns:o="urn:schemas-microsoft-com:office:office" xmlns:r="http://schemas.openxmlformats.org/officeDocument/2006/relationships" xmlns:v="urn:schemas-microsoft-com:vml" xmlns:w10="urn:schemas-microsoft-com:office:word" xmlns:w14="http://schemas.microsoft.com/office/word/2010/wordml" xmlns:w="http://schemas.openxmlformats.org/wordprocessingml/2006/main" xmlns:wne="http://schemas.microsoft.com/office/word/2006/wordml" xmlns:wp14="http://schemas.microsoft.com/office/word/2010/wordprocessingDrawing" xmlns:wp="http://schemas.openxmlformats.org/drawingml/2006/wordprocessingDrawing" xmlns:wpc="http://schemas.microsoft.com/office/word/2010/wordprocessingCanvas" xmlns:wpg="http://schemas.microsoft.com/office/word/2010/wordprocessingGroup" xmlns:wpi="http://schemas.microsoft.com/office/word/2010/wordprocessingInk" xmlns:wps="http://schemas.microsoft.com/office/word/2010/wordprocessingShape" mc:Ignorable="w14 wp14">
-  <w:p>
-    <w:pPr>
-      <w:pStyle w:val="Footer"/>
-    </w:pPr>
-  </w:p>
+<w:ftr xmlns:wpc="http://schemas.microsoft.com/office/word/2010/wordprocessingCanvas" xmlns:mc="http://schemas.openxmlformats.org/markup-compatibility/2006" xmlns:o="urn:schemas-microsoft-com:office:office" xmlns:r="http://schemas.openxmlformats.org/officeDocument/2006/relationships" xmlns:m="http://schemas.openxmlformats.org/officeDocument/2006/math" xmlns:v="urn:schemas-microsoft-com:vml" xmlns:wp14="http://schemas.microsoft.com/office/word/2010/wordprocessingDrawing" xmlns:wp="http://schemas.openxmlformats.org/drawingml/2006/wordprocessingDrawing" xmlns:w10="urn:schemas-microsoft-com:office:word" xmlns:w="http://schemas.openxmlformats.org/wordprocessingml/2006/main" xmlns:w14="http://schemas.microsoft.com/office/word/2010/wordml" xmlns:w15="http://schemas.microsoft.com/office/word/2012/wordml" xmlns:wne="http://schemas.microsoft.com/office/word/2006/wordml" xmlns:wpg="http://schemas.microsoft.com/office/word/2010/wordprocessingGroup" xmlns:wpi="http://schemas.microsoft.com/office/word/2010/wordprocessingInk" xmlns:wps="http://schemas.microsoft.com/office/word/2010/wordprocessingShape" mc:Ignorable="w14 w15 wp14">
+  <w:p/>
 </w:ftr>
 </file>
 
-<file path=word/footnotes.xml><?xml version="1.0" encoding="utf-8"?>
-<w:footnotes xmlns:wpc="http://schemas.microsoft.com/office/word/2010/wordprocessingCanvas" xmlns:mc="http://schemas.openxmlformats.org/markup-compatibility/2006" xmlns:o="urn:schemas-microsoft-com:office:office" xmlns:r="http://schemas.openxmlformats.org/officeDocument/2006/relationships" xmlns:m="http://schemas.openxmlformats.org/officeDocument/2006/math" xmlns:v="urn:schemas-microsoft-com:vml" xmlns:wp14="http://schemas.microsoft.com/office/word/2010/wordprocessingDrawing" xmlns:wp="http://schemas.openxmlformats.org/drawingml/2006/wordprocessingDrawing" xmlns:w="http://schemas.openxmlformats.org/wordprocessingml/2006/main" xmlns:w14="http://schemas.microsoft.com/office/word/2010/wordml" xmlns:w15="http://schemas.microsoft.com/office/word/2012/wordml" xmlns:w10="urn:schemas-microsoft-com:office:word" xmlns:wpg="http://schemas.microsoft.com/office/word/2010/wordprocessingGroup" xmlns:wpi="http://schemas.microsoft.com/office/word/2010/wordprocessingInk" xmlns:wne="http://schemas.microsoft.com/office/word/2006/wordml" xmlns:wps="http://schemas.microsoft.com/office/word/2010/wordprocessingShape" xmlns:wpsCustomData="http://www.wps.cn/officeDocument/2013/wpsCustomData" mc:Ignorable="w14 w15 wp14">
-  <w:footnote w:type="separator" w:id="0">
-    <w:p>
-      <w:pPr>
-        <w:spacing w:line="360" w:lineRule="auto"/>
-      </w:pPr>
-      <w:r>
-        <w:separator/>
-      </w:r>
-    </w:p>
-  </w:footnote>
-  <w:footnote w:type="continuationSeparator" w:id="1">
-    <w:p>
-      <w:pPr>
-        <w:spacing w:line="360" w:lineRule="auto"/>
-      </w:pPr>
-      <w:r>
-        <w:continuationSeparator/>
-      </w:r>
-    </w:p>
-  </w:footnote>
-</w:footnotes>
+<file path=word/header1.xml><?xml version="1.0" encoding="utf-8"?>
+<w:hdr xmlns:wpc="http://schemas.microsoft.com/office/word/2010/wordprocessingCanvas" xmlns:mc="http://schemas.openxmlformats.org/markup-compatibility/2006" xmlns:o="urn:schemas-microsoft-com:office:office" xmlns:r="http://schemas.openxmlformats.org/officeDocument/2006/relationships" xmlns:m="http://schemas.openxmlformats.org/officeDocument/2006/math" xmlns:v="urn:schemas-microsoft-com:vml" xmlns:wp14="http://schemas.microsoft.com/office/word/2010/wordprocessingDrawing" xmlns:wp="http://schemas.openxmlformats.org/drawingml/2006/wordprocessingDrawing" xmlns:w10="urn:schemas-microsoft-com:office:word" xmlns:w="http://schemas.openxmlformats.org/wordprocessingml/2006/main" xmlns:w14="http://schemas.microsoft.com/office/word/2010/wordml" xmlns:w15="http://schemas.microsoft.com/office/word/2012/wordml" xmlns:wne="http://schemas.microsoft.com/office/word/2006/wordml" xmlns:wpg="http://schemas.microsoft.com/office/word/2010/wordprocessingGroup" xmlns:wpi="http://schemas.microsoft.com/office/word/2010/wordprocessingInk" xmlns:wps="http://schemas.microsoft.com/office/word/2010/wordprocessingShape" mc:Ignorable="w14 w15 wp14">
+  <w:p/>
+</w:hdr>
 </file>
 
-<file path=word/header1.xml><?xml version="1.0" encoding="utf-8"?>
-<w:hdr xmlns:wpc="http://schemas.microsoft.com/office/word/2010/wordprocessingCanvas" xmlns:mc="http://schemas.openxmlformats.org/markup-compatibility/2006" xmlns:o="urn:schemas-microsoft-com:office:office" xmlns:r="http://schemas.openxmlformats.org/officeDocument/2006/relationships" xmlns:m="http://schemas.openxmlformats.org/officeDocument/2006/math" xmlns:v="urn:schemas-microsoft-com:vml" xmlns:wp14="http://schemas.microsoft.com/office/word/2010/wordprocessingDrawing" xmlns:wp="http://schemas.openxmlformats.org/drawingml/2006/wordprocessingDrawing" xmlns:w10="urn:schemas-microsoft-com:office:word" xmlns:w="http://schemas.openxmlformats.org/wordprocessingml/2006/main" xmlns:w14="http://schemas.microsoft.com/office/word/2010/wordml" xmlns:w15="http://schemas.microsoft.com/office/word/2012/wordml" xmlns:wpg="http://schemas.microsoft.com/office/word/2010/wordprocessingGroup" xmlns:wpi="http://schemas.microsoft.com/office/word/2010/wordprocessingInk" xmlns:wne="http://schemas.microsoft.com/office/word/2006/wordml" xmlns:wps="http://schemas.microsoft.com/office/word/2010/wordprocessingShape" xmlns:wpsCustomData="http://www.wps.cn/officeDocument/2013/wpsCustomData" mc:Ignorable="w14 w15 wp14">
+<file path=word/header2.xml><?xml version="1.0" encoding="utf-8"?>
+<w:hdr xmlns:wpc="http://schemas.microsoft.com/office/word/2010/wordprocessingCanvas" xmlns:mc="http://schemas.openxmlformats.org/markup-compatibility/2006" xmlns:o="urn:schemas-microsoft-com:office:office" xmlns:r="http://schemas.openxmlformats.org/officeDocument/2006/relationships" xmlns:m="http://schemas.openxmlformats.org/officeDocument/2006/math" xmlns:v="urn:schemas-microsoft-com:vml" xmlns:wp14="http://schemas.microsoft.com/office/word/2010/wordprocessingDrawing" xmlns:wp="http://schemas.openxmlformats.org/drawingml/2006/wordprocessingDrawing" xmlns:w10="urn:schemas-microsoft-com:office:word" xmlns:w="http://schemas.openxmlformats.org/wordprocessingml/2006/main" xmlns:w14="http://schemas.microsoft.com/office/word/2010/wordml" xmlns:w15="http://schemas.microsoft.com/office/word/2012/wordml" xmlns:wne="http://schemas.microsoft.com/office/word/2006/wordml" xmlns:wpg="http://schemas.microsoft.com/office/word/2010/wordprocessingGroup" xmlns:wpi="http://schemas.microsoft.com/office/word/2010/wordprocessingInk" xmlns:wps="http://schemas.microsoft.com/office/word/2010/wordprocessingShape" mc:Ignorable="w14 w15 wp14">
   <w:p>
     <w:pPr>
-      <w:pStyle w:val="15"/>
+      <w:pStyle w:val="Header"/>
       <w:pBdr>
-        <w:bottom w:val="single" w:color="auto" w:sz="4" w:space="1"/>
+        <w:bottom w:val="single" w:sz="4" w:space="1" w:color="auto"/>
       </w:pBdr>
       <w:tabs>
         <w:tab w:val="left" w:pos="335"/>
@@ -3984,65 +3769,39 @@
       </w:tabs>
       <w:jc w:val="right"/>
       <w:rPr>
-        <w:rFonts w:hint="eastAsia" w:eastAsiaTheme="minorEastAsia"/>
+        <w:rFonts w:eastAsiaTheme="minorEastAsia" w:hint="eastAsia"/>
         <w:lang w:eastAsia="zh-CN"/>
       </w:rPr>
     </w:pPr>
     <w:r>
       <w:rPr>
-        <w:rFonts w:hint="eastAsia" w:eastAsiaTheme="minorEastAsia"/>
+        <w:rFonts w:eastAsiaTheme="minorEastAsia" w:hint="eastAsia"/>
         <w:lang w:val="en-US" w:eastAsia="zh-CN"/>
       </w:rPr>
       <w:tab/>
       <w:tab/>
       <w:t>重庆市鹧鸪哨信息技术有限责任公司</w:t>
     </w:r>
-    <w:r>
-      <w:rPr>
-        <w:rFonts w:hint="eastAsia" w:eastAsiaTheme="minorEastAsia"/>
-        <w:lang w:val="en-US" w:eastAsia="zh-CN"/>
-      </w:rPr>
-    </w:r>
-    <w:r>
-      <w:rPr>
-        <w:rFonts w:hint="eastAsia" w:eastAsiaTheme="minorEastAsia"/>
-        <w:lang w:val="en-US" w:eastAsia="zh-CN"/>
-      </w:rPr>
-    </w:r>
-  </w:p>
-</w:hdr>
-</file>
-
-<file path=word/header2.xml><?xml version="1.0" encoding="utf-8"?>
-<w:hdr xmlns:m="http://schemas.openxmlformats.org/officeDocument/2006/math" xmlns:mc="http://schemas.openxmlformats.org/markup-compatibility/2006" xmlns:mo="http://schemas.microsoft.com/office/mac/office/2008/main" xmlns:mv="urn:schemas-microsoft-com:mac:vml" xmlns:o="urn:schemas-microsoft-com:office:office" xmlns:r="http://schemas.openxmlformats.org/officeDocument/2006/relationships" xmlns:v="urn:schemas-microsoft-com:vml" xmlns:w10="urn:schemas-microsoft-com:office:word" xmlns:w14="http://schemas.microsoft.com/office/word/2010/wordml" xmlns:w="http://schemas.openxmlformats.org/wordprocessingml/2006/main" xmlns:wne="http://schemas.microsoft.com/office/word/2006/wordml" xmlns:wp14="http://schemas.microsoft.com/office/word/2010/wordprocessingDrawing" xmlns:wp="http://schemas.openxmlformats.org/drawingml/2006/wordprocessingDrawing" xmlns:wpc="http://schemas.microsoft.com/office/word/2010/wordprocessingCanvas" xmlns:wpg="http://schemas.microsoft.com/office/word/2010/wordprocessingGroup" xmlns:wpi="http://schemas.microsoft.com/office/word/2010/wordprocessingInk" xmlns:wps="http://schemas.microsoft.com/office/word/2010/wordprocessingShape" mc:Ignorable="w14 wp14">
-  <w:p>
-    <w:pPr>
-      <w:pStyle w:val="Header"/>
-    </w:pPr>
   </w:p>
 </w:hdr>
 </file>
 
 <file path=word/header3.xml><?xml version="1.0" encoding="utf-8"?>
-<w:hdr xmlns:m="http://schemas.openxmlformats.org/officeDocument/2006/math" xmlns:mc="http://schemas.openxmlformats.org/markup-compatibility/2006" xmlns:mo="http://schemas.microsoft.com/office/mac/office/2008/main" xmlns:mv="urn:schemas-microsoft-com:mac:vml" xmlns:o="urn:schemas-microsoft-com:office:office" xmlns:r="http://schemas.openxmlformats.org/officeDocument/2006/relationships" xmlns:v="urn:schemas-microsoft-com:vml" xmlns:w10="urn:schemas-microsoft-com:office:word" xmlns:w14="http://schemas.microsoft.com/office/word/2010/wordml" xmlns:w="http://schemas.openxmlformats.org/wordprocessingml/2006/main" xmlns:wne="http://schemas.microsoft.com/office/word/2006/wordml" xmlns:wp14="http://schemas.microsoft.com/office/word/2010/wordprocessingDrawing" xmlns:wp="http://schemas.openxmlformats.org/drawingml/2006/wordprocessingDrawing" xmlns:wpc="http://schemas.microsoft.com/office/word/2010/wordprocessingCanvas" xmlns:wpg="http://schemas.microsoft.com/office/word/2010/wordprocessingGroup" xmlns:wpi="http://schemas.microsoft.com/office/word/2010/wordprocessingInk" xmlns:wps="http://schemas.microsoft.com/office/word/2010/wordprocessingShape" mc:Ignorable="w14 wp14">
-  <w:p>
-    <w:pPr>
-      <w:pStyle w:val="Header"/>
-    </w:pPr>
-  </w:p>
+<w:hdr xmlns:wpc="http://schemas.microsoft.com/office/word/2010/wordprocessingCanvas" xmlns:mc="http://schemas.openxmlformats.org/markup-compatibility/2006" xmlns:o="urn:schemas-microsoft-com:office:office" xmlns:r="http://schemas.openxmlformats.org/officeDocument/2006/relationships" xmlns:m="http://schemas.openxmlformats.org/officeDocument/2006/math" xmlns:v="urn:schemas-microsoft-com:vml" xmlns:wp14="http://schemas.microsoft.com/office/word/2010/wordprocessingDrawing" xmlns:wp="http://schemas.openxmlformats.org/drawingml/2006/wordprocessingDrawing" xmlns:w10="urn:schemas-microsoft-com:office:word" xmlns:w="http://schemas.openxmlformats.org/wordprocessingml/2006/main" xmlns:w14="http://schemas.microsoft.com/office/word/2010/wordml" xmlns:w15="http://schemas.microsoft.com/office/word/2012/wordml" xmlns:wne="http://schemas.microsoft.com/office/word/2006/wordml" xmlns:wpg="http://schemas.microsoft.com/office/word/2010/wordprocessingGroup" xmlns:wpi="http://schemas.microsoft.com/office/word/2010/wordprocessingInk" xmlns:wps="http://schemas.microsoft.com/office/word/2010/wordprocessingShape" mc:Ignorable="w14 w15 wp14">
+  <w:p/>
 </w:hdr>
 </file>
 
 <file path=word/numbering.xml><?xml version="1.0" encoding="utf-8"?>
-<w:numbering xmlns:wpc="http://schemas.microsoft.com/office/word/2010/wordprocessingCanvas" xmlns:mc="http://schemas.openxmlformats.org/markup-compatibility/2006" xmlns:o="urn:schemas-microsoft-com:office:office" xmlns:r="http://schemas.openxmlformats.org/officeDocument/2006/relationships" xmlns:m="http://schemas.openxmlformats.org/officeDocument/2006/math" xmlns:v="urn:schemas-microsoft-com:vml" xmlns:wp14="http://schemas.microsoft.com/office/word/2010/wordprocessingDrawing" xmlns:wp="http://schemas.openxmlformats.org/drawingml/2006/wordprocessingDrawing" xmlns:w10="urn:schemas-microsoft-com:office:word" xmlns:w="http://schemas.openxmlformats.org/wordprocessingml/2006/main" xmlns:w14="http://schemas.microsoft.com/office/word/2010/wordml" xmlns:wpg="http://schemas.microsoft.com/office/word/2010/wordprocessingGroup" xmlns:wpi="http://schemas.microsoft.com/office/word/2010/wordprocessingInk" xmlns:wne="http://schemas.microsoft.com/office/word/2006/wordml" xmlns:wps="http://schemas.microsoft.com/office/word/2010/wordprocessingShape" xmlns:wpsCustomData="http://www.wps.cn/officeDocument/2013/wpsCustomData" mc:Ignorable="w14 wp14">
+<w:numbering xmlns:wpc="http://schemas.microsoft.com/office/word/2010/wordprocessingCanvas" xmlns:mc="http://schemas.openxmlformats.org/markup-compatibility/2006" xmlns:o="urn:schemas-microsoft-com:office:office" xmlns:r="http://schemas.openxmlformats.org/officeDocument/2006/relationships" xmlns:m="http://schemas.openxmlformats.org/officeDocument/2006/math" xmlns:v="urn:schemas-microsoft-com:vml" xmlns:wp14="http://schemas.microsoft.com/office/word/2010/wordprocessingDrawing" xmlns:wp="http://schemas.openxmlformats.org/drawingml/2006/wordprocessingDrawing" xmlns:w10="urn:schemas-microsoft-com:office:word" xmlns:w="http://schemas.openxmlformats.org/wordprocessingml/2006/main" xmlns:w14="http://schemas.microsoft.com/office/word/2010/wordml" xmlns:w15="http://schemas.microsoft.com/office/word/2012/wordml" xmlns:wne="http://schemas.microsoft.com/office/word/2006/wordml" xmlns:wpg="http://schemas.microsoft.com/office/word/2010/wordprocessingGroup" xmlns:wpi="http://schemas.microsoft.com/office/word/2010/wordprocessingInk" xmlns:wps="http://schemas.microsoft.com/office/word/2010/wordprocessingShape" mc:Ignorable="w14 w15 wp14">
   <w:abstractNum w:abstractNumId="0">
     <w:nsid w:val="8E964DCE"/>
     <w:multiLevelType w:val="multilevel"/>
     <w:tmpl w:val="8E964DCE"/>
-    <w:lvl w:ilvl="0" w:tentative="0">
+    <w:lvl w:ilvl="0">
       <w:start w:val="1"/>
       <w:numFmt w:val="decimal"/>
-      <w:pStyle w:val="2"/>
+      <w:pStyle w:val="Heading1"/>
       <w:lvlText w:val="%1."/>
       <w:lvlJc w:val="left"/>
       <w:pPr>
@@ -4052,10 +3811,10 @@
         <w:rFonts w:hint="default"/>
       </w:rPr>
     </w:lvl>
-    <w:lvl w:ilvl="1" w:tentative="0">
+    <w:lvl w:ilvl="1">
       <w:start w:val="1"/>
       <w:numFmt w:val="decimal"/>
-      <w:pStyle w:val="3"/>
+      <w:pStyle w:val="Heading2"/>
       <w:lvlText w:val="%1.%2."/>
       <w:lvlJc w:val="left"/>
       <w:pPr>
@@ -4065,10 +3824,10 @@
         <w:rFonts w:hint="default"/>
       </w:rPr>
     </w:lvl>
-    <w:lvl w:ilvl="2" w:tentative="0">
+    <w:lvl w:ilvl="2">
       <w:start w:val="1"/>
       <w:numFmt w:val="decimal"/>
-      <w:pStyle w:val="4"/>
+      <w:pStyle w:val="Heading3"/>
       <w:lvlText w:val="%1.%2.%3."/>
       <w:lvlJc w:val="left"/>
       <w:pPr>
@@ -4078,10 +3837,10 @@
         <w:rFonts w:hint="default"/>
       </w:rPr>
     </w:lvl>
-    <w:lvl w:ilvl="3" w:tentative="0">
+    <w:lvl w:ilvl="3">
       <w:start w:val="1"/>
       <w:numFmt w:val="decimal"/>
-      <w:pStyle w:val="5"/>
+      <w:pStyle w:val="Heading4"/>
       <w:lvlText w:val="%1.%2.%3.%4."/>
       <w:lvlJc w:val="left"/>
       <w:pPr>
@@ -4091,10 +3850,10 @@
         <w:rFonts w:hint="default"/>
       </w:rPr>
     </w:lvl>
-    <w:lvl w:ilvl="4" w:tentative="0">
+    <w:lvl w:ilvl="4">
       <w:start w:val="1"/>
       <w:numFmt w:val="decimal"/>
-      <w:pStyle w:val="6"/>
+      <w:pStyle w:val="Heading5"/>
       <w:lvlText w:val="%1.%2.%3.%4.%5."/>
       <w:lvlJc w:val="left"/>
       <w:pPr>
@@ -4104,10 +3863,10 @@
         <w:rFonts w:hint="default"/>
       </w:rPr>
     </w:lvl>
-    <w:lvl w:ilvl="5" w:tentative="0">
+    <w:lvl w:ilvl="5">
       <w:start w:val="1"/>
       <w:numFmt w:val="decimal"/>
-      <w:pStyle w:val="7"/>
+      <w:pStyle w:val="Heading6"/>
       <w:lvlText w:val="%1.%2.%3.%4.%5.%6."/>
       <w:lvlJc w:val="left"/>
       <w:pPr>
@@ -4117,10 +3876,10 @@
         <w:rFonts w:hint="default"/>
       </w:rPr>
     </w:lvl>
-    <w:lvl w:ilvl="6" w:tentative="0">
+    <w:lvl w:ilvl="6">
       <w:start w:val="1"/>
       <w:numFmt w:val="decimal"/>
-      <w:pStyle w:val="8"/>
+      <w:pStyle w:val="Heading7"/>
       <w:lvlText w:val="%1.%2.%3.%4.%5.%6.%7."/>
       <w:lvlJc w:val="left"/>
       <w:pPr>
@@ -4130,10 +3889,10 @@
         <w:rFonts w:hint="default"/>
       </w:rPr>
     </w:lvl>
-    <w:lvl w:ilvl="7" w:tentative="0">
+    <w:lvl w:ilvl="7">
       <w:start w:val="1"/>
       <w:numFmt w:val="decimal"/>
-      <w:pStyle w:val="9"/>
+      <w:pStyle w:val="Heading8"/>
       <w:lvlText w:val="%1.%2.%3.%4.%5.%6.%7.%8."/>
       <w:lvlJc w:val="left"/>
       <w:pPr>
@@ -4143,10 +3902,10 @@
         <w:rFonts w:hint="default"/>
       </w:rPr>
     </w:lvl>
-    <w:lvl w:ilvl="8" w:tentative="0">
+    <w:lvl w:ilvl="8">
       <w:start w:val="1"/>
       <w:numFmt w:val="decimal"/>
-      <w:pStyle w:val="10"/>
+      <w:pStyle w:val="Heading9"/>
       <w:lvlText w:val="%1.%2.%3.%4.%5.%6.%7.%8.%9."/>
       <w:lvlJc w:val="left"/>
       <w:pPr>
@@ -4164,269 +3923,267 @@
 </file>
 
 <file path=word/styles.xml><?xml version="1.0" encoding="utf-8"?>
-<w:styles xmlns:mc="http://schemas.openxmlformats.org/markup-compatibility/2006" xmlns:o="urn:schemas-microsoft-com:office:office" xmlns:r="http://schemas.openxmlformats.org/officeDocument/2006/relationships" xmlns:m="http://schemas.openxmlformats.org/officeDocument/2006/math" xmlns:v="urn:schemas-microsoft-com:vml" xmlns:w="http://schemas.openxmlformats.org/wordprocessingml/2006/main" xmlns:w14="http://schemas.microsoft.com/office/word/2010/wordml" xmlns:w10="urn:schemas-microsoft-com:office:word" xmlns:sl="http://schemas.openxmlformats.org/schemaLibrary/2006/main" xmlns:wpsCustomData="http://www.wps.cn/officeDocument/2013/wpsCustomData" mc:Ignorable="w14">
+<w:styles xmlns:mc="http://schemas.openxmlformats.org/markup-compatibility/2006" xmlns:r="http://schemas.openxmlformats.org/officeDocument/2006/relationships" xmlns:w="http://schemas.openxmlformats.org/wordprocessingml/2006/main" xmlns:w14="http://schemas.microsoft.com/office/word/2010/wordml" xmlns:w15="http://schemas.microsoft.com/office/word/2012/wordml" mc:Ignorable="w14 w15">
   <w:docDefaults>
     <w:rPrDefault>
       <w:rPr>
-        <w:rFonts w:ascii="Times New Roman" w:hAnsi="Times New Roman" w:eastAsia="宋体" w:cs="Times New Roman"/>
+        <w:rFonts w:ascii="Times New Roman" w:eastAsia="宋体" w:hAnsi="Times New Roman" w:cs="Times New Roman"/>
       </w:rPr>
     </w:rPrDefault>
     <w:pPrDefault/>
   </w:docDefaults>
-  <w:latentStyles w:count="260" w:defQFormat="0" w:defUnhideWhenUsed="1" w:defSemiHidden="1" w:defUIPriority="99" w:defLockedState="0">
-    <w:lsdException w:qFormat="1" w:unhideWhenUsed="0" w:uiPriority="0" w:semiHidden="0" w:name="Normal"/>
-    <w:lsdException w:qFormat="1" w:unhideWhenUsed="0" w:uiPriority="0" w:semiHidden="0" w:name="heading 1"/>
-    <w:lsdException w:qFormat="1" w:uiPriority="0" w:semiHidden="0" w:name="heading 2"/>
-    <w:lsdException w:qFormat="1" w:uiPriority="0" w:name="heading 3"/>
-    <w:lsdException w:qFormat="1" w:uiPriority="0" w:semiHidden="0" w:name="heading 4"/>
-    <w:lsdException w:qFormat="1" w:uiPriority="0" w:name="heading 5"/>
-    <w:lsdException w:qFormat="1" w:uiPriority="0" w:name="heading 6"/>
-    <w:lsdException w:qFormat="1" w:uiPriority="0" w:name="heading 7"/>
-    <w:lsdException w:qFormat="1" w:uiPriority="0" w:name="heading 8"/>
-    <w:lsdException w:qFormat="1" w:uiPriority="0" w:name="heading 9"/>
-    <w:lsdException w:unhideWhenUsed="0" w:uiPriority="0" w:semiHidden="0" w:name="index 1"/>
-    <w:lsdException w:unhideWhenUsed="0" w:uiPriority="0" w:semiHidden="0" w:name="index 2"/>
-    <w:lsdException w:unhideWhenUsed="0" w:uiPriority="0" w:semiHidden="0" w:name="index 3"/>
-    <w:lsdException w:unhideWhenUsed="0" w:uiPriority="0" w:semiHidden="0" w:name="index 4"/>
-    <w:lsdException w:unhideWhenUsed="0" w:uiPriority="0" w:semiHidden="0" w:name="index 5"/>
-    <w:lsdException w:unhideWhenUsed="0" w:uiPriority="0" w:semiHidden="0" w:name="index 6"/>
-    <w:lsdException w:unhideWhenUsed="0" w:uiPriority="0" w:semiHidden="0" w:name="index 7"/>
-    <w:lsdException w:unhideWhenUsed="0" w:uiPriority="0" w:semiHidden="0" w:name="index 8"/>
-    <w:lsdException w:unhideWhenUsed="0" w:uiPriority="0" w:semiHidden="0" w:name="index 9"/>
-    <w:lsdException w:qFormat="1" w:unhideWhenUsed="0" w:uiPriority="0" w:semiHidden="0" w:name="toc 1"/>
-    <w:lsdException w:qFormat="1" w:unhideWhenUsed="0" w:uiPriority="0" w:semiHidden="0" w:name="toc 2"/>
-    <w:lsdException w:qFormat="1" w:unhideWhenUsed="0" w:uiPriority="0" w:semiHidden="0" w:name="toc 3"/>
-    <w:lsdException w:unhideWhenUsed="0" w:uiPriority="0" w:semiHidden="0" w:name="toc 4"/>
-    <w:lsdException w:unhideWhenUsed="0" w:uiPriority="0" w:semiHidden="0" w:name="toc 5"/>
-    <w:lsdException w:unhideWhenUsed="0" w:uiPriority="0" w:semiHidden="0" w:name="toc 6"/>
-    <w:lsdException w:unhideWhenUsed="0" w:uiPriority="0" w:semiHidden="0" w:name="toc 7"/>
-    <w:lsdException w:unhideWhenUsed="0" w:uiPriority="0" w:semiHidden="0" w:name="toc 8"/>
-    <w:lsdException w:unhideWhenUsed="0" w:uiPriority="0" w:semiHidden="0" w:name="toc 9"/>
-    <w:lsdException w:unhideWhenUsed="0" w:uiPriority="0" w:semiHidden="0" w:name="Normal Indent"/>
-    <w:lsdException w:unhideWhenUsed="0" w:uiPriority="0" w:semiHidden="0" w:name="footnote text"/>
-    <w:lsdException w:qFormat="1" w:unhideWhenUsed="0" w:uiPriority="0" w:semiHidden="0" w:name="annotation text"/>
-    <w:lsdException w:qFormat="1" w:unhideWhenUsed="0" w:uiPriority="0" w:semiHidden="0" w:name="header"/>
-    <w:lsdException w:qFormat="1" w:unhideWhenUsed="0" w:uiPriority="0" w:semiHidden="0" w:name="footer"/>
-    <w:lsdException w:unhideWhenUsed="0" w:uiPriority="0" w:semiHidden="0" w:name="index heading"/>
-    <w:lsdException w:qFormat="1" w:uiPriority="0" w:name="caption"/>
-    <w:lsdException w:unhideWhenUsed="0" w:uiPriority="0" w:semiHidden="0" w:name="table of figures"/>
-    <w:lsdException w:unhideWhenUsed="0" w:uiPriority="0" w:semiHidden="0" w:name="envelope address"/>
-    <w:lsdException w:unhideWhenUsed="0" w:uiPriority="0" w:semiHidden="0" w:name="envelope return"/>
-    <w:lsdException w:unhideWhenUsed="0" w:uiPriority="0" w:semiHidden="0" w:name="footnote reference"/>
-    <w:lsdException w:unhideWhenUsed="0" w:uiPriority="0" w:semiHidden="0" w:name="annotation reference"/>
-    <w:lsdException w:unhideWhenUsed="0" w:uiPriority="0" w:semiHidden="0" w:name="line number"/>
-    <w:lsdException w:unhideWhenUsed="0" w:uiPriority="0" w:semiHidden="0" w:name="page number"/>
-    <w:lsdException w:unhideWhenUsed="0" w:uiPriority="0" w:semiHidden="0" w:name="endnote reference"/>
-    <w:lsdException w:unhideWhenUsed="0" w:uiPriority="0" w:semiHidden="0" w:name="endnote text"/>
-    <w:lsdException w:unhideWhenUsed="0" w:uiPriority="0" w:semiHidden="0" w:name="table of authorities"/>
-    <w:lsdException w:unhideWhenUsed="0" w:uiPriority="0" w:semiHidden="0" w:name="macro"/>
-    <w:lsdException w:unhideWhenUsed="0" w:uiPriority="0" w:semiHidden="0" w:name="toa heading"/>
-    <w:lsdException w:unhideWhenUsed="0" w:uiPriority="0" w:semiHidden="0" w:name="List"/>
-    <w:lsdException w:unhideWhenUsed="0" w:uiPriority="0" w:semiHidden="0" w:name="List Bullet"/>
-    <w:lsdException w:unhideWhenUsed="0" w:uiPriority="0" w:semiHidden="0" w:name="List Number"/>
-    <w:lsdException w:unhideWhenUsed="0" w:uiPriority="0" w:semiHidden="0" w:name="List 2"/>
-    <w:lsdException w:unhideWhenUsed="0" w:uiPriority="0" w:semiHidden="0" w:name="List 3"/>
-    <w:lsdException w:unhideWhenUsed="0" w:uiPriority="0" w:semiHidden="0" w:name="List 4"/>
-    <w:lsdException w:unhideWhenUsed="0" w:uiPriority="0" w:semiHidden="0" w:name="List 5"/>
-    <w:lsdException w:unhideWhenUsed="0" w:uiPriority="0" w:semiHidden="0" w:name="List Bullet 2"/>
-    <w:lsdException w:unhideWhenUsed="0" w:uiPriority="0" w:semiHidden="0" w:name="List Bullet 3"/>
-    <w:lsdException w:unhideWhenUsed="0" w:uiPriority="0" w:semiHidden="0" w:name="List Bullet 4"/>
-    <w:lsdException w:unhideWhenUsed="0" w:uiPriority="0" w:semiHidden="0" w:name="List Bullet 5"/>
-    <w:lsdException w:unhideWhenUsed="0" w:uiPriority="0" w:semiHidden="0" w:name="List Number 2"/>
-    <w:lsdException w:unhideWhenUsed="0" w:uiPriority="0" w:semiHidden="0" w:name="List Number 3"/>
-    <w:lsdException w:unhideWhenUsed="0" w:uiPriority="0" w:semiHidden="0" w:name="List Number 4"/>
-    <w:lsdException w:unhideWhenUsed="0" w:uiPriority="0" w:semiHidden="0" w:name="List Number 5"/>
-    <w:lsdException w:qFormat="1" w:unhideWhenUsed="0" w:uiPriority="0" w:semiHidden="0" w:name="Title"/>
-    <w:lsdException w:unhideWhenUsed="0" w:uiPriority="0" w:semiHidden="0" w:name="Closing"/>
-    <w:lsdException w:unhideWhenUsed="0" w:uiPriority="0" w:semiHidden="0" w:name="Signature"/>
-    <w:lsdException w:qFormat="1" w:unhideWhenUsed="0" w:uiPriority="0" w:name="Default Paragraph Font"/>
-    <w:lsdException w:qFormat="1" w:unhideWhenUsed="0" w:uiPriority="0" w:name="Body Text"/>
-    <w:lsdException w:unhideWhenUsed="0" w:uiPriority="0" w:semiHidden="0" w:name="Body Text Indent"/>
-    <w:lsdException w:unhideWhenUsed="0" w:uiPriority="0" w:semiHidden="0" w:name="List Continue"/>
-    <w:lsdException w:unhideWhenUsed="0" w:uiPriority="0" w:semiHidden="0" w:name="List Continue 2"/>
-    <w:lsdException w:unhideWhenUsed="0" w:uiPriority="0" w:semiHidden="0" w:name="List Continue 3"/>
-    <w:lsdException w:unhideWhenUsed="0" w:uiPriority="0" w:semiHidden="0" w:name="List Continue 4"/>
-    <w:lsdException w:unhideWhenUsed="0" w:uiPriority="0" w:semiHidden="0" w:name="List Continue 5"/>
-    <w:lsdException w:unhideWhenUsed="0" w:uiPriority="0" w:semiHidden="0" w:name="Message Header"/>
-    <w:lsdException w:qFormat="1" w:unhideWhenUsed="0" w:uiPriority="0" w:semiHidden="0" w:name="Subtitle"/>
-    <w:lsdException w:unhideWhenUsed="0" w:uiPriority="0" w:semiHidden="0" w:name="Salutation"/>
-    <w:lsdException w:unhideWhenUsed="0" w:uiPriority="0" w:semiHidden="0" w:name="Date"/>
-    <w:lsdException w:unhideWhenUsed="0" w:uiPriority="0" w:semiHidden="0" w:name="Body Text First Indent"/>
-    <w:lsdException w:unhideWhenUsed="0" w:uiPriority="0" w:semiHidden="0" w:name="Body Text First Indent 2"/>
-    <w:lsdException w:uiPriority="99" w:name="Note Heading"/>
-    <w:lsdException w:unhideWhenUsed="0" w:uiPriority="0" w:semiHidden="0" w:name="Body Text 2"/>
-    <w:lsdException w:unhideWhenUsed="0" w:uiPriority="0" w:semiHidden="0" w:name="Body Text 3"/>
-    <w:lsdException w:unhideWhenUsed="0" w:uiPriority="0" w:semiHidden="0" w:name="Body Text Indent 2"/>
-    <w:lsdException w:unhideWhenUsed="0" w:uiPriority="0" w:semiHidden="0" w:name="Body Text Indent 3"/>
-    <w:lsdException w:unhideWhenUsed="0" w:uiPriority="0" w:semiHidden="0" w:name="Block Text"/>
-    <w:lsdException w:unhideWhenUsed="0" w:uiPriority="0" w:semiHidden="0" w:name="Hyperlink"/>
-    <w:lsdException w:unhideWhenUsed="0" w:uiPriority="0" w:semiHidden="0" w:name="FollowedHyperlink"/>
-    <w:lsdException w:qFormat="1" w:unhideWhenUsed="0" w:uiPriority="0" w:semiHidden="0" w:name="Strong"/>
-    <w:lsdException w:qFormat="1" w:unhideWhenUsed="0" w:uiPriority="0" w:semiHidden="0" w:name="Emphasis"/>
-    <w:lsdException w:unhideWhenUsed="0" w:uiPriority="0" w:semiHidden="0" w:name="Document Map"/>
-    <w:lsdException w:unhideWhenUsed="0" w:uiPriority="0" w:semiHidden="0" w:name="Plain Text"/>
-    <w:lsdException w:unhideWhenUsed="0" w:uiPriority="0" w:semiHidden="0" w:name="E-mail Signature"/>
-    <w:lsdException w:qFormat="1" w:unhideWhenUsed="0" w:uiPriority="0" w:semiHidden="0" w:name="Normal (Web)"/>
-    <w:lsdException w:unhideWhenUsed="0" w:uiPriority="0" w:semiHidden="0" w:name="HTML Acronym"/>
-    <w:lsdException w:unhideWhenUsed="0" w:uiPriority="0" w:semiHidden="0" w:name="HTML Address"/>
-    <w:lsdException w:unhideWhenUsed="0" w:uiPriority="0" w:semiHidden="0" w:name="HTML Cite"/>
-    <w:lsdException w:unhideWhenUsed="0" w:uiPriority="0" w:semiHidden="0" w:name="HTML Code"/>
-    <w:lsdException w:unhideWhenUsed="0" w:uiPriority="0" w:semiHidden="0" w:name="HTML Definition"/>
-    <w:lsdException w:unhideWhenUsed="0" w:uiPriority="0" w:semiHidden="0" w:name="HTML Keyboard"/>
-    <w:lsdException w:unhideWhenUsed="0" w:uiPriority="0" w:semiHidden="0" w:name="HTML Preformatted"/>
-    <w:lsdException w:unhideWhenUsed="0" w:uiPriority="0" w:semiHidden="0" w:name="HTML Sample"/>
-    <w:lsdException w:unhideWhenUsed="0" w:uiPriority="0" w:semiHidden="0" w:name="HTML Typewriter"/>
-    <w:lsdException w:unhideWhenUsed="0" w:uiPriority="0" w:semiHidden="0" w:name="HTML Variable"/>
-    <w:lsdException w:qFormat="1" w:unhideWhenUsed="0" w:uiPriority="0" w:name="Normal Table"/>
-    <w:lsdException w:unhideWhenUsed="0" w:uiPriority="0" w:semiHidden="0" w:name="annotation subject"/>
-    <w:lsdException w:unhideWhenUsed="0" w:uiPriority="0" w:semiHidden="0" w:name="Table Simple 1"/>
-    <w:lsdException w:unhideWhenUsed="0" w:uiPriority="0" w:semiHidden="0" w:name="Table Simple 2"/>
-    <w:lsdException w:unhideWhenUsed="0" w:uiPriority="0" w:semiHidden="0" w:name="Table Simple 3"/>
-    <w:lsdException w:unhideWhenUsed="0" w:uiPriority="0" w:semiHidden="0" w:name="Table Classic 1"/>
-    <w:lsdException w:unhideWhenUsed="0" w:uiPriority="0" w:semiHidden="0" w:name="Table Classic 2"/>
-    <w:lsdException w:unhideWhenUsed="0" w:uiPriority="0" w:semiHidden="0" w:name="Table Classic 3"/>
-    <w:lsdException w:unhideWhenUsed="0" w:uiPriority="0" w:semiHidden="0" w:name="Table Classic 4"/>
-    <w:lsdException w:unhideWhenUsed="0" w:uiPriority="0" w:semiHidden="0" w:name="Table Colorful 1"/>
-    <w:lsdException w:unhideWhenUsed="0" w:uiPriority="0" w:semiHidden="0" w:name="Table Colorful 2"/>
-    <w:lsdException w:unhideWhenUsed="0" w:uiPriority="0" w:semiHidden="0" w:name="Table Colorful 3"/>
-    <w:lsdException w:unhideWhenUsed="0" w:uiPriority="0" w:semiHidden="0" w:name="Table Columns 1"/>
-    <w:lsdException w:unhideWhenUsed="0" w:uiPriority="0" w:semiHidden="0" w:name="Table Columns 2"/>
-    <w:lsdException w:unhideWhenUsed="0" w:uiPriority="0" w:semiHidden="0" w:name="Table Columns 3"/>
-    <w:lsdException w:unhideWhenUsed="0" w:uiPriority="0" w:semiHidden="0" w:name="Table Columns 4"/>
-    <w:lsdException w:unhideWhenUsed="0" w:uiPriority="0" w:semiHidden="0" w:name="Table Columns 5"/>
-    <w:lsdException w:unhideWhenUsed="0" w:uiPriority="0" w:semiHidden="0" w:name="Table Grid 1"/>
-    <w:lsdException w:unhideWhenUsed="0" w:uiPriority="0" w:semiHidden="0" w:name="Table Grid 2"/>
-    <w:lsdException w:unhideWhenUsed="0" w:uiPriority="0" w:semiHidden="0" w:name="Table Grid 3"/>
-    <w:lsdException w:unhideWhenUsed="0" w:uiPriority="0" w:semiHidden="0" w:name="Table Grid 4"/>
-    <w:lsdException w:unhideWhenUsed="0" w:uiPriority="0" w:semiHidden="0" w:name="Table Grid 5"/>
-    <w:lsdException w:unhideWhenUsed="0" w:uiPriority="0" w:semiHidden="0" w:name="Table Grid 6"/>
-    <w:lsdException w:unhideWhenUsed="0" w:uiPriority="0" w:semiHidden="0" w:name="Table Grid 7"/>
-    <w:lsdException w:unhideWhenUsed="0" w:uiPriority="0" w:semiHidden="0" w:name="Table Grid 8"/>
-    <w:lsdException w:unhideWhenUsed="0" w:uiPriority="0" w:semiHidden="0" w:name="Table List 1"/>
-    <w:lsdException w:unhideWhenUsed="0" w:uiPriority="0" w:semiHidden="0" w:name="Table List 2"/>
-    <w:lsdException w:unhideWhenUsed="0" w:uiPriority="0" w:semiHidden="0" w:name="Table List 3"/>
-    <w:lsdException w:unhideWhenUsed="0" w:uiPriority="0" w:semiHidden="0" w:name="Table List 4"/>
-    <w:lsdException w:unhideWhenUsed="0" w:uiPriority="0" w:semiHidden="0" w:name="Table List 5"/>
-    <w:lsdException w:unhideWhenUsed="0" w:uiPriority="0" w:semiHidden="0" w:name="Table List 6"/>
-    <w:lsdException w:unhideWhenUsed="0" w:uiPriority="0" w:semiHidden="0" w:name="Table List 7"/>
-    <w:lsdException w:unhideWhenUsed="0" w:uiPriority="0" w:semiHidden="0" w:name="Table List 8"/>
-    <w:lsdException w:unhideWhenUsed="0" w:uiPriority="0" w:semiHidden="0" w:name="Table 3D effects 1"/>
-    <w:lsdException w:unhideWhenUsed="0" w:uiPriority="0" w:semiHidden="0" w:name="Table 3D effects 2"/>
-    <w:lsdException w:unhideWhenUsed="0" w:uiPriority="0" w:semiHidden="0" w:name="Table 3D effects 3"/>
-    <w:lsdException w:unhideWhenUsed="0" w:uiPriority="0" w:semiHidden="0" w:name="Table Contemporary"/>
-    <w:lsdException w:unhideWhenUsed="0" w:uiPriority="0" w:semiHidden="0" w:name="Table Elegant"/>
-    <w:lsdException w:unhideWhenUsed="0" w:uiPriority="0" w:semiHidden="0" w:name="Table Professional"/>
-    <w:lsdException w:unhideWhenUsed="0" w:uiPriority="0" w:semiHidden="0" w:name="Table Subtle 1"/>
-    <w:lsdException w:unhideWhenUsed="0" w:uiPriority="0" w:semiHidden="0" w:name="Table Subtle 2"/>
-    <w:lsdException w:unhideWhenUsed="0" w:uiPriority="0" w:semiHidden="0" w:name="Table Web 1"/>
-    <w:lsdException w:unhideWhenUsed="0" w:uiPriority="0" w:semiHidden="0" w:name="Table Web 2"/>
-    <w:lsdException w:unhideWhenUsed="0" w:uiPriority="0" w:semiHidden="0" w:name="Table Web 3"/>
-    <w:lsdException w:unhideWhenUsed="0" w:uiPriority="0" w:semiHidden="0" w:name="Balloon Text"/>
-    <w:lsdException w:qFormat="1" w:unhideWhenUsed="0" w:uiPriority="0" w:semiHidden="0" w:name="Table Grid"/>
-    <w:lsdException w:unhideWhenUsed="0" w:uiPriority="0" w:semiHidden="0" w:name="Table Theme"/>
-    <w:lsdException w:unhideWhenUsed="0" w:uiPriority="60" w:semiHidden="0" w:name="Light Shading"/>
-    <w:lsdException w:unhideWhenUsed="0" w:uiPriority="61" w:semiHidden="0" w:name="Light List"/>
-    <w:lsdException w:unhideWhenUsed="0" w:uiPriority="62" w:semiHidden="0" w:name="Light Grid"/>
-    <w:lsdException w:unhideWhenUsed="0" w:uiPriority="63" w:semiHidden="0" w:name="Medium Shading 1"/>
-    <w:lsdException w:unhideWhenUsed="0" w:uiPriority="64" w:semiHidden="0" w:name="Medium Shading 2"/>
-    <w:lsdException w:unhideWhenUsed="0" w:uiPriority="65" w:semiHidden="0" w:name="Medium List 1"/>
-    <w:lsdException w:unhideWhenUsed="0" w:uiPriority="66" w:semiHidden="0" w:name="Medium List 2"/>
-    <w:lsdException w:unhideWhenUsed="0" w:uiPriority="67" w:semiHidden="0" w:name="Medium Grid 1"/>
-    <w:lsdException w:unhideWhenUsed="0" w:uiPriority="68" w:semiHidden="0" w:name="Medium Grid 2"/>
-    <w:lsdException w:unhideWhenUsed="0" w:uiPriority="69" w:semiHidden="0" w:name="Medium Grid 3"/>
-    <w:lsdException w:unhideWhenUsed="0" w:uiPriority="70" w:semiHidden="0" w:name="Dark List"/>
-    <w:lsdException w:unhideWhenUsed="0" w:uiPriority="71" w:semiHidden="0" w:name="Colorful Shading"/>
-    <w:lsdException w:unhideWhenUsed="0" w:uiPriority="72" w:semiHidden="0" w:name="Colorful List"/>
-    <w:lsdException w:unhideWhenUsed="0" w:uiPriority="73" w:semiHidden="0" w:name="Colorful Grid"/>
-    <w:lsdException w:unhideWhenUsed="0" w:uiPriority="60" w:semiHidden="0" w:name="Light Shading Accent 1"/>
-    <w:lsdException w:unhideWhenUsed="0" w:uiPriority="61" w:semiHidden="0" w:name="Light List Accent 1"/>
-    <w:lsdException w:unhideWhenUsed="0" w:uiPriority="62" w:semiHidden="0" w:name="Light Grid Accent 1"/>
-    <w:lsdException w:unhideWhenUsed="0" w:uiPriority="63" w:semiHidden="0" w:name="Medium Shading 1 Accent 1"/>
-    <w:lsdException w:unhideWhenUsed="0" w:uiPriority="64" w:semiHidden="0" w:name="Medium Shading 2 Accent 1"/>
-    <w:lsdException w:unhideWhenUsed="0" w:uiPriority="65" w:semiHidden="0" w:name="Medium List 1 Accent 1"/>
-    <w:lsdException w:unhideWhenUsed="0" w:uiPriority="66" w:semiHidden="0" w:name="Medium List 2 Accent 1"/>
-    <w:lsdException w:unhideWhenUsed="0" w:uiPriority="67" w:semiHidden="0" w:name="Medium Grid 1 Accent 1"/>
-    <w:lsdException w:unhideWhenUsed="0" w:uiPriority="68" w:semiHidden="0" w:name="Medium Grid 2 Accent 1"/>
-    <w:lsdException w:unhideWhenUsed="0" w:uiPriority="69" w:semiHidden="0" w:name="Medium Grid 3 Accent 1"/>
-    <w:lsdException w:unhideWhenUsed="0" w:uiPriority="70" w:semiHidden="0" w:name="Dark List Accent 1"/>
-    <w:lsdException w:unhideWhenUsed="0" w:uiPriority="71" w:semiHidden="0" w:name="Colorful Shading Accent 1"/>
-    <w:lsdException w:unhideWhenUsed="0" w:uiPriority="72" w:semiHidden="0" w:name="Colorful List Accent 1"/>
-    <w:lsdException w:unhideWhenUsed="0" w:uiPriority="73" w:semiHidden="0" w:name="Colorful Grid Accent 1"/>
-    <w:lsdException w:unhideWhenUsed="0" w:uiPriority="60" w:semiHidden="0" w:name="Light Shading Accent 2"/>
-    <w:lsdException w:unhideWhenUsed="0" w:uiPriority="61" w:semiHidden="0" w:name="Light List Accent 2"/>
-    <w:lsdException w:unhideWhenUsed="0" w:uiPriority="62" w:semiHidden="0" w:name="Light Grid Accent 2"/>
-    <w:lsdException w:unhideWhenUsed="0" w:uiPriority="63" w:semiHidden="0" w:name="Medium Shading 1 Accent 2"/>
-    <w:lsdException w:unhideWhenUsed="0" w:uiPriority="64" w:semiHidden="0" w:name="Medium Shading 2 Accent 2"/>
-    <w:lsdException w:unhideWhenUsed="0" w:uiPriority="65" w:semiHidden="0" w:name="Medium List 1 Accent 2"/>
-    <w:lsdException w:unhideWhenUsed="0" w:uiPriority="66" w:semiHidden="0" w:name="Medium List 2 Accent 2"/>
-    <w:lsdException w:unhideWhenUsed="0" w:uiPriority="67" w:semiHidden="0" w:name="Medium Grid 1 Accent 2"/>
-    <w:lsdException w:unhideWhenUsed="0" w:uiPriority="68" w:semiHidden="0" w:name="Medium Grid 2 Accent 2"/>
-    <w:lsdException w:unhideWhenUsed="0" w:uiPriority="69" w:semiHidden="0" w:name="Medium Grid 3 Accent 2"/>
-    <w:lsdException w:unhideWhenUsed="0" w:uiPriority="70" w:semiHidden="0" w:name="Dark List Accent 2"/>
-    <w:lsdException w:unhideWhenUsed="0" w:uiPriority="71" w:semiHidden="0" w:name="Colorful Shading Accent 2"/>
-    <w:lsdException w:unhideWhenUsed="0" w:uiPriority="72" w:semiHidden="0" w:name="Colorful List Accent 2"/>
-    <w:lsdException w:unhideWhenUsed="0" w:uiPriority="73" w:semiHidden="0" w:name="Colorful Grid Accent 2"/>
-    <w:lsdException w:unhideWhenUsed="0" w:uiPriority="60" w:semiHidden="0" w:name="Light Shading Accent 3"/>
-    <w:lsdException w:unhideWhenUsed="0" w:uiPriority="61" w:semiHidden="0" w:name="Light List Accent 3"/>
-    <w:lsdException w:unhideWhenUsed="0" w:uiPriority="62" w:semiHidden="0" w:name="Light Grid Accent 3"/>
-    <w:lsdException w:unhideWhenUsed="0" w:uiPriority="63" w:semiHidden="0" w:name="Medium Shading 1 Accent 3"/>
-    <w:lsdException w:unhideWhenUsed="0" w:uiPriority="64" w:semiHidden="0" w:name="Medium Shading 2 Accent 3"/>
-    <w:lsdException w:unhideWhenUsed="0" w:uiPriority="65" w:semiHidden="0" w:name="Medium List 1 Accent 3"/>
-    <w:lsdException w:unhideWhenUsed="0" w:uiPriority="66" w:semiHidden="0" w:name="Medium List 2 Accent 3"/>
-    <w:lsdException w:unhideWhenUsed="0" w:uiPriority="67" w:semiHidden="0" w:name="Medium Grid 1 Accent 3"/>
-    <w:lsdException w:unhideWhenUsed="0" w:uiPriority="68" w:semiHidden="0" w:name="Medium Grid 2 Accent 3"/>
-    <w:lsdException w:unhideWhenUsed="0" w:uiPriority="69" w:semiHidden="0" w:name="Medium Grid 3 Accent 3"/>
-    <w:lsdException w:unhideWhenUsed="0" w:uiPriority="70" w:semiHidden="0" w:name="Dark List Accent 3"/>
-    <w:lsdException w:unhideWhenUsed="0" w:uiPriority="71" w:semiHidden="0" w:name="Colorful Shading Accent 3"/>
-    <w:lsdException w:unhideWhenUsed="0" w:uiPriority="72" w:semiHidden="0" w:name="Colorful List Accent 3"/>
-    <w:lsdException w:unhideWhenUsed="0" w:uiPriority="73" w:semiHidden="0" w:name="Colorful Grid Accent 3"/>
-    <w:lsdException w:unhideWhenUsed="0" w:uiPriority="60" w:semiHidden="0" w:name="Light Shading Accent 4"/>
-    <w:lsdException w:unhideWhenUsed="0" w:uiPriority="61" w:semiHidden="0" w:name="Light List Accent 4"/>
-    <w:lsdException w:unhideWhenUsed="0" w:uiPriority="62" w:semiHidden="0" w:name="Light Grid Accent 4"/>
-    <w:lsdException w:unhideWhenUsed="0" w:uiPriority="63" w:semiHidden="0" w:name="Medium Shading 1 Accent 4"/>
-    <w:lsdException w:unhideWhenUsed="0" w:uiPriority="64" w:semiHidden="0" w:name="Medium Shading 2 Accent 4"/>
-    <w:lsdException w:unhideWhenUsed="0" w:uiPriority="65" w:semiHidden="0" w:name="Medium List 1 Accent 4"/>
-    <w:lsdException w:unhideWhenUsed="0" w:uiPriority="66" w:semiHidden="0" w:name="Medium List 2 Accent 4"/>
-    <w:lsdException w:unhideWhenUsed="0" w:uiPriority="67" w:semiHidden="0" w:name="Medium Grid 1 Accent 4"/>
-    <w:lsdException w:unhideWhenUsed="0" w:uiPriority="68" w:semiHidden="0" w:name="Medium Grid 2 Accent 4"/>
-    <w:lsdException w:unhideWhenUsed="0" w:uiPriority="69" w:semiHidden="0" w:name="Medium Grid 3 Accent 4"/>
-    <w:lsdException w:unhideWhenUsed="0" w:uiPriority="70" w:semiHidden="0" w:name="Dark List Accent 4"/>
-    <w:lsdException w:unhideWhenUsed="0" w:uiPriority="71" w:semiHidden="0" w:name="Colorful Shading Accent 4"/>
-    <w:lsdException w:unhideWhenUsed="0" w:uiPriority="72" w:semiHidden="0" w:name="Colorful List Accent 4"/>
-    <w:lsdException w:unhideWhenUsed="0" w:uiPriority="73" w:semiHidden="0" w:name="Colorful Grid Accent 4"/>
-    <w:lsdException w:unhideWhenUsed="0" w:uiPriority="60" w:semiHidden="0" w:name="Light Shading Accent 5"/>
-    <w:lsdException w:unhideWhenUsed="0" w:uiPriority="61" w:semiHidden="0" w:name="Light List Accent 5"/>
-    <w:lsdException w:unhideWhenUsed="0" w:uiPriority="62" w:semiHidden="0" w:name="Light Grid Accent 5"/>
-    <w:lsdException w:unhideWhenUsed="0" w:uiPriority="63" w:semiHidden="0" w:name="Medium Shading 1 Accent 5"/>
-    <w:lsdException w:unhideWhenUsed="0" w:uiPriority="64" w:semiHidden="0" w:name="Medium Shading 2 Accent 5"/>
-    <w:lsdException w:unhideWhenUsed="0" w:uiPriority="65" w:semiHidden="0" w:name="Medium List 1 Accent 5"/>
-    <w:lsdException w:unhideWhenUsed="0" w:uiPriority="66" w:semiHidden="0" w:name="Medium List 2 Accent 5"/>
-    <w:lsdException w:unhideWhenUsed="0" w:uiPriority="67" w:semiHidden="0" w:name="Medium Grid 1 Accent 5"/>
-    <w:lsdException w:unhideWhenUsed="0" w:uiPriority="68" w:semiHidden="0" w:name="Medium Grid 2 Accent 5"/>
-    <w:lsdException w:unhideWhenUsed="0" w:uiPriority="69" w:semiHidden="0" w:name="Medium Grid 3 Accent 5"/>
-    <w:lsdException w:unhideWhenUsed="0" w:uiPriority="70" w:semiHidden="0" w:name="Dark List Accent 5"/>
-    <w:lsdException w:unhideWhenUsed="0" w:uiPriority="71" w:semiHidden="0" w:name="Colorful Shading Accent 5"/>
-    <w:lsdException w:unhideWhenUsed="0" w:uiPriority="72" w:semiHidden="0" w:name="Colorful List Accent 5"/>
-    <w:lsdException w:unhideWhenUsed="0" w:uiPriority="73" w:semiHidden="0" w:name="Colorful Grid Accent 5"/>
-    <w:lsdException w:unhideWhenUsed="0" w:uiPriority="60" w:semiHidden="0" w:name="Light Shading Accent 6"/>
-    <w:lsdException w:unhideWhenUsed="0" w:uiPriority="61" w:semiHidden="0" w:name="Light List Accent 6"/>
-    <w:lsdException w:unhideWhenUsed="0" w:uiPriority="62" w:semiHidden="0" w:name="Light Grid Accent 6"/>
-    <w:lsdException w:unhideWhenUsed="0" w:uiPriority="63" w:semiHidden="0" w:name="Medium Shading 1 Accent 6"/>
-    <w:lsdException w:unhideWhenUsed="0" w:uiPriority="64" w:semiHidden="0" w:name="Medium Shading 2 Accent 6"/>
-    <w:lsdException w:unhideWhenUsed="0" w:uiPriority="65" w:semiHidden="0" w:name="Medium List 1 Accent 6"/>
-    <w:lsdException w:unhideWhenUsed="0" w:uiPriority="66" w:semiHidden="0" w:name="Medium List 2 Accent 6"/>
-    <w:lsdException w:unhideWhenUsed="0" w:uiPriority="67" w:semiHidden="0" w:name="Medium Grid 1 Accent 6"/>
-    <w:lsdException w:unhideWhenUsed="0" w:uiPriority="68" w:semiHidden="0" w:name="Medium Grid 2 Accent 6"/>
-    <w:lsdException w:unhideWhenUsed="0" w:uiPriority="69" w:semiHidden="0" w:name="Medium Grid 3 Accent 6"/>
-    <w:lsdException w:unhideWhenUsed="0" w:uiPriority="70" w:semiHidden="0" w:name="Dark List Accent 6"/>
-    <w:lsdException w:unhideWhenUsed="0" w:uiPriority="71" w:semiHidden="0" w:name="Colorful Shading Accent 6"/>
-    <w:lsdException w:unhideWhenUsed="0" w:uiPriority="72" w:semiHidden="0" w:name="Colorful List Accent 6"/>
-    <w:lsdException w:unhideWhenUsed="0" w:uiPriority="73" w:semiHidden="0" w:name="Colorful Grid Accent 6"/>
+  <w:latentStyles w:defLockedState="0" w:defUIPriority="99" w:defSemiHidden="1" w:defUnhideWhenUsed="1" w:defQFormat="0" w:count="260">
+    <w:lsdException w:name="Normal" w:semiHidden="0" w:uiPriority="0" w:unhideWhenUsed="0" w:qFormat="1"/>
+    <w:lsdException w:name="heading 1" w:semiHidden="0" w:uiPriority="0" w:unhideWhenUsed="0" w:qFormat="1"/>
+    <w:lsdException w:name="heading 2" w:semiHidden="0" w:uiPriority="0" w:qFormat="1"/>
+    <w:lsdException w:name="heading 3" w:uiPriority="0" w:qFormat="1"/>
+    <w:lsdException w:name="heading 4" w:semiHidden="0" w:uiPriority="0" w:qFormat="1"/>
+    <w:lsdException w:name="heading 5" w:uiPriority="0" w:qFormat="1"/>
+    <w:lsdException w:name="heading 6" w:uiPriority="0" w:qFormat="1"/>
+    <w:lsdException w:name="heading 7" w:uiPriority="0" w:qFormat="1"/>
+    <w:lsdException w:name="heading 8" w:uiPriority="0" w:qFormat="1"/>
+    <w:lsdException w:name="heading 9" w:uiPriority="0" w:qFormat="1"/>
+    <w:lsdException w:name="index 1" w:semiHidden="0" w:uiPriority="0" w:unhideWhenUsed="0"/>
+    <w:lsdException w:name="index 2" w:semiHidden="0" w:uiPriority="0" w:unhideWhenUsed="0"/>
+    <w:lsdException w:name="index 3" w:semiHidden="0" w:uiPriority="0" w:unhideWhenUsed="0"/>
+    <w:lsdException w:name="index 4" w:semiHidden="0" w:uiPriority="0" w:unhideWhenUsed="0"/>
+    <w:lsdException w:name="index 5" w:semiHidden="0" w:uiPriority="0" w:unhideWhenUsed="0"/>
+    <w:lsdException w:name="index 6" w:semiHidden="0" w:uiPriority="0" w:unhideWhenUsed="0"/>
+    <w:lsdException w:name="index 7" w:semiHidden="0" w:uiPriority="0" w:unhideWhenUsed="0"/>
+    <w:lsdException w:name="index 8" w:semiHidden="0" w:uiPriority="0" w:unhideWhenUsed="0"/>
+    <w:lsdException w:name="index 9" w:semiHidden="0" w:uiPriority="0" w:unhideWhenUsed="0"/>
+    <w:lsdException w:name="toc 1" w:semiHidden="0" w:uiPriority="0" w:unhideWhenUsed="0" w:qFormat="1"/>
+    <w:lsdException w:name="toc 2" w:semiHidden="0" w:uiPriority="0" w:unhideWhenUsed="0" w:qFormat="1"/>
+    <w:lsdException w:name="toc 3" w:semiHidden="0" w:uiPriority="0" w:unhideWhenUsed="0" w:qFormat="1"/>
+    <w:lsdException w:name="toc 4" w:semiHidden="0" w:uiPriority="0" w:unhideWhenUsed="0"/>
+    <w:lsdException w:name="toc 5" w:semiHidden="0" w:uiPriority="0" w:unhideWhenUsed="0"/>
+    <w:lsdException w:name="toc 6" w:semiHidden="0" w:uiPriority="0" w:unhideWhenUsed="0"/>
+    <w:lsdException w:name="toc 7" w:semiHidden="0" w:uiPriority="0" w:unhideWhenUsed="0"/>
+    <w:lsdException w:name="toc 8" w:semiHidden="0" w:uiPriority="0" w:unhideWhenUsed="0"/>
+    <w:lsdException w:name="toc 9" w:semiHidden="0" w:uiPriority="0" w:unhideWhenUsed="0"/>
+    <w:lsdException w:name="Normal Indent" w:semiHidden="0" w:uiPriority="0" w:unhideWhenUsed="0"/>
+    <w:lsdException w:name="footnote text" w:semiHidden="0" w:uiPriority="0" w:unhideWhenUsed="0"/>
+    <w:lsdException w:name="annotation text" w:semiHidden="0" w:uiPriority="0" w:unhideWhenUsed="0" w:qFormat="1"/>
+    <w:lsdException w:name="header" w:semiHidden="0" w:uiPriority="0" w:unhideWhenUsed="0" w:qFormat="1"/>
+    <w:lsdException w:name="footer" w:semiHidden="0" w:uiPriority="0" w:unhideWhenUsed="0" w:qFormat="1"/>
+    <w:lsdException w:name="index heading" w:semiHidden="0" w:uiPriority="0" w:unhideWhenUsed="0"/>
+    <w:lsdException w:name="caption" w:uiPriority="0" w:qFormat="1"/>
+    <w:lsdException w:name="table of figures" w:semiHidden="0" w:uiPriority="0" w:unhideWhenUsed="0"/>
+    <w:lsdException w:name="envelope address" w:semiHidden="0" w:uiPriority="0" w:unhideWhenUsed="0"/>
+    <w:lsdException w:name="envelope return" w:semiHidden="0" w:uiPriority="0" w:unhideWhenUsed="0"/>
+    <w:lsdException w:name="footnote reference" w:semiHidden="0" w:uiPriority="0" w:unhideWhenUsed="0"/>
+    <w:lsdException w:name="annotation reference" w:semiHidden="0" w:uiPriority="0" w:unhideWhenUsed="0"/>
+    <w:lsdException w:name="line number" w:semiHidden="0" w:uiPriority="0" w:unhideWhenUsed="0"/>
+    <w:lsdException w:name="page number" w:semiHidden="0" w:uiPriority="0" w:unhideWhenUsed="0"/>
+    <w:lsdException w:name="endnote reference" w:semiHidden="0" w:uiPriority="0" w:unhideWhenUsed="0"/>
+    <w:lsdException w:name="endnote text" w:semiHidden="0" w:uiPriority="0" w:unhideWhenUsed="0"/>
+    <w:lsdException w:name="table of authorities" w:semiHidden="0" w:uiPriority="0" w:unhideWhenUsed="0"/>
+    <w:lsdException w:name="macro" w:semiHidden="0" w:uiPriority="0" w:unhideWhenUsed="0"/>
+    <w:lsdException w:name="toa heading" w:semiHidden="0" w:uiPriority="0" w:unhideWhenUsed="0"/>
+    <w:lsdException w:name="List" w:semiHidden="0" w:uiPriority="0" w:unhideWhenUsed="0"/>
+    <w:lsdException w:name="List Bullet" w:semiHidden="0" w:uiPriority="0" w:unhideWhenUsed="0"/>
+    <w:lsdException w:name="List Number" w:semiHidden="0" w:uiPriority="0" w:unhideWhenUsed="0"/>
+    <w:lsdException w:name="List 2" w:semiHidden="0" w:uiPriority="0" w:unhideWhenUsed="0"/>
+    <w:lsdException w:name="List 3" w:semiHidden="0" w:uiPriority="0" w:unhideWhenUsed="0"/>
+    <w:lsdException w:name="List 4" w:semiHidden="0" w:uiPriority="0" w:unhideWhenUsed="0"/>
+    <w:lsdException w:name="List 5" w:semiHidden="0" w:uiPriority="0" w:unhideWhenUsed="0"/>
+    <w:lsdException w:name="List Bullet 2" w:semiHidden="0" w:uiPriority="0" w:unhideWhenUsed="0"/>
+    <w:lsdException w:name="List Bullet 3" w:semiHidden="0" w:uiPriority="0" w:unhideWhenUsed="0"/>
+    <w:lsdException w:name="List Bullet 4" w:semiHidden="0" w:uiPriority="0" w:unhideWhenUsed="0"/>
+    <w:lsdException w:name="List Bullet 5" w:semiHidden="0" w:uiPriority="0" w:unhideWhenUsed="0"/>
+    <w:lsdException w:name="List Number 2" w:semiHidden="0" w:uiPriority="0" w:unhideWhenUsed="0"/>
+    <w:lsdException w:name="List Number 3" w:semiHidden="0" w:uiPriority="0" w:unhideWhenUsed="0"/>
+    <w:lsdException w:name="List Number 4" w:semiHidden="0" w:uiPriority="0" w:unhideWhenUsed="0"/>
+    <w:lsdException w:name="List Number 5" w:semiHidden="0" w:uiPriority="0" w:unhideWhenUsed="0"/>
+    <w:lsdException w:name="Title" w:semiHidden="0" w:uiPriority="0" w:unhideWhenUsed="0" w:qFormat="1"/>
+    <w:lsdException w:name="Closing" w:semiHidden="0" w:uiPriority="0" w:unhideWhenUsed="0"/>
+    <w:lsdException w:name="Signature" w:semiHidden="0" w:uiPriority="0" w:unhideWhenUsed="0"/>
+    <w:lsdException w:name="Default Paragraph Font" w:uiPriority="0" w:unhideWhenUsed="0" w:qFormat="1"/>
+    <w:lsdException w:name="Body Text" w:uiPriority="0" w:unhideWhenUsed="0" w:qFormat="1"/>
+    <w:lsdException w:name="Body Text Indent" w:semiHidden="0" w:uiPriority="0" w:unhideWhenUsed="0"/>
+    <w:lsdException w:name="List Continue" w:semiHidden="0" w:uiPriority="0" w:unhideWhenUsed="0"/>
+    <w:lsdException w:name="List Continue 2" w:semiHidden="0" w:uiPriority="0" w:unhideWhenUsed="0"/>
+    <w:lsdException w:name="List Continue 3" w:semiHidden="0" w:uiPriority="0" w:unhideWhenUsed="0"/>
+    <w:lsdException w:name="List Continue 4" w:semiHidden="0" w:uiPriority="0" w:unhideWhenUsed="0"/>
+    <w:lsdException w:name="List Continue 5" w:semiHidden="0" w:uiPriority="0" w:unhideWhenUsed="0"/>
+    <w:lsdException w:name="Message Header" w:semiHidden="0" w:uiPriority="0" w:unhideWhenUsed="0"/>
+    <w:lsdException w:name="Subtitle" w:semiHidden="0" w:uiPriority="0" w:unhideWhenUsed="0" w:qFormat="1"/>
+    <w:lsdException w:name="Salutation" w:semiHidden="0" w:uiPriority="0" w:unhideWhenUsed="0"/>
+    <w:lsdException w:name="Date" w:semiHidden="0" w:uiPriority="0" w:unhideWhenUsed="0"/>
+    <w:lsdException w:name="Body Text First Indent" w:semiHidden="0" w:uiPriority="0" w:unhideWhenUsed="0"/>
+    <w:lsdException w:name="Body Text First Indent 2" w:semiHidden="0" w:uiPriority="0" w:unhideWhenUsed="0"/>
+    <w:lsdException w:name="Body Text 2" w:semiHidden="0" w:uiPriority="0" w:unhideWhenUsed="0"/>
+    <w:lsdException w:name="Body Text 3" w:semiHidden="0" w:uiPriority="0" w:unhideWhenUsed="0"/>
+    <w:lsdException w:name="Body Text Indent 2" w:semiHidden="0" w:uiPriority="0" w:unhideWhenUsed="0"/>
+    <w:lsdException w:name="Body Text Indent 3" w:semiHidden="0" w:uiPriority="0" w:unhideWhenUsed="0"/>
+    <w:lsdException w:name="Block Text" w:semiHidden="0" w:uiPriority="0" w:unhideWhenUsed="0"/>
+    <w:lsdException w:name="Hyperlink" w:semiHidden="0" w:uiPriority="0" w:unhideWhenUsed="0"/>
+    <w:lsdException w:name="FollowedHyperlink" w:semiHidden="0" w:uiPriority="0" w:unhideWhenUsed="0"/>
+    <w:lsdException w:name="Strong" w:semiHidden="0" w:uiPriority="0" w:unhideWhenUsed="0" w:qFormat="1"/>
+    <w:lsdException w:name="Emphasis" w:semiHidden="0" w:uiPriority="0" w:unhideWhenUsed="0" w:qFormat="1"/>
+    <w:lsdException w:name="Document Map" w:semiHidden="0" w:uiPriority="0" w:unhideWhenUsed="0"/>
+    <w:lsdException w:name="Plain Text" w:semiHidden="0" w:uiPriority="0" w:unhideWhenUsed="0"/>
+    <w:lsdException w:name="E-mail Signature" w:semiHidden="0" w:uiPriority="0" w:unhideWhenUsed="0"/>
+    <w:lsdException w:name="Normal (Web)" w:semiHidden="0" w:uiPriority="0" w:unhideWhenUsed="0" w:qFormat="1"/>
+    <w:lsdException w:name="HTML Acronym" w:semiHidden="0" w:uiPriority="0" w:unhideWhenUsed="0"/>
+    <w:lsdException w:name="HTML Address" w:semiHidden="0" w:uiPriority="0" w:unhideWhenUsed="0"/>
+    <w:lsdException w:name="HTML Cite" w:semiHidden="0" w:uiPriority="0" w:unhideWhenUsed="0"/>
+    <w:lsdException w:name="HTML Code" w:semiHidden="0" w:uiPriority="0" w:unhideWhenUsed="0"/>
+    <w:lsdException w:name="HTML Definition" w:semiHidden="0" w:uiPriority="0" w:unhideWhenUsed="0"/>
+    <w:lsdException w:name="HTML Keyboard" w:semiHidden="0" w:uiPriority="0" w:unhideWhenUsed="0"/>
+    <w:lsdException w:name="HTML Preformatted" w:semiHidden="0" w:uiPriority="0" w:unhideWhenUsed="0"/>
+    <w:lsdException w:name="HTML Sample" w:semiHidden="0" w:uiPriority="0" w:unhideWhenUsed="0"/>
+    <w:lsdException w:name="HTML Typewriter" w:semiHidden="0" w:uiPriority="0" w:unhideWhenUsed="0"/>
+    <w:lsdException w:name="HTML Variable" w:semiHidden="0" w:uiPriority="0" w:unhideWhenUsed="0"/>
+    <w:lsdException w:name="Normal Table" w:uiPriority="0" w:unhideWhenUsed="0" w:qFormat="1"/>
+    <w:lsdException w:name="annotation subject" w:semiHidden="0" w:uiPriority="0" w:unhideWhenUsed="0"/>
+    <w:lsdException w:name="Table Simple 1" w:semiHidden="0" w:uiPriority="0" w:unhideWhenUsed="0"/>
+    <w:lsdException w:name="Table Simple 2" w:semiHidden="0" w:uiPriority="0" w:unhideWhenUsed="0"/>
+    <w:lsdException w:name="Table Simple 3" w:semiHidden="0" w:uiPriority="0" w:unhideWhenUsed="0"/>
+    <w:lsdException w:name="Table Classic 1" w:semiHidden="0" w:uiPriority="0" w:unhideWhenUsed="0"/>
+    <w:lsdException w:name="Table Classic 2" w:semiHidden="0" w:uiPriority="0" w:unhideWhenUsed="0"/>
+    <w:lsdException w:name="Table Classic 3" w:semiHidden="0" w:uiPriority="0" w:unhideWhenUsed="0"/>
+    <w:lsdException w:name="Table Classic 4" w:semiHidden="0" w:uiPriority="0" w:unhideWhenUsed="0"/>
+    <w:lsdException w:name="Table Colorful 1" w:semiHidden="0" w:uiPriority="0" w:unhideWhenUsed="0"/>
+    <w:lsdException w:name="Table Colorful 2" w:semiHidden="0" w:uiPriority="0" w:unhideWhenUsed="0"/>
+    <w:lsdException w:name="Table Colorful 3" w:semiHidden="0" w:uiPriority="0" w:unhideWhenUsed="0"/>
+    <w:lsdException w:name="Table Columns 1" w:semiHidden="0" w:uiPriority="0" w:unhideWhenUsed="0"/>
+    <w:lsdException w:name="Table Columns 2" w:semiHidden="0" w:uiPriority="0" w:unhideWhenUsed="0"/>
+    <w:lsdException w:name="Table Columns 3" w:semiHidden="0" w:uiPriority="0" w:unhideWhenUsed="0"/>
+    <w:lsdException w:name="Table Columns 4" w:semiHidden="0" w:uiPriority="0" w:unhideWhenUsed="0"/>
+    <w:lsdException w:name="Table Columns 5" w:semiHidden="0" w:uiPriority="0" w:unhideWhenUsed="0"/>
+    <w:lsdException w:name="Table Grid 1" w:semiHidden="0" w:uiPriority="0" w:unhideWhenUsed="0"/>
+    <w:lsdException w:name="Table Grid 2" w:semiHidden="0" w:uiPriority="0" w:unhideWhenUsed="0"/>
+    <w:lsdException w:name="Table Grid 3" w:semiHidden="0" w:uiPriority="0" w:unhideWhenUsed="0"/>
+    <w:lsdException w:name="Table Grid 4" w:semiHidden="0" w:uiPriority="0" w:unhideWhenUsed="0"/>
+    <w:lsdException w:name="Table Grid 5" w:semiHidden="0" w:uiPriority="0" w:unhideWhenUsed="0"/>
+    <w:lsdException w:name="Table Grid 6" w:semiHidden="0" w:uiPriority="0" w:unhideWhenUsed="0"/>
+    <w:lsdException w:name="Table Grid 7" w:semiHidden="0" w:uiPriority="0" w:unhideWhenUsed="0"/>
+    <w:lsdException w:name="Table Grid 8" w:semiHidden="0" w:uiPriority="0" w:unhideWhenUsed="0"/>
+    <w:lsdException w:name="Table List 1" w:semiHidden="0" w:uiPriority="0" w:unhideWhenUsed="0"/>
+    <w:lsdException w:name="Table List 2" w:semiHidden="0" w:uiPriority="0" w:unhideWhenUsed="0"/>
+    <w:lsdException w:name="Table List 3" w:semiHidden="0" w:uiPriority="0" w:unhideWhenUsed="0"/>
+    <w:lsdException w:name="Table List 4" w:semiHidden="0" w:uiPriority="0" w:unhideWhenUsed="0"/>
+    <w:lsdException w:name="Table List 5" w:semiHidden="0" w:uiPriority="0" w:unhideWhenUsed="0"/>
+    <w:lsdException w:name="Table List 6" w:semiHidden="0" w:uiPriority="0" w:unhideWhenUsed="0"/>
+    <w:lsdException w:name="Table List 7" w:semiHidden="0" w:uiPriority="0" w:unhideWhenUsed="0"/>
+    <w:lsdException w:name="Table List 8" w:semiHidden="0" w:uiPriority="0" w:unhideWhenUsed="0"/>
+    <w:lsdException w:name="Table 3D effects 1" w:semiHidden="0" w:uiPriority="0" w:unhideWhenUsed="0"/>
+    <w:lsdException w:name="Table 3D effects 2" w:semiHidden="0" w:uiPriority="0" w:unhideWhenUsed="0"/>
+    <w:lsdException w:name="Table 3D effects 3" w:semiHidden="0" w:uiPriority="0" w:unhideWhenUsed="0"/>
+    <w:lsdException w:name="Table Contemporary" w:semiHidden="0" w:uiPriority="0" w:unhideWhenUsed="0"/>
+    <w:lsdException w:name="Table Elegant" w:semiHidden="0" w:uiPriority="0" w:unhideWhenUsed="0"/>
+    <w:lsdException w:name="Table Professional" w:semiHidden="0" w:uiPriority="0" w:unhideWhenUsed="0"/>
+    <w:lsdException w:name="Table Subtle 1" w:semiHidden="0" w:uiPriority="0" w:unhideWhenUsed="0"/>
+    <w:lsdException w:name="Table Subtle 2" w:semiHidden="0" w:uiPriority="0" w:unhideWhenUsed="0"/>
+    <w:lsdException w:name="Table Web 1" w:semiHidden="0" w:uiPriority="0" w:unhideWhenUsed="0"/>
+    <w:lsdException w:name="Table Web 2" w:semiHidden="0" w:uiPriority="0" w:unhideWhenUsed="0"/>
+    <w:lsdException w:name="Table Web 3" w:semiHidden="0" w:uiPriority="0" w:unhideWhenUsed="0"/>
+    <w:lsdException w:name="Balloon Text" w:semiHidden="0" w:uiPriority="0" w:unhideWhenUsed="0"/>
+    <w:lsdException w:name="Table Grid" w:semiHidden="0" w:uiPriority="0" w:unhideWhenUsed="0" w:qFormat="1"/>
+    <w:lsdException w:name="Table Theme" w:semiHidden="0" w:uiPriority="0" w:unhideWhenUsed="0"/>
+    <w:lsdException w:name="Light Shading" w:semiHidden="0" w:uiPriority="60" w:unhideWhenUsed="0"/>
+    <w:lsdException w:name="Light List" w:semiHidden="0" w:uiPriority="61" w:unhideWhenUsed="0"/>
+    <w:lsdException w:name="Light Grid" w:semiHidden="0" w:uiPriority="62" w:unhideWhenUsed="0"/>
+    <w:lsdException w:name="Medium Shading 1" w:semiHidden="0" w:uiPriority="63" w:unhideWhenUsed="0"/>
+    <w:lsdException w:name="Medium Shading 2" w:semiHidden="0" w:uiPriority="64" w:unhideWhenUsed="0"/>
+    <w:lsdException w:name="Medium List 1" w:semiHidden="0" w:uiPriority="65" w:unhideWhenUsed="0"/>
+    <w:lsdException w:name="Medium List 2" w:semiHidden="0" w:uiPriority="66" w:unhideWhenUsed="0"/>
+    <w:lsdException w:name="Medium Grid 1" w:semiHidden="0" w:uiPriority="67" w:unhideWhenUsed="0"/>
+    <w:lsdException w:name="Medium Grid 2" w:semiHidden="0" w:uiPriority="68" w:unhideWhenUsed="0"/>
+    <w:lsdException w:name="Medium Grid 3" w:semiHidden="0" w:uiPriority="69" w:unhideWhenUsed="0"/>
+    <w:lsdException w:name="Dark List" w:semiHidden="0" w:uiPriority="70" w:unhideWhenUsed="0"/>
+    <w:lsdException w:name="Colorful Shading" w:semiHidden="0" w:uiPriority="71" w:unhideWhenUsed="0"/>
+    <w:lsdException w:name="Colorful List" w:semiHidden="0" w:uiPriority="72" w:unhideWhenUsed="0"/>
+    <w:lsdException w:name="Colorful Grid" w:semiHidden="0" w:uiPriority="73" w:unhideWhenUsed="0"/>
+    <w:lsdException w:name="Light Shading Accent 1" w:semiHidden="0" w:uiPriority="60" w:unhideWhenUsed="0"/>
+    <w:lsdException w:name="Light List Accent 1" w:semiHidden="0" w:uiPriority="61" w:unhideWhenUsed="0"/>
+    <w:lsdException w:name="Light Grid Accent 1" w:semiHidden="0" w:uiPriority="62" w:unhideWhenUsed="0"/>
+    <w:lsdException w:name="Medium Shading 1 Accent 1" w:semiHidden="0" w:uiPriority="63" w:unhideWhenUsed="0"/>
+    <w:lsdException w:name="Medium Shading 2 Accent 1" w:semiHidden="0" w:uiPriority="64" w:unhideWhenUsed="0"/>
+    <w:lsdException w:name="Medium List 1 Accent 1" w:semiHidden="0" w:uiPriority="65" w:unhideWhenUsed="0"/>
+    <w:lsdException w:name="Medium List 2 Accent 1" w:semiHidden="0" w:uiPriority="66" w:unhideWhenUsed="0"/>
+    <w:lsdException w:name="Medium Grid 1 Accent 1" w:semiHidden="0" w:uiPriority="67" w:unhideWhenUsed="0"/>
+    <w:lsdException w:name="Medium Grid 2 Accent 1" w:semiHidden="0" w:uiPriority="68" w:unhideWhenUsed="0"/>
+    <w:lsdException w:name="Medium Grid 3 Accent 1" w:semiHidden="0" w:uiPriority="69" w:unhideWhenUsed="0"/>
+    <w:lsdException w:name="Dark List Accent 1" w:semiHidden="0" w:uiPriority="70" w:unhideWhenUsed="0"/>
+    <w:lsdException w:name="Colorful Shading Accent 1" w:semiHidden="0" w:uiPriority="71" w:unhideWhenUsed="0"/>
+    <w:lsdException w:name="Colorful List Accent 1" w:semiHidden="0" w:uiPriority="72" w:unhideWhenUsed="0"/>
+    <w:lsdException w:name="Colorful Grid Accent 1" w:semiHidden="0" w:uiPriority="73" w:unhideWhenUsed="0"/>
+    <w:lsdException w:name="Light Shading Accent 2" w:semiHidden="0" w:uiPriority="60" w:unhideWhenUsed="0"/>
+    <w:lsdException w:name="Light List Accent 2" w:semiHidden="0" w:uiPriority="61" w:unhideWhenUsed="0"/>
+    <w:lsdException w:name="Light Grid Accent 2" w:semiHidden="0" w:uiPriority="62" w:unhideWhenUsed="0"/>
+    <w:lsdException w:name="Medium Shading 1 Accent 2" w:semiHidden="0" w:uiPriority="63" w:unhideWhenUsed="0"/>
+    <w:lsdException w:name="Medium Shading 2 Accent 2" w:semiHidden="0" w:uiPriority="64" w:unhideWhenUsed="0"/>
+    <w:lsdException w:name="Medium List 1 Accent 2" w:semiHidden="0" w:uiPriority="65" w:unhideWhenUsed="0"/>
+    <w:lsdException w:name="Medium List 2 Accent 2" w:semiHidden="0" w:uiPriority="66" w:unhideWhenUsed="0"/>
+    <w:lsdException w:name="Medium Grid 1 Accent 2" w:semiHidden="0" w:uiPriority="67" w:unhideWhenUsed="0"/>
+    <w:lsdException w:name="Medium Grid 2 Accent 2" w:semiHidden="0" w:uiPriority="68" w:unhideWhenUsed="0"/>
+    <w:lsdException w:name="Medium Grid 3 Accent 2" w:semiHidden="0" w:uiPriority="69" w:unhideWhenUsed="0"/>
+    <w:lsdException w:name="Dark List Accent 2" w:semiHidden="0" w:uiPriority="70" w:unhideWhenUsed="0"/>
+    <w:lsdException w:name="Colorful Shading Accent 2" w:semiHidden="0" w:uiPriority="71" w:unhideWhenUsed="0"/>
+    <w:lsdException w:name="Colorful List Accent 2" w:semiHidden="0" w:uiPriority="72" w:unhideWhenUsed="0"/>
+    <w:lsdException w:name="Colorful Grid Accent 2" w:semiHidden="0" w:uiPriority="73" w:unhideWhenUsed="0"/>
+    <w:lsdException w:name="Light Shading Accent 3" w:semiHidden="0" w:uiPriority="60" w:unhideWhenUsed="0"/>
+    <w:lsdException w:name="Light List Accent 3" w:semiHidden="0" w:uiPriority="61" w:unhideWhenUsed="0"/>
+    <w:lsdException w:name="Light Grid Accent 3" w:semiHidden="0" w:uiPriority="62" w:unhideWhenUsed="0"/>
+    <w:lsdException w:name="Medium Shading 1 Accent 3" w:semiHidden="0" w:uiPriority="63" w:unhideWhenUsed="0"/>
+    <w:lsdException w:name="Medium Shading 2 Accent 3" w:semiHidden="0" w:uiPriority="64" w:unhideWhenUsed="0"/>
+    <w:lsdException w:name="Medium List 1 Accent 3" w:semiHidden="0" w:uiPriority="65" w:unhideWhenUsed="0"/>
+    <w:lsdException w:name="Medium List 2 Accent 3" w:semiHidden="0" w:uiPriority="66" w:unhideWhenUsed="0"/>
+    <w:lsdException w:name="Medium Grid 1 Accent 3" w:semiHidden="0" w:uiPriority="67" w:unhideWhenUsed="0"/>
+    <w:lsdException w:name="Medium Grid 2 Accent 3" w:semiHidden="0" w:uiPriority="68" w:unhideWhenUsed="0"/>
+    <w:lsdException w:name="Medium Grid 3 Accent 3" w:semiHidden="0" w:uiPriority="69" w:unhideWhenUsed="0"/>
+    <w:lsdException w:name="Dark List Accent 3" w:semiHidden="0" w:uiPriority="70" w:unhideWhenUsed="0"/>
+    <w:lsdException w:name="Colorful Shading Accent 3" w:semiHidden="0" w:uiPriority="71" w:unhideWhenUsed="0"/>
+    <w:lsdException w:name="Colorful List Accent 3" w:semiHidden="0" w:uiPriority="72" w:unhideWhenUsed="0"/>
+    <w:lsdException w:name="Colorful Grid Accent 3" w:semiHidden="0" w:uiPriority="73" w:unhideWhenUsed="0"/>
+    <w:lsdException w:name="Light Shading Accent 4" w:semiHidden="0" w:uiPriority="60" w:unhideWhenUsed="0"/>
+    <w:lsdException w:name="Light List Accent 4" w:semiHidden="0" w:uiPriority="61" w:unhideWhenUsed="0"/>
+    <w:lsdException w:name="Light Grid Accent 4" w:semiHidden="0" w:uiPriority="62" w:unhideWhenUsed="0"/>
+    <w:lsdException w:name="Medium Shading 1 Accent 4" w:semiHidden="0" w:uiPriority="63" w:unhideWhenUsed="0"/>
+    <w:lsdException w:name="Medium Shading 2 Accent 4" w:semiHidden="0" w:uiPriority="64" w:unhideWhenUsed="0"/>
+    <w:lsdException w:name="Medium List 1 Accent 4" w:semiHidden="0" w:uiPriority="65" w:unhideWhenUsed="0"/>
+    <w:lsdException w:name="Medium List 2 Accent 4" w:semiHidden="0" w:uiPriority="66" w:unhideWhenUsed="0"/>
+    <w:lsdException w:name="Medium Grid 1 Accent 4" w:semiHidden="0" w:uiPriority="67" w:unhideWhenUsed="0"/>
+    <w:lsdException w:name="Medium Grid 2 Accent 4" w:semiHidden="0" w:uiPriority="68" w:unhideWhenUsed="0"/>
+    <w:lsdException w:name="Medium Grid 3 Accent 4" w:semiHidden="0" w:uiPriority="69" w:unhideWhenUsed="0"/>
+    <w:lsdException w:name="Dark List Accent 4" w:semiHidden="0" w:uiPriority="70" w:unhideWhenUsed="0"/>
+    <w:lsdException w:name="Colorful Shading Accent 4" w:semiHidden="0" w:uiPriority="71" w:unhideWhenUsed="0"/>
+    <w:lsdException w:name="Colorful List Accent 4" w:semiHidden="0" w:uiPriority="72" w:unhideWhenUsed="0"/>
+    <w:lsdException w:name="Colorful Grid Accent 4" w:semiHidden="0" w:uiPriority="73" w:unhideWhenUsed="0"/>
+    <w:lsdException w:name="Light Shading Accent 5" w:semiHidden="0" w:uiPriority="60" w:unhideWhenUsed="0"/>
+    <w:lsdException w:name="Light List Accent 5" w:semiHidden="0" w:uiPriority="61" w:unhideWhenUsed="0"/>
+    <w:lsdException w:name="Light Grid Accent 5" w:semiHidden="0" w:uiPriority="62" w:unhideWhenUsed="0"/>
+    <w:lsdException w:name="Medium Shading 1 Accent 5" w:semiHidden="0" w:uiPriority="63" w:unhideWhenUsed="0"/>
+    <w:lsdException w:name="Medium Shading 2 Accent 5" w:semiHidden="0" w:uiPriority="64" w:unhideWhenUsed="0"/>
+    <w:lsdException w:name="Medium List 1 Accent 5" w:semiHidden="0" w:uiPriority="65" w:unhideWhenUsed="0"/>
+    <w:lsdException w:name="Medium List 2 Accent 5" w:semiHidden="0" w:uiPriority="66" w:unhideWhenUsed="0"/>
+    <w:lsdException w:name="Medium Grid 1 Accent 5" w:semiHidden="0" w:uiPriority="67" w:unhideWhenUsed="0"/>
+    <w:lsdException w:name="Medium Grid 2 Accent 5" w:semiHidden="0" w:uiPriority="68" w:unhideWhenUsed="0"/>
+    <w:lsdException w:name="Medium Grid 3 Accent 5" w:semiHidden="0" w:uiPriority="69" w:unhideWhenUsed="0"/>
+    <w:lsdException w:name="Dark List Accent 5" w:semiHidden="0" w:uiPriority="70" w:unhideWhenUsed="0"/>
+    <w:lsdException w:name="Colorful Shading Accent 5" w:semiHidden="0" w:uiPriority="71" w:unhideWhenUsed="0"/>
+    <w:lsdException w:name="Colorful List Accent 5" w:semiHidden="0" w:uiPriority="72" w:unhideWhenUsed="0"/>
+    <w:lsdException w:name="Colorful Grid Accent 5" w:semiHidden="0" w:uiPriority="73" w:unhideWhenUsed="0"/>
+    <w:lsdException w:name="Light Shading Accent 6" w:semiHidden="0" w:uiPriority="60" w:unhideWhenUsed="0"/>
+    <w:lsdException w:name="Light List Accent 6" w:semiHidden="0" w:uiPriority="61" w:unhideWhenUsed="0"/>
+    <w:lsdException w:name="Light Grid Accent 6" w:semiHidden="0" w:uiPriority="62" w:unhideWhenUsed="0"/>
+    <w:lsdException w:name="Medium Shading 1 Accent 6" w:semiHidden="0" w:uiPriority="63" w:unhideWhenUsed="0"/>
+    <w:lsdException w:name="Medium Shading 2 Accent 6" w:semiHidden="0" w:uiPriority="64" w:unhideWhenUsed="0"/>
+    <w:lsdException w:name="Medium List 1 Accent 6" w:semiHidden="0" w:uiPriority="65" w:unhideWhenUsed="0"/>
+    <w:lsdException w:name="Medium List 2 Accent 6" w:semiHidden="0" w:uiPriority="66" w:unhideWhenUsed="0"/>
+    <w:lsdException w:name="Medium Grid 1 Accent 6" w:semiHidden="0" w:uiPriority="67" w:unhideWhenUsed="0"/>
+    <w:lsdException w:name="Medium Grid 2 Accent 6" w:semiHidden="0" w:uiPriority="68" w:unhideWhenUsed="0"/>
+    <w:lsdException w:name="Medium Grid 3 Accent 6" w:semiHidden="0" w:uiPriority="69" w:unhideWhenUsed="0"/>
+    <w:lsdException w:name="Dark List Accent 6" w:semiHidden="0" w:uiPriority="70" w:unhideWhenUsed="0"/>
+    <w:lsdException w:name="Colorful Shading Accent 6" w:semiHidden="0" w:uiPriority="71" w:unhideWhenUsed="0"/>
+    <w:lsdException w:name="Colorful List Accent 6" w:semiHidden="0" w:uiPriority="72" w:unhideWhenUsed="0"/>
+    <w:lsdException w:name="Colorful Grid Accent 6" w:semiHidden="0" w:uiPriority="73" w:unhideWhenUsed="0"/>
   </w:latentStyles>
-  <w:style w:type="paragraph" w:default="1" w:styleId="1">
+  <w:style w:type="paragraph" w:default="1" w:styleId="Normal">
     <w:name w:val="Normal"/>
     <w:qFormat/>
-    <w:uiPriority w:val="0"/>
     <w:pPr>
       <w:kinsoku w:val="0"/>
       <w:autoSpaceDE w:val="0"/>
@@ -4438,7 +4195,7 @@
       <w:textAlignment w:val="baseline"/>
     </w:pPr>
     <w:rPr>
-      <w:rFonts w:ascii="Arial" w:hAnsi="Arial" w:eastAsia="宋体" w:cs="Arial"/>
+      <w:rFonts w:ascii="Arial" w:eastAsia="宋体" w:hAnsi="Arial" w:cs="Arial"/>
       <w:snapToGrid w:val="0"/>
       <w:color w:val="000000"/>
       <w:kern w:val="0"/>
@@ -4447,12 +4204,11 @@
       <w:lang w:val="en-US" w:eastAsia="en-US" w:bidi="ar-SA"/>
     </w:rPr>
   </w:style>
-  <w:style w:type="paragraph" w:styleId="2">
+  <w:style w:type="paragraph" w:styleId="Heading1">
     <w:name w:val="heading 1"/>
-    <w:basedOn w:val="1"/>
-    <w:next w:val="1"/>
+    <w:basedOn w:val="Normal"/>
+    <w:next w:val="Normal"/>
     <w:qFormat/>
-    <w:uiPriority w:val="0"/>
     <w:pPr>
       <w:keepNext/>
       <w:keepLines/>
@@ -4470,13 +4226,12 @@
       <w:sz w:val="44"/>
     </w:rPr>
   </w:style>
-  <w:style w:type="paragraph" w:styleId="3">
+  <w:style w:type="paragraph" w:styleId="Heading2">
     <w:name w:val="heading 2"/>
-    <w:basedOn w:val="1"/>
-    <w:next w:val="1"/>
+    <w:basedOn w:val="Normal"/>
+    <w:next w:val="Normal"/>
     <w:unhideWhenUsed/>
     <w:qFormat/>
-    <w:uiPriority w:val="0"/>
     <w:pPr>
       <w:keepNext/>
       <w:keepLines/>
@@ -4489,19 +4244,18 @@
       <w:outlineLvl w:val="1"/>
     </w:pPr>
     <w:rPr>
-      <w:rFonts w:ascii="Arial" w:hAnsi="Arial" w:eastAsia="黑体"/>
+      <w:rFonts w:ascii="Arial" w:eastAsia="黑体" w:hAnsi="Arial"/>
       <w:b/>
       <w:sz w:val="32"/>
     </w:rPr>
   </w:style>
-  <w:style w:type="paragraph" w:styleId="4">
+  <w:style w:type="paragraph" w:styleId="Heading3">
     <w:name w:val="heading 3"/>
-    <w:basedOn w:val="1"/>
-    <w:next w:val="1"/>
+    <w:basedOn w:val="Normal"/>
+    <w:next w:val="Normal"/>
     <w:semiHidden/>
     <w:unhideWhenUsed/>
     <w:qFormat/>
-    <w:uiPriority w:val="0"/>
     <w:pPr>
       <w:keepNext/>
       <w:keepLines/>
@@ -4518,13 +4272,12 @@
       <w:sz w:val="32"/>
     </w:rPr>
   </w:style>
-  <w:style w:type="paragraph" w:styleId="5">
+  <w:style w:type="paragraph" w:styleId="Heading4">
     <w:name w:val="heading 4"/>
-    <w:basedOn w:val="1"/>
-    <w:next w:val="1"/>
+    <w:basedOn w:val="Normal"/>
+    <w:next w:val="Normal"/>
     <w:unhideWhenUsed/>
     <w:qFormat/>
-    <w:uiPriority w:val="0"/>
     <w:pPr>
       <w:keepNext/>
       <w:keepLines/>
@@ -4537,19 +4290,18 @@
       <w:outlineLvl w:val="3"/>
     </w:pPr>
     <w:rPr>
-      <w:rFonts w:ascii="Arial" w:hAnsi="Arial" w:eastAsia="黑体"/>
+      <w:rFonts w:ascii="Arial" w:eastAsia="黑体" w:hAnsi="Arial"/>
       <w:b/>
       <w:sz w:val="28"/>
     </w:rPr>
   </w:style>
-  <w:style w:type="paragraph" w:styleId="6">
+  <w:style w:type="paragraph" w:styleId="Heading5">
     <w:name w:val="heading 5"/>
-    <w:basedOn w:val="1"/>
-    <w:next w:val="1"/>
+    <w:basedOn w:val="Normal"/>
+    <w:next w:val="Normal"/>
     <w:semiHidden/>
     <w:unhideWhenUsed/>
     <w:qFormat/>
-    <w:uiPriority w:val="0"/>
     <w:pPr>
       <w:keepNext/>
       <w:keepLines/>
@@ -4566,14 +4318,13 @@
       <w:sz w:val="28"/>
     </w:rPr>
   </w:style>
-  <w:style w:type="paragraph" w:styleId="7">
+  <w:style w:type="paragraph" w:styleId="Heading6">
     <w:name w:val="heading 6"/>
-    <w:basedOn w:val="1"/>
-    <w:next w:val="1"/>
+    <w:basedOn w:val="Normal"/>
+    <w:next w:val="Normal"/>
     <w:semiHidden/>
     <w:unhideWhenUsed/>
     <w:qFormat/>
-    <w:uiPriority w:val="0"/>
     <w:pPr>
       <w:keepNext/>
       <w:keepLines/>
@@ -4586,19 +4337,18 @@
       <w:outlineLvl w:val="5"/>
     </w:pPr>
     <w:rPr>
-      <w:rFonts w:ascii="Arial" w:hAnsi="Arial" w:eastAsia="黑体"/>
+      <w:rFonts w:ascii="Arial" w:eastAsia="黑体" w:hAnsi="Arial"/>
       <w:b/>
       <w:sz w:val="24"/>
     </w:rPr>
   </w:style>
-  <w:style w:type="paragraph" w:styleId="8">
+  <w:style w:type="paragraph" w:styleId="Heading7">
     <w:name w:val="heading 7"/>
-    <w:basedOn w:val="1"/>
-    <w:next w:val="1"/>
+    <w:basedOn w:val="Normal"/>
+    <w:next w:val="Normal"/>
     <w:semiHidden/>
     <w:unhideWhenUsed/>
     <w:qFormat/>
-    <w:uiPriority w:val="0"/>
     <w:pPr>
       <w:keepNext/>
       <w:keepLines/>
@@ -4615,14 +4365,13 @@
       <w:sz w:val="24"/>
     </w:rPr>
   </w:style>
-  <w:style w:type="paragraph" w:styleId="9">
+  <w:style w:type="paragraph" w:styleId="Heading8">
     <w:name w:val="heading 8"/>
-    <w:basedOn w:val="1"/>
-    <w:next w:val="1"/>
+    <w:basedOn w:val="Normal"/>
+    <w:next w:val="Normal"/>
     <w:semiHidden/>
     <w:unhideWhenUsed/>
     <w:qFormat/>
-    <w:uiPriority w:val="0"/>
     <w:pPr>
       <w:keepNext/>
       <w:keepLines/>
@@ -4635,18 +4384,17 @@
       <w:outlineLvl w:val="7"/>
     </w:pPr>
     <w:rPr>
-      <w:rFonts w:ascii="Arial" w:hAnsi="Arial" w:eastAsia="黑体"/>
+      <w:rFonts w:ascii="Arial" w:eastAsia="黑体" w:hAnsi="Arial"/>
       <w:sz w:val="24"/>
     </w:rPr>
   </w:style>
-  <w:style w:type="paragraph" w:styleId="10">
+  <w:style w:type="paragraph" w:styleId="Heading9">
     <w:name w:val="heading 9"/>
-    <w:basedOn w:val="1"/>
-    <w:next w:val="1"/>
+    <w:basedOn w:val="Normal"/>
+    <w:next w:val="Normal"/>
     <w:semiHidden/>
     <w:unhideWhenUsed/>
     <w:qFormat/>
-    <w:uiPriority w:val="0"/>
     <w:pPr>
       <w:keepNext/>
       <w:keepLines/>
@@ -4659,21 +4407,19 @@
       <w:outlineLvl w:val="8"/>
     </w:pPr>
     <w:rPr>
-      <w:rFonts w:ascii="Arial" w:hAnsi="Arial" w:eastAsia="黑体"/>
+      <w:rFonts w:ascii="Arial" w:eastAsia="黑体" w:hAnsi="Arial"/>
       <w:sz w:val="21"/>
     </w:rPr>
   </w:style>
-  <w:style w:type="character" w:default="1" w:styleId="22">
+  <w:style w:type="character" w:default="1" w:styleId="DefaultParagraphFont">
     <w:name w:val="Default Paragraph Font"/>
     <w:semiHidden/>
     <w:qFormat/>
-    <w:uiPriority w:val="0"/>
   </w:style>
-  <w:style w:type="table" w:default="1" w:styleId="20">
+  <w:style w:type="table" w:default="1" w:styleId="TableNormal">
     <w:name w:val="Normal Table"/>
     <w:semiHidden/>
     <w:qFormat/>
-    <w:uiPriority w:val="0"/>
     <w:tblPr>
       <w:tblCellMar>
         <w:top w:w="0" w:type="dxa"/>
@@ -4683,43 +4429,39 @@
       </w:tblCellMar>
     </w:tblPr>
   </w:style>
-  <w:style w:type="paragraph" w:styleId="11">
+  <w:style w:type="paragraph" w:styleId="CommentText">
     <w:name w:val="annotation text"/>
-    <w:basedOn w:val="1"/>
+    <w:basedOn w:val="Normal"/>
     <w:qFormat/>
-    <w:uiPriority w:val="0"/>
     <w:pPr>
       <w:jc w:val="left"/>
     </w:pPr>
   </w:style>
-  <w:style w:type="paragraph" w:styleId="12">
+  <w:style w:type="paragraph" w:styleId="BodyText">
     <w:name w:val="Body Text"/>
-    <w:basedOn w:val="1"/>
+    <w:basedOn w:val="Normal"/>
     <w:semiHidden/>
     <w:qFormat/>
-    <w:uiPriority w:val="0"/>
     <w:rPr>
-      <w:rFonts w:ascii="Arial" w:hAnsi="Arial" w:eastAsia="Arial" w:cs="Arial"/>
+      <w:rFonts w:ascii="Arial" w:eastAsia="Arial" w:hAnsi="Arial" w:cs="Arial"/>
       <w:sz w:val="21"/>
       <w:szCs w:val="21"/>
       <w:lang w:val="en-US" w:eastAsia="en-US" w:bidi="ar-SA"/>
     </w:rPr>
   </w:style>
-  <w:style w:type="paragraph" w:styleId="13">
+  <w:style w:type="paragraph" w:styleId="TOC3">
     <w:name w:val="toc 3"/>
-    <w:basedOn w:val="1"/>
-    <w:next w:val="1"/>
+    <w:basedOn w:val="Normal"/>
+    <w:next w:val="Normal"/>
     <w:qFormat/>
-    <w:uiPriority w:val="0"/>
     <w:pPr>
       <w:ind w:left="840" w:leftChars="400"/>
     </w:pPr>
   </w:style>
-  <w:style w:type="paragraph" w:styleId="14">
+  <w:style w:type="paragraph" w:styleId="Footer">
     <w:name w:val="footer"/>
-    <w:basedOn w:val="1"/>
+    <w:basedOn w:val="Normal"/>
     <w:qFormat/>
-    <w:uiPriority w:val="0"/>
     <w:pPr>
       <w:tabs>
         <w:tab w:val="center" w:pos="4153"/>
@@ -4732,17 +4474,16 @@
       <w:sz w:val="18"/>
     </w:rPr>
   </w:style>
-  <w:style w:type="paragraph" w:styleId="15">
+  <w:style w:type="paragraph" w:styleId="Header">
     <w:name w:val="header"/>
-    <w:basedOn w:val="1"/>
+    <w:basedOn w:val="Normal"/>
     <w:qFormat/>
-    <w:uiPriority w:val="0"/>
     <w:pPr>
       <w:pBdr>
-        <w:top w:val="none" w:color="auto" w:sz="0" w:space="0"/>
-        <w:left w:val="none" w:color="auto" w:sz="0" w:space="0"/>
-        <w:bottom w:val="none" w:color="auto" w:sz="0" w:space="0"/>
-        <w:right w:val="none" w:color="auto" w:sz="0" w:space="0"/>
+        <w:top w:val="nil"/>
+        <w:left w:val="nil"/>
+        <w:bottom w:val="nil"/>
+        <w:right w:val="nil"/>
       </w:pBdr>
       <w:tabs>
         <w:tab w:val="center" w:pos="4153"/>
@@ -4757,41 +4498,37 @@
       <w:sz w:val="18"/>
     </w:rPr>
   </w:style>
-  <w:style w:type="paragraph" w:styleId="16">
+  <w:style w:type="paragraph" w:styleId="TOC1">
     <w:name w:val="toc 1"/>
-    <w:basedOn w:val="1"/>
-    <w:next w:val="1"/>
+    <w:basedOn w:val="Normal"/>
+    <w:next w:val="Normal"/>
     <w:qFormat/>
-    <w:uiPriority w:val="0"/>
     <w:rPr>
-      <w:rFonts w:ascii="Arial" w:hAnsi="Arial" w:eastAsia="Microsoft JhengHei"/>
+      <w:rFonts w:ascii="Arial" w:eastAsia="Microsoft JhengHei" w:hAnsi="Arial"/>
       <w:sz w:val="24"/>
     </w:rPr>
   </w:style>
-  <w:style w:type="paragraph" w:styleId="17">
+  <w:style w:type="paragraph" w:styleId="TOC2">
     <w:name w:val="toc 2"/>
-    <w:basedOn w:val="1"/>
-    <w:next w:val="1"/>
+    <w:basedOn w:val="Normal"/>
+    <w:next w:val="Normal"/>
     <w:qFormat/>
-    <w:uiPriority w:val="0"/>
     <w:pPr>
       <w:ind w:left="420" w:leftChars="200"/>
     </w:pPr>
   </w:style>
-  <w:style w:type="paragraph" w:styleId="18">
+  <w:style w:type="paragraph" w:styleId="NormalWeb">
     <w:name w:val="Normal (Web)"/>
-    <w:basedOn w:val="1"/>
+    <w:basedOn w:val="Normal"/>
     <w:qFormat/>
-    <w:uiPriority w:val="0"/>
     <w:rPr>
       <w:sz w:val="24"/>
     </w:rPr>
   </w:style>
-  <w:style w:type="paragraph" w:styleId="19">
+  <w:style w:type="paragraph" w:styleId="Title">
     <w:name w:val="Title"/>
-    <w:basedOn w:val="1"/>
+    <w:basedOn w:val="Normal"/>
     <w:qFormat/>
-    <w:uiPriority w:val="0"/>
     <w:pPr>
       <w:spacing w:before="240" w:beforeLines="0" w:beforeAutospacing="0" w:after="60" w:afterLines="0" w:afterAutospacing="0"/>
       <w:jc w:val="center"/>
@@ -4803,73 +4540,68 @@
       <w:sz w:val="32"/>
     </w:rPr>
   </w:style>
-  <w:style w:type="table" w:styleId="21">
+  <w:style w:type="table" w:styleId="TableGrid">
     <w:name w:val="Table Grid"/>
-    <w:basedOn w:val="20"/>
+    <w:basedOn w:val="TableNormal"/>
     <w:qFormat/>
-    <w:uiPriority w:val="0"/>
     <w:pPr>
       <w:widowControl w:val="0"/>
       <w:jc w:val="both"/>
     </w:pPr>
     <w:tblPr>
       <w:tblBorders>
-        <w:top w:val="single" w:color="auto" w:sz="4" w:space="0"/>
-        <w:left w:val="single" w:color="auto" w:sz="4" w:space="0"/>
-        <w:bottom w:val="single" w:color="auto" w:sz="4" w:space="0"/>
-        <w:right w:val="single" w:color="auto" w:sz="4" w:space="0"/>
-        <w:insideH w:val="single" w:color="auto" w:sz="4" w:space="0"/>
-        <w:insideV w:val="single" w:color="auto" w:sz="4" w:space="0"/>
+        <w:top w:val="single" w:sz="4" w:space="0" w:color="auto"/>
+        <w:left w:val="single" w:sz="4" w:space="0" w:color="auto"/>
+        <w:bottom w:val="single" w:sz="4" w:space="0" w:color="auto"/>
+        <w:right w:val="single" w:sz="4" w:space="0" w:color="auto"/>
+        <w:insideH w:val="single" w:sz="4" w:space="0" w:color="auto"/>
+        <w:insideV w:val="single" w:sz="4" w:space="0" w:color="auto"/>
       </w:tblBorders>
     </w:tblPr>
   </w:style>
-  <w:style w:type="character" w:styleId="23">
+  <w:style w:type="character" w:styleId="Strong">
     <w:name w:val="Strong"/>
-    <w:basedOn w:val="22"/>
+    <w:basedOn w:val="DefaultParagraphFont"/>
     <w:qFormat/>
-    <w:uiPriority w:val="0"/>
     <w:rPr>
       <w:b/>
     </w:rPr>
   </w:style>
-  <w:style w:type="paragraph" w:customStyle="1" w:styleId="24">
+  <w:style w:type="paragraph" w:customStyle="1" w:styleId="a">
     <w:name w:val="柴_公司名"/>
-    <w:basedOn w:val="19"/>
+    <w:basedOn w:val="Title"/>
     <w:qFormat/>
-    <w:uiPriority w:val="0"/>
     <w:pPr>
       <w:spacing w:after="600" w:afterLines="600"/>
     </w:pPr>
     <w:rPr>
-      <w:rFonts w:hint="eastAsia" w:ascii="宋体" w:hAnsi="宋体" w:eastAsia="宋体" w:cs="宋体"/>
+      <w:rFonts w:ascii="宋体" w:eastAsia="宋体" w:hAnsi="宋体" w:cs="宋体" w:hint="eastAsia"/>
       <w:bCs/>
       <w:spacing w:val="-6"/>
       <w:sz w:val="52"/>
       <w:szCs w:val="52"/>
     </w:rPr>
   </w:style>
-  <w:style w:type="paragraph" w:customStyle="1" w:styleId="25">
+  <w:style w:type="paragraph" w:customStyle="1" w:styleId="a0">
     <w:name w:val="柴_文档名"/>
-    <w:basedOn w:val="19"/>
+    <w:basedOn w:val="Title"/>
     <w:qFormat/>
-    <w:uiPriority w:val="0"/>
     <w:pPr>
       <w:spacing w:after="900" w:afterLines="900"/>
     </w:pPr>
     <w:rPr>
-      <w:rFonts w:ascii="黑体" w:hAnsi="黑体" w:eastAsia="黑体" w:cs="黑体"/>
+      <w:rFonts w:ascii="黑体" w:eastAsia="黑体" w:hAnsi="黑体" w:cs="黑体"/>
       <w:bCs/>
       <w:spacing w:val="-7"/>
       <w:sz w:val="52"/>
       <w:szCs w:val="52"/>
     </w:rPr>
   </w:style>
-  <w:style w:type="table" w:customStyle="1" w:styleId="26">
+  <w:style w:type="table" w:customStyle="1" w:styleId="TableNormal0">
     <w:name w:val="Table Normal_0"/>
     <w:semiHidden/>
     <w:unhideWhenUsed/>
     <w:qFormat/>
-    <w:uiPriority w:val="0"/>
     <w:tblPr>
       <w:tblCellMar>
         <w:top w:w="0" w:type="dxa"/>
@@ -4879,87 +4611,81 @@
       </w:tblCellMar>
     </w:tblPr>
   </w:style>
-  <w:style w:type="paragraph" w:customStyle="1" w:styleId="27">
+  <w:style w:type="paragraph" w:customStyle="1" w:styleId="TableText">
     <w:name w:val="Table Text"/>
-    <w:basedOn w:val="1"/>
+    <w:basedOn w:val="Normal"/>
     <w:semiHidden/>
     <w:qFormat/>
-    <w:uiPriority w:val="0"/>
     <w:rPr>
-      <w:rFonts w:ascii="宋体" w:hAnsi="宋体" w:eastAsia="宋体" w:cs="宋体"/>
+      <w:rFonts w:ascii="宋体" w:eastAsia="宋体" w:hAnsi="宋体" w:cs="宋体"/>
       <w:sz w:val="21"/>
       <w:szCs w:val="21"/>
       <w:lang w:val="en-US" w:eastAsia="en-US" w:bidi="ar-SA"/>
     </w:rPr>
   </w:style>
-  <w:style w:type="paragraph" w:customStyle="1" w:styleId="28">
+  <w:style w:type="paragraph" w:customStyle="1" w:styleId="1">
     <w:name w:val="柴_标题1"/>
-    <w:basedOn w:val="2"/>
-    <w:next w:val="29"/>
-    <w:link w:val="38"/>
+    <w:basedOn w:val="Heading1"/>
+    <w:next w:val="a1"/>
+    <w:link w:val="1Char"/>
     <w:qFormat/>
-    <w:uiPriority w:val="0"/>
     <w:pPr>
       <w:spacing w:before="100" w:after="90" w:line="360" w:lineRule="auto"/>
     </w:pPr>
     <w:rPr>
-      <w:rFonts w:ascii="Arial" w:hAnsi="Arial" w:eastAsia="宋体"/>
+      <w:rFonts w:ascii="Arial" w:eastAsia="宋体" w:hAnsi="Arial"/>
       <w:sz w:val="32"/>
     </w:rPr>
   </w:style>
-  <w:style w:type="paragraph" w:customStyle="1" w:styleId="29">
+  <w:style w:type="paragraph" w:customStyle="1" w:styleId="a1">
     <w:name w:val="柴_正文"/>
-    <w:basedOn w:val="12"/>
-    <w:link w:val="42"/>
+    <w:basedOn w:val="BodyText"/>
+    <w:link w:val="Char"/>
     <w:qFormat/>
-    <w:uiPriority w:val="0"/>
     <w:pPr>
       <w:spacing w:line="360" w:lineRule="auto"/>
       <w:ind w:firstLine="470" w:firstLineChars="200"/>
     </w:pPr>
     <w:rPr>
-      <w:rFonts w:ascii="Arial" w:hAnsi="Arial" w:eastAsia="宋体"/>
+      <w:rFonts w:ascii="Arial" w:eastAsia="宋体" w:hAnsi="Arial"/>
       <w:sz w:val="24"/>
       <w:lang w:eastAsia="zh-CN"/>
     </w:rPr>
   </w:style>
-  <w:style w:type="paragraph" w:customStyle="1" w:styleId="30">
+  <w:style w:type="paragraph" w:customStyle="1" w:styleId="2">
     <w:name w:val="柴_标题2"/>
-    <w:basedOn w:val="3"/>
-    <w:next w:val="29"/>
+    <w:basedOn w:val="Heading2"/>
+    <w:next w:val="a1"/>
     <w:qFormat/>
-    <w:uiPriority w:val="0"/>
     <w:pPr>
       <w:spacing w:line="360" w:lineRule="auto"/>
     </w:pPr>
     <w:rPr>
-      <w:rFonts w:ascii="Arial" w:hAnsi="Arial" w:eastAsia="宋体"/>
+      <w:rFonts w:ascii="Arial" w:eastAsia="宋体" w:hAnsi="Arial"/>
       <w:sz w:val="28"/>
     </w:rPr>
   </w:style>
-  <w:style w:type="paragraph" w:customStyle="1" w:styleId="31">
+  <w:style w:type="paragraph" w:customStyle="1" w:styleId="3">
     <w:name w:val="柴_标题3"/>
-    <w:basedOn w:val="4"/>
-    <w:next w:val="29"/>
+    <w:basedOn w:val="Heading3"/>
+    <w:next w:val="a1"/>
     <w:qFormat/>
-    <w:uiPriority w:val="0"/>
     <w:pPr>
       <w:spacing w:line="360" w:lineRule="auto"/>
       <w:ind w:left="0" w:firstLine="472" w:firstLineChars="200"/>
     </w:pPr>
     <w:rPr>
-      <w:rFonts w:ascii="宋体" w:hAnsi="宋体" w:eastAsia="宋体" w:cs="宋体"/>
+      <w:rFonts w:ascii="宋体" w:eastAsia="宋体" w:hAnsi="宋体" w:cs="宋体"/>
       <w:spacing w:val="-2"/>
       <w:sz w:val="24"/>
       <w:szCs w:val="24"/>
     </w:rPr>
   </w:style>
-  <w:style w:type="paragraph" w:customStyle="1" w:styleId="32">
+  <w:style w:type="paragraph" w:customStyle="1" w:styleId="a2">
     <w:name w:val="柴_目录"/>
-    <w:basedOn w:val="1"/>
-    <w:next w:val="12"/>
+    <w:basedOn w:val="Normal"/>
+    <w:next w:val="BodyText"/>
     <w:qFormat/>
-    <w:uiPriority w:val="0"/>
     <w:pPr>
       <w:tabs>
         <w:tab w:val="right" w:leader="dot" w:pos="8442"/>
@@ -4967,64 +4693,59 @@
       <w:ind w:left="0" w:leftChars="0"/>
     </w:pPr>
     <w:rPr>
-      <w:rFonts w:ascii="Arial" w:hAnsi="Arial" w:eastAsia="Microsoft JhengHei"/>
+      <w:rFonts w:ascii="Arial" w:eastAsia="Microsoft JhengHei" w:hAnsi="Arial"/>
       <w:sz w:val="24"/>
     </w:rPr>
   </w:style>
-  <w:style w:type="paragraph" w:customStyle="1" w:styleId="33">
+  <w:style w:type="paragraph" w:customStyle="1" w:styleId="WPSOffice1">
     <w:name w:val="WPSOffice手动目录 1"/>
     <w:qFormat/>
-    <w:uiPriority w:val="0"/>
     <w:pPr>
       <w:ind w:leftChars="0"/>
     </w:pPr>
     <w:rPr>
-      <w:rFonts w:ascii="Times New Roman" w:hAnsi="Times New Roman" w:eastAsia="宋体" w:cs="Times New Roman"/>
+      <w:rFonts w:ascii="Times New Roman" w:eastAsia="宋体" w:hAnsi="Times New Roman" w:cs="Times New Roman"/>
       <w:sz w:val="20"/>
       <w:szCs w:val="20"/>
     </w:rPr>
   </w:style>
-  <w:style w:type="paragraph" w:customStyle="1" w:styleId="34">
+  <w:style w:type="paragraph" w:customStyle="1" w:styleId="WPSOffice2">
     <w:name w:val="WPSOffice手动目录 2"/>
     <w:qFormat/>
-    <w:uiPriority w:val="0"/>
     <w:pPr>
       <w:ind w:leftChars="200"/>
     </w:pPr>
     <w:rPr>
-      <w:rFonts w:ascii="Times New Roman" w:hAnsi="Times New Roman" w:eastAsia="宋体" w:cs="Times New Roman"/>
+      <w:rFonts w:ascii="Times New Roman" w:eastAsia="宋体" w:hAnsi="Times New Roman" w:cs="Times New Roman"/>
       <w:sz w:val="20"/>
       <w:szCs w:val="20"/>
     </w:rPr>
   </w:style>
-  <w:style w:type="paragraph" w:customStyle="1" w:styleId="35">
+  <w:style w:type="paragraph" w:customStyle="1" w:styleId="WPSOffice3">
     <w:name w:val="WPSOffice手动目录 3"/>
     <w:qFormat/>
-    <w:uiPriority w:val="0"/>
     <w:pPr>
       <w:ind w:leftChars="400"/>
     </w:pPr>
     <w:rPr>
-      <w:rFonts w:ascii="Times New Roman" w:hAnsi="Times New Roman" w:eastAsia="宋体" w:cs="Times New Roman"/>
+      <w:rFonts w:ascii="Times New Roman" w:eastAsia="宋体" w:hAnsi="Times New Roman" w:cs="Times New Roman"/>
       <w:sz w:val="20"/>
       <w:szCs w:val="20"/>
     </w:rPr>
   </w:style>
-  <w:style w:type="paragraph" w:customStyle="1" w:styleId="36">
+  <w:style w:type="paragraph" w:customStyle="1" w:styleId="Compact">
     <w:name w:val="Compact"/>
-    <w:basedOn w:val="12"/>
+    <w:basedOn w:val="BodyText"/>
     <w:qFormat/>
-    <w:uiPriority w:val="0"/>
     <w:pPr>
       <w:spacing w:before="36" w:after="36"/>
     </w:pPr>
   </w:style>
-  <w:style w:type="table" w:customStyle="1" w:styleId="37">
+  <w:style w:type="table" w:customStyle="1" w:styleId="Table">
     <w:name w:val="Table"/>
     <w:semiHidden/>
     <w:unhideWhenUsed/>
     <w:qFormat/>
-    <w:uiPriority w:val="0"/>
     <w:tblPr>
       <w:tblCellMar>
         <w:top w:w="0" w:type="dxa"/>
@@ -5036,28 +4757,26 @@
     <w:tblStylePr w:type="firstRow">
       <w:tcPr>
         <w:tcBorders>
-          <w:bottom w:val="single" w:color="auto" w:sz="0" w:space="0"/>
+          <w:bottom w:val="single" w:sz="0" w:space="0" w:color="auto"/>
         </w:tcBorders>
         <w:vAlign w:val="bottom"/>
       </w:tcPr>
     </w:tblStylePr>
   </w:style>
-  <w:style w:type="character" w:customStyle="1" w:styleId="38">
+  <w:style w:type="character" w:customStyle="1" w:styleId="1Char">
     <w:name w:val="柴_标题1 Char"/>
-    <w:link w:val="28"/>
+    <w:link w:val="1"/>
     <w:qFormat/>
-    <w:uiPriority w:val="0"/>
     <w:rPr>
-      <w:rFonts w:ascii="Arial" w:hAnsi="Arial" w:eastAsia="宋体"/>
+      <w:rFonts w:ascii="Arial" w:eastAsia="宋体" w:hAnsi="Arial"/>
       <w:sz w:val="32"/>
     </w:rPr>
   </w:style>
-  <w:style w:type="table" w:customStyle="1" w:styleId="39">
+  <w:style w:type="table" w:customStyle="1" w:styleId="TableNormal1">
     <w:name w:val="Table Normal_1"/>
     <w:semiHidden/>
     <w:unhideWhenUsed/>
     <w:qFormat/>
-    <w:uiPriority w:val="0"/>
     <w:tblPr>
       <w:tblCellMar>
         <w:top w:w="0" w:type="dxa"/>
@@ -5067,12 +4786,11 @@
       </w:tblCellMar>
     </w:tblPr>
   </w:style>
-  <w:style w:type="paragraph" w:customStyle="1" w:styleId="40">
+  <w:style w:type="paragraph" w:customStyle="1" w:styleId="a3">
     <w:name w:val="柴_正文_无缩进"/>
-    <w:basedOn w:val="1"/>
-    <w:link w:val="43"/>
+    <w:basedOn w:val="Normal"/>
+    <w:link w:val="Char0"/>
     <w:qFormat/>
-    <w:uiPriority w:val="0"/>
     <w:pPr>
       <w:ind w:firstLine="0" w:firstLineChars="0"/>
     </w:pPr>
@@ -5082,40 +4800,37 @@
       <w:lang w:eastAsia="zh-CN"/>
     </w:rPr>
   </w:style>
-  <w:style w:type="paragraph" w:customStyle="1" w:styleId="41">
+  <w:style w:type="paragraph" w:customStyle="1" w:styleId="4">
     <w:name w:val="柴_标题4"/>
-    <w:basedOn w:val="5"/>
-    <w:next w:val="1"/>
+    <w:basedOn w:val="Heading4"/>
+    <w:next w:val="Normal"/>
     <w:qFormat/>
-    <w:uiPriority w:val="0"/>
     <w:pPr>
       <w:widowControl w:val="0"/>
       <w:spacing w:before="160" w:line="360" w:lineRule="auto"/>
-      <w:ind w:left="981" w:leftChars="300" w:hanging="862"/>
+      <w:ind w:left="981" w:hanging="862" w:leftChars="300"/>
     </w:pPr>
     <w:rPr>
-      <w:rFonts w:hint="eastAsia" w:ascii="Calibri" w:hAnsi="Calibri" w:eastAsia="宋体" w:cs="宋体"/>
+      <w:rFonts w:ascii="Calibri" w:eastAsia="宋体" w:hAnsi="Calibri" w:cs="宋体" w:hint="eastAsia"/>
       <w:sz w:val="24"/>
       <w:szCs w:val="24"/>
       <w:lang w:eastAsia="zh-CN" w:bidi="zh-CN"/>
     </w:rPr>
   </w:style>
-  <w:style w:type="character" w:customStyle="1" w:styleId="42">
+  <w:style w:type="character" w:customStyle="1" w:styleId="Char">
     <w:name w:val="柴_正文 Char"/>
-    <w:link w:val="29"/>
+    <w:link w:val="a1"/>
     <w:qFormat/>
-    <w:uiPriority w:val="0"/>
     <w:rPr>
-      <w:rFonts w:ascii="Arial" w:hAnsi="Arial" w:eastAsia="宋体"/>
+      <w:rFonts w:ascii="Arial" w:eastAsia="宋体" w:hAnsi="Arial"/>
       <w:sz w:val="24"/>
       <w:lang w:eastAsia="zh-CN"/>
     </w:rPr>
   </w:style>
-  <w:style w:type="character" w:customStyle="1" w:styleId="43">
+  <w:style w:type="character" w:customStyle="1" w:styleId="Char0">
     <w:name w:val="柴_正文_无缩进 Char"/>
-    <w:link w:val="40"/>
+    <w:link w:val="a3"/>
     <w:qFormat/>
-    <w:uiPriority w:val="0"/>
     <w:rPr>
       <w:rFonts w:ascii="Arial" w:hAnsi="Arial"/>
       <w:sz w:val="24"/>

--- a/6-过程管理/运行记录类文件/ZGS-06-13-中国广电重庆BOSS系统存储维保项目-过程框架设计会议纪要.docx
+++ b/6-过程管理/运行记录类文件/ZGS-06-13-中国广电重庆BOSS系统存储维保项目-过程框架设计会议纪要.docx
@@ -1,11 +1,10 @@
 
 <file path=word/document.xml><?xml version="1.0" encoding="utf-8"?>
-<w:document xmlns:wpc="http://schemas.microsoft.com/office/word/2010/wordprocessingCanvas" xmlns:mc="http://schemas.openxmlformats.org/markup-compatibility/2006" xmlns:o="urn:schemas-microsoft-com:office:office" xmlns:r="http://schemas.openxmlformats.org/officeDocument/2006/relationships" xmlns:m="http://schemas.openxmlformats.org/officeDocument/2006/math" xmlns:v="urn:schemas-microsoft-com:vml" xmlns:wp14="http://schemas.microsoft.com/office/word/2010/wordprocessingDrawing" xmlns:wp="http://schemas.openxmlformats.org/drawingml/2006/wordprocessingDrawing" xmlns:w10="urn:schemas-microsoft-com:office:word" xmlns:w="http://schemas.openxmlformats.org/wordprocessingml/2006/main" xmlns:w14="http://schemas.microsoft.com/office/word/2010/wordml" xmlns:w15="http://schemas.microsoft.com/office/word/2012/wordml" xmlns:wne="http://schemas.microsoft.com/office/word/2006/wordml" xmlns:wpg="http://schemas.microsoft.com/office/word/2010/wordprocessingGroup" xmlns:wpi="http://schemas.microsoft.com/office/word/2010/wordprocessingInk" xmlns:wps="http://schemas.microsoft.com/office/word/2010/wordprocessingShape" mc:Ignorable="w14 w15 wp14">
-  <!-- Generated by Aspose.Words for .NET 13.3.0.1 -->
+<w:document xmlns:wpc="http://schemas.microsoft.com/office/word/2010/wordprocessingCanvas" xmlns:mc="http://schemas.openxmlformats.org/markup-compatibility/2006" xmlns:o="urn:schemas-microsoft-com:office:office" xmlns:r="http://schemas.openxmlformats.org/officeDocument/2006/relationships" xmlns:m="http://schemas.openxmlformats.org/officeDocument/2006/math" xmlns:v="urn:schemas-microsoft-com:vml" xmlns:wp14="http://schemas.microsoft.com/office/word/2010/wordprocessingDrawing" xmlns:wp="http://schemas.openxmlformats.org/drawingml/2006/wordprocessingDrawing" xmlns:w="http://schemas.openxmlformats.org/wordprocessingml/2006/main" xmlns:w14="http://schemas.microsoft.com/office/word/2010/wordml" xmlns:w10="urn:schemas-microsoft-com:office:word" xmlns:w15="http://schemas.microsoft.com/office/word/2012/wordml" xmlns:wpg="http://schemas.microsoft.com/office/word/2010/wordprocessingGroup" xmlns:wpi="http://schemas.microsoft.com/office/word/2010/wordprocessingInk" xmlns:wne="http://schemas.microsoft.com/office/word/2006/wordml" xmlns:wps="http://schemas.microsoft.com/office/word/2010/wordprocessingShape" xmlns:wpsCustomData="http://www.wps.cn/officeDocument/2013/wpsCustomData" mc:Ignorable="w14 w15 wp14">
   <w:body>
     <w:p>
       <w:pPr>
-        <w:pStyle w:val="a"/>
+        <w:pStyle w:val="24"/>
         <w:keepNext w:val="0"/>
         <w:keepLines w:val="0"/>
         <w:pageBreakBefore w:val="0"/>
@@ -22,7 +21,7 @@
         <w:spacing w:before="3120" w:beforeLines="1000"/>
         <w:textAlignment w:val="baseline"/>
       </w:pPr>
-      <w:bookmarkStart w:id="0" w:name="_Toc11406"/>
+      <w:bookmarkStart w:id="0" w:name="_Toc22614"/>
       <w:r>
         <w:rPr>
           <w:rFonts w:hint="eastAsia"/>
@@ -34,7 +33,7 @@
     </w:p>
     <w:p>
       <w:pPr>
-        <w:pStyle w:val="a0"/>
+        <w:pStyle w:val="25"/>
         <w:keepNext w:val="0"/>
         <w:keepLines w:val="0"/>
         <w:pageBreakBefore w:val="0"/>
@@ -57,14 +56,14 @@
           <w:lang w:val="en-US" w:eastAsia="zh-CN"/>
         </w:rPr>
       </w:pPr>
-      <w:bookmarkStart w:id="1" w:name="_Toc14298"/>
+      <w:bookmarkStart w:id="1" w:name="_Toc28375"/>
       <w:r>
         <w:rPr>
           <w:sz w:val="48"/>
           <w:szCs w:val="48"/>
         </w:rPr>
         <w:drawing>
-          <wp:anchor distT="0" distB="0" distL="114300" distR="114300" simplePos="0" relativeHeight="251658240" behindDoc="1" locked="0" layoutInCell="1" allowOverlap="1">
+          <wp:anchor distT="0" distB="0" distL="114300" distR="114300" simplePos="0" relativeHeight="251659264" behindDoc="1" locked="0" layoutInCell="1" allowOverlap="1">
             <wp:simplePos x="0" y="0"/>
             <wp:positionH relativeFrom="column">
               <wp:posOffset>0</wp:posOffset>
@@ -89,7 +88,7 @@
                     </pic:cNvPicPr>
                   </pic:nvPicPr>
                   <pic:blipFill>
-                    <a:blip xmlns:r="http://schemas.openxmlformats.org/officeDocument/2006/relationships" r:embed="rId4"/>
+                    <a:blip r:embed="rId12"/>
                     <a:stretch>
                       <a:fillRect/>
                     </a:stretch>
@@ -140,11 +139,11 @@
         <w:adjustRightInd w:val="0"/>
         <w:snapToGrid w:val="0"/>
         <w:spacing w:after="624" w:afterLines="200" w:line="219" w:lineRule="auto"/>
-        <w:ind w:left="0" w:right="0" w:firstLine="0" w:leftChars="0" w:rightChars="0" w:firstLineChars="0"/>
+        <w:ind w:left="0" w:leftChars="0" w:right="0" w:rightChars="0" w:firstLine="0" w:firstLineChars="0"/>
         <w:jc w:val="center"/>
         <w:textAlignment w:val="baseline"/>
         <w:rPr>
-          <w:rFonts w:ascii="宋体" w:eastAsia="宋体" w:hAnsi="宋体" w:cs="宋体" w:hint="default"/>
+          <w:rFonts w:hint="default" w:ascii="宋体" w:hAnsi="宋体" w:eastAsia="宋体" w:cs="宋体"/>
           <w:sz w:val="24"/>
           <w:szCs w:val="24"/>
           <w:lang w:val="en-US" w:eastAsia="zh-CN"/>
@@ -152,7 +151,7 @@
       </w:pPr>
       <w:r>
         <w:rPr>
-          <w:rFonts w:ascii="宋体" w:eastAsia="宋体" w:hAnsi="宋体" w:cs="宋体"/>
+          <w:rFonts w:ascii="宋体" w:hAnsi="宋体" w:eastAsia="宋体" w:cs="宋体"/>
           <w:b/>
           <w:bCs/>
           <w:spacing w:val="-3"/>
@@ -164,17 +163,18 @@
     </w:p>
     <w:tbl>
       <w:tblPr>
-        <w:tblStyle w:val="TableGrid"/>
+        <w:tblStyle w:val="21"/>
         <w:tblW w:w="0" w:type="auto"/>
         <w:jc w:val="center"/>
         <w:tblBorders>
-          <w:top w:val="nil"/>
-          <w:left w:val="nil"/>
-          <w:bottom w:val="nil"/>
-          <w:right w:val="nil"/>
-          <w:insideH w:val="nil"/>
-          <w:insideV w:val="nil"/>
+          <w:top w:val="none" w:color="auto" w:sz="0" w:space="0"/>
+          <w:left w:val="none" w:color="auto" w:sz="0" w:space="0"/>
+          <w:bottom w:val="none" w:color="auto" w:sz="0" w:space="0"/>
+          <w:right w:val="none" w:color="auto" w:sz="0" w:space="0"/>
+          <w:insideH w:val="none" w:color="auto" w:sz="0" w:space="0"/>
+          <w:insideV w:val="none" w:color="auto" w:sz="0" w:space="0"/>
         </w:tblBorders>
+        <w:tblLayout w:type="autofit"/>
         <w:tblCellMar>
           <w:top w:w="0" w:type="dxa"/>
           <w:left w:w="108" w:type="dxa"/>
@@ -188,15 +188,13 @@
       </w:tblGrid>
       <w:tr>
         <w:tblPrEx>
-          <w:tblW w:w="0" w:type="auto"/>
-          <w:jc w:val="center"/>
           <w:tblBorders>
-            <w:top w:val="nil"/>
-            <w:left w:val="nil"/>
-            <w:bottom w:val="nil"/>
-            <w:right w:val="nil"/>
-            <w:insideH w:val="nil"/>
-            <w:insideV w:val="nil"/>
+            <w:top w:val="none" w:color="auto" w:sz="0" w:space="0"/>
+            <w:left w:val="none" w:color="auto" w:sz="0" w:space="0"/>
+            <w:bottom w:val="none" w:color="auto" w:sz="0" w:space="0"/>
+            <w:right w:val="none" w:color="auto" w:sz="0" w:space="0"/>
+            <w:insideH w:val="none" w:color="auto" w:sz="0" w:space="0"/>
+            <w:insideV w:val="none" w:color="auto" w:sz="0" w:space="0"/>
           </w:tblBorders>
           <w:tblCellMar>
             <w:top w:w="0" w:type="dxa"/>
@@ -206,7 +204,7 @@
           </w:tblCellMar>
         </w:tblPrEx>
         <w:trPr>
-          <w:trHeight w:val="810"/>
+          <w:trHeight w:val="810" w:hRule="atLeast"/>
           <w:jc w:val="center"/>
         </w:trPr>
         <w:tc>
@@ -245,7 +243,7 @@
             </w:r>
             <w:r>
               <w:rPr>
-                <w:rFonts w:asciiTheme="minorAscii" w:eastAsiaTheme="minorEastAsia" w:hAnsiTheme="minorAscii" w:hint="default"/>
+                <w:rFonts w:hint="default" w:asciiTheme="minorAscii" w:hAnsiTheme="minorAscii" w:eastAsiaTheme="minorEastAsia"/>
                 <w:spacing w:val="227"/>
                 <w:sz w:val="21"/>
                 <w:vertAlign w:val="baseline"/>
@@ -300,7 +298,7 @@
             </w:r>
             <w:r>
               <w:rPr>
-                <w:rFonts w:asciiTheme="minorAscii" w:eastAsiaTheme="minorEastAsia" w:hAnsiTheme="minorAscii" w:hint="eastAsia"/>
+                <w:rFonts w:hint="eastAsia" w:asciiTheme="minorAscii" w:hAnsiTheme="minorAscii" w:eastAsiaTheme="minorEastAsia"/>
                 <w:spacing w:val="227"/>
                 <w:sz w:val="21"/>
                 <w:vertAlign w:val="baseline"/>
@@ -322,8 +320,14 @@
       </w:tr>
       <w:tr>
         <w:tblPrEx>
-          <w:tblW w:w="0" w:type="auto"/>
-          <w:jc w:val="center"/>
+          <w:tblBorders>
+            <w:top w:val="none" w:color="auto" w:sz="0" w:space="0"/>
+            <w:left w:val="none" w:color="auto" w:sz="0" w:space="0"/>
+            <w:bottom w:val="none" w:color="auto" w:sz="0" w:space="0"/>
+            <w:right w:val="none" w:color="auto" w:sz="0" w:space="0"/>
+            <w:insideH w:val="none" w:color="auto" w:sz="0" w:space="0"/>
+            <w:insideV w:val="none" w:color="auto" w:sz="0" w:space="0"/>
+          </w:tblBorders>
           <w:tblCellMar>
             <w:top w:w="0" w:type="dxa"/>
             <w:left w:w="108" w:type="dxa"/>
@@ -332,7 +336,7 @@
           </w:tblCellMar>
         </w:tblPrEx>
         <w:trPr>
-          <w:trHeight w:val="810"/>
+          <w:trHeight w:val="810" w:hRule="atLeast"/>
           <w:jc w:val="center"/>
         </w:trPr>
         <w:tc>
@@ -357,7 +361,7 @@
               <w:snapToGrid w:val="0"/>
               <w:textAlignment w:val="baseline"/>
               <w:rPr>
-                <w:rFonts w:ascii="Arial" w:eastAsia="Arial" w:hAnsi="Arial" w:cs="Arial" w:hint="default"/>
+                <w:rFonts w:hint="default" w:ascii="Arial" w:hAnsi="Arial" w:eastAsia="Arial" w:cs="Arial"/>
                 <w:snapToGrid w:val="0"/>
                 <w:color w:val="000000"/>
                 <w:kern w:val="0"/>
@@ -389,7 +393,7 @@
             </w:r>
             <w:r>
               <w:rPr>
-                <w:rFonts w:asciiTheme="minorAscii" w:eastAsiaTheme="minorEastAsia" w:hAnsiTheme="minorAscii" w:hint="default"/>
+                <w:rFonts w:hint="default" w:asciiTheme="minorAscii" w:hAnsiTheme="minorAscii" w:eastAsiaTheme="minorEastAsia"/>
                 <w:spacing w:val="227"/>
                 <w:sz w:val="21"/>
                 <w:vertAlign w:val="baseline"/>
@@ -443,7 +447,7 @@
               <w:snapToGrid w:val="0"/>
               <w:textAlignment w:val="baseline"/>
               <w:rPr>
-                <w:rFonts w:ascii="Arial" w:eastAsia="Arial" w:hAnsi="Arial" w:cs="Arial" w:hint="default"/>
+                <w:rFonts w:hint="default" w:ascii="Arial" w:hAnsi="Arial" w:eastAsia="Arial" w:cs="Arial"/>
                 <w:snapToGrid w:val="0"/>
                 <w:color w:val="000000"/>
                 <w:kern w:val="0"/>
@@ -459,21 +463,11 @@
                 <w:vertAlign w:val="baseline"/>
                 <w:lang w:val="en-US" w:eastAsia="zh-CN"/>
               </w:rPr>
-              <w:t>审核</w:t>
-            </w:r>
-            <w:bookmarkStart w:id="2" w:name="_GoBack"/>
-            <w:bookmarkEnd w:id="2"/>
-            <w:r>
-              <w:rPr>
-                <w:rFonts w:hint="eastAsia"/>
-                <w:vertAlign w:val="baseline"/>
-                <w:lang w:val="en-US" w:eastAsia="zh-CN"/>
-              </w:rPr>
-              <w:t>时间</w:t>
+              <w:t>审核时间</w:t>
             </w:r>
             <w:r>
               <w:rPr>
-                <w:rFonts w:asciiTheme="minorAscii" w:eastAsiaTheme="minorEastAsia" w:hAnsiTheme="minorAscii" w:hint="eastAsia"/>
+                <w:rFonts w:hint="eastAsia" w:asciiTheme="minorAscii" w:hAnsiTheme="minorAscii" w:eastAsiaTheme="minorEastAsia"/>
                 <w:spacing w:val="227"/>
                 <w:sz w:val="21"/>
                 <w:vertAlign w:val="baseline"/>
@@ -495,8 +489,14 @@
       </w:tr>
       <w:tr>
         <w:tblPrEx>
-          <w:tblW w:w="0" w:type="auto"/>
-          <w:jc w:val="center"/>
+          <w:tblBorders>
+            <w:top w:val="none" w:color="auto" w:sz="0" w:space="0"/>
+            <w:left w:val="none" w:color="auto" w:sz="0" w:space="0"/>
+            <w:bottom w:val="none" w:color="auto" w:sz="0" w:space="0"/>
+            <w:right w:val="none" w:color="auto" w:sz="0" w:space="0"/>
+            <w:insideH w:val="none" w:color="auto" w:sz="0" w:space="0"/>
+            <w:insideV w:val="none" w:color="auto" w:sz="0" w:space="0"/>
+          </w:tblBorders>
           <w:tblCellMar>
             <w:top w:w="0" w:type="dxa"/>
             <w:left w:w="108" w:type="dxa"/>
@@ -505,7 +505,7 @@
           </w:tblCellMar>
         </w:tblPrEx>
         <w:trPr>
-          <w:trHeight w:val="635"/>
+          <w:trHeight w:val="635" w:hRule="atLeast"/>
           <w:jc w:val="center"/>
         </w:trPr>
         <w:tc>
@@ -582,7 +582,7 @@
             </w:r>
             <w:r>
               <w:rPr>
-                <w:rFonts w:asciiTheme="minorAscii" w:eastAsiaTheme="minorEastAsia" w:hAnsiTheme="minorAscii" w:hint="eastAsia"/>
+                <w:rFonts w:hint="eastAsia" w:asciiTheme="minorAscii" w:hAnsiTheme="minorAscii" w:eastAsiaTheme="minorEastAsia"/>
                 <w:spacing w:val="227"/>
                 <w:sz w:val="21"/>
                 <w:vertAlign w:val="baseline"/>
@@ -643,14 +643,14 @@
         <w:ind w:left="3634"/>
         <w:textAlignment w:val="baseline"/>
         <w:rPr>
-          <w:rFonts w:ascii="宋体" w:eastAsia="宋体" w:hAnsi="宋体" w:cs="宋体"/>
+          <w:rFonts w:ascii="宋体" w:hAnsi="宋体" w:eastAsia="宋体" w:cs="宋体"/>
           <w:sz w:val="31"/>
           <w:szCs w:val="31"/>
         </w:rPr>
       </w:pPr>
       <w:r>
         <w:rPr>
-          <w:rFonts w:ascii="宋体" w:eastAsia="宋体" w:hAnsi="宋体" w:cs="宋体"/>
+          <w:rFonts w:ascii="宋体" w:hAnsi="宋体" w:eastAsia="宋体" w:cs="宋体"/>
           <w:b/>
           <w:bCs/>
           <w:spacing w:val="4"/>
@@ -662,16 +662,16 @@
     </w:p>
     <w:tbl>
       <w:tblPr>
-        <w:tblStyle w:val="TableNormal0"/>
+        <w:tblStyle w:val="26"/>
         <w:tblW w:w="7137" w:type="dxa"/>
         <w:jc w:val="center"/>
         <w:tblBorders>
-          <w:top w:val="single" w:sz="2" w:space="0" w:color="000000"/>
-          <w:left w:val="single" w:sz="2" w:space="0" w:color="000000"/>
-          <w:bottom w:val="single" w:sz="2" w:space="0" w:color="000000"/>
-          <w:right w:val="single" w:sz="2" w:space="0" w:color="000000"/>
-          <w:insideH w:val="single" w:sz="2" w:space="0" w:color="000000"/>
-          <w:insideV w:val="single" w:sz="2" w:space="0" w:color="000000"/>
+          <w:top w:val="single" w:color="000000" w:sz="2" w:space="0"/>
+          <w:left w:val="single" w:color="000000" w:sz="2" w:space="0"/>
+          <w:bottom w:val="single" w:color="000000" w:sz="2" w:space="0"/>
+          <w:right w:val="single" w:color="000000" w:sz="2" w:space="0"/>
+          <w:insideH w:val="single" w:color="000000" w:sz="2" w:space="0"/>
+          <w:insideV w:val="single" w:color="000000" w:sz="2" w:space="0"/>
         </w:tblBorders>
         <w:tblLayout w:type="fixed"/>
         <w:tblCellMar>
@@ -689,17 +689,14 @@
       </w:tblGrid>
       <w:tr>
         <w:tblPrEx>
-          <w:tblW w:w="7137" w:type="dxa"/>
-          <w:jc w:val="center"/>
           <w:tblBorders>
-            <w:top w:val="single" w:sz="2" w:space="0" w:color="000000"/>
-            <w:left w:val="single" w:sz="2" w:space="0" w:color="000000"/>
-            <w:bottom w:val="single" w:sz="2" w:space="0" w:color="000000"/>
-            <w:right w:val="single" w:sz="2" w:space="0" w:color="000000"/>
-            <w:insideH w:val="single" w:sz="2" w:space="0" w:color="000000"/>
-            <w:insideV w:val="single" w:sz="2" w:space="0" w:color="000000"/>
+            <w:top w:val="single" w:color="000000" w:sz="2" w:space="0"/>
+            <w:left w:val="single" w:color="000000" w:sz="2" w:space="0"/>
+            <w:bottom w:val="single" w:color="000000" w:sz="2" w:space="0"/>
+            <w:right w:val="single" w:color="000000" w:sz="2" w:space="0"/>
+            <w:insideH w:val="single" w:color="000000" w:sz="2" w:space="0"/>
+            <w:insideV w:val="single" w:color="000000" w:sz="2" w:space="0"/>
           </w:tblBorders>
-          <w:tblLayout w:type="fixed"/>
           <w:tblCellMar>
             <w:top w:w="0" w:type="dxa"/>
             <w:left w:w="0" w:type="dxa"/>
@@ -708,7 +705,7 @@
           </w:tblCellMar>
         </w:tblPrEx>
         <w:trPr>
-          <w:trHeight w:val="593"/>
+          <w:trHeight w:val="593" w:hRule="atLeast"/>
           <w:jc w:val="center"/>
         </w:trPr>
         <w:tc>
@@ -731,18 +728,18 @@
               <w:adjustRightInd w:val="0"/>
               <w:snapToGrid w:val="0"/>
               <w:spacing w:before="176" w:line="228" w:lineRule="auto"/>
-              <w:ind w:left="0" w:right="0" w:firstLine="0" w:leftChars="0" w:rightChars="0" w:firstLineChars="0"/>
+              <w:ind w:left="0" w:leftChars="0" w:right="0" w:rightChars="0" w:firstLine="0" w:firstLineChars="0"/>
               <w:jc w:val="center"/>
               <w:textAlignment w:val="baseline"/>
               <w:rPr>
-                <w:rFonts w:ascii="宋体" w:eastAsia="宋体" w:hAnsi="宋体" w:cs="宋体"/>
+                <w:rFonts w:ascii="宋体" w:hAnsi="宋体" w:eastAsia="宋体" w:cs="宋体"/>
                 <w:sz w:val="20"/>
                 <w:szCs w:val="20"/>
               </w:rPr>
             </w:pPr>
             <w:r>
               <w:rPr>
-                <w:rFonts w:ascii="宋体" w:eastAsia="宋体" w:hAnsi="宋体" w:cs="宋体"/>
+                <w:rFonts w:ascii="宋体" w:hAnsi="宋体" w:eastAsia="宋体" w:cs="宋体"/>
                 <w:spacing w:val="-14"/>
                 <w:sz w:val="20"/>
                 <w:szCs w:val="20"/>
@@ -771,18 +768,18 @@
               <w:adjustRightInd w:val="0"/>
               <w:snapToGrid w:val="0"/>
               <w:spacing w:before="175" w:line="227" w:lineRule="auto"/>
-              <w:ind w:left="0" w:right="0" w:firstLine="0" w:leftChars="0" w:rightChars="0" w:firstLineChars="0"/>
+              <w:ind w:left="0" w:leftChars="0" w:right="0" w:rightChars="0" w:firstLine="0" w:firstLineChars="0"/>
               <w:jc w:val="center"/>
               <w:textAlignment w:val="baseline"/>
               <w:rPr>
-                <w:rFonts w:ascii="宋体" w:eastAsia="宋体" w:hAnsi="宋体" w:cs="宋体"/>
+                <w:rFonts w:ascii="宋体" w:hAnsi="宋体" w:eastAsia="宋体" w:cs="宋体"/>
                 <w:sz w:val="20"/>
                 <w:szCs w:val="20"/>
               </w:rPr>
             </w:pPr>
             <w:r>
               <w:rPr>
-                <w:rFonts w:ascii="宋体" w:eastAsia="宋体" w:hAnsi="宋体" w:cs="宋体"/>
+                <w:rFonts w:ascii="宋体" w:hAnsi="宋体" w:eastAsia="宋体" w:cs="宋体"/>
                 <w:spacing w:val="4"/>
                 <w:sz w:val="20"/>
                 <w:szCs w:val="20"/>
@@ -811,18 +808,18 @@
               <w:adjustRightInd w:val="0"/>
               <w:snapToGrid w:val="0"/>
               <w:spacing w:before="175" w:line="228" w:lineRule="auto"/>
-              <w:ind w:left="0" w:right="0" w:firstLine="0" w:leftChars="0" w:rightChars="0" w:firstLineChars="0"/>
+              <w:ind w:left="0" w:leftChars="0" w:right="0" w:rightChars="0" w:firstLine="0" w:firstLineChars="0"/>
               <w:jc w:val="center"/>
               <w:textAlignment w:val="baseline"/>
               <w:rPr>
-                <w:rFonts w:ascii="宋体" w:eastAsia="宋体" w:hAnsi="宋体" w:cs="宋体"/>
+                <w:rFonts w:ascii="宋体" w:hAnsi="宋体" w:eastAsia="宋体" w:cs="宋体"/>
                 <w:sz w:val="20"/>
                 <w:szCs w:val="20"/>
               </w:rPr>
             </w:pPr>
             <w:r>
               <w:rPr>
-                <w:rFonts w:ascii="宋体" w:eastAsia="宋体" w:hAnsi="宋体" w:cs="宋体"/>
+                <w:rFonts w:ascii="宋体" w:hAnsi="宋体" w:eastAsia="宋体" w:cs="宋体"/>
                 <w:spacing w:val="7"/>
                 <w:sz w:val="20"/>
                 <w:szCs w:val="20"/>
@@ -851,18 +848,18 @@
               <w:adjustRightInd w:val="0"/>
               <w:snapToGrid w:val="0"/>
               <w:spacing w:before="176" w:line="229" w:lineRule="auto"/>
-              <w:ind w:left="0" w:right="0" w:firstLine="0" w:leftChars="0" w:rightChars="0" w:firstLineChars="0"/>
+              <w:ind w:left="0" w:leftChars="0" w:right="0" w:rightChars="0" w:firstLine="0" w:firstLineChars="0"/>
               <w:jc w:val="center"/>
               <w:textAlignment w:val="baseline"/>
               <w:rPr>
-                <w:rFonts w:ascii="宋体" w:eastAsia="宋体" w:hAnsi="宋体" w:cs="宋体"/>
+                <w:rFonts w:ascii="宋体" w:hAnsi="宋体" w:eastAsia="宋体" w:cs="宋体"/>
                 <w:sz w:val="20"/>
                 <w:szCs w:val="20"/>
               </w:rPr>
             </w:pPr>
             <w:r>
               <w:rPr>
-                <w:rFonts w:ascii="宋体" w:eastAsia="宋体" w:hAnsi="宋体" w:cs="宋体"/>
+                <w:rFonts w:ascii="宋体" w:hAnsi="宋体" w:eastAsia="宋体" w:cs="宋体"/>
                 <w:spacing w:val="7"/>
                 <w:sz w:val="20"/>
                 <w:szCs w:val="20"/>
@@ -874,9 +871,14 @@
       </w:tr>
       <w:tr>
         <w:tblPrEx>
-          <w:tblW w:w="7137" w:type="dxa"/>
-          <w:jc w:val="center"/>
-          <w:tblLayout w:type="fixed"/>
+          <w:tblBorders>
+            <w:top w:val="single" w:color="000000" w:sz="2" w:space="0"/>
+            <w:left w:val="single" w:color="000000" w:sz="2" w:space="0"/>
+            <w:bottom w:val="single" w:color="000000" w:sz="2" w:space="0"/>
+            <w:right w:val="single" w:color="000000" w:sz="2" w:space="0"/>
+            <w:insideH w:val="single" w:color="000000" w:sz="2" w:space="0"/>
+            <w:insideV w:val="single" w:color="000000" w:sz="2" w:space="0"/>
+          </w:tblBorders>
           <w:tblCellMar>
             <w:top w:w="0" w:type="dxa"/>
             <w:left w:w="0" w:type="dxa"/>
@@ -885,7 +887,7 @@
           </w:tblCellMar>
         </w:tblPrEx>
         <w:trPr>
-          <w:trHeight w:val="516"/>
+          <w:trHeight w:val="516" w:hRule="atLeast"/>
           <w:jc w:val="center"/>
         </w:trPr>
         <w:tc>
@@ -908,11 +910,11 @@
               <w:adjustRightInd w:val="0"/>
               <w:snapToGrid w:val="0"/>
               <w:spacing w:before="173" w:line="267" w:lineRule="exact"/>
-              <w:ind w:left="0" w:right="0" w:firstLine="0" w:leftChars="0" w:rightChars="0" w:firstLineChars="0"/>
+              <w:ind w:left="0" w:leftChars="0" w:right="0" w:rightChars="0" w:firstLine="0" w:firstLineChars="0"/>
               <w:jc w:val="center"/>
               <w:textAlignment w:val="baseline"/>
               <w:rPr>
-                <w:rFonts w:ascii="宋体" w:eastAsia="宋体" w:hAnsi="宋体" w:cs="宋体" w:hint="default"/>
+                <w:rFonts w:hint="default" w:ascii="宋体" w:hAnsi="宋体" w:eastAsia="宋体" w:cs="宋体"/>
                 <w:sz w:val="20"/>
                 <w:szCs w:val="20"/>
                 <w:lang w:val="en-US" w:eastAsia="zh-CN"/>
@@ -920,7 +922,7 @@
             </w:pPr>
             <w:r>
               <w:rPr>
-                <w:rFonts w:ascii="宋体" w:eastAsia="宋体" w:hAnsi="宋体" w:cs="宋体"/>
+                <w:rFonts w:ascii="宋体" w:hAnsi="宋体" w:eastAsia="宋体" w:cs="宋体"/>
                 <w:spacing w:val="3"/>
                 <w:position w:val="1"/>
                 <w:sz w:val="20"/>
@@ -930,7 +932,7 @@
             </w:r>
             <w:r>
               <w:rPr>
-                <w:rFonts w:ascii="宋体" w:hAnsi="宋体" w:cs="宋体" w:hint="eastAsia"/>
+                <w:rFonts w:hint="eastAsia" w:ascii="宋体" w:hAnsi="宋体" w:cs="宋体"/>
                 <w:spacing w:val="3"/>
                 <w:position w:val="1"/>
                 <w:sz w:val="20"/>
@@ -941,7 +943,7 @@
             </w:r>
             <w:r>
               <w:rPr>
-                <w:rFonts w:ascii="宋体" w:eastAsia="宋体" w:hAnsi="宋体" w:cs="宋体"/>
+                <w:rFonts w:ascii="宋体" w:hAnsi="宋体" w:eastAsia="宋体" w:cs="宋体"/>
                 <w:spacing w:val="3"/>
                 <w:position w:val="1"/>
                 <w:sz w:val="20"/>
@@ -951,7 +953,7 @@
             </w:r>
             <w:r>
               <w:rPr>
-                <w:rFonts w:ascii="宋体" w:hAnsi="宋体" w:cs="宋体" w:hint="eastAsia"/>
+                <w:rFonts w:hint="eastAsia" w:ascii="宋体" w:hAnsi="宋体" w:cs="宋体"/>
                 <w:spacing w:val="3"/>
                 <w:position w:val="1"/>
                 <w:sz w:val="20"/>
@@ -982,18 +984,18 @@
               <w:adjustRightInd w:val="0"/>
               <w:snapToGrid w:val="0"/>
               <w:spacing w:before="173" w:line="267" w:lineRule="exact"/>
-              <w:ind w:left="0" w:right="0" w:firstLine="0" w:leftChars="0" w:rightChars="0" w:firstLineChars="0"/>
+              <w:ind w:left="0" w:leftChars="0" w:right="0" w:rightChars="0" w:firstLine="0" w:firstLineChars="0"/>
               <w:jc w:val="center"/>
               <w:textAlignment w:val="baseline"/>
               <w:rPr>
-                <w:rFonts w:ascii="宋体" w:eastAsia="宋体" w:hAnsi="宋体" w:cs="宋体"/>
+                <w:rFonts w:ascii="宋体" w:hAnsi="宋体" w:eastAsia="宋体" w:cs="宋体"/>
                 <w:sz w:val="20"/>
                 <w:szCs w:val="20"/>
               </w:rPr>
             </w:pPr>
             <w:r>
               <w:rPr>
-                <w:rFonts w:ascii="宋体" w:eastAsia="宋体" w:hAnsi="宋体" w:cs="宋体"/>
+                <w:rFonts w:ascii="宋体" w:hAnsi="宋体" w:eastAsia="宋体" w:cs="宋体"/>
                 <w:spacing w:val="4"/>
                 <w:position w:val="1"/>
                 <w:sz w:val="20"/>
@@ -1023,18 +1025,18 @@
               <w:adjustRightInd w:val="0"/>
               <w:snapToGrid w:val="0"/>
               <w:spacing w:before="172" w:line="228" w:lineRule="auto"/>
-              <w:ind w:left="0" w:right="0" w:firstLine="0" w:leftChars="0" w:rightChars="0" w:firstLineChars="0"/>
+              <w:ind w:left="0" w:leftChars="0" w:right="0" w:rightChars="0" w:firstLine="0" w:firstLineChars="0"/>
               <w:jc w:val="center"/>
               <w:textAlignment w:val="baseline"/>
               <w:rPr>
-                <w:rFonts w:ascii="宋体" w:eastAsia="宋体" w:hAnsi="宋体" w:cs="宋体"/>
+                <w:rFonts w:ascii="宋体" w:hAnsi="宋体" w:eastAsia="宋体" w:cs="宋体"/>
                 <w:sz w:val="20"/>
                 <w:szCs w:val="20"/>
               </w:rPr>
             </w:pPr>
             <w:r>
               <w:rPr>
-                <w:rFonts w:ascii="宋体" w:eastAsia="宋体" w:hAnsi="宋体" w:cs="宋体"/>
+                <w:rFonts w:ascii="宋体" w:hAnsi="宋体" w:eastAsia="宋体" w:cs="宋体"/>
                 <w:spacing w:val="7"/>
                 <w:sz w:val="20"/>
                 <w:szCs w:val="20"/>
@@ -1063,11 +1065,11 @@
               <w:adjustRightInd w:val="0"/>
               <w:snapToGrid w:val="0"/>
               <w:spacing w:before="173" w:line="229" w:lineRule="auto"/>
-              <w:ind w:left="0" w:right="0" w:firstLine="0" w:leftChars="0" w:rightChars="0" w:firstLineChars="0"/>
+              <w:ind w:left="0" w:leftChars="0" w:right="0" w:rightChars="0" w:firstLine="0" w:firstLineChars="0"/>
               <w:jc w:val="center"/>
               <w:textAlignment w:val="baseline"/>
               <w:rPr>
-                <w:rFonts w:ascii="宋体" w:eastAsia="宋体" w:hAnsi="宋体" w:cs="宋体"/>
+                <w:rFonts w:ascii="宋体" w:hAnsi="宋体" w:eastAsia="宋体" w:cs="宋体"/>
                 <w:sz w:val="20"/>
                 <w:szCs w:val="20"/>
               </w:rPr>
@@ -1084,9 +1086,14 @@
       </w:tr>
       <w:tr>
         <w:tblPrEx>
-          <w:tblW w:w="7137" w:type="dxa"/>
-          <w:jc w:val="center"/>
-          <w:tblLayout w:type="fixed"/>
+          <w:tblBorders>
+            <w:top w:val="single" w:color="000000" w:sz="2" w:space="0"/>
+            <w:left w:val="single" w:color="000000" w:sz="2" w:space="0"/>
+            <w:bottom w:val="single" w:color="000000" w:sz="2" w:space="0"/>
+            <w:right w:val="single" w:color="000000" w:sz="2" w:space="0"/>
+            <w:insideH w:val="single" w:color="000000" w:sz="2" w:space="0"/>
+            <w:insideV w:val="single" w:color="000000" w:sz="2" w:space="0"/>
+          </w:tblBorders>
           <w:tblCellMar>
             <w:top w:w="0" w:type="dxa"/>
             <w:left w:w="0" w:type="dxa"/>
@@ -1095,7 +1102,7 @@
           </w:tblCellMar>
         </w:tblPrEx>
         <w:trPr>
-          <w:trHeight w:val="556"/>
+          <w:trHeight w:val="556" w:hRule="atLeast"/>
           <w:jc w:val="center"/>
         </w:trPr>
         <w:tc>
@@ -1104,7 +1111,7 @@
           </w:tcPr>
           <w:p>
             <w:pPr>
-              <w:pStyle w:val="TableText"/>
+              <w:pStyle w:val="27"/>
               <w:keepNext w:val="0"/>
               <w:keepLines w:val="0"/>
               <w:pageBreakBefore w:val="0"/>
@@ -1118,7 +1125,7 @@
               <w:bidi w:val="0"/>
               <w:adjustRightInd w:val="0"/>
               <w:snapToGrid w:val="0"/>
-              <w:ind w:left="0" w:right="0" w:firstLine="0" w:leftChars="0" w:rightChars="0" w:firstLineChars="0"/>
+              <w:ind w:left="0" w:leftChars="0" w:right="0" w:rightChars="0" w:firstLine="0" w:firstLineChars="0"/>
               <w:jc w:val="center"/>
               <w:textAlignment w:val="baseline"/>
             </w:pPr>
@@ -1130,7 +1137,7 @@
           </w:tcPr>
           <w:p>
             <w:pPr>
-              <w:pStyle w:val="TableText"/>
+              <w:pStyle w:val="27"/>
               <w:keepNext w:val="0"/>
               <w:keepLines w:val="0"/>
               <w:pageBreakBefore w:val="0"/>
@@ -1144,7 +1151,7 @@
               <w:bidi w:val="0"/>
               <w:adjustRightInd w:val="0"/>
               <w:snapToGrid w:val="0"/>
-              <w:ind w:left="0" w:right="0" w:firstLine="0" w:leftChars="0" w:rightChars="0" w:firstLineChars="0"/>
+              <w:ind w:left="0" w:leftChars="0" w:right="0" w:rightChars="0" w:firstLine="0" w:firstLineChars="0"/>
               <w:jc w:val="center"/>
               <w:textAlignment w:val="baseline"/>
             </w:pPr>
@@ -1156,7 +1163,7 @@
           </w:tcPr>
           <w:p>
             <w:pPr>
-              <w:pStyle w:val="TableText"/>
+              <w:pStyle w:val="27"/>
               <w:keepNext w:val="0"/>
               <w:keepLines w:val="0"/>
               <w:pageBreakBefore w:val="0"/>
@@ -1170,7 +1177,7 @@
               <w:bidi w:val="0"/>
               <w:adjustRightInd w:val="0"/>
               <w:snapToGrid w:val="0"/>
-              <w:ind w:left="0" w:right="0" w:firstLine="0" w:leftChars="0" w:rightChars="0" w:firstLineChars="0"/>
+              <w:ind w:left="0" w:leftChars="0" w:right="0" w:rightChars="0" w:firstLine="0" w:firstLineChars="0"/>
               <w:jc w:val="center"/>
               <w:textAlignment w:val="baseline"/>
             </w:pPr>
@@ -1182,7 +1189,7 @@
           </w:tcPr>
           <w:p>
             <w:pPr>
-              <w:pStyle w:val="TableText"/>
+              <w:pStyle w:val="27"/>
               <w:keepNext w:val="0"/>
               <w:keepLines w:val="0"/>
               <w:pageBreakBefore w:val="0"/>
@@ -1196,7 +1203,7 @@
               <w:bidi w:val="0"/>
               <w:adjustRightInd w:val="0"/>
               <w:snapToGrid w:val="0"/>
-              <w:ind w:left="0" w:right="0" w:firstLine="0" w:leftChars="0" w:rightChars="0" w:firstLineChars="0"/>
+              <w:ind w:left="0" w:leftChars="0" w:right="0" w:rightChars="0" w:firstLine="0" w:firstLineChars="0"/>
               <w:jc w:val="center"/>
               <w:textAlignment w:val="baseline"/>
             </w:pPr>
@@ -1205,9 +1212,14 @@
       </w:tr>
       <w:tr>
         <w:tblPrEx>
-          <w:tblW w:w="7137" w:type="dxa"/>
-          <w:jc w:val="center"/>
-          <w:tblLayout w:type="fixed"/>
+          <w:tblBorders>
+            <w:top w:val="single" w:color="000000" w:sz="2" w:space="0"/>
+            <w:left w:val="single" w:color="000000" w:sz="2" w:space="0"/>
+            <w:bottom w:val="single" w:color="000000" w:sz="2" w:space="0"/>
+            <w:right w:val="single" w:color="000000" w:sz="2" w:space="0"/>
+            <w:insideH w:val="single" w:color="000000" w:sz="2" w:space="0"/>
+            <w:insideV w:val="single" w:color="000000" w:sz="2" w:space="0"/>
+          </w:tblBorders>
           <w:tblCellMar>
             <w:top w:w="0" w:type="dxa"/>
             <w:left w:w="0" w:type="dxa"/>
@@ -1216,7 +1228,7 @@
           </w:tblCellMar>
         </w:tblPrEx>
         <w:trPr>
-          <w:trHeight w:val="556"/>
+          <w:trHeight w:val="556" w:hRule="atLeast"/>
           <w:jc w:val="center"/>
         </w:trPr>
         <w:tc>
@@ -1225,7 +1237,7 @@
           </w:tcPr>
           <w:p>
             <w:pPr>
-              <w:pStyle w:val="TableText"/>
+              <w:pStyle w:val="27"/>
               <w:keepNext w:val="0"/>
               <w:keepLines w:val="0"/>
               <w:pageBreakBefore w:val="0"/>
@@ -1239,7 +1251,7 @@
               <w:bidi w:val="0"/>
               <w:adjustRightInd w:val="0"/>
               <w:snapToGrid w:val="0"/>
-              <w:ind w:left="0" w:right="0" w:firstLine="0" w:leftChars="0" w:rightChars="0" w:firstLineChars="0"/>
+              <w:ind w:left="0" w:leftChars="0" w:right="0" w:rightChars="0" w:firstLine="0" w:firstLineChars="0"/>
               <w:jc w:val="center"/>
               <w:textAlignment w:val="baseline"/>
             </w:pPr>
@@ -1251,7 +1263,7 @@
           </w:tcPr>
           <w:p>
             <w:pPr>
-              <w:pStyle w:val="TableText"/>
+              <w:pStyle w:val="27"/>
               <w:keepNext w:val="0"/>
               <w:keepLines w:val="0"/>
               <w:pageBreakBefore w:val="0"/>
@@ -1265,7 +1277,7 @@
               <w:bidi w:val="0"/>
               <w:adjustRightInd w:val="0"/>
               <w:snapToGrid w:val="0"/>
-              <w:ind w:left="0" w:right="0" w:firstLine="0" w:leftChars="0" w:rightChars="0" w:firstLineChars="0"/>
+              <w:ind w:left="0" w:leftChars="0" w:right="0" w:rightChars="0" w:firstLine="0" w:firstLineChars="0"/>
               <w:jc w:val="center"/>
               <w:textAlignment w:val="baseline"/>
             </w:pPr>
@@ -1277,7 +1289,7 @@
           </w:tcPr>
           <w:p>
             <w:pPr>
-              <w:pStyle w:val="TableText"/>
+              <w:pStyle w:val="27"/>
               <w:keepNext w:val="0"/>
               <w:keepLines w:val="0"/>
               <w:pageBreakBefore w:val="0"/>
@@ -1291,7 +1303,7 @@
               <w:bidi w:val="0"/>
               <w:adjustRightInd w:val="0"/>
               <w:snapToGrid w:val="0"/>
-              <w:ind w:left="0" w:right="0" w:firstLine="0" w:leftChars="0" w:rightChars="0" w:firstLineChars="0"/>
+              <w:ind w:left="0" w:leftChars="0" w:right="0" w:rightChars="0" w:firstLine="0" w:firstLineChars="0"/>
               <w:jc w:val="center"/>
               <w:textAlignment w:val="baseline"/>
             </w:pPr>
@@ -1303,7 +1315,7 @@
           </w:tcPr>
           <w:p>
             <w:pPr>
-              <w:pStyle w:val="TableText"/>
+              <w:pStyle w:val="27"/>
               <w:keepNext w:val="0"/>
               <w:keepLines w:val="0"/>
               <w:pageBreakBefore w:val="0"/>
@@ -1317,7 +1329,7 @@
               <w:bidi w:val="0"/>
               <w:adjustRightInd w:val="0"/>
               <w:snapToGrid w:val="0"/>
-              <w:ind w:left="0" w:right="0" w:firstLine="0" w:leftChars="0" w:rightChars="0" w:firstLineChars="0"/>
+              <w:ind w:left="0" w:leftChars="0" w:right="0" w:rightChars="0" w:firstLine="0" w:firstLineChars="0"/>
               <w:jc w:val="center"/>
               <w:textAlignment w:val="baseline"/>
             </w:pPr>
@@ -1326,9 +1338,14 @@
       </w:tr>
       <w:tr>
         <w:tblPrEx>
-          <w:tblW w:w="7137" w:type="dxa"/>
-          <w:jc w:val="center"/>
-          <w:tblLayout w:type="fixed"/>
+          <w:tblBorders>
+            <w:top w:val="single" w:color="000000" w:sz="2" w:space="0"/>
+            <w:left w:val="single" w:color="000000" w:sz="2" w:space="0"/>
+            <w:bottom w:val="single" w:color="000000" w:sz="2" w:space="0"/>
+            <w:right w:val="single" w:color="000000" w:sz="2" w:space="0"/>
+            <w:insideH w:val="single" w:color="000000" w:sz="2" w:space="0"/>
+            <w:insideV w:val="single" w:color="000000" w:sz="2" w:space="0"/>
+          </w:tblBorders>
           <w:tblCellMar>
             <w:top w:w="0" w:type="dxa"/>
             <w:left w:w="0" w:type="dxa"/>
@@ -1337,7 +1354,7 @@
           </w:tblCellMar>
         </w:tblPrEx>
         <w:trPr>
-          <w:trHeight w:val="557"/>
+          <w:trHeight w:val="557" w:hRule="atLeast"/>
           <w:jc w:val="center"/>
         </w:trPr>
         <w:tc>
@@ -1346,7 +1363,7 @@
           </w:tcPr>
           <w:p>
             <w:pPr>
-              <w:pStyle w:val="TableText"/>
+              <w:pStyle w:val="27"/>
               <w:keepNext w:val="0"/>
               <w:keepLines w:val="0"/>
               <w:pageBreakBefore w:val="0"/>
@@ -1360,7 +1377,7 @@
               <w:bidi w:val="0"/>
               <w:adjustRightInd w:val="0"/>
               <w:snapToGrid w:val="0"/>
-              <w:ind w:left="0" w:right="0" w:firstLine="0" w:leftChars="0" w:rightChars="0" w:firstLineChars="0"/>
+              <w:ind w:left="0" w:leftChars="0" w:right="0" w:rightChars="0" w:firstLine="0" w:firstLineChars="0"/>
               <w:jc w:val="center"/>
               <w:textAlignment w:val="baseline"/>
             </w:pPr>
@@ -1372,7 +1389,7 @@
           </w:tcPr>
           <w:p>
             <w:pPr>
-              <w:pStyle w:val="TableText"/>
+              <w:pStyle w:val="27"/>
               <w:keepNext w:val="0"/>
               <w:keepLines w:val="0"/>
               <w:pageBreakBefore w:val="0"/>
@@ -1386,7 +1403,7 @@
               <w:bidi w:val="0"/>
               <w:adjustRightInd w:val="0"/>
               <w:snapToGrid w:val="0"/>
-              <w:ind w:left="0" w:right="0" w:firstLine="0" w:leftChars="0" w:rightChars="0" w:firstLineChars="0"/>
+              <w:ind w:left="0" w:leftChars="0" w:right="0" w:rightChars="0" w:firstLine="0" w:firstLineChars="0"/>
               <w:jc w:val="center"/>
               <w:textAlignment w:val="baseline"/>
             </w:pPr>
@@ -1398,7 +1415,7 @@
           </w:tcPr>
           <w:p>
             <w:pPr>
-              <w:pStyle w:val="TableText"/>
+              <w:pStyle w:val="27"/>
               <w:keepNext w:val="0"/>
               <w:keepLines w:val="0"/>
               <w:pageBreakBefore w:val="0"/>
@@ -1412,7 +1429,7 @@
               <w:bidi w:val="0"/>
               <w:adjustRightInd w:val="0"/>
               <w:snapToGrid w:val="0"/>
-              <w:ind w:left="0" w:right="0" w:firstLine="0" w:leftChars="0" w:rightChars="0" w:firstLineChars="0"/>
+              <w:ind w:left="0" w:leftChars="0" w:right="0" w:rightChars="0" w:firstLine="0" w:firstLineChars="0"/>
               <w:jc w:val="center"/>
               <w:textAlignment w:val="baseline"/>
             </w:pPr>
@@ -1424,7 +1441,7 @@
           </w:tcPr>
           <w:p>
             <w:pPr>
-              <w:pStyle w:val="TableText"/>
+              <w:pStyle w:val="27"/>
               <w:keepNext w:val="0"/>
               <w:keepLines w:val="0"/>
               <w:pageBreakBefore w:val="0"/>
@@ -1438,7 +1455,7 @@
               <w:bidi w:val="0"/>
               <w:adjustRightInd w:val="0"/>
               <w:snapToGrid w:val="0"/>
-              <w:ind w:left="0" w:right="0" w:firstLine="0" w:leftChars="0" w:rightChars="0" w:firstLineChars="0"/>
+              <w:ind w:left="0" w:leftChars="0" w:right="0" w:rightChars="0" w:firstLine="0" w:firstLineChars="0"/>
               <w:jc w:val="center"/>
               <w:textAlignment w:val="baseline"/>
             </w:pPr>
@@ -1470,7 +1487,7 @@
     <w:sdt>
       <w:sdtPr>
         <w:rPr>
-          <w:rFonts w:ascii="宋体" w:eastAsia="宋体" w:hAnsi="宋体" w:cs="Arial"/>
+          <w:rFonts w:ascii="宋体" w:hAnsi="宋体" w:eastAsia="宋体" w:cs="Arial"/>
           <w:snapToGrid w:val="0"/>
           <w:color w:val="000000"/>
           <w:kern w:val="0"/>
@@ -1486,7 +1503,7 @@
       </w:sdtPr>
       <w:sdtEndPr>
         <w:rPr>
-          <w:rFonts w:ascii="宋体" w:eastAsia="宋体" w:hAnsi="宋体" w:cs="宋体" w:hint="eastAsia"/>
+          <w:rFonts w:hint="eastAsia" w:ascii="宋体" w:hAnsi="宋体" w:eastAsia="宋体" w:cs="宋体"/>
           <w:snapToGrid w:val="0"/>
           <w:color w:val="000000"/>
           <w:kern w:val="0"/>
@@ -1512,18 +1529,18 @@
             <w:adjustRightInd w:val="0"/>
             <w:snapToGrid w:val="0"/>
             <w:spacing w:before="0" w:beforeLines="0" w:after="0" w:afterLines="0" w:line="240" w:lineRule="auto"/>
-            <w:ind w:left="0" w:right="0" w:firstLine="0" w:leftChars="0" w:rightChars="0" w:firstLineChars="0"/>
+            <w:ind w:left="0" w:leftChars="0" w:right="0" w:rightChars="0" w:firstLine="0" w:firstLineChars="0"/>
             <w:jc w:val="center"/>
             <w:textAlignment w:val="baseline"/>
             <w:rPr>
-              <w:rFonts w:ascii="宋体" w:eastAsia="宋体" w:hAnsi="宋体" w:cs="宋体" w:hint="eastAsia"/>
+              <w:rFonts w:hint="eastAsia" w:ascii="宋体" w:hAnsi="宋体" w:eastAsia="宋体" w:cs="宋体"/>
               <w:sz w:val="24"/>
               <w:szCs w:val="24"/>
             </w:rPr>
           </w:pPr>
           <w:r>
             <w:rPr>
-              <w:rFonts w:ascii="宋体" w:eastAsia="宋体" w:hAnsi="宋体" w:cs="宋体" w:hint="eastAsia"/>
+              <w:rFonts w:hint="eastAsia" w:ascii="宋体" w:hAnsi="宋体" w:eastAsia="宋体" w:cs="宋体"/>
               <w:sz w:val="24"/>
               <w:szCs w:val="24"/>
             </w:rPr>
@@ -1532,14 +1549,16 @@
         </w:p>
         <w:p>
           <w:pPr>
-            <w:pStyle w:val="TOC1"/>
+            <w:pStyle w:val="16"/>
             <w:tabs>
               <w:tab w:val="right" w:leader="dot" w:pos="8306"/>
             </w:tabs>
           </w:pPr>
-          <w:r>
-            <w:rPr>
-              <w:rFonts w:ascii="宋体" w:eastAsia="宋体" w:hAnsi="宋体" w:cs="宋体" w:hint="eastAsia"/>
+          <w:bookmarkStart w:id="14" w:name="_GoBack"/>
+          <w:bookmarkEnd w:id="14"/>
+          <w:r>
+            <w:rPr>
+              <w:rFonts w:hint="eastAsia" w:ascii="宋体" w:hAnsi="宋体" w:eastAsia="宋体" w:cs="宋体"/>
               <w:sz w:val="24"/>
               <w:szCs w:val="24"/>
             </w:rPr>
@@ -1547,7 +1566,7 @@
           </w:r>
           <w:r>
             <w:rPr>
-              <w:rFonts w:ascii="宋体" w:eastAsia="宋体" w:hAnsi="宋体" w:cs="宋体" w:hint="eastAsia"/>
+              <w:rFonts w:hint="eastAsia" w:ascii="宋体" w:hAnsi="宋体" w:eastAsia="宋体" w:cs="宋体"/>
               <w:sz w:val="24"/>
               <w:szCs w:val="24"/>
             </w:rPr>
@@ -1555,7 +1574,7 @@
           </w:r>
           <w:r>
             <w:rPr>
-              <w:rFonts w:ascii="宋体" w:eastAsia="宋体" w:hAnsi="宋体" w:cs="宋体" w:hint="eastAsia"/>
+              <w:rFonts w:hint="eastAsia" w:ascii="宋体" w:hAnsi="宋体" w:eastAsia="宋体" w:cs="宋体"/>
               <w:sz w:val="24"/>
               <w:szCs w:val="24"/>
             </w:rPr>
@@ -1563,21 +1582,21 @@
           </w:r>
           <w:r>
             <w:rPr>
-              <w:rFonts w:ascii="宋体" w:eastAsia="宋体" w:hAnsi="宋体" w:cs="宋体" w:hint="eastAsia"/>
+              <w:rFonts w:hint="eastAsia" w:ascii="宋体" w:hAnsi="宋体" w:eastAsia="宋体" w:cs="宋体"/>
               <w:szCs w:val="24"/>
             </w:rPr>
             <w:fldChar w:fldCharType="begin"/>
           </w:r>
           <w:r>
             <w:rPr>
-              <w:rFonts w:ascii="宋体" w:eastAsia="宋体" w:hAnsi="宋体" w:cs="宋体" w:hint="eastAsia"/>
-              <w:szCs w:val="24"/>
-            </w:rPr>
-            <w:instrText xml:space="preserve"> HYPERLINK \l _Toc11406 </w:instrText>
-          </w:r>
-          <w:r>
-            <w:rPr>
-              <w:rFonts w:ascii="宋体" w:eastAsia="宋体" w:hAnsi="宋体" w:cs="宋体" w:hint="eastAsia"/>
+              <w:rFonts w:hint="eastAsia" w:ascii="宋体" w:hAnsi="宋体" w:eastAsia="宋体" w:cs="宋体"/>
+              <w:szCs w:val="24"/>
+            </w:rPr>
+            <w:instrText xml:space="preserve"> HYPERLINK \l _Toc22614 </w:instrText>
+          </w:r>
+          <w:r>
+            <w:rPr>
+              <w:rFonts w:hint="eastAsia" w:ascii="宋体" w:hAnsi="宋体" w:eastAsia="宋体" w:cs="宋体"/>
               <w:szCs w:val="24"/>
             </w:rPr>
             <w:fldChar w:fldCharType="separate"/>
@@ -1596,7 +1615,7 @@
             <w:fldChar w:fldCharType="begin"/>
           </w:r>
           <w:r>
-            <w:instrText xml:space="preserve"> PAGEREF _Toc11406 \h </w:instrText>
+            <w:instrText xml:space="preserve"> PAGEREF _Toc22614 \h </w:instrText>
           </w:r>
           <w:r>
             <w:fldChar w:fldCharType="separate"/>
@@ -1609,7 +1628,7 @@
           </w:r>
           <w:r>
             <w:rPr>
-              <w:rFonts w:ascii="宋体" w:eastAsia="宋体" w:hAnsi="宋体" w:cs="宋体" w:hint="eastAsia"/>
+              <w:rFonts w:hint="eastAsia" w:ascii="宋体" w:hAnsi="宋体" w:eastAsia="宋体" w:cs="宋体"/>
               <w:szCs w:val="24"/>
             </w:rPr>
             <w:fldChar w:fldCharType="end"/>
@@ -1617,28 +1636,28 @@
         </w:p>
         <w:p>
           <w:pPr>
-            <w:pStyle w:val="TOC1"/>
+            <w:pStyle w:val="16"/>
             <w:tabs>
               <w:tab w:val="right" w:leader="dot" w:pos="8306"/>
             </w:tabs>
           </w:pPr>
           <w:r>
             <w:rPr>
-              <w:rFonts w:ascii="宋体" w:eastAsia="宋体" w:hAnsi="宋体" w:cs="宋体" w:hint="eastAsia"/>
+              <w:rFonts w:hint="eastAsia" w:ascii="宋体" w:hAnsi="宋体" w:eastAsia="宋体" w:cs="宋体"/>
               <w:szCs w:val="24"/>
             </w:rPr>
             <w:fldChar w:fldCharType="begin"/>
           </w:r>
           <w:r>
             <w:rPr>
-              <w:rFonts w:ascii="宋体" w:eastAsia="宋体" w:hAnsi="宋体" w:cs="宋体" w:hint="eastAsia"/>
-              <w:szCs w:val="24"/>
-            </w:rPr>
-            <w:instrText xml:space="preserve"> HYPERLINK \l _Toc14298 </w:instrText>
-          </w:r>
-          <w:r>
-            <w:rPr>
-              <w:rFonts w:ascii="宋体" w:eastAsia="宋体" w:hAnsi="宋体" w:cs="宋体" w:hint="eastAsia"/>
+              <w:rFonts w:hint="eastAsia" w:ascii="宋体" w:hAnsi="宋体" w:eastAsia="宋体" w:cs="宋体"/>
+              <w:szCs w:val="24"/>
+            </w:rPr>
+            <w:instrText xml:space="preserve"> HYPERLINK \l _Toc28375 </w:instrText>
+          </w:r>
+          <w:r>
+            <w:rPr>
+              <w:rFonts w:hint="eastAsia" w:ascii="宋体" w:hAnsi="宋体" w:eastAsia="宋体" w:cs="宋体"/>
               <w:szCs w:val="24"/>
             </w:rPr>
             <w:fldChar w:fldCharType="separate"/>
@@ -1649,7 +1668,7 @@
               <w:szCs w:val="48"/>
               <w:lang w:val="en-US" w:eastAsia="zh-CN"/>
             </w:rPr>
-            <w:t>新余美康盛德公司服务器运维项目-过程框架设计会议纪要</w:t>
+            <w:t>中国广电重庆BOSS系统存储维保项目-过程框架设计会议纪要</w:t>
           </w:r>
           <w:r>
             <w:tab/>
@@ -1658,7 +1677,7 @@
             <w:fldChar w:fldCharType="begin"/>
           </w:r>
           <w:r>
-            <w:instrText xml:space="preserve"> PAGEREF _Toc14298 \h </w:instrText>
+            <w:instrText xml:space="preserve"> PAGEREF _Toc28375 \h </w:instrText>
           </w:r>
           <w:r>
             <w:fldChar w:fldCharType="separate"/>
@@ -1671,7 +1690,7 @@
           </w:r>
           <w:r>
             <w:rPr>
-              <w:rFonts w:ascii="宋体" w:eastAsia="宋体" w:hAnsi="宋体" w:cs="宋体" w:hint="eastAsia"/>
+              <w:rFonts w:hint="eastAsia" w:ascii="宋体" w:hAnsi="宋体" w:eastAsia="宋体" w:cs="宋体"/>
               <w:szCs w:val="24"/>
             </w:rPr>
             <w:fldChar w:fldCharType="end"/>
@@ -1679,28 +1698,28 @@
         </w:p>
         <w:p>
           <w:pPr>
-            <w:pStyle w:val="TOC1"/>
+            <w:pStyle w:val="16"/>
             <w:tabs>
               <w:tab w:val="right" w:leader="dot" w:pos="8306"/>
             </w:tabs>
           </w:pPr>
           <w:r>
             <w:rPr>
-              <w:rFonts w:ascii="宋体" w:eastAsia="宋体" w:hAnsi="宋体" w:cs="宋体" w:hint="eastAsia"/>
+              <w:rFonts w:hint="eastAsia" w:ascii="宋体" w:hAnsi="宋体" w:eastAsia="宋体" w:cs="宋体"/>
               <w:szCs w:val="24"/>
             </w:rPr>
             <w:fldChar w:fldCharType="begin"/>
           </w:r>
           <w:r>
             <w:rPr>
-              <w:rFonts w:ascii="宋体" w:eastAsia="宋体" w:hAnsi="宋体" w:cs="宋体" w:hint="eastAsia"/>
-              <w:szCs w:val="24"/>
-            </w:rPr>
-            <w:instrText xml:space="preserve"> HYPERLINK \l _Toc4706 </w:instrText>
-          </w:r>
-          <w:r>
-            <w:rPr>
-              <w:rFonts w:ascii="宋体" w:eastAsia="宋体" w:hAnsi="宋体" w:cs="宋体" w:hint="eastAsia"/>
+              <w:rFonts w:hint="eastAsia" w:ascii="宋体" w:hAnsi="宋体" w:eastAsia="宋体" w:cs="宋体"/>
+              <w:szCs w:val="24"/>
+            </w:rPr>
+            <w:instrText xml:space="preserve"> HYPERLINK \l _Toc22456 </w:instrText>
+          </w:r>
+          <w:r>
+            <w:rPr>
+              <w:rFonts w:hint="eastAsia" w:ascii="宋体" w:hAnsi="宋体" w:eastAsia="宋体" w:cs="宋体"/>
               <w:szCs w:val="24"/>
             </w:rPr>
             <w:fldChar w:fldCharType="separate"/>
@@ -1719,7 +1738,7 @@
             <w:fldChar w:fldCharType="begin"/>
           </w:r>
           <w:r>
-            <w:instrText xml:space="preserve"> PAGEREF _Toc4706 \h </w:instrText>
+            <w:instrText xml:space="preserve"> PAGEREF _Toc22456 \h </w:instrText>
           </w:r>
           <w:r>
             <w:fldChar w:fldCharType="separate"/>
@@ -1732,7 +1751,7 @@
           </w:r>
           <w:r>
             <w:rPr>
-              <w:rFonts w:ascii="宋体" w:eastAsia="宋体" w:hAnsi="宋体" w:cs="宋体" w:hint="eastAsia"/>
+              <w:rFonts w:hint="eastAsia" w:ascii="宋体" w:hAnsi="宋体" w:eastAsia="宋体" w:cs="宋体"/>
               <w:szCs w:val="24"/>
             </w:rPr>
             <w:fldChar w:fldCharType="end"/>
@@ -1740,28 +1759,28 @@
         </w:p>
         <w:p>
           <w:pPr>
-            <w:pStyle w:val="TOC1"/>
+            <w:pStyle w:val="16"/>
             <w:tabs>
               <w:tab w:val="right" w:leader="dot" w:pos="8306"/>
             </w:tabs>
           </w:pPr>
           <w:r>
             <w:rPr>
-              <w:rFonts w:ascii="宋体" w:eastAsia="宋体" w:hAnsi="宋体" w:cs="宋体" w:hint="eastAsia"/>
+              <w:rFonts w:hint="eastAsia" w:ascii="宋体" w:hAnsi="宋体" w:eastAsia="宋体" w:cs="宋体"/>
               <w:szCs w:val="24"/>
             </w:rPr>
             <w:fldChar w:fldCharType="begin"/>
           </w:r>
           <w:r>
             <w:rPr>
-              <w:rFonts w:ascii="宋体" w:eastAsia="宋体" w:hAnsi="宋体" w:cs="宋体" w:hint="eastAsia"/>
-              <w:szCs w:val="24"/>
-            </w:rPr>
-            <w:instrText xml:space="preserve"> HYPERLINK \l _Toc27125 </w:instrText>
-          </w:r>
-          <w:r>
-            <w:rPr>
-              <w:rFonts w:ascii="宋体" w:eastAsia="宋体" w:hAnsi="宋体" w:cs="宋体" w:hint="eastAsia"/>
+              <w:rFonts w:hint="eastAsia" w:ascii="宋体" w:hAnsi="宋体" w:eastAsia="宋体" w:cs="宋体"/>
+              <w:szCs w:val="24"/>
+            </w:rPr>
+            <w:instrText xml:space="preserve"> HYPERLINK \l _Toc20247 </w:instrText>
+          </w:r>
+          <w:r>
+            <w:rPr>
+              <w:rFonts w:hint="eastAsia" w:ascii="宋体" w:hAnsi="宋体" w:eastAsia="宋体" w:cs="宋体"/>
               <w:szCs w:val="24"/>
             </w:rPr>
             <w:fldChar w:fldCharType="separate"/>
@@ -1780,7 +1799,7 @@
             <w:fldChar w:fldCharType="begin"/>
           </w:r>
           <w:r>
-            <w:instrText xml:space="preserve"> PAGEREF _Toc27125 \h </w:instrText>
+            <w:instrText xml:space="preserve"> PAGEREF _Toc20247 \h </w:instrText>
           </w:r>
           <w:r>
             <w:fldChar w:fldCharType="separate"/>
@@ -1793,7 +1812,7 @@
           </w:r>
           <w:r>
             <w:rPr>
-              <w:rFonts w:ascii="宋体" w:eastAsia="宋体" w:hAnsi="宋体" w:cs="宋体" w:hint="eastAsia"/>
+              <w:rFonts w:hint="eastAsia" w:ascii="宋体" w:hAnsi="宋体" w:eastAsia="宋体" w:cs="宋体"/>
               <w:szCs w:val="24"/>
             </w:rPr>
             <w:fldChar w:fldCharType="end"/>
@@ -1801,28 +1820,28 @@
         </w:p>
         <w:p>
           <w:pPr>
-            <w:pStyle w:val="TOC1"/>
+            <w:pStyle w:val="16"/>
             <w:tabs>
               <w:tab w:val="right" w:leader="dot" w:pos="8306"/>
             </w:tabs>
           </w:pPr>
           <w:r>
             <w:rPr>
-              <w:rFonts w:ascii="宋体" w:eastAsia="宋体" w:hAnsi="宋体" w:cs="宋体" w:hint="eastAsia"/>
+              <w:rFonts w:hint="eastAsia" w:ascii="宋体" w:hAnsi="宋体" w:eastAsia="宋体" w:cs="宋体"/>
               <w:szCs w:val="24"/>
             </w:rPr>
             <w:fldChar w:fldCharType="begin"/>
           </w:r>
           <w:r>
             <w:rPr>
-              <w:rFonts w:ascii="宋体" w:eastAsia="宋体" w:hAnsi="宋体" w:cs="宋体" w:hint="eastAsia"/>
-              <w:szCs w:val="24"/>
-            </w:rPr>
-            <w:instrText xml:space="preserve"> HYPERLINK \l _Toc22636 </w:instrText>
-          </w:r>
-          <w:r>
-            <w:rPr>
-              <w:rFonts w:ascii="宋体" w:eastAsia="宋体" w:hAnsi="宋体" w:cs="宋体" w:hint="eastAsia"/>
+              <w:rFonts w:hint="eastAsia" w:ascii="宋体" w:hAnsi="宋体" w:eastAsia="宋体" w:cs="宋体"/>
+              <w:szCs w:val="24"/>
+            </w:rPr>
+            <w:instrText xml:space="preserve"> HYPERLINK \l _Toc27999 </w:instrText>
+          </w:r>
+          <w:r>
+            <w:rPr>
+              <w:rFonts w:hint="eastAsia" w:ascii="宋体" w:hAnsi="宋体" w:eastAsia="宋体" w:cs="宋体"/>
               <w:szCs w:val="24"/>
             </w:rPr>
             <w:fldChar w:fldCharType="separate"/>
@@ -1841,7 +1860,7 @@
             <w:fldChar w:fldCharType="begin"/>
           </w:r>
           <w:r>
-            <w:instrText xml:space="preserve"> PAGEREF _Toc22636 \h </w:instrText>
+            <w:instrText xml:space="preserve"> PAGEREF _Toc27999 \h </w:instrText>
           </w:r>
           <w:r>
             <w:fldChar w:fldCharType="separate"/>
@@ -1854,7 +1873,7 @@
           </w:r>
           <w:r>
             <w:rPr>
-              <w:rFonts w:ascii="宋体" w:eastAsia="宋体" w:hAnsi="宋体" w:cs="宋体" w:hint="eastAsia"/>
+              <w:rFonts w:hint="eastAsia" w:ascii="宋体" w:hAnsi="宋体" w:eastAsia="宋体" w:cs="宋体"/>
               <w:szCs w:val="24"/>
             </w:rPr>
             <w:fldChar w:fldCharType="end"/>
@@ -1862,28 +1881,28 @@
         </w:p>
         <w:p>
           <w:pPr>
-            <w:pStyle w:val="TOC2"/>
+            <w:pStyle w:val="17"/>
             <w:tabs>
               <w:tab w:val="right" w:leader="dot" w:pos="8306"/>
             </w:tabs>
           </w:pPr>
           <w:r>
             <w:rPr>
-              <w:rFonts w:ascii="宋体" w:eastAsia="宋体" w:hAnsi="宋体" w:cs="宋体" w:hint="eastAsia"/>
+              <w:rFonts w:hint="eastAsia" w:ascii="宋体" w:hAnsi="宋体" w:eastAsia="宋体" w:cs="宋体"/>
               <w:szCs w:val="24"/>
             </w:rPr>
             <w:fldChar w:fldCharType="begin"/>
           </w:r>
           <w:r>
             <w:rPr>
-              <w:rFonts w:ascii="宋体" w:eastAsia="宋体" w:hAnsi="宋体" w:cs="宋体" w:hint="eastAsia"/>
-              <w:szCs w:val="24"/>
-            </w:rPr>
-            <w:instrText xml:space="preserve"> HYPERLINK \l _Toc28008 </w:instrText>
-          </w:r>
-          <w:r>
-            <w:rPr>
-              <w:rFonts w:ascii="宋体" w:eastAsia="宋体" w:hAnsi="宋体" w:cs="宋体" w:hint="eastAsia"/>
+              <w:rFonts w:hint="eastAsia" w:ascii="宋体" w:hAnsi="宋体" w:eastAsia="宋体" w:cs="宋体"/>
+              <w:szCs w:val="24"/>
+            </w:rPr>
+            <w:instrText xml:space="preserve"> HYPERLINK \l _Toc30220 </w:instrText>
+          </w:r>
+          <w:r>
+            <w:rPr>
+              <w:rFonts w:hint="eastAsia" w:ascii="宋体" w:hAnsi="宋体" w:eastAsia="宋体" w:cs="宋体"/>
               <w:szCs w:val="24"/>
             </w:rPr>
             <w:fldChar w:fldCharType="separate"/>
@@ -1902,7 +1921,7 @@
             <w:fldChar w:fldCharType="begin"/>
           </w:r>
           <w:r>
-            <w:instrText xml:space="preserve"> PAGEREF _Toc28008 \h </w:instrText>
+            <w:instrText xml:space="preserve"> PAGEREF _Toc30220 \h </w:instrText>
           </w:r>
           <w:r>
             <w:fldChar w:fldCharType="separate"/>
@@ -1915,7 +1934,7 @@
           </w:r>
           <w:r>
             <w:rPr>
-              <w:rFonts w:ascii="宋体" w:eastAsia="宋体" w:hAnsi="宋体" w:cs="宋体" w:hint="eastAsia"/>
+              <w:rFonts w:hint="eastAsia" w:ascii="宋体" w:hAnsi="宋体" w:eastAsia="宋体" w:cs="宋体"/>
               <w:szCs w:val="24"/>
             </w:rPr>
             <w:fldChar w:fldCharType="end"/>
@@ -1923,28 +1942,28 @@
         </w:p>
         <w:p>
           <w:pPr>
-            <w:pStyle w:val="TOC2"/>
+            <w:pStyle w:val="17"/>
             <w:tabs>
               <w:tab w:val="right" w:leader="dot" w:pos="8306"/>
             </w:tabs>
           </w:pPr>
           <w:r>
             <w:rPr>
-              <w:rFonts w:ascii="宋体" w:eastAsia="宋体" w:hAnsi="宋体" w:cs="宋体" w:hint="eastAsia"/>
+              <w:rFonts w:hint="eastAsia" w:ascii="宋体" w:hAnsi="宋体" w:eastAsia="宋体" w:cs="宋体"/>
               <w:szCs w:val="24"/>
             </w:rPr>
             <w:fldChar w:fldCharType="begin"/>
           </w:r>
           <w:r>
             <w:rPr>
-              <w:rFonts w:ascii="宋体" w:eastAsia="宋体" w:hAnsi="宋体" w:cs="宋体" w:hint="eastAsia"/>
-              <w:szCs w:val="24"/>
-            </w:rPr>
-            <w:instrText xml:space="preserve"> HYPERLINK \l _Toc3452 </w:instrText>
-          </w:r>
-          <w:r>
-            <w:rPr>
-              <w:rFonts w:ascii="宋体" w:eastAsia="宋体" w:hAnsi="宋体" w:cs="宋体" w:hint="eastAsia"/>
+              <w:rFonts w:hint="eastAsia" w:ascii="宋体" w:hAnsi="宋体" w:eastAsia="宋体" w:cs="宋体"/>
+              <w:szCs w:val="24"/>
+            </w:rPr>
+            <w:instrText xml:space="preserve"> HYPERLINK \l _Toc8044 </w:instrText>
+          </w:r>
+          <w:r>
+            <w:rPr>
+              <w:rFonts w:hint="eastAsia" w:ascii="宋体" w:hAnsi="宋体" w:eastAsia="宋体" w:cs="宋体"/>
               <w:szCs w:val="24"/>
             </w:rPr>
             <w:fldChar w:fldCharType="separate"/>
@@ -1963,7 +1982,7 @@
             <w:fldChar w:fldCharType="begin"/>
           </w:r>
           <w:r>
-            <w:instrText xml:space="preserve"> PAGEREF _Toc3452 \h </w:instrText>
+            <w:instrText xml:space="preserve"> PAGEREF _Toc8044 \h </w:instrText>
           </w:r>
           <w:r>
             <w:fldChar w:fldCharType="separate"/>
@@ -1976,7 +1995,7 @@
           </w:r>
           <w:r>
             <w:rPr>
-              <w:rFonts w:ascii="宋体" w:eastAsia="宋体" w:hAnsi="宋体" w:cs="宋体" w:hint="eastAsia"/>
+              <w:rFonts w:hint="eastAsia" w:ascii="宋体" w:hAnsi="宋体" w:eastAsia="宋体" w:cs="宋体"/>
               <w:szCs w:val="24"/>
             </w:rPr>
             <w:fldChar w:fldCharType="end"/>
@@ -1984,28 +2003,28 @@
         </w:p>
         <w:p>
           <w:pPr>
-            <w:pStyle w:val="TOC2"/>
+            <w:pStyle w:val="17"/>
             <w:tabs>
               <w:tab w:val="right" w:leader="dot" w:pos="8306"/>
             </w:tabs>
           </w:pPr>
           <w:r>
             <w:rPr>
-              <w:rFonts w:ascii="宋体" w:eastAsia="宋体" w:hAnsi="宋体" w:cs="宋体" w:hint="eastAsia"/>
+              <w:rFonts w:hint="eastAsia" w:ascii="宋体" w:hAnsi="宋体" w:eastAsia="宋体" w:cs="宋体"/>
               <w:szCs w:val="24"/>
             </w:rPr>
             <w:fldChar w:fldCharType="begin"/>
           </w:r>
           <w:r>
             <w:rPr>
-              <w:rFonts w:ascii="宋体" w:eastAsia="宋体" w:hAnsi="宋体" w:cs="宋体" w:hint="eastAsia"/>
-              <w:szCs w:val="24"/>
-            </w:rPr>
-            <w:instrText xml:space="preserve"> HYPERLINK \l _Toc20374 </w:instrText>
-          </w:r>
-          <w:r>
-            <w:rPr>
-              <w:rFonts w:ascii="宋体" w:eastAsia="宋体" w:hAnsi="宋体" w:cs="宋体" w:hint="eastAsia"/>
+              <w:rFonts w:hint="eastAsia" w:ascii="宋体" w:hAnsi="宋体" w:eastAsia="宋体" w:cs="宋体"/>
+              <w:szCs w:val="24"/>
+            </w:rPr>
+            <w:instrText xml:space="preserve"> HYPERLINK \l _Toc20292 </w:instrText>
+          </w:r>
+          <w:r>
+            <w:rPr>
+              <w:rFonts w:hint="eastAsia" w:ascii="宋体" w:hAnsi="宋体" w:eastAsia="宋体" w:cs="宋体"/>
               <w:szCs w:val="24"/>
             </w:rPr>
             <w:fldChar w:fldCharType="separate"/>
@@ -2024,7 +2043,7 @@
             <w:fldChar w:fldCharType="begin"/>
           </w:r>
           <w:r>
-            <w:instrText xml:space="preserve"> PAGEREF _Toc20374 \h </w:instrText>
+            <w:instrText xml:space="preserve"> PAGEREF _Toc20292 \h </w:instrText>
           </w:r>
           <w:r>
             <w:fldChar w:fldCharType="separate"/>
@@ -2037,7 +2056,7 @@
           </w:r>
           <w:r>
             <w:rPr>
-              <w:rFonts w:ascii="宋体" w:eastAsia="宋体" w:hAnsi="宋体" w:cs="宋体" w:hint="eastAsia"/>
+              <w:rFonts w:hint="eastAsia" w:ascii="宋体" w:hAnsi="宋体" w:eastAsia="宋体" w:cs="宋体"/>
               <w:szCs w:val="24"/>
             </w:rPr>
             <w:fldChar w:fldCharType="end"/>
@@ -2045,28 +2064,28 @@
         </w:p>
         <w:p>
           <w:pPr>
-            <w:pStyle w:val="TOC2"/>
+            <w:pStyle w:val="17"/>
             <w:tabs>
               <w:tab w:val="right" w:leader="dot" w:pos="8306"/>
             </w:tabs>
           </w:pPr>
           <w:r>
             <w:rPr>
-              <w:rFonts w:ascii="宋体" w:eastAsia="宋体" w:hAnsi="宋体" w:cs="宋体" w:hint="eastAsia"/>
+              <w:rFonts w:hint="eastAsia" w:ascii="宋体" w:hAnsi="宋体" w:eastAsia="宋体" w:cs="宋体"/>
               <w:szCs w:val="24"/>
             </w:rPr>
             <w:fldChar w:fldCharType="begin"/>
           </w:r>
           <w:r>
             <w:rPr>
-              <w:rFonts w:ascii="宋体" w:eastAsia="宋体" w:hAnsi="宋体" w:cs="宋体" w:hint="eastAsia"/>
-              <w:szCs w:val="24"/>
-            </w:rPr>
-            <w:instrText xml:space="preserve"> HYPERLINK \l _Toc9208 </w:instrText>
-          </w:r>
-          <w:r>
-            <w:rPr>
-              <w:rFonts w:ascii="宋体" w:eastAsia="宋体" w:hAnsi="宋体" w:cs="宋体" w:hint="eastAsia"/>
+              <w:rFonts w:hint="eastAsia" w:ascii="宋体" w:hAnsi="宋体" w:eastAsia="宋体" w:cs="宋体"/>
+              <w:szCs w:val="24"/>
+            </w:rPr>
+            <w:instrText xml:space="preserve"> HYPERLINK \l _Toc6465 </w:instrText>
+          </w:r>
+          <w:r>
+            <w:rPr>
+              <w:rFonts w:hint="eastAsia" w:ascii="宋体" w:hAnsi="宋体" w:eastAsia="宋体" w:cs="宋体"/>
               <w:szCs w:val="24"/>
             </w:rPr>
             <w:fldChar w:fldCharType="separate"/>
@@ -2085,7 +2104,7 @@
             <w:fldChar w:fldCharType="begin"/>
           </w:r>
           <w:r>
-            <w:instrText xml:space="preserve"> PAGEREF _Toc9208 \h </w:instrText>
+            <w:instrText xml:space="preserve"> PAGEREF _Toc6465 \h </w:instrText>
           </w:r>
           <w:r>
             <w:fldChar w:fldCharType="separate"/>
@@ -2098,7 +2117,7 @@
           </w:r>
           <w:r>
             <w:rPr>
-              <w:rFonts w:ascii="宋体" w:eastAsia="宋体" w:hAnsi="宋体" w:cs="宋体" w:hint="eastAsia"/>
+              <w:rFonts w:hint="eastAsia" w:ascii="宋体" w:hAnsi="宋体" w:eastAsia="宋体" w:cs="宋体"/>
               <w:szCs w:val="24"/>
             </w:rPr>
             <w:fldChar w:fldCharType="end"/>
@@ -2106,28 +2125,28 @@
         </w:p>
         <w:p>
           <w:pPr>
-            <w:pStyle w:val="TOC2"/>
+            <w:pStyle w:val="17"/>
             <w:tabs>
               <w:tab w:val="right" w:leader="dot" w:pos="8306"/>
             </w:tabs>
           </w:pPr>
           <w:r>
             <w:rPr>
-              <w:rFonts w:ascii="宋体" w:eastAsia="宋体" w:hAnsi="宋体" w:cs="宋体" w:hint="eastAsia"/>
+              <w:rFonts w:hint="eastAsia" w:ascii="宋体" w:hAnsi="宋体" w:eastAsia="宋体" w:cs="宋体"/>
               <w:szCs w:val="24"/>
             </w:rPr>
             <w:fldChar w:fldCharType="begin"/>
           </w:r>
           <w:r>
             <w:rPr>
-              <w:rFonts w:ascii="宋体" w:eastAsia="宋体" w:hAnsi="宋体" w:cs="宋体" w:hint="eastAsia"/>
-              <w:szCs w:val="24"/>
-            </w:rPr>
-            <w:instrText xml:space="preserve"> HYPERLINK \l _Toc4524 </w:instrText>
-          </w:r>
-          <w:r>
-            <w:rPr>
-              <w:rFonts w:ascii="宋体" w:eastAsia="宋体" w:hAnsi="宋体" w:cs="宋体" w:hint="eastAsia"/>
+              <w:rFonts w:hint="eastAsia" w:ascii="宋体" w:hAnsi="宋体" w:eastAsia="宋体" w:cs="宋体"/>
+              <w:szCs w:val="24"/>
+            </w:rPr>
+            <w:instrText xml:space="preserve"> HYPERLINK \l _Toc22120 </w:instrText>
+          </w:r>
+          <w:r>
+            <w:rPr>
+              <w:rFonts w:hint="eastAsia" w:ascii="宋体" w:hAnsi="宋体" w:eastAsia="宋体" w:cs="宋体"/>
               <w:szCs w:val="24"/>
             </w:rPr>
             <w:fldChar w:fldCharType="separate"/>
@@ -2146,7 +2165,7 @@
             <w:fldChar w:fldCharType="begin"/>
           </w:r>
           <w:r>
-            <w:instrText xml:space="preserve"> PAGEREF _Toc4524 \h </w:instrText>
+            <w:instrText xml:space="preserve"> PAGEREF _Toc22120 \h </w:instrText>
           </w:r>
           <w:r>
             <w:fldChar w:fldCharType="separate"/>
@@ -2159,7 +2178,7 @@
           </w:r>
           <w:r>
             <w:rPr>
-              <w:rFonts w:ascii="宋体" w:eastAsia="宋体" w:hAnsi="宋体" w:cs="宋体" w:hint="eastAsia"/>
+              <w:rFonts w:hint="eastAsia" w:ascii="宋体" w:hAnsi="宋体" w:eastAsia="宋体" w:cs="宋体"/>
               <w:szCs w:val="24"/>
             </w:rPr>
             <w:fldChar w:fldCharType="end"/>
@@ -2167,28 +2186,28 @@
         </w:p>
         <w:p>
           <w:pPr>
-            <w:pStyle w:val="TOC2"/>
+            <w:pStyle w:val="17"/>
             <w:tabs>
               <w:tab w:val="right" w:leader="dot" w:pos="8306"/>
             </w:tabs>
           </w:pPr>
           <w:r>
             <w:rPr>
-              <w:rFonts w:ascii="宋体" w:eastAsia="宋体" w:hAnsi="宋体" w:cs="宋体" w:hint="eastAsia"/>
+              <w:rFonts w:hint="eastAsia" w:ascii="宋体" w:hAnsi="宋体" w:eastAsia="宋体" w:cs="宋体"/>
               <w:szCs w:val="24"/>
             </w:rPr>
             <w:fldChar w:fldCharType="begin"/>
           </w:r>
           <w:r>
             <w:rPr>
-              <w:rFonts w:ascii="宋体" w:eastAsia="宋体" w:hAnsi="宋体" w:cs="宋体" w:hint="eastAsia"/>
-              <w:szCs w:val="24"/>
-            </w:rPr>
-            <w:instrText xml:space="preserve"> HYPERLINK \l _Toc5938 </w:instrText>
-          </w:r>
-          <w:r>
-            <w:rPr>
-              <w:rFonts w:ascii="宋体" w:eastAsia="宋体" w:hAnsi="宋体" w:cs="宋体" w:hint="eastAsia"/>
+              <w:rFonts w:hint="eastAsia" w:ascii="宋体" w:hAnsi="宋体" w:eastAsia="宋体" w:cs="宋体"/>
+              <w:szCs w:val="24"/>
+            </w:rPr>
+            <w:instrText xml:space="preserve"> HYPERLINK \l _Toc5771 </w:instrText>
+          </w:r>
+          <w:r>
+            <w:rPr>
+              <w:rFonts w:hint="eastAsia" w:ascii="宋体" w:hAnsi="宋体" w:eastAsia="宋体" w:cs="宋体"/>
               <w:szCs w:val="24"/>
             </w:rPr>
             <w:fldChar w:fldCharType="separate"/>
@@ -2207,7 +2226,7 @@
             <w:fldChar w:fldCharType="begin"/>
           </w:r>
           <w:r>
-            <w:instrText xml:space="preserve"> PAGEREF _Toc5938 \h </w:instrText>
+            <w:instrText xml:space="preserve"> PAGEREF _Toc5771 \h </w:instrText>
           </w:r>
           <w:r>
             <w:fldChar w:fldCharType="separate"/>
@@ -2220,7 +2239,7 @@
           </w:r>
           <w:r>
             <w:rPr>
-              <w:rFonts w:ascii="宋体" w:eastAsia="宋体" w:hAnsi="宋体" w:cs="宋体" w:hint="eastAsia"/>
+              <w:rFonts w:hint="eastAsia" w:ascii="宋体" w:hAnsi="宋体" w:eastAsia="宋体" w:cs="宋体"/>
               <w:szCs w:val="24"/>
             </w:rPr>
             <w:fldChar w:fldCharType="end"/>
@@ -2228,28 +2247,28 @@
         </w:p>
         <w:p>
           <w:pPr>
-            <w:pStyle w:val="TOC2"/>
+            <w:pStyle w:val="17"/>
             <w:tabs>
               <w:tab w:val="right" w:leader="dot" w:pos="8306"/>
             </w:tabs>
           </w:pPr>
           <w:r>
             <w:rPr>
-              <w:rFonts w:ascii="宋体" w:eastAsia="宋体" w:hAnsi="宋体" w:cs="宋体" w:hint="eastAsia"/>
+              <w:rFonts w:hint="eastAsia" w:ascii="宋体" w:hAnsi="宋体" w:eastAsia="宋体" w:cs="宋体"/>
               <w:szCs w:val="24"/>
             </w:rPr>
             <w:fldChar w:fldCharType="begin"/>
           </w:r>
           <w:r>
             <w:rPr>
-              <w:rFonts w:ascii="宋体" w:eastAsia="宋体" w:hAnsi="宋体" w:cs="宋体" w:hint="eastAsia"/>
-              <w:szCs w:val="24"/>
-            </w:rPr>
-            <w:instrText xml:space="preserve"> HYPERLINK \l _Toc11564 </w:instrText>
-          </w:r>
-          <w:r>
-            <w:rPr>
-              <w:rFonts w:ascii="宋体" w:eastAsia="宋体" w:hAnsi="宋体" w:cs="宋体" w:hint="eastAsia"/>
+              <w:rFonts w:hint="eastAsia" w:ascii="宋体" w:hAnsi="宋体" w:eastAsia="宋体" w:cs="宋体"/>
+              <w:szCs w:val="24"/>
+            </w:rPr>
+            <w:instrText xml:space="preserve"> HYPERLINK \l _Toc21645 </w:instrText>
+          </w:r>
+          <w:r>
+            <w:rPr>
+              <w:rFonts w:hint="eastAsia" w:ascii="宋体" w:hAnsi="宋体" w:eastAsia="宋体" w:cs="宋体"/>
               <w:szCs w:val="24"/>
             </w:rPr>
             <w:fldChar w:fldCharType="separate"/>
@@ -2268,7 +2287,7 @@
             <w:fldChar w:fldCharType="begin"/>
           </w:r>
           <w:r>
-            <w:instrText xml:space="preserve"> PAGEREF _Toc11564 \h </w:instrText>
+            <w:instrText xml:space="preserve"> PAGEREF _Toc21645 \h </w:instrText>
           </w:r>
           <w:r>
             <w:fldChar w:fldCharType="separate"/>
@@ -2281,7 +2300,7 @@
           </w:r>
           <w:r>
             <w:rPr>
-              <w:rFonts w:ascii="宋体" w:eastAsia="宋体" w:hAnsi="宋体" w:cs="宋体" w:hint="eastAsia"/>
+              <w:rFonts w:hint="eastAsia" w:ascii="宋体" w:hAnsi="宋体" w:eastAsia="宋体" w:cs="宋体"/>
               <w:szCs w:val="24"/>
             </w:rPr>
             <w:fldChar w:fldCharType="end"/>
@@ -2289,28 +2308,28 @@
         </w:p>
         <w:p>
           <w:pPr>
-            <w:pStyle w:val="TOC1"/>
+            <w:pStyle w:val="16"/>
             <w:tabs>
               <w:tab w:val="right" w:leader="dot" w:pos="8306"/>
             </w:tabs>
           </w:pPr>
           <w:r>
             <w:rPr>
-              <w:rFonts w:ascii="宋体" w:eastAsia="宋体" w:hAnsi="宋体" w:cs="宋体" w:hint="eastAsia"/>
+              <w:rFonts w:hint="eastAsia" w:ascii="宋体" w:hAnsi="宋体" w:eastAsia="宋体" w:cs="宋体"/>
               <w:szCs w:val="24"/>
             </w:rPr>
             <w:fldChar w:fldCharType="begin"/>
           </w:r>
           <w:r>
             <w:rPr>
-              <w:rFonts w:ascii="宋体" w:eastAsia="宋体" w:hAnsi="宋体" w:cs="宋体" w:hint="eastAsia"/>
-              <w:szCs w:val="24"/>
-            </w:rPr>
-            <w:instrText xml:space="preserve"> HYPERLINK \l _Toc78 </w:instrText>
-          </w:r>
-          <w:r>
-            <w:rPr>
-              <w:rFonts w:ascii="宋体" w:eastAsia="宋体" w:hAnsi="宋体" w:cs="宋体" w:hint="eastAsia"/>
+              <w:rFonts w:hint="eastAsia" w:ascii="宋体" w:hAnsi="宋体" w:eastAsia="宋体" w:cs="宋体"/>
+              <w:szCs w:val="24"/>
+            </w:rPr>
+            <w:instrText xml:space="preserve"> HYPERLINK \l _Toc12219 </w:instrText>
+          </w:r>
+          <w:r>
+            <w:rPr>
+              <w:rFonts w:hint="eastAsia" w:ascii="宋体" w:hAnsi="宋体" w:eastAsia="宋体" w:cs="宋体"/>
               <w:szCs w:val="24"/>
             </w:rPr>
             <w:fldChar w:fldCharType="separate"/>
@@ -2329,7 +2348,7 @@
             <w:fldChar w:fldCharType="begin"/>
           </w:r>
           <w:r>
-            <w:instrText xml:space="preserve"> PAGEREF _Toc78 \h </w:instrText>
+            <w:instrText xml:space="preserve"> PAGEREF _Toc12219 \h </w:instrText>
           </w:r>
           <w:r>
             <w:fldChar w:fldCharType="separate"/>
@@ -2342,7 +2361,7 @@
           </w:r>
           <w:r>
             <w:rPr>
-              <w:rFonts w:ascii="宋体" w:eastAsia="宋体" w:hAnsi="宋体" w:cs="宋体" w:hint="eastAsia"/>
+              <w:rFonts w:hint="eastAsia" w:ascii="宋体" w:hAnsi="宋体" w:eastAsia="宋体" w:cs="宋体"/>
               <w:szCs w:val="24"/>
             </w:rPr>
             <w:fldChar w:fldCharType="end"/>
@@ -2350,28 +2369,28 @@
         </w:p>
         <w:p>
           <w:pPr>
-            <w:pStyle w:val="TOC1"/>
+            <w:pStyle w:val="16"/>
             <w:tabs>
               <w:tab w:val="right" w:leader="dot" w:pos="8306"/>
             </w:tabs>
           </w:pPr>
           <w:r>
             <w:rPr>
-              <w:rFonts w:ascii="宋体" w:eastAsia="宋体" w:hAnsi="宋体" w:cs="宋体" w:hint="eastAsia"/>
+              <w:rFonts w:hint="eastAsia" w:ascii="宋体" w:hAnsi="宋体" w:eastAsia="宋体" w:cs="宋体"/>
               <w:szCs w:val="24"/>
             </w:rPr>
             <w:fldChar w:fldCharType="begin"/>
           </w:r>
           <w:r>
             <w:rPr>
-              <w:rFonts w:ascii="宋体" w:eastAsia="宋体" w:hAnsi="宋体" w:cs="宋体" w:hint="eastAsia"/>
-              <w:szCs w:val="24"/>
-            </w:rPr>
-            <w:instrText xml:space="preserve"> HYPERLINK \l _Toc28070 </w:instrText>
-          </w:r>
-          <w:r>
-            <w:rPr>
-              <w:rFonts w:ascii="宋体" w:eastAsia="宋体" w:hAnsi="宋体" w:cs="宋体" w:hint="eastAsia"/>
+              <w:rFonts w:hint="eastAsia" w:ascii="宋体" w:hAnsi="宋体" w:eastAsia="宋体" w:cs="宋体"/>
+              <w:szCs w:val="24"/>
+            </w:rPr>
+            <w:instrText xml:space="preserve"> HYPERLINK \l _Toc27973 </w:instrText>
+          </w:r>
+          <w:r>
+            <w:rPr>
+              <w:rFonts w:hint="eastAsia" w:ascii="宋体" w:hAnsi="宋体" w:eastAsia="宋体" w:cs="宋体"/>
               <w:szCs w:val="24"/>
             </w:rPr>
             <w:fldChar w:fldCharType="separate"/>
@@ -2390,7 +2409,7 @@
             <w:fldChar w:fldCharType="begin"/>
           </w:r>
           <w:r>
-            <w:instrText xml:space="preserve"> PAGEREF _Toc28070 \h </w:instrText>
+            <w:instrText xml:space="preserve"> PAGEREF _Toc27973 \h </w:instrText>
           </w:r>
           <w:r>
             <w:fldChar w:fldCharType="separate"/>
@@ -2403,7 +2422,7 @@
           </w:r>
           <w:r>
             <w:rPr>
-              <w:rFonts w:ascii="宋体" w:eastAsia="宋体" w:hAnsi="宋体" w:cs="宋体" w:hint="eastAsia"/>
+              <w:rFonts w:hint="eastAsia" w:ascii="宋体" w:hAnsi="宋体" w:eastAsia="宋体" w:cs="宋体"/>
               <w:szCs w:val="24"/>
             </w:rPr>
             <w:fldChar w:fldCharType="end"/>
@@ -2426,7 +2445,7 @@
             <w:snapToGrid w:val="0"/>
             <w:textAlignment w:val="baseline"/>
             <w:rPr>
-              <w:rFonts w:ascii="宋体" w:eastAsia="宋体" w:hAnsi="宋体" w:cs="宋体" w:hint="eastAsia"/>
+              <w:rFonts w:hint="eastAsia" w:ascii="宋体" w:hAnsi="宋体" w:eastAsia="宋体" w:cs="宋体"/>
               <w:snapToGrid w:val="0"/>
               <w:color w:val="000000"/>
               <w:kern w:val="0"/>
@@ -2437,7 +2456,7 @@
           </w:pPr>
           <w:r>
             <w:rPr>
-              <w:rFonts w:ascii="宋体" w:eastAsia="宋体" w:hAnsi="宋体" w:cs="宋体" w:hint="eastAsia"/>
+              <w:rFonts w:hint="eastAsia" w:ascii="宋体" w:hAnsi="宋体" w:eastAsia="宋体" w:cs="宋体"/>
               <w:szCs w:val="24"/>
             </w:rPr>
             <w:fldChar w:fldCharType="end"/>
@@ -2462,7 +2481,7 @@
         <w:snapToGrid w:val="0"/>
         <w:textAlignment w:val="baseline"/>
         <w:rPr>
-          <w:rFonts w:ascii="Arial" w:eastAsia="Arial" w:hAnsi="Arial" w:cs="Arial"/>
+          <w:rFonts w:ascii="Arial" w:hAnsi="Arial" w:eastAsia="Arial" w:cs="Arial"/>
           <w:snapToGrid w:val="0"/>
           <w:color w:val="000000"/>
           <w:kern w:val="0"/>
@@ -2473,7 +2492,7 @@
       </w:pPr>
       <w:r>
         <w:rPr>
-          <w:rFonts w:ascii="Arial" w:eastAsia="Arial" w:hAnsi="Arial" w:cs="Arial"/>
+          <w:rFonts w:ascii="Arial" w:hAnsi="Arial" w:eastAsia="Arial" w:cs="Arial"/>
           <w:snapToGrid w:val="0"/>
           <w:color w:val="000000"/>
           <w:kern w:val="0"/>
@@ -2486,7 +2505,7 @@
     </w:p>
     <w:p>
       <w:pPr>
-        <w:pStyle w:val="1"/>
+        <w:pStyle w:val="28"/>
         <w:keepNext w:val="0"/>
         <w:keepLines w:val="0"/>
         <w:pageBreakBefore w:val="0"/>
@@ -2506,7 +2525,7 @@
           <w:lang w:val="en-US" w:eastAsia="zh-CN"/>
         </w:rPr>
       </w:pPr>
-      <w:bookmarkStart w:id="3" w:name="_Toc4706"/>
+      <w:bookmarkStart w:id="2" w:name="_Toc22456"/>
       <w:r>
         <w:rPr>
           <w:rFonts w:hint="default"/>
@@ -2514,11 +2533,11 @@
         </w:rPr>
         <w:t>会议基本信息</w:t>
       </w:r>
-      <w:bookmarkEnd w:id="3"/>
+      <w:bookmarkEnd w:id="2"/>
     </w:p>
     <w:p>
       <w:pPr>
-        <w:pStyle w:val="a1"/>
+        <w:pStyle w:val="29"/>
         <w:keepNext w:val="0"/>
         <w:keepLines w:val="0"/>
         <w:pageBreakBefore w:val="0"/>
@@ -2548,7 +2567,7 @@
     </w:p>
     <w:p>
       <w:pPr>
-        <w:pStyle w:val="a1"/>
+        <w:pStyle w:val="29"/>
         <w:keepNext w:val="0"/>
         <w:keepLines w:val="0"/>
         <w:pageBreakBefore w:val="0"/>
@@ -2620,7 +2639,7 @@
     </w:p>
     <w:p>
       <w:pPr>
-        <w:pStyle w:val="a1"/>
+        <w:pStyle w:val="29"/>
         <w:keepNext w:val="0"/>
         <w:keepLines w:val="0"/>
         <w:pageBreakBefore w:val="0"/>
@@ -2650,7 +2669,7 @@
     </w:p>
     <w:p>
       <w:pPr>
-        <w:pStyle w:val="a1"/>
+        <w:pStyle w:val="29"/>
         <w:keepNext w:val="0"/>
         <w:keepLines w:val="0"/>
         <w:pageBreakBefore w:val="0"/>
@@ -2680,7 +2699,7 @@
     </w:p>
     <w:p>
       <w:pPr>
-        <w:pStyle w:val="a1"/>
+        <w:pStyle w:val="29"/>
         <w:keepNext w:val="0"/>
         <w:keepLines w:val="0"/>
         <w:pageBreakBefore w:val="0"/>
@@ -2710,7 +2729,7 @@
     </w:p>
     <w:p>
       <w:pPr>
-        <w:pStyle w:val="a1"/>
+        <w:pStyle w:val="29"/>
         <w:keepNext w:val="0"/>
         <w:keepLines w:val="0"/>
         <w:pageBreakBefore w:val="0"/>
@@ -2740,7 +2759,7 @@
     </w:p>
     <w:p>
       <w:pPr>
-        <w:pStyle w:val="a1"/>
+        <w:pStyle w:val="29"/>
         <w:keepNext w:val="0"/>
         <w:keepLines w:val="0"/>
         <w:pageBreakBefore w:val="0"/>
@@ -2770,7 +2789,7 @@
     </w:p>
     <w:p>
       <w:pPr>
-        <w:pStyle w:val="a1"/>
+        <w:pStyle w:val="29"/>
         <w:keepNext w:val="0"/>
         <w:keepLines w:val="0"/>
         <w:pageBreakBefore w:val="0"/>
@@ -2800,7 +2819,7 @@
     </w:p>
     <w:p>
       <w:pPr>
-        <w:pStyle w:val="1"/>
+        <w:pStyle w:val="28"/>
         <w:keepNext w:val="0"/>
         <w:keepLines w:val="0"/>
         <w:pageBreakBefore w:val="0"/>
@@ -2820,7 +2839,7 @@
           <w:lang w:val="en-US" w:eastAsia="zh-CN"/>
         </w:rPr>
       </w:pPr>
-      <w:bookmarkStart w:id="4" w:name="_Toc27125"/>
+      <w:bookmarkStart w:id="3" w:name="_Toc20247"/>
       <w:r>
         <w:rPr>
           <w:rFonts w:hint="default"/>
@@ -2828,11 +2847,11 @@
         </w:rPr>
         <w:t>会议议程与目的</w:t>
       </w:r>
-      <w:bookmarkEnd w:id="4"/>
+      <w:bookmarkEnd w:id="3"/>
     </w:p>
     <w:p>
       <w:pPr>
-        <w:pStyle w:val="a1"/>
+        <w:pStyle w:val="29"/>
         <w:keepNext w:val="0"/>
         <w:keepLines w:val="0"/>
         <w:pageBreakBefore w:val="0"/>
@@ -2862,7 +2881,7 @@
     </w:p>
     <w:p>
       <w:pPr>
-        <w:pStyle w:val="1"/>
+        <w:pStyle w:val="28"/>
         <w:keepNext w:val="0"/>
         <w:keepLines w:val="0"/>
         <w:pageBreakBefore w:val="0"/>
@@ -2882,7 +2901,7 @@
           <w:lang w:val="en-US" w:eastAsia="zh-CN"/>
         </w:rPr>
       </w:pPr>
-      <w:bookmarkStart w:id="5" w:name="_Toc22636"/>
+      <w:bookmarkStart w:id="4" w:name="_Toc27999"/>
       <w:r>
         <w:rPr>
           <w:rFonts w:hint="default"/>
@@ -2890,11 +2909,11 @@
         </w:rPr>
         <w:t>主要内容与决议</w:t>
       </w:r>
-      <w:bookmarkEnd w:id="5"/>
+      <w:bookmarkEnd w:id="4"/>
     </w:p>
     <w:p>
       <w:pPr>
-        <w:pStyle w:val="a1"/>
+        <w:pStyle w:val="29"/>
         <w:keepNext w:val="0"/>
         <w:keepLines w:val="0"/>
         <w:pageBreakBefore w:val="0"/>
@@ -2924,7 +2943,7 @@
     </w:p>
     <w:p>
       <w:pPr>
-        <w:pStyle w:val="2"/>
+        <w:pStyle w:val="30"/>
         <w:keepNext w:val="0"/>
         <w:keepLines w:val="0"/>
         <w:pageBreakBefore w:val="0"/>
@@ -2944,7 +2963,7 @@
           <w:lang w:val="en-US" w:eastAsia="zh-CN"/>
         </w:rPr>
       </w:pPr>
-      <w:bookmarkStart w:id="6" w:name="_Toc28008"/>
+      <w:bookmarkStart w:id="5" w:name="_Toc30220"/>
       <w:r>
         <w:rPr>
           <w:rFonts w:hint="default"/>
@@ -2952,11 +2971,11 @@
         </w:rPr>
         <w:t>核心管控过程识别</w:t>
       </w:r>
-      <w:bookmarkEnd w:id="6"/>
+      <w:bookmarkEnd w:id="5"/>
     </w:p>
     <w:p>
       <w:pPr>
-        <w:pStyle w:val="a1"/>
+        <w:pStyle w:val="29"/>
         <w:keepNext w:val="0"/>
         <w:keepLines w:val="0"/>
         <w:pageBreakBefore w:val="0"/>
@@ -2986,7 +3005,7 @@
     </w:p>
     <w:p>
       <w:pPr>
-        <w:pStyle w:val="2"/>
+        <w:pStyle w:val="30"/>
         <w:keepNext w:val="0"/>
         <w:keepLines w:val="0"/>
         <w:pageBreakBefore w:val="0"/>
@@ -3006,7 +3025,7 @@
           <w:lang w:val="en-US" w:eastAsia="zh-CN"/>
         </w:rPr>
       </w:pPr>
-      <w:bookmarkStart w:id="7" w:name="_Toc3452"/>
+      <w:bookmarkStart w:id="6" w:name="_Toc8044"/>
       <w:r>
         <w:rPr>
           <w:rFonts w:hint="default"/>
@@ -3014,11 +3033,11 @@
         </w:rPr>
         <w:t>关键流程设计与接口定义</w:t>
       </w:r>
-      <w:bookmarkEnd w:id="7"/>
+      <w:bookmarkEnd w:id="6"/>
     </w:p>
     <w:p>
       <w:pPr>
-        <w:pStyle w:val="2"/>
+        <w:pStyle w:val="30"/>
         <w:keepNext w:val="0"/>
         <w:keepLines w:val="0"/>
         <w:pageBreakBefore w:val="0"/>
@@ -3038,7 +3057,7 @@
           <w:lang w:val="en-US" w:eastAsia="zh-CN"/>
         </w:rPr>
       </w:pPr>
-      <w:bookmarkStart w:id="8" w:name="_Toc20374"/>
+      <w:bookmarkStart w:id="7" w:name="_Toc20292"/>
       <w:r>
         <w:rPr>
           <w:rFonts w:hint="default"/>
@@ -3046,11 +3065,11 @@
         </w:rPr>
         <w:t>验收流程</w:t>
       </w:r>
-      <w:bookmarkEnd w:id="8"/>
+      <w:bookmarkEnd w:id="7"/>
     </w:p>
     <w:p>
       <w:pPr>
-        <w:pStyle w:val="a1"/>
+        <w:pStyle w:val="29"/>
         <w:keepNext w:val="0"/>
         <w:keepLines w:val="0"/>
         <w:pageBreakBefore w:val="0"/>
@@ -3094,7 +3113,7 @@
     </w:p>
     <w:p>
       <w:pPr>
-        <w:pStyle w:val="2"/>
+        <w:pStyle w:val="30"/>
         <w:keepNext w:val="0"/>
         <w:keepLines w:val="0"/>
         <w:pageBreakBefore w:val="0"/>
@@ -3114,7 +3133,7 @@
           <w:lang w:val="en-US" w:eastAsia="zh-CN"/>
         </w:rPr>
       </w:pPr>
-      <w:bookmarkStart w:id="9" w:name="_Toc9208"/>
+      <w:bookmarkStart w:id="8" w:name="_Toc6465"/>
       <w:r>
         <w:rPr>
           <w:rFonts w:hint="default"/>
@@ -3122,11 +3141,11 @@
         </w:rPr>
         <w:t>付款流程</w:t>
       </w:r>
-      <w:bookmarkEnd w:id="9"/>
+      <w:bookmarkEnd w:id="8"/>
     </w:p>
     <w:p>
       <w:pPr>
-        <w:pStyle w:val="a1"/>
+        <w:pStyle w:val="29"/>
         <w:keepNext w:val="0"/>
         <w:keepLines w:val="0"/>
         <w:pageBreakBefore w:val="0"/>
@@ -3184,7 +3203,7 @@
     </w:p>
     <w:p>
       <w:pPr>
-        <w:pStyle w:val="a1"/>
+        <w:pStyle w:val="29"/>
         <w:keepNext w:val="0"/>
         <w:keepLines w:val="0"/>
         <w:pageBreakBefore w:val="0"/>
@@ -3214,7 +3233,7 @@
     </w:p>
     <w:p>
       <w:pPr>
-        <w:pStyle w:val="2"/>
+        <w:pStyle w:val="30"/>
         <w:keepNext w:val="0"/>
         <w:keepLines w:val="0"/>
         <w:pageBreakBefore w:val="0"/>
@@ -3234,7 +3253,7 @@
           <w:lang w:val="en-US" w:eastAsia="zh-CN"/>
         </w:rPr>
       </w:pPr>
-      <w:bookmarkStart w:id="10" w:name="_Toc4524"/>
+      <w:bookmarkStart w:id="9" w:name="_Toc22120"/>
       <w:r>
         <w:rPr>
           <w:rFonts w:hint="default"/>
@@ -3242,11 +3261,11 @@
         </w:rPr>
         <w:t>运维服务流程</w:t>
       </w:r>
-      <w:bookmarkEnd w:id="10"/>
+      <w:bookmarkEnd w:id="9"/>
     </w:p>
     <w:p>
       <w:pPr>
-        <w:pStyle w:val="a1"/>
+        <w:pStyle w:val="29"/>
         <w:keepNext w:val="0"/>
         <w:keepLines w:val="0"/>
         <w:pageBreakBefore w:val="0"/>
@@ -3276,7 +3295,7 @@
     </w:p>
     <w:p>
       <w:pPr>
-        <w:pStyle w:val="2"/>
+        <w:pStyle w:val="30"/>
         <w:keepNext w:val="0"/>
         <w:keepLines w:val="0"/>
         <w:pageBreakBefore w:val="0"/>
@@ -3296,7 +3315,7 @@
           <w:lang w:val="en-US" w:eastAsia="zh-CN"/>
         </w:rPr>
       </w:pPr>
-      <w:bookmarkStart w:id="11" w:name="_Toc5938"/>
+      <w:bookmarkStart w:id="10" w:name="_Toc5771"/>
       <w:r>
         <w:rPr>
           <w:rFonts w:hint="default"/>
@@ -3304,11 +3323,11 @@
         </w:rPr>
         <w:t>知识资产管理流程</w:t>
       </w:r>
-      <w:bookmarkEnd w:id="11"/>
+      <w:bookmarkEnd w:id="10"/>
     </w:p>
     <w:p>
       <w:pPr>
-        <w:pStyle w:val="a1"/>
+        <w:pStyle w:val="29"/>
         <w:keepNext w:val="0"/>
         <w:keepLines w:val="0"/>
         <w:pageBreakBefore w:val="0"/>
@@ -3338,7 +3357,7 @@
     </w:p>
     <w:p>
       <w:pPr>
-        <w:pStyle w:val="2"/>
+        <w:pStyle w:val="30"/>
         <w:keepNext w:val="0"/>
         <w:keepLines w:val="0"/>
         <w:pageBreakBefore w:val="0"/>
@@ -3358,7 +3377,7 @@
           <w:lang w:val="en-US" w:eastAsia="zh-CN"/>
         </w:rPr>
       </w:pPr>
-      <w:bookmarkStart w:id="12" w:name="_Toc11564"/>
+      <w:bookmarkStart w:id="11" w:name="_Toc21645"/>
       <w:r>
         <w:rPr>
           <w:rFonts w:hint="default"/>
@@ -3366,11 +3385,11 @@
         </w:rPr>
         <w:t>角色与职责明确</w:t>
       </w:r>
-      <w:bookmarkEnd w:id="12"/>
+      <w:bookmarkEnd w:id="11"/>
     </w:p>
     <w:p>
       <w:pPr>
-        <w:pStyle w:val="a1"/>
+        <w:pStyle w:val="29"/>
         <w:keepNext w:val="0"/>
         <w:keepLines w:val="0"/>
         <w:pageBreakBefore w:val="0"/>
@@ -3400,7 +3419,7 @@
     </w:p>
     <w:p>
       <w:pPr>
-        <w:pStyle w:val="a1"/>
+        <w:pStyle w:val="29"/>
         <w:keepNext w:val="0"/>
         <w:keepLines w:val="0"/>
         <w:pageBreakBefore w:val="0"/>
@@ -3430,7 +3449,7 @@
     </w:p>
     <w:p>
       <w:pPr>
-        <w:pStyle w:val="a1"/>
+        <w:pStyle w:val="29"/>
         <w:keepNext w:val="0"/>
         <w:keepLines w:val="0"/>
         <w:pageBreakBefore w:val="0"/>
@@ -3460,7 +3479,7 @@
     </w:p>
     <w:p>
       <w:pPr>
-        <w:pStyle w:val="1"/>
+        <w:pStyle w:val="28"/>
         <w:keepNext w:val="0"/>
         <w:keepLines w:val="0"/>
         <w:pageBreakBefore w:val="0"/>
@@ -3480,7 +3499,7 @@
           <w:lang w:val="en-US" w:eastAsia="zh-CN"/>
         </w:rPr>
       </w:pPr>
-      <w:bookmarkStart w:id="13" w:name="_Toc78"/>
+      <w:bookmarkStart w:id="12" w:name="_Toc12219"/>
       <w:r>
         <w:rPr>
           <w:rFonts w:hint="default"/>
@@ -3488,11 +3507,11 @@
         </w:rPr>
         <w:t>会议决议</w:t>
       </w:r>
-      <w:bookmarkEnd w:id="13"/>
+      <w:bookmarkEnd w:id="12"/>
     </w:p>
     <w:p>
       <w:pPr>
-        <w:pStyle w:val="a1"/>
+        <w:pStyle w:val="29"/>
         <w:keepNext w:val="0"/>
         <w:keepLines w:val="0"/>
         <w:pageBreakBefore w:val="0"/>
@@ -3522,7 +3541,7 @@
     </w:p>
     <w:p>
       <w:pPr>
-        <w:pStyle w:val="a1"/>
+        <w:pStyle w:val="29"/>
         <w:keepNext w:val="0"/>
         <w:keepLines w:val="0"/>
         <w:pageBreakBefore w:val="0"/>
@@ -3608,7 +3627,7 @@
     </w:p>
     <w:p>
       <w:pPr>
-        <w:pStyle w:val="a1"/>
+        <w:pStyle w:val="29"/>
         <w:keepNext w:val="0"/>
         <w:keepLines w:val="0"/>
         <w:pageBreakBefore w:val="0"/>
@@ -3638,14 +3657,14 @@
     </w:p>
     <w:p>
       <w:pPr>
-        <w:pStyle w:val="1"/>
+        <w:pStyle w:val="28"/>
         <w:bidi w:val="0"/>
         <w:rPr>
           <w:rFonts w:hint="default"/>
           <w:lang w:val="en-US" w:eastAsia="zh-CN"/>
         </w:rPr>
       </w:pPr>
-      <w:bookmarkStart w:id="14" w:name="_Toc28070"/>
+      <w:bookmarkStart w:id="13" w:name="_Toc27973"/>
       <w:r>
         <w:rPr>
           <w:rFonts w:hint="default"/>
@@ -3653,11 +3672,11 @@
         </w:rPr>
         <w:t>下一步行动</w:t>
       </w:r>
-      <w:bookmarkEnd w:id="14"/>
+      <w:bookmarkEnd w:id="13"/>
     </w:p>
     <w:p>
       <w:pPr>
-        <w:pStyle w:val="a1"/>
+        <w:pStyle w:val="29"/>
         <w:keepNext w:val="0"/>
         <w:keepLines w:val="0"/>
         <w:pageBreakBefore w:val="0"/>
@@ -3687,7 +3706,7 @@
     </w:p>
     <w:p>
       <w:pPr>
-        <w:pStyle w:val="a1"/>
+        <w:pStyle w:val="29"/>
         <w:keepNext w:val="0"/>
         <w:keepLines w:val="0"/>
         <w:pageBreakBefore w:val="0"/>
@@ -3716,52 +3735,96 @@
       </w:r>
     </w:p>
     <w:sectPr>
-      <w:headerReference w:type="even" r:id="rId5"/>
-      <w:headerReference w:type="default" r:id="rId6"/>
-      <w:footerReference w:type="even" r:id="rId7"/>
-      <w:footerReference w:type="default" r:id="rId8"/>
-      <w:headerReference w:type="first" r:id="rId9"/>
-      <w:footerReference w:type="first" r:id="rId10"/>
+      <w:headerReference r:id="rId7" w:type="first"/>
+      <w:footerReference r:id="rId10" w:type="first"/>
+      <w:headerReference r:id="rId5" w:type="default"/>
+      <w:footerReference r:id="rId8" w:type="default"/>
+      <w:headerReference r:id="rId6" w:type="even"/>
+      <w:footerReference r:id="rId9" w:type="even"/>
       <w:pgSz w:w="11906" w:h="16838"/>
       <w:pgMar w:top="1417" w:right="1800" w:bottom="1440" w:left="1800" w:header="1140" w:footer="992" w:gutter="0"/>
-      <w:cols w:num="1" w:space="425"/>
+      <w:cols w:space="425" w:num="1"/>
       <w:docGrid w:type="lines" w:linePitch="312" w:charSpace="0"/>
     </w:sectPr>
   </w:body>
 </w:document>
 </file>
 
+<file path=word/endnotes.xml><?xml version="1.0" encoding="utf-8"?>
+<w:endnotes xmlns:wpc="http://schemas.microsoft.com/office/word/2010/wordprocessingCanvas" xmlns:mc="http://schemas.openxmlformats.org/markup-compatibility/2006" xmlns:o="urn:schemas-microsoft-com:office:office" xmlns:r="http://schemas.openxmlformats.org/officeDocument/2006/relationships" xmlns:m="http://schemas.openxmlformats.org/officeDocument/2006/math" xmlns:v="urn:schemas-microsoft-com:vml" xmlns:wp14="http://schemas.microsoft.com/office/word/2010/wordprocessingDrawing" xmlns:wp="http://schemas.openxmlformats.org/drawingml/2006/wordprocessingDrawing" xmlns:w="http://schemas.openxmlformats.org/wordprocessingml/2006/main" xmlns:w14="http://schemas.microsoft.com/office/word/2010/wordml" xmlns:w15="http://schemas.microsoft.com/office/word/2012/wordml" xmlns:w10="urn:schemas-microsoft-com:office:word" xmlns:wpg="http://schemas.microsoft.com/office/word/2010/wordprocessingGroup" xmlns:wpi="http://schemas.microsoft.com/office/word/2010/wordprocessingInk" xmlns:wne="http://schemas.microsoft.com/office/word/2006/wordml" xmlns:wps="http://schemas.microsoft.com/office/word/2010/wordprocessingShape" xmlns:wpsCustomData="http://www.wps.cn/officeDocument/2013/wpsCustomData" mc:Ignorable="w14 w15 wp14">
+  <w:endnote w:type="separator" w:id="0">
+    <w:p>
+      <w:pPr>
+        <w:spacing w:line="240" w:lineRule="auto"/>
+      </w:pPr>
+      <w:r>
+        <w:separator/>
+      </w:r>
+    </w:p>
+  </w:endnote>
+  <w:endnote w:type="continuationSeparator" w:id="1">
+    <w:p>
+      <w:pPr>
+        <w:spacing w:line="240" w:lineRule="auto"/>
+      </w:pPr>
+      <w:r>
+        <w:continuationSeparator/>
+      </w:r>
+    </w:p>
+  </w:endnote>
+</w:endnotes>
+</file>
+
 <file path=word/footer1.xml><?xml version="1.0" encoding="utf-8"?>
-<w:ftr xmlns:wpc="http://schemas.microsoft.com/office/word/2010/wordprocessingCanvas" xmlns:mc="http://schemas.openxmlformats.org/markup-compatibility/2006" xmlns:o="urn:schemas-microsoft-com:office:office" xmlns:r="http://schemas.openxmlformats.org/officeDocument/2006/relationships" xmlns:m="http://schemas.openxmlformats.org/officeDocument/2006/math" xmlns:v="urn:schemas-microsoft-com:vml" xmlns:wp14="http://schemas.microsoft.com/office/word/2010/wordprocessingDrawing" xmlns:wp="http://schemas.openxmlformats.org/drawingml/2006/wordprocessingDrawing" xmlns:w10="urn:schemas-microsoft-com:office:word" xmlns:w="http://schemas.openxmlformats.org/wordprocessingml/2006/main" xmlns:w14="http://schemas.microsoft.com/office/word/2010/wordml" xmlns:w15="http://schemas.microsoft.com/office/word/2012/wordml" xmlns:wne="http://schemas.microsoft.com/office/word/2006/wordml" xmlns:wpg="http://schemas.microsoft.com/office/word/2010/wordprocessingGroup" xmlns:wpi="http://schemas.microsoft.com/office/word/2010/wordprocessingInk" xmlns:wps="http://schemas.microsoft.com/office/word/2010/wordprocessingShape" mc:Ignorable="w14 w15 wp14">
+<w:ftr xmlns:wpc="http://schemas.microsoft.com/office/word/2010/wordprocessingCanvas" xmlns:mc="http://schemas.openxmlformats.org/markup-compatibility/2006" xmlns:o="urn:schemas-microsoft-com:office:office" xmlns:r="http://schemas.openxmlformats.org/officeDocument/2006/relationships" xmlns:m="http://schemas.openxmlformats.org/officeDocument/2006/math" xmlns:v="urn:schemas-microsoft-com:vml" xmlns:wp14="http://schemas.microsoft.com/office/word/2010/wordprocessingDrawing" xmlns:wp="http://schemas.openxmlformats.org/drawingml/2006/wordprocessingDrawing" xmlns:w10="urn:schemas-microsoft-com:office:word" xmlns:w="http://schemas.openxmlformats.org/wordprocessingml/2006/main" xmlns:w14="http://schemas.microsoft.com/office/word/2010/wordml" xmlns:w15="http://schemas.microsoft.com/office/word/2012/wordml" xmlns:wpg="http://schemas.microsoft.com/office/word/2010/wordprocessingGroup" xmlns:wpi="http://schemas.microsoft.com/office/word/2010/wordprocessingInk" xmlns:wne="http://schemas.microsoft.com/office/word/2006/wordml" xmlns:wps="http://schemas.microsoft.com/office/word/2010/wordprocessingShape" xmlns:wpsCustomData="http://www.wps.cn/officeDocument/2013/wpsCustomData" mc:Ignorable="w14 w15 wp14">
   <w:p/>
 </w:ftr>
 </file>
 
 <file path=word/footer2.xml><?xml version="1.0" encoding="utf-8"?>
-<w:ftr xmlns:wpc="http://schemas.microsoft.com/office/word/2010/wordprocessingCanvas" xmlns:mc="http://schemas.openxmlformats.org/markup-compatibility/2006" xmlns:o="urn:schemas-microsoft-com:office:office" xmlns:r="http://schemas.openxmlformats.org/officeDocument/2006/relationships" xmlns:m="http://schemas.openxmlformats.org/officeDocument/2006/math" xmlns:v="urn:schemas-microsoft-com:vml" xmlns:wp14="http://schemas.microsoft.com/office/word/2010/wordprocessingDrawing" xmlns:wp="http://schemas.openxmlformats.org/drawingml/2006/wordprocessingDrawing" xmlns:w10="urn:schemas-microsoft-com:office:word" xmlns:w="http://schemas.openxmlformats.org/wordprocessingml/2006/main" xmlns:w14="http://schemas.microsoft.com/office/word/2010/wordml" xmlns:w15="http://schemas.microsoft.com/office/word/2012/wordml" xmlns:wne="http://schemas.microsoft.com/office/word/2006/wordml" xmlns:wpg="http://schemas.microsoft.com/office/word/2010/wordprocessingGroup" xmlns:wpi="http://schemas.microsoft.com/office/word/2010/wordprocessingInk" xmlns:wps="http://schemas.microsoft.com/office/word/2010/wordprocessingShape" mc:Ignorable="w14 w15 wp14">
+<w:ftr xmlns:wpc="http://schemas.microsoft.com/office/word/2010/wordprocessingCanvas" xmlns:mc="http://schemas.openxmlformats.org/markup-compatibility/2006" xmlns:o="urn:schemas-microsoft-com:office:office" xmlns:r="http://schemas.openxmlformats.org/officeDocument/2006/relationships" xmlns:m="http://schemas.openxmlformats.org/officeDocument/2006/math" xmlns:v="urn:schemas-microsoft-com:vml" xmlns:wp14="http://schemas.microsoft.com/office/word/2010/wordprocessingDrawing" xmlns:wp="http://schemas.openxmlformats.org/drawingml/2006/wordprocessingDrawing" xmlns:w10="urn:schemas-microsoft-com:office:word" xmlns:w="http://schemas.openxmlformats.org/wordprocessingml/2006/main" xmlns:w14="http://schemas.microsoft.com/office/word/2010/wordml" xmlns:w15="http://schemas.microsoft.com/office/word/2012/wordml" xmlns:wpg="http://schemas.microsoft.com/office/word/2010/wordprocessingGroup" xmlns:wpi="http://schemas.microsoft.com/office/word/2010/wordprocessingInk" xmlns:wne="http://schemas.microsoft.com/office/word/2006/wordml" xmlns:wps="http://schemas.microsoft.com/office/word/2010/wordprocessingShape" xmlns:wpsCustomData="http://www.wps.cn/officeDocument/2013/wpsCustomData" mc:Ignorable="w14 w15 wp14">
   <w:p/>
 </w:ftr>
 </file>
 
 <file path=word/footer3.xml><?xml version="1.0" encoding="utf-8"?>
-<w:ftr xmlns:wpc="http://schemas.microsoft.com/office/word/2010/wordprocessingCanvas" xmlns:mc="http://schemas.openxmlformats.org/markup-compatibility/2006" xmlns:o="urn:schemas-microsoft-com:office:office" xmlns:r="http://schemas.openxmlformats.org/officeDocument/2006/relationships" xmlns:m="http://schemas.openxmlformats.org/officeDocument/2006/math" xmlns:v="urn:schemas-microsoft-com:vml" xmlns:wp14="http://schemas.microsoft.com/office/word/2010/wordprocessingDrawing" xmlns:wp="http://schemas.openxmlformats.org/drawingml/2006/wordprocessingDrawing" xmlns:w10="urn:schemas-microsoft-com:office:word" xmlns:w="http://schemas.openxmlformats.org/wordprocessingml/2006/main" xmlns:w14="http://schemas.microsoft.com/office/word/2010/wordml" xmlns:w15="http://schemas.microsoft.com/office/word/2012/wordml" xmlns:wne="http://schemas.microsoft.com/office/word/2006/wordml" xmlns:wpg="http://schemas.microsoft.com/office/word/2010/wordprocessingGroup" xmlns:wpi="http://schemas.microsoft.com/office/word/2010/wordprocessingInk" xmlns:wps="http://schemas.microsoft.com/office/word/2010/wordprocessingShape" mc:Ignorable="w14 w15 wp14">
+<w:ftr xmlns:wpc="http://schemas.microsoft.com/office/word/2010/wordprocessingCanvas" xmlns:mc="http://schemas.openxmlformats.org/markup-compatibility/2006" xmlns:o="urn:schemas-microsoft-com:office:office" xmlns:r="http://schemas.openxmlformats.org/officeDocument/2006/relationships" xmlns:m="http://schemas.openxmlformats.org/officeDocument/2006/math" xmlns:v="urn:schemas-microsoft-com:vml" xmlns:wp14="http://schemas.microsoft.com/office/word/2010/wordprocessingDrawing" xmlns:wp="http://schemas.openxmlformats.org/drawingml/2006/wordprocessingDrawing" xmlns:w10="urn:schemas-microsoft-com:office:word" xmlns:w="http://schemas.openxmlformats.org/wordprocessingml/2006/main" xmlns:w14="http://schemas.microsoft.com/office/word/2010/wordml" xmlns:w15="http://schemas.microsoft.com/office/word/2012/wordml" xmlns:wpg="http://schemas.microsoft.com/office/word/2010/wordprocessingGroup" xmlns:wpi="http://schemas.microsoft.com/office/word/2010/wordprocessingInk" xmlns:wne="http://schemas.microsoft.com/office/word/2006/wordml" xmlns:wps="http://schemas.microsoft.com/office/word/2010/wordprocessingShape" xmlns:wpsCustomData="http://www.wps.cn/officeDocument/2013/wpsCustomData" mc:Ignorable="w14 w15 wp14">
   <w:p/>
 </w:ftr>
 </file>
 
-<file path=word/header1.xml><?xml version="1.0" encoding="utf-8"?>
-<w:hdr xmlns:wpc="http://schemas.microsoft.com/office/word/2010/wordprocessingCanvas" xmlns:mc="http://schemas.openxmlformats.org/markup-compatibility/2006" xmlns:o="urn:schemas-microsoft-com:office:office" xmlns:r="http://schemas.openxmlformats.org/officeDocument/2006/relationships" xmlns:m="http://schemas.openxmlformats.org/officeDocument/2006/math" xmlns:v="urn:schemas-microsoft-com:vml" xmlns:wp14="http://schemas.microsoft.com/office/word/2010/wordprocessingDrawing" xmlns:wp="http://schemas.openxmlformats.org/drawingml/2006/wordprocessingDrawing" xmlns:w10="urn:schemas-microsoft-com:office:word" xmlns:w="http://schemas.openxmlformats.org/wordprocessingml/2006/main" xmlns:w14="http://schemas.microsoft.com/office/word/2010/wordml" xmlns:w15="http://schemas.microsoft.com/office/word/2012/wordml" xmlns:wne="http://schemas.microsoft.com/office/word/2006/wordml" xmlns:wpg="http://schemas.microsoft.com/office/word/2010/wordprocessingGroup" xmlns:wpi="http://schemas.microsoft.com/office/word/2010/wordprocessingInk" xmlns:wps="http://schemas.microsoft.com/office/word/2010/wordprocessingShape" mc:Ignorable="w14 w15 wp14">
-  <w:p/>
-</w:hdr>
+<file path=word/footnotes.xml><?xml version="1.0" encoding="utf-8"?>
+<w:footnotes xmlns:wpc="http://schemas.microsoft.com/office/word/2010/wordprocessingCanvas" xmlns:mc="http://schemas.openxmlformats.org/markup-compatibility/2006" xmlns:o="urn:schemas-microsoft-com:office:office" xmlns:r="http://schemas.openxmlformats.org/officeDocument/2006/relationships" xmlns:m="http://schemas.openxmlformats.org/officeDocument/2006/math" xmlns:v="urn:schemas-microsoft-com:vml" xmlns:wp14="http://schemas.microsoft.com/office/word/2010/wordprocessingDrawing" xmlns:wp="http://schemas.openxmlformats.org/drawingml/2006/wordprocessingDrawing" xmlns:w="http://schemas.openxmlformats.org/wordprocessingml/2006/main" xmlns:w14="http://schemas.microsoft.com/office/word/2010/wordml" xmlns:w15="http://schemas.microsoft.com/office/word/2012/wordml" xmlns:w10="urn:schemas-microsoft-com:office:word" xmlns:wpg="http://schemas.microsoft.com/office/word/2010/wordprocessingGroup" xmlns:wpi="http://schemas.microsoft.com/office/word/2010/wordprocessingInk" xmlns:wne="http://schemas.microsoft.com/office/word/2006/wordml" xmlns:wps="http://schemas.microsoft.com/office/word/2010/wordprocessingShape" xmlns:wpsCustomData="http://www.wps.cn/officeDocument/2013/wpsCustomData" mc:Ignorable="w14 w15 wp14">
+  <w:footnote w:type="separator" w:id="0">
+    <w:p>
+      <w:pPr>
+        <w:spacing w:line="360" w:lineRule="auto"/>
+      </w:pPr>
+      <w:r>
+        <w:separator/>
+      </w:r>
+    </w:p>
+  </w:footnote>
+  <w:footnote w:type="continuationSeparator" w:id="1">
+    <w:p>
+      <w:pPr>
+        <w:spacing w:line="360" w:lineRule="auto"/>
+      </w:pPr>
+      <w:r>
+        <w:continuationSeparator/>
+      </w:r>
+    </w:p>
+  </w:footnote>
+</w:footnotes>
 </file>
 
-<file path=word/header2.xml><?xml version="1.0" encoding="utf-8"?>
-<w:hdr xmlns:wpc="http://schemas.microsoft.com/office/word/2010/wordprocessingCanvas" xmlns:mc="http://schemas.openxmlformats.org/markup-compatibility/2006" xmlns:o="urn:schemas-microsoft-com:office:office" xmlns:r="http://schemas.openxmlformats.org/officeDocument/2006/relationships" xmlns:m="http://schemas.openxmlformats.org/officeDocument/2006/math" xmlns:v="urn:schemas-microsoft-com:vml" xmlns:wp14="http://schemas.microsoft.com/office/word/2010/wordprocessingDrawing" xmlns:wp="http://schemas.openxmlformats.org/drawingml/2006/wordprocessingDrawing" xmlns:w10="urn:schemas-microsoft-com:office:word" xmlns:w="http://schemas.openxmlformats.org/wordprocessingml/2006/main" xmlns:w14="http://schemas.microsoft.com/office/word/2010/wordml" xmlns:w15="http://schemas.microsoft.com/office/word/2012/wordml" xmlns:wne="http://schemas.microsoft.com/office/word/2006/wordml" xmlns:wpg="http://schemas.microsoft.com/office/word/2010/wordprocessingGroup" xmlns:wpi="http://schemas.microsoft.com/office/word/2010/wordprocessingInk" xmlns:wps="http://schemas.microsoft.com/office/word/2010/wordprocessingShape" mc:Ignorable="w14 w15 wp14">
+<file path=word/header1.xml><?xml version="1.0" encoding="utf-8"?>
+<w:hdr xmlns:wpc="http://schemas.microsoft.com/office/word/2010/wordprocessingCanvas" xmlns:mc="http://schemas.openxmlformats.org/markup-compatibility/2006" xmlns:o="urn:schemas-microsoft-com:office:office" xmlns:r="http://schemas.openxmlformats.org/officeDocument/2006/relationships" xmlns:m="http://schemas.openxmlformats.org/officeDocument/2006/math" xmlns:v="urn:schemas-microsoft-com:vml" xmlns:wp14="http://schemas.microsoft.com/office/word/2010/wordprocessingDrawing" xmlns:wp="http://schemas.openxmlformats.org/drawingml/2006/wordprocessingDrawing" xmlns:w10="urn:schemas-microsoft-com:office:word" xmlns:w="http://schemas.openxmlformats.org/wordprocessingml/2006/main" xmlns:w14="http://schemas.microsoft.com/office/word/2010/wordml" xmlns:w15="http://schemas.microsoft.com/office/word/2012/wordml" xmlns:wpg="http://schemas.microsoft.com/office/word/2010/wordprocessingGroup" xmlns:wpi="http://schemas.microsoft.com/office/word/2010/wordprocessingInk" xmlns:wne="http://schemas.microsoft.com/office/word/2006/wordml" xmlns:wps="http://schemas.microsoft.com/office/word/2010/wordprocessingShape" xmlns:wpsCustomData="http://www.wps.cn/officeDocument/2013/wpsCustomData" mc:Ignorable="w14 w15 wp14">
   <w:p>
     <w:pPr>
-      <w:pStyle w:val="Header"/>
+      <w:pStyle w:val="15"/>
       <w:pBdr>
-        <w:bottom w:val="single" w:sz="4" w:space="1" w:color="auto"/>
+        <w:bottom w:val="single" w:color="auto" w:sz="4" w:space="1"/>
       </w:pBdr>
       <w:tabs>
         <w:tab w:val="left" w:pos="335"/>
@@ -3769,39 +3832,57 @@
       </w:tabs>
       <w:jc w:val="right"/>
       <w:rPr>
-        <w:rFonts w:eastAsiaTheme="minorEastAsia" w:hint="eastAsia"/>
+        <w:rFonts w:hint="eastAsia" w:eastAsiaTheme="minorEastAsia"/>
         <w:lang w:eastAsia="zh-CN"/>
       </w:rPr>
     </w:pPr>
     <w:r>
       <w:rPr>
-        <w:rFonts w:eastAsiaTheme="minorEastAsia" w:hint="eastAsia"/>
+        <w:rFonts w:hint="eastAsia" w:eastAsiaTheme="minorEastAsia"/>
         <w:lang w:val="en-US" w:eastAsia="zh-CN"/>
       </w:rPr>
       <w:tab/>
+    </w:r>
+    <w:r>
+      <w:rPr>
+        <w:rFonts w:hint="eastAsia" w:eastAsiaTheme="minorEastAsia"/>
+        <w:lang w:val="en-US" w:eastAsia="zh-CN"/>
+      </w:rPr>
       <w:tab/>
+    </w:r>
+    <w:r>
+      <w:rPr>
+        <w:rFonts w:hint="eastAsia" w:eastAsiaTheme="minorEastAsia"/>
+        <w:lang w:val="en-US" w:eastAsia="zh-CN"/>
+      </w:rPr>
       <w:t>重庆市鹧鸪哨信息技术有限责任公司</w:t>
     </w:r>
   </w:p>
 </w:hdr>
 </file>
 
+<file path=word/header2.xml><?xml version="1.0" encoding="utf-8"?>
+<w:hdr xmlns:wpc="http://schemas.microsoft.com/office/word/2010/wordprocessingCanvas" xmlns:mc="http://schemas.openxmlformats.org/markup-compatibility/2006" xmlns:o="urn:schemas-microsoft-com:office:office" xmlns:r="http://schemas.openxmlformats.org/officeDocument/2006/relationships" xmlns:m="http://schemas.openxmlformats.org/officeDocument/2006/math" xmlns:v="urn:schemas-microsoft-com:vml" xmlns:wp14="http://schemas.microsoft.com/office/word/2010/wordprocessingDrawing" xmlns:wp="http://schemas.openxmlformats.org/drawingml/2006/wordprocessingDrawing" xmlns:w10="urn:schemas-microsoft-com:office:word" xmlns:w="http://schemas.openxmlformats.org/wordprocessingml/2006/main" xmlns:w14="http://schemas.microsoft.com/office/word/2010/wordml" xmlns:w15="http://schemas.microsoft.com/office/word/2012/wordml" xmlns:wpg="http://schemas.microsoft.com/office/word/2010/wordprocessingGroup" xmlns:wpi="http://schemas.microsoft.com/office/word/2010/wordprocessingInk" xmlns:wne="http://schemas.microsoft.com/office/word/2006/wordml" xmlns:wps="http://schemas.microsoft.com/office/word/2010/wordprocessingShape" xmlns:wpsCustomData="http://www.wps.cn/officeDocument/2013/wpsCustomData" mc:Ignorable="w14 w15 wp14">
+  <w:p/>
+</w:hdr>
+</file>
+
 <file path=word/header3.xml><?xml version="1.0" encoding="utf-8"?>
-<w:hdr xmlns:wpc="http://schemas.microsoft.com/office/word/2010/wordprocessingCanvas" xmlns:mc="http://schemas.openxmlformats.org/markup-compatibility/2006" xmlns:o="urn:schemas-microsoft-com:office:office" xmlns:r="http://schemas.openxmlformats.org/officeDocument/2006/relationships" xmlns:m="http://schemas.openxmlformats.org/officeDocument/2006/math" xmlns:v="urn:schemas-microsoft-com:vml" xmlns:wp14="http://schemas.microsoft.com/office/word/2010/wordprocessingDrawing" xmlns:wp="http://schemas.openxmlformats.org/drawingml/2006/wordprocessingDrawing" xmlns:w10="urn:schemas-microsoft-com:office:word" xmlns:w="http://schemas.openxmlformats.org/wordprocessingml/2006/main" xmlns:w14="http://schemas.microsoft.com/office/word/2010/wordml" xmlns:w15="http://schemas.microsoft.com/office/word/2012/wordml" xmlns:wne="http://schemas.microsoft.com/office/word/2006/wordml" xmlns:wpg="http://schemas.microsoft.com/office/word/2010/wordprocessingGroup" xmlns:wpi="http://schemas.microsoft.com/office/word/2010/wordprocessingInk" xmlns:wps="http://schemas.microsoft.com/office/word/2010/wordprocessingShape" mc:Ignorable="w14 w15 wp14">
+<w:hdr xmlns:wpc="http://schemas.microsoft.com/office/word/2010/wordprocessingCanvas" xmlns:mc="http://schemas.openxmlformats.org/markup-compatibility/2006" xmlns:o="urn:schemas-microsoft-com:office:office" xmlns:r="http://schemas.openxmlformats.org/officeDocument/2006/relationships" xmlns:m="http://schemas.openxmlformats.org/officeDocument/2006/math" xmlns:v="urn:schemas-microsoft-com:vml" xmlns:wp14="http://schemas.microsoft.com/office/word/2010/wordprocessingDrawing" xmlns:wp="http://schemas.openxmlformats.org/drawingml/2006/wordprocessingDrawing" xmlns:w10="urn:schemas-microsoft-com:office:word" xmlns:w="http://schemas.openxmlformats.org/wordprocessingml/2006/main" xmlns:w14="http://schemas.microsoft.com/office/word/2010/wordml" xmlns:w15="http://schemas.microsoft.com/office/word/2012/wordml" xmlns:wpg="http://schemas.microsoft.com/office/word/2010/wordprocessingGroup" xmlns:wpi="http://schemas.microsoft.com/office/word/2010/wordprocessingInk" xmlns:wne="http://schemas.microsoft.com/office/word/2006/wordml" xmlns:wps="http://schemas.microsoft.com/office/word/2010/wordprocessingShape" xmlns:wpsCustomData="http://www.wps.cn/officeDocument/2013/wpsCustomData" mc:Ignorable="w14 w15 wp14">
   <w:p/>
 </w:hdr>
 </file>
 
 <file path=word/numbering.xml><?xml version="1.0" encoding="utf-8"?>
-<w:numbering xmlns:wpc="http://schemas.microsoft.com/office/word/2010/wordprocessingCanvas" xmlns:mc="http://schemas.openxmlformats.org/markup-compatibility/2006" xmlns:o="urn:schemas-microsoft-com:office:office" xmlns:r="http://schemas.openxmlformats.org/officeDocument/2006/relationships" xmlns:m="http://schemas.openxmlformats.org/officeDocument/2006/math" xmlns:v="urn:schemas-microsoft-com:vml" xmlns:wp14="http://schemas.microsoft.com/office/word/2010/wordprocessingDrawing" xmlns:wp="http://schemas.openxmlformats.org/drawingml/2006/wordprocessingDrawing" xmlns:w10="urn:schemas-microsoft-com:office:word" xmlns:w="http://schemas.openxmlformats.org/wordprocessingml/2006/main" xmlns:w14="http://schemas.microsoft.com/office/word/2010/wordml" xmlns:w15="http://schemas.microsoft.com/office/word/2012/wordml" xmlns:wne="http://schemas.microsoft.com/office/word/2006/wordml" xmlns:wpg="http://schemas.microsoft.com/office/word/2010/wordprocessingGroup" xmlns:wpi="http://schemas.microsoft.com/office/word/2010/wordprocessingInk" xmlns:wps="http://schemas.microsoft.com/office/word/2010/wordprocessingShape" mc:Ignorable="w14 w15 wp14">
+<w:numbering xmlns:wpc="http://schemas.microsoft.com/office/word/2010/wordprocessingCanvas" xmlns:mc="http://schemas.openxmlformats.org/markup-compatibility/2006" xmlns:o="urn:schemas-microsoft-com:office:office" xmlns:r="http://schemas.openxmlformats.org/officeDocument/2006/relationships" xmlns:m="http://schemas.openxmlformats.org/officeDocument/2006/math" xmlns:v="urn:schemas-microsoft-com:vml" xmlns:wp14="http://schemas.microsoft.com/office/word/2010/wordprocessingDrawing" xmlns:wp="http://schemas.openxmlformats.org/drawingml/2006/wordprocessingDrawing" xmlns:w10="urn:schemas-microsoft-com:office:word" xmlns:w="http://schemas.openxmlformats.org/wordprocessingml/2006/main" xmlns:w14="http://schemas.microsoft.com/office/word/2010/wordml" xmlns:wpg="http://schemas.microsoft.com/office/word/2010/wordprocessingGroup" xmlns:wpi="http://schemas.microsoft.com/office/word/2010/wordprocessingInk" xmlns:wne="http://schemas.microsoft.com/office/word/2006/wordml" xmlns:wps="http://schemas.microsoft.com/office/word/2010/wordprocessingShape" xmlns:wpsCustomData="http://www.wps.cn/officeDocument/2013/wpsCustomData" mc:Ignorable="w14 wp14">
   <w:abstractNum w:abstractNumId="0">
     <w:nsid w:val="8E964DCE"/>
     <w:multiLevelType w:val="multilevel"/>
     <w:tmpl w:val="8E964DCE"/>
-    <w:lvl w:ilvl="0">
+    <w:lvl w:ilvl="0" w:tentative="0">
       <w:start w:val="1"/>
       <w:numFmt w:val="decimal"/>
-      <w:pStyle w:val="Heading1"/>
+      <w:pStyle w:val="2"/>
       <w:lvlText w:val="%1."/>
       <w:lvlJc w:val="left"/>
       <w:pPr>
@@ -3811,10 +3892,10 @@
         <w:rFonts w:hint="default"/>
       </w:rPr>
     </w:lvl>
-    <w:lvl w:ilvl="1">
+    <w:lvl w:ilvl="1" w:tentative="0">
       <w:start w:val="1"/>
       <w:numFmt w:val="decimal"/>
-      <w:pStyle w:val="Heading2"/>
+      <w:pStyle w:val="3"/>
       <w:lvlText w:val="%1.%2."/>
       <w:lvlJc w:val="left"/>
       <w:pPr>
@@ -3824,10 +3905,10 @@
         <w:rFonts w:hint="default"/>
       </w:rPr>
     </w:lvl>
-    <w:lvl w:ilvl="2">
+    <w:lvl w:ilvl="2" w:tentative="0">
       <w:start w:val="1"/>
       <w:numFmt w:val="decimal"/>
-      <w:pStyle w:val="Heading3"/>
+      <w:pStyle w:val="4"/>
       <w:lvlText w:val="%1.%2.%3."/>
       <w:lvlJc w:val="left"/>
       <w:pPr>
@@ -3837,10 +3918,10 @@
         <w:rFonts w:hint="default"/>
       </w:rPr>
     </w:lvl>
-    <w:lvl w:ilvl="3">
+    <w:lvl w:ilvl="3" w:tentative="0">
       <w:start w:val="1"/>
       <w:numFmt w:val="decimal"/>
-      <w:pStyle w:val="Heading4"/>
+      <w:pStyle w:val="5"/>
       <w:lvlText w:val="%1.%2.%3.%4."/>
       <w:lvlJc w:val="left"/>
       <w:pPr>
@@ -3850,10 +3931,10 @@
         <w:rFonts w:hint="default"/>
       </w:rPr>
     </w:lvl>
-    <w:lvl w:ilvl="4">
+    <w:lvl w:ilvl="4" w:tentative="0">
       <w:start w:val="1"/>
       <w:numFmt w:val="decimal"/>
-      <w:pStyle w:val="Heading5"/>
+      <w:pStyle w:val="6"/>
       <w:lvlText w:val="%1.%2.%3.%4.%5."/>
       <w:lvlJc w:val="left"/>
       <w:pPr>
@@ -3863,10 +3944,10 @@
         <w:rFonts w:hint="default"/>
       </w:rPr>
     </w:lvl>
-    <w:lvl w:ilvl="5">
+    <w:lvl w:ilvl="5" w:tentative="0">
       <w:start w:val="1"/>
       <w:numFmt w:val="decimal"/>
-      <w:pStyle w:val="Heading6"/>
+      <w:pStyle w:val="7"/>
       <w:lvlText w:val="%1.%2.%3.%4.%5.%6."/>
       <w:lvlJc w:val="left"/>
       <w:pPr>
@@ -3876,10 +3957,10 @@
         <w:rFonts w:hint="default"/>
       </w:rPr>
     </w:lvl>
-    <w:lvl w:ilvl="6">
+    <w:lvl w:ilvl="6" w:tentative="0">
       <w:start w:val="1"/>
       <w:numFmt w:val="decimal"/>
-      <w:pStyle w:val="Heading7"/>
+      <w:pStyle w:val="8"/>
       <w:lvlText w:val="%1.%2.%3.%4.%5.%6.%7."/>
       <w:lvlJc w:val="left"/>
       <w:pPr>
@@ -3889,10 +3970,10 @@
         <w:rFonts w:hint="default"/>
       </w:rPr>
     </w:lvl>
-    <w:lvl w:ilvl="7">
+    <w:lvl w:ilvl="7" w:tentative="0">
       <w:start w:val="1"/>
       <w:numFmt w:val="decimal"/>
-      <w:pStyle w:val="Heading8"/>
+      <w:pStyle w:val="9"/>
       <w:lvlText w:val="%1.%2.%3.%4.%5.%6.%7.%8."/>
       <w:lvlJc w:val="left"/>
       <w:pPr>
@@ -3902,10 +3983,10 @@
         <w:rFonts w:hint="default"/>
       </w:rPr>
     </w:lvl>
-    <w:lvl w:ilvl="8">
+    <w:lvl w:ilvl="8" w:tentative="0">
       <w:start w:val="1"/>
       <w:numFmt w:val="decimal"/>
-      <w:pStyle w:val="Heading9"/>
+      <w:pStyle w:val="10"/>
       <w:lvlText w:val="%1.%2.%3.%4.%5.%6.%7.%8.%9."/>
       <w:lvlJc w:val="left"/>
       <w:pPr>
@@ -3923,267 +4004,269 @@
 </file>
 
 <file path=word/styles.xml><?xml version="1.0" encoding="utf-8"?>
-<w:styles xmlns:mc="http://schemas.openxmlformats.org/markup-compatibility/2006" xmlns:r="http://schemas.openxmlformats.org/officeDocument/2006/relationships" xmlns:w="http://schemas.openxmlformats.org/wordprocessingml/2006/main" xmlns:w14="http://schemas.microsoft.com/office/word/2010/wordml" xmlns:w15="http://schemas.microsoft.com/office/word/2012/wordml" mc:Ignorable="w14 w15">
+<w:styles xmlns:mc="http://schemas.openxmlformats.org/markup-compatibility/2006" xmlns:o="urn:schemas-microsoft-com:office:office" xmlns:r="http://schemas.openxmlformats.org/officeDocument/2006/relationships" xmlns:m="http://schemas.openxmlformats.org/officeDocument/2006/math" xmlns:v="urn:schemas-microsoft-com:vml" xmlns:w="http://schemas.openxmlformats.org/wordprocessingml/2006/main" xmlns:w14="http://schemas.microsoft.com/office/word/2010/wordml" xmlns:w10="urn:schemas-microsoft-com:office:word" xmlns:sl="http://schemas.openxmlformats.org/schemaLibrary/2006/main" xmlns:wpsCustomData="http://www.wps.cn/officeDocument/2013/wpsCustomData" mc:Ignorable="w14">
   <w:docDefaults>
     <w:rPrDefault>
       <w:rPr>
-        <w:rFonts w:ascii="Times New Roman" w:eastAsia="宋体" w:hAnsi="Times New Roman" w:cs="Times New Roman"/>
+        <w:rFonts w:ascii="Times New Roman" w:hAnsi="Times New Roman" w:eastAsia="宋体" w:cs="Times New Roman"/>
       </w:rPr>
     </w:rPrDefault>
     <w:pPrDefault/>
   </w:docDefaults>
-  <w:latentStyles w:defLockedState="0" w:defUIPriority="99" w:defSemiHidden="1" w:defUnhideWhenUsed="1" w:defQFormat="0" w:count="260">
-    <w:lsdException w:name="Normal" w:semiHidden="0" w:uiPriority="0" w:unhideWhenUsed="0" w:qFormat="1"/>
-    <w:lsdException w:name="heading 1" w:semiHidden="0" w:uiPriority="0" w:unhideWhenUsed="0" w:qFormat="1"/>
-    <w:lsdException w:name="heading 2" w:semiHidden="0" w:uiPriority="0" w:qFormat="1"/>
-    <w:lsdException w:name="heading 3" w:uiPriority="0" w:qFormat="1"/>
-    <w:lsdException w:name="heading 4" w:semiHidden="0" w:uiPriority="0" w:qFormat="1"/>
-    <w:lsdException w:name="heading 5" w:uiPriority="0" w:qFormat="1"/>
-    <w:lsdException w:name="heading 6" w:uiPriority="0" w:qFormat="1"/>
-    <w:lsdException w:name="heading 7" w:uiPriority="0" w:qFormat="1"/>
-    <w:lsdException w:name="heading 8" w:uiPriority="0" w:qFormat="1"/>
-    <w:lsdException w:name="heading 9" w:uiPriority="0" w:qFormat="1"/>
-    <w:lsdException w:name="index 1" w:semiHidden="0" w:uiPriority="0" w:unhideWhenUsed="0"/>
-    <w:lsdException w:name="index 2" w:semiHidden="0" w:uiPriority="0" w:unhideWhenUsed="0"/>
-    <w:lsdException w:name="index 3" w:semiHidden="0" w:uiPriority="0" w:unhideWhenUsed="0"/>
-    <w:lsdException w:name="index 4" w:semiHidden="0" w:uiPriority="0" w:unhideWhenUsed="0"/>
-    <w:lsdException w:name="index 5" w:semiHidden="0" w:uiPriority="0" w:unhideWhenUsed="0"/>
-    <w:lsdException w:name="index 6" w:semiHidden="0" w:uiPriority="0" w:unhideWhenUsed="0"/>
-    <w:lsdException w:name="index 7" w:semiHidden="0" w:uiPriority="0" w:unhideWhenUsed="0"/>
-    <w:lsdException w:name="index 8" w:semiHidden="0" w:uiPriority="0" w:unhideWhenUsed="0"/>
-    <w:lsdException w:name="index 9" w:semiHidden="0" w:uiPriority="0" w:unhideWhenUsed="0"/>
-    <w:lsdException w:name="toc 1" w:semiHidden="0" w:uiPriority="0" w:unhideWhenUsed="0" w:qFormat="1"/>
-    <w:lsdException w:name="toc 2" w:semiHidden="0" w:uiPriority="0" w:unhideWhenUsed="0" w:qFormat="1"/>
-    <w:lsdException w:name="toc 3" w:semiHidden="0" w:uiPriority="0" w:unhideWhenUsed="0" w:qFormat="1"/>
-    <w:lsdException w:name="toc 4" w:semiHidden="0" w:uiPriority="0" w:unhideWhenUsed="0"/>
-    <w:lsdException w:name="toc 5" w:semiHidden="0" w:uiPriority="0" w:unhideWhenUsed="0"/>
-    <w:lsdException w:name="toc 6" w:semiHidden="0" w:uiPriority="0" w:unhideWhenUsed="0"/>
-    <w:lsdException w:name="toc 7" w:semiHidden="0" w:uiPriority="0" w:unhideWhenUsed="0"/>
-    <w:lsdException w:name="toc 8" w:semiHidden="0" w:uiPriority="0" w:unhideWhenUsed="0"/>
-    <w:lsdException w:name="toc 9" w:semiHidden="0" w:uiPriority="0" w:unhideWhenUsed="0"/>
-    <w:lsdException w:name="Normal Indent" w:semiHidden="0" w:uiPriority="0" w:unhideWhenUsed="0"/>
-    <w:lsdException w:name="footnote text" w:semiHidden="0" w:uiPriority="0" w:unhideWhenUsed="0"/>
-    <w:lsdException w:name="annotation text" w:semiHidden="0" w:uiPriority="0" w:unhideWhenUsed="0" w:qFormat="1"/>
-    <w:lsdException w:name="header" w:semiHidden="0" w:uiPriority="0" w:unhideWhenUsed="0" w:qFormat="1"/>
-    <w:lsdException w:name="footer" w:semiHidden="0" w:uiPriority="0" w:unhideWhenUsed="0" w:qFormat="1"/>
-    <w:lsdException w:name="index heading" w:semiHidden="0" w:uiPriority="0" w:unhideWhenUsed="0"/>
-    <w:lsdException w:name="caption" w:uiPriority="0" w:qFormat="1"/>
-    <w:lsdException w:name="table of figures" w:semiHidden="0" w:uiPriority="0" w:unhideWhenUsed="0"/>
-    <w:lsdException w:name="envelope address" w:semiHidden="0" w:uiPriority="0" w:unhideWhenUsed="0"/>
-    <w:lsdException w:name="envelope return" w:semiHidden="0" w:uiPriority="0" w:unhideWhenUsed="0"/>
-    <w:lsdException w:name="footnote reference" w:semiHidden="0" w:uiPriority="0" w:unhideWhenUsed="0"/>
-    <w:lsdException w:name="annotation reference" w:semiHidden="0" w:uiPriority="0" w:unhideWhenUsed="0"/>
-    <w:lsdException w:name="line number" w:semiHidden="0" w:uiPriority="0" w:unhideWhenUsed="0"/>
-    <w:lsdException w:name="page number" w:semiHidden="0" w:uiPriority="0" w:unhideWhenUsed="0"/>
-    <w:lsdException w:name="endnote reference" w:semiHidden="0" w:uiPriority="0" w:unhideWhenUsed="0"/>
-    <w:lsdException w:name="endnote text" w:semiHidden="0" w:uiPriority="0" w:unhideWhenUsed="0"/>
-    <w:lsdException w:name="table of authorities" w:semiHidden="0" w:uiPriority="0" w:unhideWhenUsed="0"/>
-    <w:lsdException w:name="macro" w:semiHidden="0" w:uiPriority="0" w:unhideWhenUsed="0"/>
-    <w:lsdException w:name="toa heading" w:semiHidden="0" w:uiPriority="0" w:unhideWhenUsed="0"/>
-    <w:lsdException w:name="List" w:semiHidden="0" w:uiPriority="0" w:unhideWhenUsed="0"/>
-    <w:lsdException w:name="List Bullet" w:semiHidden="0" w:uiPriority="0" w:unhideWhenUsed="0"/>
-    <w:lsdException w:name="List Number" w:semiHidden="0" w:uiPriority="0" w:unhideWhenUsed="0"/>
-    <w:lsdException w:name="List 2" w:semiHidden="0" w:uiPriority="0" w:unhideWhenUsed="0"/>
-    <w:lsdException w:name="List 3" w:semiHidden="0" w:uiPriority="0" w:unhideWhenUsed="0"/>
-    <w:lsdException w:name="List 4" w:semiHidden="0" w:uiPriority="0" w:unhideWhenUsed="0"/>
-    <w:lsdException w:name="List 5" w:semiHidden="0" w:uiPriority="0" w:unhideWhenUsed="0"/>
-    <w:lsdException w:name="List Bullet 2" w:semiHidden="0" w:uiPriority="0" w:unhideWhenUsed="0"/>
-    <w:lsdException w:name="List Bullet 3" w:semiHidden="0" w:uiPriority="0" w:unhideWhenUsed="0"/>
-    <w:lsdException w:name="List Bullet 4" w:semiHidden="0" w:uiPriority="0" w:unhideWhenUsed="0"/>
-    <w:lsdException w:name="List Bullet 5" w:semiHidden="0" w:uiPriority="0" w:unhideWhenUsed="0"/>
-    <w:lsdException w:name="List Number 2" w:semiHidden="0" w:uiPriority="0" w:unhideWhenUsed="0"/>
-    <w:lsdException w:name="List Number 3" w:semiHidden="0" w:uiPriority="0" w:unhideWhenUsed="0"/>
-    <w:lsdException w:name="List Number 4" w:semiHidden="0" w:uiPriority="0" w:unhideWhenUsed="0"/>
-    <w:lsdException w:name="List Number 5" w:semiHidden="0" w:uiPriority="0" w:unhideWhenUsed="0"/>
-    <w:lsdException w:name="Title" w:semiHidden="0" w:uiPriority="0" w:unhideWhenUsed="0" w:qFormat="1"/>
-    <w:lsdException w:name="Closing" w:semiHidden="0" w:uiPriority="0" w:unhideWhenUsed="0"/>
-    <w:lsdException w:name="Signature" w:semiHidden="0" w:uiPriority="0" w:unhideWhenUsed="0"/>
-    <w:lsdException w:name="Default Paragraph Font" w:uiPriority="0" w:unhideWhenUsed="0" w:qFormat="1"/>
-    <w:lsdException w:name="Body Text" w:uiPriority="0" w:unhideWhenUsed="0" w:qFormat="1"/>
-    <w:lsdException w:name="Body Text Indent" w:semiHidden="0" w:uiPriority="0" w:unhideWhenUsed="0"/>
-    <w:lsdException w:name="List Continue" w:semiHidden="0" w:uiPriority="0" w:unhideWhenUsed="0"/>
-    <w:lsdException w:name="List Continue 2" w:semiHidden="0" w:uiPriority="0" w:unhideWhenUsed="0"/>
-    <w:lsdException w:name="List Continue 3" w:semiHidden="0" w:uiPriority="0" w:unhideWhenUsed="0"/>
-    <w:lsdException w:name="List Continue 4" w:semiHidden="0" w:uiPriority="0" w:unhideWhenUsed="0"/>
-    <w:lsdException w:name="List Continue 5" w:semiHidden="0" w:uiPriority="0" w:unhideWhenUsed="0"/>
-    <w:lsdException w:name="Message Header" w:semiHidden="0" w:uiPriority="0" w:unhideWhenUsed="0"/>
-    <w:lsdException w:name="Subtitle" w:semiHidden="0" w:uiPriority="0" w:unhideWhenUsed="0" w:qFormat="1"/>
-    <w:lsdException w:name="Salutation" w:semiHidden="0" w:uiPriority="0" w:unhideWhenUsed="0"/>
-    <w:lsdException w:name="Date" w:semiHidden="0" w:uiPriority="0" w:unhideWhenUsed="0"/>
-    <w:lsdException w:name="Body Text First Indent" w:semiHidden="0" w:uiPriority="0" w:unhideWhenUsed="0"/>
-    <w:lsdException w:name="Body Text First Indent 2" w:semiHidden="0" w:uiPriority="0" w:unhideWhenUsed="0"/>
-    <w:lsdException w:name="Body Text 2" w:semiHidden="0" w:uiPriority="0" w:unhideWhenUsed="0"/>
-    <w:lsdException w:name="Body Text 3" w:semiHidden="0" w:uiPriority="0" w:unhideWhenUsed="0"/>
-    <w:lsdException w:name="Body Text Indent 2" w:semiHidden="0" w:uiPriority="0" w:unhideWhenUsed="0"/>
-    <w:lsdException w:name="Body Text Indent 3" w:semiHidden="0" w:uiPriority="0" w:unhideWhenUsed="0"/>
-    <w:lsdException w:name="Block Text" w:semiHidden="0" w:uiPriority="0" w:unhideWhenUsed="0"/>
-    <w:lsdException w:name="Hyperlink" w:semiHidden="0" w:uiPriority="0" w:unhideWhenUsed="0"/>
-    <w:lsdException w:name="FollowedHyperlink" w:semiHidden="0" w:uiPriority="0" w:unhideWhenUsed="0"/>
-    <w:lsdException w:name="Strong" w:semiHidden="0" w:uiPriority="0" w:unhideWhenUsed="0" w:qFormat="1"/>
-    <w:lsdException w:name="Emphasis" w:semiHidden="0" w:uiPriority="0" w:unhideWhenUsed="0" w:qFormat="1"/>
-    <w:lsdException w:name="Document Map" w:semiHidden="0" w:uiPriority="0" w:unhideWhenUsed="0"/>
-    <w:lsdException w:name="Plain Text" w:semiHidden="0" w:uiPriority="0" w:unhideWhenUsed="0"/>
-    <w:lsdException w:name="E-mail Signature" w:semiHidden="0" w:uiPriority="0" w:unhideWhenUsed="0"/>
-    <w:lsdException w:name="Normal (Web)" w:semiHidden="0" w:uiPriority="0" w:unhideWhenUsed="0" w:qFormat="1"/>
-    <w:lsdException w:name="HTML Acronym" w:semiHidden="0" w:uiPriority="0" w:unhideWhenUsed="0"/>
-    <w:lsdException w:name="HTML Address" w:semiHidden="0" w:uiPriority="0" w:unhideWhenUsed="0"/>
-    <w:lsdException w:name="HTML Cite" w:semiHidden="0" w:uiPriority="0" w:unhideWhenUsed="0"/>
-    <w:lsdException w:name="HTML Code" w:semiHidden="0" w:uiPriority="0" w:unhideWhenUsed="0"/>
-    <w:lsdException w:name="HTML Definition" w:semiHidden="0" w:uiPriority="0" w:unhideWhenUsed="0"/>
-    <w:lsdException w:name="HTML Keyboard" w:semiHidden="0" w:uiPriority="0" w:unhideWhenUsed="0"/>
-    <w:lsdException w:name="HTML Preformatted" w:semiHidden="0" w:uiPriority="0" w:unhideWhenUsed="0"/>
-    <w:lsdException w:name="HTML Sample" w:semiHidden="0" w:uiPriority="0" w:unhideWhenUsed="0"/>
-    <w:lsdException w:name="HTML Typewriter" w:semiHidden="0" w:uiPriority="0" w:unhideWhenUsed="0"/>
-    <w:lsdException w:name="HTML Variable" w:semiHidden="0" w:uiPriority="0" w:unhideWhenUsed="0"/>
-    <w:lsdException w:name="Normal Table" w:uiPriority="0" w:unhideWhenUsed="0" w:qFormat="1"/>
-    <w:lsdException w:name="annotation subject" w:semiHidden="0" w:uiPriority="0" w:unhideWhenUsed="0"/>
-    <w:lsdException w:name="Table Simple 1" w:semiHidden="0" w:uiPriority="0" w:unhideWhenUsed="0"/>
-    <w:lsdException w:name="Table Simple 2" w:semiHidden="0" w:uiPriority="0" w:unhideWhenUsed="0"/>
-    <w:lsdException w:name="Table Simple 3" w:semiHidden="0" w:uiPriority="0" w:unhideWhenUsed="0"/>
-    <w:lsdException w:name="Table Classic 1" w:semiHidden="0" w:uiPriority="0" w:unhideWhenUsed="0"/>
-    <w:lsdException w:name="Table Classic 2" w:semiHidden="0" w:uiPriority="0" w:unhideWhenUsed="0"/>
-    <w:lsdException w:name="Table Classic 3" w:semiHidden="0" w:uiPriority="0" w:unhideWhenUsed="0"/>
-    <w:lsdException w:name="Table Classic 4" w:semiHidden="0" w:uiPriority="0" w:unhideWhenUsed="0"/>
-    <w:lsdException w:name="Table Colorful 1" w:semiHidden="0" w:uiPriority="0" w:unhideWhenUsed="0"/>
-    <w:lsdException w:name="Table Colorful 2" w:semiHidden="0" w:uiPriority="0" w:unhideWhenUsed="0"/>
-    <w:lsdException w:name="Table Colorful 3" w:semiHidden="0" w:uiPriority="0" w:unhideWhenUsed="0"/>
-    <w:lsdException w:name="Table Columns 1" w:semiHidden="0" w:uiPriority="0" w:unhideWhenUsed="0"/>
-    <w:lsdException w:name="Table Columns 2" w:semiHidden="0" w:uiPriority="0" w:unhideWhenUsed="0"/>
-    <w:lsdException w:name="Table Columns 3" w:semiHidden="0" w:uiPriority="0" w:unhideWhenUsed="0"/>
-    <w:lsdException w:name="Table Columns 4" w:semiHidden="0" w:uiPriority="0" w:unhideWhenUsed="0"/>
-    <w:lsdException w:name="Table Columns 5" w:semiHidden="0" w:uiPriority="0" w:unhideWhenUsed="0"/>
-    <w:lsdException w:name="Table Grid 1" w:semiHidden="0" w:uiPriority="0" w:unhideWhenUsed="0"/>
-    <w:lsdException w:name="Table Grid 2" w:semiHidden="0" w:uiPriority="0" w:unhideWhenUsed="0"/>
-    <w:lsdException w:name="Table Grid 3" w:semiHidden="0" w:uiPriority="0" w:unhideWhenUsed="0"/>
-    <w:lsdException w:name="Table Grid 4" w:semiHidden="0" w:uiPriority="0" w:unhideWhenUsed="0"/>
-    <w:lsdException w:name="Table Grid 5" w:semiHidden="0" w:uiPriority="0" w:unhideWhenUsed="0"/>
-    <w:lsdException w:name="Table Grid 6" w:semiHidden="0" w:uiPriority="0" w:unhideWhenUsed="0"/>
-    <w:lsdException w:name="Table Grid 7" w:semiHidden="0" w:uiPriority="0" w:unhideWhenUsed="0"/>
-    <w:lsdException w:name="Table Grid 8" w:semiHidden="0" w:uiPriority="0" w:unhideWhenUsed="0"/>
-    <w:lsdException w:name="Table List 1" w:semiHidden="0" w:uiPriority="0" w:unhideWhenUsed="0"/>
-    <w:lsdException w:name="Table List 2" w:semiHidden="0" w:uiPriority="0" w:unhideWhenUsed="0"/>
-    <w:lsdException w:name="Table List 3" w:semiHidden="0" w:uiPriority="0" w:unhideWhenUsed="0"/>
-    <w:lsdException w:name="Table List 4" w:semiHidden="0" w:uiPriority="0" w:unhideWhenUsed="0"/>
-    <w:lsdException w:name="Table List 5" w:semiHidden="0" w:uiPriority="0" w:unhideWhenUsed="0"/>
-    <w:lsdException w:name="Table List 6" w:semiHidden="0" w:uiPriority="0" w:unhideWhenUsed="0"/>
-    <w:lsdException w:name="Table List 7" w:semiHidden="0" w:uiPriority="0" w:unhideWhenUsed="0"/>
-    <w:lsdException w:name="Table List 8" w:semiHidden="0" w:uiPriority="0" w:unhideWhenUsed="0"/>
-    <w:lsdException w:name="Table 3D effects 1" w:semiHidden="0" w:uiPriority="0" w:unhideWhenUsed="0"/>
-    <w:lsdException w:name="Table 3D effects 2" w:semiHidden="0" w:uiPriority="0" w:unhideWhenUsed="0"/>
-    <w:lsdException w:name="Table 3D effects 3" w:semiHidden="0" w:uiPriority="0" w:unhideWhenUsed="0"/>
-    <w:lsdException w:name="Table Contemporary" w:semiHidden="0" w:uiPriority="0" w:unhideWhenUsed="0"/>
-    <w:lsdException w:name="Table Elegant" w:semiHidden="0" w:uiPriority="0" w:unhideWhenUsed="0"/>
-    <w:lsdException w:name="Table Professional" w:semiHidden="0" w:uiPriority="0" w:unhideWhenUsed="0"/>
-    <w:lsdException w:name="Table Subtle 1" w:semiHidden="0" w:uiPriority="0" w:unhideWhenUsed="0"/>
-    <w:lsdException w:name="Table Subtle 2" w:semiHidden="0" w:uiPriority="0" w:unhideWhenUsed="0"/>
-    <w:lsdException w:name="Table Web 1" w:semiHidden="0" w:uiPriority="0" w:unhideWhenUsed="0"/>
-    <w:lsdException w:name="Table Web 2" w:semiHidden="0" w:uiPriority="0" w:unhideWhenUsed="0"/>
-    <w:lsdException w:name="Table Web 3" w:semiHidden="0" w:uiPriority="0" w:unhideWhenUsed="0"/>
-    <w:lsdException w:name="Balloon Text" w:semiHidden="0" w:uiPriority="0" w:unhideWhenUsed="0"/>
-    <w:lsdException w:name="Table Grid" w:semiHidden="0" w:uiPriority="0" w:unhideWhenUsed="0" w:qFormat="1"/>
-    <w:lsdException w:name="Table Theme" w:semiHidden="0" w:uiPriority="0" w:unhideWhenUsed="0"/>
-    <w:lsdException w:name="Light Shading" w:semiHidden="0" w:uiPriority="60" w:unhideWhenUsed="0"/>
-    <w:lsdException w:name="Light List" w:semiHidden="0" w:uiPriority="61" w:unhideWhenUsed="0"/>
-    <w:lsdException w:name="Light Grid" w:semiHidden="0" w:uiPriority="62" w:unhideWhenUsed="0"/>
-    <w:lsdException w:name="Medium Shading 1" w:semiHidden="0" w:uiPriority="63" w:unhideWhenUsed="0"/>
-    <w:lsdException w:name="Medium Shading 2" w:semiHidden="0" w:uiPriority="64" w:unhideWhenUsed="0"/>
-    <w:lsdException w:name="Medium List 1" w:semiHidden="0" w:uiPriority="65" w:unhideWhenUsed="0"/>
-    <w:lsdException w:name="Medium List 2" w:semiHidden="0" w:uiPriority="66" w:unhideWhenUsed="0"/>
-    <w:lsdException w:name="Medium Grid 1" w:semiHidden="0" w:uiPriority="67" w:unhideWhenUsed="0"/>
-    <w:lsdException w:name="Medium Grid 2" w:semiHidden="0" w:uiPriority="68" w:unhideWhenUsed="0"/>
-    <w:lsdException w:name="Medium Grid 3" w:semiHidden="0" w:uiPriority="69" w:unhideWhenUsed="0"/>
-    <w:lsdException w:name="Dark List" w:semiHidden="0" w:uiPriority="70" w:unhideWhenUsed="0"/>
-    <w:lsdException w:name="Colorful Shading" w:semiHidden="0" w:uiPriority="71" w:unhideWhenUsed="0"/>
-    <w:lsdException w:name="Colorful List" w:semiHidden="0" w:uiPriority="72" w:unhideWhenUsed="0"/>
-    <w:lsdException w:name="Colorful Grid" w:semiHidden="0" w:uiPriority="73" w:unhideWhenUsed="0"/>
-    <w:lsdException w:name="Light Shading Accent 1" w:semiHidden="0" w:uiPriority="60" w:unhideWhenUsed="0"/>
-    <w:lsdException w:name="Light List Accent 1" w:semiHidden="0" w:uiPriority="61" w:unhideWhenUsed="0"/>
-    <w:lsdException w:name="Light Grid Accent 1" w:semiHidden="0" w:uiPriority="62" w:unhideWhenUsed="0"/>
-    <w:lsdException w:name="Medium Shading 1 Accent 1" w:semiHidden="0" w:uiPriority="63" w:unhideWhenUsed="0"/>
-    <w:lsdException w:name="Medium Shading 2 Accent 1" w:semiHidden="0" w:uiPriority="64" w:unhideWhenUsed="0"/>
-    <w:lsdException w:name="Medium List 1 Accent 1" w:semiHidden="0" w:uiPriority="65" w:unhideWhenUsed="0"/>
-    <w:lsdException w:name="Medium List 2 Accent 1" w:semiHidden="0" w:uiPriority="66" w:unhideWhenUsed="0"/>
-    <w:lsdException w:name="Medium Grid 1 Accent 1" w:semiHidden="0" w:uiPriority="67" w:unhideWhenUsed="0"/>
-    <w:lsdException w:name="Medium Grid 2 Accent 1" w:semiHidden="0" w:uiPriority="68" w:unhideWhenUsed="0"/>
-    <w:lsdException w:name="Medium Grid 3 Accent 1" w:semiHidden="0" w:uiPriority="69" w:unhideWhenUsed="0"/>
-    <w:lsdException w:name="Dark List Accent 1" w:semiHidden="0" w:uiPriority="70" w:unhideWhenUsed="0"/>
-    <w:lsdException w:name="Colorful Shading Accent 1" w:semiHidden="0" w:uiPriority="71" w:unhideWhenUsed="0"/>
-    <w:lsdException w:name="Colorful List Accent 1" w:semiHidden="0" w:uiPriority="72" w:unhideWhenUsed="0"/>
-    <w:lsdException w:name="Colorful Grid Accent 1" w:semiHidden="0" w:uiPriority="73" w:unhideWhenUsed="0"/>
-    <w:lsdException w:name="Light Shading Accent 2" w:semiHidden="0" w:uiPriority="60" w:unhideWhenUsed="0"/>
-    <w:lsdException w:name="Light List Accent 2" w:semiHidden="0" w:uiPriority="61" w:unhideWhenUsed="0"/>
-    <w:lsdException w:name="Light Grid Accent 2" w:semiHidden="0" w:uiPriority="62" w:unhideWhenUsed="0"/>
-    <w:lsdException w:name="Medium Shading 1 Accent 2" w:semiHidden="0" w:uiPriority="63" w:unhideWhenUsed="0"/>
-    <w:lsdException w:name="Medium Shading 2 Accent 2" w:semiHidden="0" w:uiPriority="64" w:unhideWhenUsed="0"/>
-    <w:lsdException w:name="Medium List 1 Accent 2" w:semiHidden="0" w:uiPriority="65" w:unhideWhenUsed="0"/>
-    <w:lsdException w:name="Medium List 2 Accent 2" w:semiHidden="0" w:uiPriority="66" w:unhideWhenUsed="0"/>
-    <w:lsdException w:name="Medium Grid 1 Accent 2" w:semiHidden="0" w:uiPriority="67" w:unhideWhenUsed="0"/>
-    <w:lsdException w:name="Medium Grid 2 Accent 2" w:semiHidden="0" w:uiPriority="68" w:unhideWhenUsed="0"/>
-    <w:lsdException w:name="Medium Grid 3 Accent 2" w:semiHidden="0" w:uiPriority="69" w:unhideWhenUsed="0"/>
-    <w:lsdException w:name="Dark List Accent 2" w:semiHidden="0" w:uiPriority="70" w:unhideWhenUsed="0"/>
-    <w:lsdException w:name="Colorful Shading Accent 2" w:semiHidden="0" w:uiPriority="71" w:unhideWhenUsed="0"/>
-    <w:lsdException w:name="Colorful List Accent 2" w:semiHidden="0" w:uiPriority="72" w:unhideWhenUsed="0"/>
-    <w:lsdException w:name="Colorful Grid Accent 2" w:semiHidden="0" w:uiPriority="73" w:unhideWhenUsed="0"/>
-    <w:lsdException w:name="Light Shading Accent 3" w:semiHidden="0" w:uiPriority="60" w:unhideWhenUsed="0"/>
-    <w:lsdException w:name="Light List Accent 3" w:semiHidden="0" w:uiPriority="61" w:unhideWhenUsed="0"/>
-    <w:lsdException w:name="Light Grid Accent 3" w:semiHidden="0" w:uiPriority="62" w:unhideWhenUsed="0"/>
-    <w:lsdException w:name="Medium Shading 1 Accent 3" w:semiHidden="0" w:uiPriority="63" w:unhideWhenUsed="0"/>
-    <w:lsdException w:name="Medium Shading 2 Accent 3" w:semiHidden="0" w:uiPriority="64" w:unhideWhenUsed="0"/>
-    <w:lsdException w:name="Medium List 1 Accent 3" w:semiHidden="0" w:uiPriority="65" w:unhideWhenUsed="0"/>
-    <w:lsdException w:name="Medium List 2 Accent 3" w:semiHidden="0" w:uiPriority="66" w:unhideWhenUsed="0"/>
-    <w:lsdException w:name="Medium Grid 1 Accent 3" w:semiHidden="0" w:uiPriority="67" w:unhideWhenUsed="0"/>
-    <w:lsdException w:name="Medium Grid 2 Accent 3" w:semiHidden="0" w:uiPriority="68" w:unhideWhenUsed="0"/>
-    <w:lsdException w:name="Medium Grid 3 Accent 3" w:semiHidden="0" w:uiPriority="69" w:unhideWhenUsed="0"/>
-    <w:lsdException w:name="Dark List Accent 3" w:semiHidden="0" w:uiPriority="70" w:unhideWhenUsed="0"/>
-    <w:lsdException w:name="Colorful Shading Accent 3" w:semiHidden="0" w:uiPriority="71" w:unhideWhenUsed="0"/>
-    <w:lsdException w:name="Colorful List Accent 3" w:semiHidden="0" w:uiPriority="72" w:unhideWhenUsed="0"/>
-    <w:lsdException w:name="Colorful Grid Accent 3" w:semiHidden="0" w:uiPriority="73" w:unhideWhenUsed="0"/>
-    <w:lsdException w:name="Light Shading Accent 4" w:semiHidden="0" w:uiPriority="60" w:unhideWhenUsed="0"/>
-    <w:lsdException w:name="Light List Accent 4" w:semiHidden="0" w:uiPriority="61" w:unhideWhenUsed="0"/>
-    <w:lsdException w:name="Light Grid Accent 4" w:semiHidden="0" w:uiPriority="62" w:unhideWhenUsed="0"/>
-    <w:lsdException w:name="Medium Shading 1 Accent 4" w:semiHidden="0" w:uiPriority="63" w:unhideWhenUsed="0"/>
-    <w:lsdException w:name="Medium Shading 2 Accent 4" w:semiHidden="0" w:uiPriority="64" w:unhideWhenUsed="0"/>
-    <w:lsdException w:name="Medium List 1 Accent 4" w:semiHidden="0" w:uiPriority="65" w:unhideWhenUsed="0"/>
-    <w:lsdException w:name="Medium List 2 Accent 4" w:semiHidden="0" w:uiPriority="66" w:unhideWhenUsed="0"/>
-    <w:lsdException w:name="Medium Grid 1 Accent 4" w:semiHidden="0" w:uiPriority="67" w:unhideWhenUsed="0"/>
-    <w:lsdException w:name="Medium Grid 2 Accent 4" w:semiHidden="0" w:uiPriority="68" w:unhideWhenUsed="0"/>
-    <w:lsdException w:name="Medium Grid 3 Accent 4" w:semiHidden="0" w:uiPriority="69" w:unhideWhenUsed="0"/>
-    <w:lsdException w:name="Dark List Accent 4" w:semiHidden="0" w:uiPriority="70" w:unhideWhenUsed="0"/>
-    <w:lsdException w:name="Colorful Shading Accent 4" w:semiHidden="0" w:uiPriority="71" w:unhideWhenUsed="0"/>
-    <w:lsdException w:name="Colorful List Accent 4" w:semiHidden="0" w:uiPriority="72" w:unhideWhenUsed="0"/>
-    <w:lsdException w:name="Colorful Grid Accent 4" w:semiHidden="0" w:uiPriority="73" w:unhideWhenUsed="0"/>
-    <w:lsdException w:name="Light Shading Accent 5" w:semiHidden="0" w:uiPriority="60" w:unhideWhenUsed="0"/>
-    <w:lsdException w:name="Light List Accent 5" w:semiHidden="0" w:uiPriority="61" w:unhideWhenUsed="0"/>
-    <w:lsdException w:name="Light Grid Accent 5" w:semiHidden="0" w:uiPriority="62" w:unhideWhenUsed="0"/>
-    <w:lsdException w:name="Medium Shading 1 Accent 5" w:semiHidden="0" w:uiPriority="63" w:unhideWhenUsed="0"/>
-    <w:lsdException w:name="Medium Shading 2 Accent 5" w:semiHidden="0" w:uiPriority="64" w:unhideWhenUsed="0"/>
-    <w:lsdException w:name="Medium List 1 Accent 5" w:semiHidden="0" w:uiPriority="65" w:unhideWhenUsed="0"/>
-    <w:lsdException w:name="Medium List 2 Accent 5" w:semiHidden="0" w:uiPriority="66" w:unhideWhenUsed="0"/>
-    <w:lsdException w:name="Medium Grid 1 Accent 5" w:semiHidden="0" w:uiPriority="67" w:unhideWhenUsed="0"/>
-    <w:lsdException w:name="Medium Grid 2 Accent 5" w:semiHidden="0" w:uiPriority="68" w:unhideWhenUsed="0"/>
-    <w:lsdException w:name="Medium Grid 3 Accent 5" w:semiHidden="0" w:uiPriority="69" w:unhideWhenUsed="0"/>
-    <w:lsdException w:name="Dark List Accent 5" w:semiHidden="0" w:uiPriority="70" w:unhideWhenUsed="0"/>
-    <w:lsdException w:name="Colorful Shading Accent 5" w:semiHidden="0" w:uiPriority="71" w:unhideWhenUsed="0"/>
-    <w:lsdException w:name="Colorful List Accent 5" w:semiHidden="0" w:uiPriority="72" w:unhideWhenUsed="0"/>
-    <w:lsdException w:name="Colorful Grid Accent 5" w:semiHidden="0" w:uiPriority="73" w:unhideWhenUsed="0"/>
-    <w:lsdException w:name="Light Shading Accent 6" w:semiHidden="0" w:uiPriority="60" w:unhideWhenUsed="0"/>
-    <w:lsdException w:name="Light List Accent 6" w:semiHidden="0" w:uiPriority="61" w:unhideWhenUsed="0"/>
-    <w:lsdException w:name="Light Grid Accent 6" w:semiHidden="0" w:uiPriority="62" w:unhideWhenUsed="0"/>
-    <w:lsdException w:name="Medium Shading 1 Accent 6" w:semiHidden="0" w:uiPriority="63" w:unhideWhenUsed="0"/>
-    <w:lsdException w:name="Medium Shading 2 Accent 6" w:semiHidden="0" w:uiPriority="64" w:unhideWhenUsed="0"/>
-    <w:lsdException w:name="Medium List 1 Accent 6" w:semiHidden="0" w:uiPriority="65" w:unhideWhenUsed="0"/>
-    <w:lsdException w:name="Medium List 2 Accent 6" w:semiHidden="0" w:uiPriority="66" w:unhideWhenUsed="0"/>
-    <w:lsdException w:name="Medium Grid 1 Accent 6" w:semiHidden="0" w:uiPriority="67" w:unhideWhenUsed="0"/>
-    <w:lsdException w:name="Medium Grid 2 Accent 6" w:semiHidden="0" w:uiPriority="68" w:unhideWhenUsed="0"/>
-    <w:lsdException w:name="Medium Grid 3 Accent 6" w:semiHidden="0" w:uiPriority="69" w:unhideWhenUsed="0"/>
-    <w:lsdException w:name="Dark List Accent 6" w:semiHidden="0" w:uiPriority="70" w:unhideWhenUsed="0"/>
-    <w:lsdException w:name="Colorful Shading Accent 6" w:semiHidden="0" w:uiPriority="71" w:unhideWhenUsed="0"/>
-    <w:lsdException w:name="Colorful List Accent 6" w:semiHidden="0" w:uiPriority="72" w:unhideWhenUsed="0"/>
-    <w:lsdException w:name="Colorful Grid Accent 6" w:semiHidden="0" w:uiPriority="73" w:unhideWhenUsed="0"/>
+  <w:latentStyles w:count="260" w:defQFormat="0" w:defUnhideWhenUsed="1" w:defSemiHidden="1" w:defUIPriority="99" w:defLockedState="0">
+    <w:lsdException w:qFormat="1" w:unhideWhenUsed="0" w:uiPriority="0" w:semiHidden="0" w:name="Normal"/>
+    <w:lsdException w:qFormat="1" w:unhideWhenUsed="0" w:uiPriority="0" w:semiHidden="0" w:name="heading 1"/>
+    <w:lsdException w:qFormat="1" w:uiPriority="0" w:semiHidden="0" w:name="heading 2"/>
+    <w:lsdException w:qFormat="1" w:uiPriority="0" w:name="heading 3"/>
+    <w:lsdException w:qFormat="1" w:uiPriority="0" w:semiHidden="0" w:name="heading 4"/>
+    <w:lsdException w:qFormat="1" w:uiPriority="0" w:name="heading 5"/>
+    <w:lsdException w:qFormat="1" w:uiPriority="0" w:name="heading 6"/>
+    <w:lsdException w:qFormat="1" w:uiPriority="0" w:name="heading 7"/>
+    <w:lsdException w:qFormat="1" w:uiPriority="0" w:name="heading 8"/>
+    <w:lsdException w:qFormat="1" w:uiPriority="0" w:name="heading 9"/>
+    <w:lsdException w:unhideWhenUsed="0" w:uiPriority="0" w:semiHidden="0" w:name="index 1"/>
+    <w:lsdException w:unhideWhenUsed="0" w:uiPriority="0" w:semiHidden="0" w:name="index 2"/>
+    <w:lsdException w:unhideWhenUsed="0" w:uiPriority="0" w:semiHidden="0" w:name="index 3"/>
+    <w:lsdException w:unhideWhenUsed="0" w:uiPriority="0" w:semiHidden="0" w:name="index 4"/>
+    <w:lsdException w:unhideWhenUsed="0" w:uiPriority="0" w:semiHidden="0" w:name="index 5"/>
+    <w:lsdException w:unhideWhenUsed="0" w:uiPriority="0" w:semiHidden="0" w:name="index 6"/>
+    <w:lsdException w:unhideWhenUsed="0" w:uiPriority="0" w:semiHidden="0" w:name="index 7"/>
+    <w:lsdException w:unhideWhenUsed="0" w:uiPriority="0" w:semiHidden="0" w:name="index 8"/>
+    <w:lsdException w:unhideWhenUsed="0" w:uiPriority="0" w:semiHidden="0" w:name="index 9"/>
+    <w:lsdException w:qFormat="1" w:unhideWhenUsed="0" w:uiPriority="0" w:semiHidden="0" w:name="toc 1"/>
+    <w:lsdException w:qFormat="1" w:unhideWhenUsed="0" w:uiPriority="0" w:semiHidden="0" w:name="toc 2"/>
+    <w:lsdException w:qFormat="1" w:unhideWhenUsed="0" w:uiPriority="0" w:semiHidden="0" w:name="toc 3"/>
+    <w:lsdException w:unhideWhenUsed="0" w:uiPriority="0" w:semiHidden="0" w:name="toc 4"/>
+    <w:lsdException w:unhideWhenUsed="0" w:uiPriority="0" w:semiHidden="0" w:name="toc 5"/>
+    <w:lsdException w:unhideWhenUsed="0" w:uiPriority="0" w:semiHidden="0" w:name="toc 6"/>
+    <w:lsdException w:unhideWhenUsed="0" w:uiPriority="0" w:semiHidden="0" w:name="toc 7"/>
+    <w:lsdException w:unhideWhenUsed="0" w:uiPriority="0" w:semiHidden="0" w:name="toc 8"/>
+    <w:lsdException w:unhideWhenUsed="0" w:uiPriority="0" w:semiHidden="0" w:name="toc 9"/>
+    <w:lsdException w:unhideWhenUsed="0" w:uiPriority="0" w:semiHidden="0" w:name="Normal Indent"/>
+    <w:lsdException w:unhideWhenUsed="0" w:uiPriority="0" w:semiHidden="0" w:name="footnote text"/>
+    <w:lsdException w:qFormat="1" w:unhideWhenUsed="0" w:uiPriority="0" w:semiHidden="0" w:name="annotation text"/>
+    <w:lsdException w:qFormat="1" w:unhideWhenUsed="0" w:uiPriority="0" w:semiHidden="0" w:name="header"/>
+    <w:lsdException w:qFormat="1" w:unhideWhenUsed="0" w:uiPriority="0" w:semiHidden="0" w:name="footer"/>
+    <w:lsdException w:unhideWhenUsed="0" w:uiPriority="0" w:semiHidden="0" w:name="index heading"/>
+    <w:lsdException w:qFormat="1" w:uiPriority="0" w:name="caption"/>
+    <w:lsdException w:unhideWhenUsed="0" w:uiPriority="0" w:semiHidden="0" w:name="table of figures"/>
+    <w:lsdException w:unhideWhenUsed="0" w:uiPriority="0" w:semiHidden="0" w:name="envelope address"/>
+    <w:lsdException w:unhideWhenUsed="0" w:uiPriority="0" w:semiHidden="0" w:name="envelope return"/>
+    <w:lsdException w:unhideWhenUsed="0" w:uiPriority="0" w:semiHidden="0" w:name="footnote reference"/>
+    <w:lsdException w:unhideWhenUsed="0" w:uiPriority="0" w:semiHidden="0" w:name="annotation reference"/>
+    <w:lsdException w:unhideWhenUsed="0" w:uiPriority="0" w:semiHidden="0" w:name="line number"/>
+    <w:lsdException w:unhideWhenUsed="0" w:uiPriority="0" w:semiHidden="0" w:name="page number"/>
+    <w:lsdException w:unhideWhenUsed="0" w:uiPriority="0" w:semiHidden="0" w:name="endnote reference"/>
+    <w:lsdException w:unhideWhenUsed="0" w:uiPriority="0" w:semiHidden="0" w:name="endnote text"/>
+    <w:lsdException w:unhideWhenUsed="0" w:uiPriority="0" w:semiHidden="0" w:name="table of authorities"/>
+    <w:lsdException w:unhideWhenUsed="0" w:uiPriority="0" w:semiHidden="0" w:name="macro"/>
+    <w:lsdException w:unhideWhenUsed="0" w:uiPriority="0" w:semiHidden="0" w:name="toa heading"/>
+    <w:lsdException w:unhideWhenUsed="0" w:uiPriority="0" w:semiHidden="0" w:name="List"/>
+    <w:lsdException w:unhideWhenUsed="0" w:uiPriority="0" w:semiHidden="0" w:name="List Bullet"/>
+    <w:lsdException w:unhideWhenUsed="0" w:uiPriority="0" w:semiHidden="0" w:name="List Number"/>
+    <w:lsdException w:unhideWhenUsed="0" w:uiPriority="0" w:semiHidden="0" w:name="List 2"/>
+    <w:lsdException w:unhideWhenUsed="0" w:uiPriority="0" w:semiHidden="0" w:name="List 3"/>
+    <w:lsdException w:unhideWhenUsed="0" w:uiPriority="0" w:semiHidden="0" w:name="List 4"/>
+    <w:lsdException w:unhideWhenUsed="0" w:uiPriority="0" w:semiHidden="0" w:name="List 5"/>
+    <w:lsdException w:unhideWhenUsed="0" w:uiPriority="0" w:semiHidden="0" w:name="List Bullet 2"/>
+    <w:lsdException w:unhideWhenUsed="0" w:uiPriority="0" w:semiHidden="0" w:name="List Bullet 3"/>
+    <w:lsdException w:unhideWhenUsed="0" w:uiPriority="0" w:semiHidden="0" w:name="List Bullet 4"/>
+    <w:lsdException w:unhideWhenUsed="0" w:uiPriority="0" w:semiHidden="0" w:name="List Bullet 5"/>
+    <w:lsdException w:unhideWhenUsed="0" w:uiPriority="0" w:semiHidden="0" w:name="List Number 2"/>
+    <w:lsdException w:unhideWhenUsed="0" w:uiPriority="0" w:semiHidden="0" w:name="List Number 3"/>
+    <w:lsdException w:unhideWhenUsed="0" w:uiPriority="0" w:semiHidden="0" w:name="List Number 4"/>
+    <w:lsdException w:unhideWhenUsed="0" w:uiPriority="0" w:semiHidden="0" w:name="List Number 5"/>
+    <w:lsdException w:qFormat="1" w:unhideWhenUsed="0" w:uiPriority="0" w:semiHidden="0" w:name="Title"/>
+    <w:lsdException w:unhideWhenUsed="0" w:uiPriority="0" w:semiHidden="0" w:name="Closing"/>
+    <w:lsdException w:unhideWhenUsed="0" w:uiPriority="0" w:semiHidden="0" w:name="Signature"/>
+    <w:lsdException w:qFormat="1" w:unhideWhenUsed="0" w:uiPriority="0" w:name="Default Paragraph Font"/>
+    <w:lsdException w:qFormat="1" w:unhideWhenUsed="0" w:uiPriority="0" w:name="Body Text"/>
+    <w:lsdException w:unhideWhenUsed="0" w:uiPriority="0" w:semiHidden="0" w:name="Body Text Indent"/>
+    <w:lsdException w:unhideWhenUsed="0" w:uiPriority="0" w:semiHidden="0" w:name="List Continue"/>
+    <w:lsdException w:unhideWhenUsed="0" w:uiPriority="0" w:semiHidden="0" w:name="List Continue 2"/>
+    <w:lsdException w:unhideWhenUsed="0" w:uiPriority="0" w:semiHidden="0" w:name="List Continue 3"/>
+    <w:lsdException w:unhideWhenUsed="0" w:uiPriority="0" w:semiHidden="0" w:name="List Continue 4"/>
+    <w:lsdException w:unhideWhenUsed="0" w:uiPriority="0" w:semiHidden="0" w:name="List Continue 5"/>
+    <w:lsdException w:unhideWhenUsed="0" w:uiPriority="0" w:semiHidden="0" w:name="Message Header"/>
+    <w:lsdException w:qFormat="1" w:unhideWhenUsed="0" w:uiPriority="0" w:semiHidden="0" w:name="Subtitle"/>
+    <w:lsdException w:unhideWhenUsed="0" w:uiPriority="0" w:semiHidden="0" w:name="Salutation"/>
+    <w:lsdException w:unhideWhenUsed="0" w:uiPriority="0" w:semiHidden="0" w:name="Date"/>
+    <w:lsdException w:unhideWhenUsed="0" w:uiPriority="0" w:semiHidden="0" w:name="Body Text First Indent"/>
+    <w:lsdException w:unhideWhenUsed="0" w:uiPriority="0" w:semiHidden="0" w:name="Body Text First Indent 2"/>
+    <w:lsdException w:uiPriority="99" w:name="Note Heading"/>
+    <w:lsdException w:unhideWhenUsed="0" w:uiPriority="0" w:semiHidden="0" w:name="Body Text 2"/>
+    <w:lsdException w:unhideWhenUsed="0" w:uiPriority="0" w:semiHidden="0" w:name="Body Text 3"/>
+    <w:lsdException w:unhideWhenUsed="0" w:uiPriority="0" w:semiHidden="0" w:name="Body Text Indent 2"/>
+    <w:lsdException w:unhideWhenUsed="0" w:uiPriority="0" w:semiHidden="0" w:name="Body Text Indent 3"/>
+    <w:lsdException w:unhideWhenUsed="0" w:uiPriority="0" w:semiHidden="0" w:name="Block Text"/>
+    <w:lsdException w:unhideWhenUsed="0" w:uiPriority="0" w:semiHidden="0" w:name="Hyperlink"/>
+    <w:lsdException w:unhideWhenUsed="0" w:uiPriority="0" w:semiHidden="0" w:name="FollowedHyperlink"/>
+    <w:lsdException w:qFormat="1" w:unhideWhenUsed="0" w:uiPriority="0" w:semiHidden="0" w:name="Strong"/>
+    <w:lsdException w:qFormat="1" w:unhideWhenUsed="0" w:uiPriority="0" w:semiHidden="0" w:name="Emphasis"/>
+    <w:lsdException w:unhideWhenUsed="0" w:uiPriority="0" w:semiHidden="0" w:name="Document Map"/>
+    <w:lsdException w:unhideWhenUsed="0" w:uiPriority="0" w:semiHidden="0" w:name="Plain Text"/>
+    <w:lsdException w:unhideWhenUsed="0" w:uiPriority="0" w:semiHidden="0" w:name="E-mail Signature"/>
+    <w:lsdException w:qFormat="1" w:unhideWhenUsed="0" w:uiPriority="0" w:semiHidden="0" w:name="Normal (Web)"/>
+    <w:lsdException w:unhideWhenUsed="0" w:uiPriority="0" w:semiHidden="0" w:name="HTML Acronym"/>
+    <w:lsdException w:unhideWhenUsed="0" w:uiPriority="0" w:semiHidden="0" w:name="HTML Address"/>
+    <w:lsdException w:unhideWhenUsed="0" w:uiPriority="0" w:semiHidden="0" w:name="HTML Cite"/>
+    <w:lsdException w:unhideWhenUsed="0" w:uiPriority="0" w:semiHidden="0" w:name="HTML Code"/>
+    <w:lsdException w:unhideWhenUsed="0" w:uiPriority="0" w:semiHidden="0" w:name="HTML Definition"/>
+    <w:lsdException w:unhideWhenUsed="0" w:uiPriority="0" w:semiHidden="0" w:name="HTML Keyboard"/>
+    <w:lsdException w:unhideWhenUsed="0" w:uiPriority="0" w:semiHidden="0" w:name="HTML Preformatted"/>
+    <w:lsdException w:unhideWhenUsed="0" w:uiPriority="0" w:semiHidden="0" w:name="HTML Sample"/>
+    <w:lsdException w:unhideWhenUsed="0" w:uiPriority="0" w:semiHidden="0" w:name="HTML Typewriter"/>
+    <w:lsdException w:unhideWhenUsed="0" w:uiPriority="0" w:semiHidden="0" w:name="HTML Variable"/>
+    <w:lsdException w:qFormat="1" w:unhideWhenUsed="0" w:uiPriority="0" w:name="Normal Table"/>
+    <w:lsdException w:unhideWhenUsed="0" w:uiPriority="0" w:semiHidden="0" w:name="annotation subject"/>
+    <w:lsdException w:unhideWhenUsed="0" w:uiPriority="0" w:semiHidden="0" w:name="Table Simple 1"/>
+    <w:lsdException w:unhideWhenUsed="0" w:uiPriority="0" w:semiHidden="0" w:name="Table Simple 2"/>
+    <w:lsdException w:unhideWhenUsed="0" w:uiPriority="0" w:semiHidden="0" w:name="Table Simple 3"/>
+    <w:lsdException w:unhideWhenUsed="0" w:uiPriority="0" w:semiHidden="0" w:name="Table Classic 1"/>
+    <w:lsdException w:unhideWhenUsed="0" w:uiPriority="0" w:semiHidden="0" w:name="Table Classic 2"/>
+    <w:lsdException w:unhideWhenUsed="0" w:uiPriority="0" w:semiHidden="0" w:name="Table Classic 3"/>
+    <w:lsdException w:unhideWhenUsed="0" w:uiPriority="0" w:semiHidden="0" w:name="Table Classic 4"/>
+    <w:lsdException w:unhideWhenUsed="0" w:uiPriority="0" w:semiHidden="0" w:name="Table Colorful 1"/>
+    <w:lsdException w:unhideWhenUsed="0" w:uiPriority="0" w:semiHidden="0" w:name="Table Colorful 2"/>
+    <w:lsdException w:unhideWhenUsed="0" w:uiPriority="0" w:semiHidden="0" w:name="Table Colorful 3"/>
+    <w:lsdException w:unhideWhenUsed="0" w:uiPriority="0" w:semiHidden="0" w:name="Table Columns 1"/>
+    <w:lsdException w:unhideWhenUsed="0" w:uiPriority="0" w:semiHidden="0" w:name="Table Columns 2"/>
+    <w:lsdException w:unhideWhenUsed="0" w:uiPriority="0" w:semiHidden="0" w:name="Table Columns 3"/>
+    <w:lsdException w:unhideWhenUsed="0" w:uiPriority="0" w:semiHidden="0" w:name="Table Columns 4"/>
+    <w:lsdException w:unhideWhenUsed="0" w:uiPriority="0" w:semiHidden="0" w:name="Table Columns 5"/>
+    <w:lsdException w:unhideWhenUsed="0" w:uiPriority="0" w:semiHidden="0" w:name="Table Grid 1"/>
+    <w:lsdException w:unhideWhenUsed="0" w:uiPriority="0" w:semiHidden="0" w:name="Table Grid 2"/>
+    <w:lsdException w:unhideWhenUsed="0" w:uiPriority="0" w:semiHidden="0" w:name="Table Grid 3"/>
+    <w:lsdException w:unhideWhenUsed="0" w:uiPriority="0" w:semiHidden="0" w:name="Table Grid 4"/>
+    <w:lsdException w:unhideWhenUsed="0" w:uiPriority="0" w:semiHidden="0" w:name="Table Grid 5"/>
+    <w:lsdException w:unhideWhenUsed="0" w:uiPriority="0" w:semiHidden="0" w:name="Table Grid 6"/>
+    <w:lsdException w:unhideWhenUsed="0" w:uiPriority="0" w:semiHidden="0" w:name="Table Grid 7"/>
+    <w:lsdException w:unhideWhenUsed="0" w:uiPriority="0" w:semiHidden="0" w:name="Table Grid 8"/>
+    <w:lsdException w:unhideWhenUsed="0" w:uiPriority="0" w:semiHidden="0" w:name="Table List 1"/>
+    <w:lsdException w:unhideWhenUsed="0" w:uiPriority="0" w:semiHidden="0" w:name="Table List 2"/>
+    <w:lsdException w:unhideWhenUsed="0" w:uiPriority="0" w:semiHidden="0" w:name="Table List 3"/>
+    <w:lsdException w:unhideWhenUsed="0" w:uiPriority="0" w:semiHidden="0" w:name="Table List 4"/>
+    <w:lsdException w:unhideWhenUsed="0" w:uiPriority="0" w:semiHidden="0" w:name="Table List 5"/>
+    <w:lsdException w:unhideWhenUsed="0" w:uiPriority="0" w:semiHidden="0" w:name="Table List 6"/>
+    <w:lsdException w:unhideWhenUsed="0" w:uiPriority="0" w:semiHidden="0" w:name="Table List 7"/>
+    <w:lsdException w:unhideWhenUsed="0" w:uiPriority="0" w:semiHidden="0" w:name="Table List 8"/>
+    <w:lsdException w:unhideWhenUsed="0" w:uiPriority="0" w:semiHidden="0" w:name="Table 3D effects 1"/>
+    <w:lsdException w:unhideWhenUsed="0" w:uiPriority="0" w:semiHidden="0" w:name="Table 3D effects 2"/>
+    <w:lsdException w:unhideWhenUsed="0" w:uiPriority="0" w:semiHidden="0" w:name="Table 3D effects 3"/>
+    <w:lsdException w:unhideWhenUsed="0" w:uiPriority="0" w:semiHidden="0" w:name="Table Contemporary"/>
+    <w:lsdException w:unhideWhenUsed="0" w:uiPriority="0" w:semiHidden="0" w:name="Table Elegant"/>
+    <w:lsdException w:unhideWhenUsed="0" w:uiPriority="0" w:semiHidden="0" w:name="Table Professional"/>
+    <w:lsdException w:unhideWhenUsed="0" w:uiPriority="0" w:semiHidden="0" w:name="Table Subtle 1"/>
+    <w:lsdException w:unhideWhenUsed="0" w:uiPriority="0" w:semiHidden="0" w:name="Table Subtle 2"/>
+    <w:lsdException w:unhideWhenUsed="0" w:uiPriority="0" w:semiHidden="0" w:name="Table Web 1"/>
+    <w:lsdException w:unhideWhenUsed="0" w:uiPriority="0" w:semiHidden="0" w:name="Table Web 2"/>
+    <w:lsdException w:unhideWhenUsed="0" w:uiPriority="0" w:semiHidden="0" w:name="Table Web 3"/>
+    <w:lsdException w:unhideWhenUsed="0" w:uiPriority="0" w:semiHidden="0" w:name="Balloon Text"/>
+    <w:lsdException w:qFormat="1" w:unhideWhenUsed="0" w:uiPriority="0" w:semiHidden="0" w:name="Table Grid"/>
+    <w:lsdException w:unhideWhenUsed="0" w:uiPriority="0" w:semiHidden="0" w:name="Table Theme"/>
+    <w:lsdException w:unhideWhenUsed="0" w:uiPriority="60" w:semiHidden="0" w:name="Light Shading"/>
+    <w:lsdException w:unhideWhenUsed="0" w:uiPriority="61" w:semiHidden="0" w:name="Light List"/>
+    <w:lsdException w:unhideWhenUsed="0" w:uiPriority="62" w:semiHidden="0" w:name="Light Grid"/>
+    <w:lsdException w:unhideWhenUsed="0" w:uiPriority="63" w:semiHidden="0" w:name="Medium Shading 1"/>
+    <w:lsdException w:unhideWhenUsed="0" w:uiPriority="64" w:semiHidden="0" w:name="Medium Shading 2"/>
+    <w:lsdException w:unhideWhenUsed="0" w:uiPriority="65" w:semiHidden="0" w:name="Medium List 1"/>
+    <w:lsdException w:unhideWhenUsed="0" w:uiPriority="66" w:semiHidden="0" w:name="Medium List 2"/>
+    <w:lsdException w:unhideWhenUsed="0" w:uiPriority="67" w:semiHidden="0" w:name="Medium Grid 1"/>
+    <w:lsdException w:unhideWhenUsed="0" w:uiPriority="68" w:semiHidden="0" w:name="Medium Grid 2"/>
+    <w:lsdException w:unhideWhenUsed="0" w:uiPriority="69" w:semiHidden="0" w:name="Medium Grid 3"/>
+    <w:lsdException w:unhideWhenUsed="0" w:uiPriority="70" w:semiHidden="0" w:name="Dark List"/>
+    <w:lsdException w:unhideWhenUsed="0" w:uiPriority="71" w:semiHidden="0" w:name="Colorful Shading"/>
+    <w:lsdException w:unhideWhenUsed="0" w:uiPriority="72" w:semiHidden="0" w:name="Colorful List"/>
+    <w:lsdException w:unhideWhenUsed="0" w:uiPriority="73" w:semiHidden="0" w:name="Colorful Grid"/>
+    <w:lsdException w:unhideWhenUsed="0" w:uiPriority="60" w:semiHidden="0" w:name="Light Shading Accent 1"/>
+    <w:lsdException w:unhideWhenUsed="0" w:uiPriority="61" w:semiHidden="0" w:name="Light List Accent 1"/>
+    <w:lsdException w:unhideWhenUsed="0" w:uiPriority="62" w:semiHidden="0" w:name="Light Grid Accent 1"/>
+    <w:lsdException w:unhideWhenUsed="0" w:uiPriority="63" w:semiHidden="0" w:name="Medium Shading 1 Accent 1"/>
+    <w:lsdException w:unhideWhenUsed="0" w:uiPriority="64" w:semiHidden="0" w:name="Medium Shading 2 Accent 1"/>
+    <w:lsdException w:unhideWhenUsed="0" w:uiPriority="65" w:semiHidden="0" w:name="Medium List 1 Accent 1"/>
+    <w:lsdException w:unhideWhenUsed="0" w:uiPriority="66" w:semiHidden="0" w:name="Medium List 2 Accent 1"/>
+    <w:lsdException w:unhideWhenUsed="0" w:uiPriority="67" w:semiHidden="0" w:name="Medium Grid 1 Accent 1"/>
+    <w:lsdException w:unhideWhenUsed="0" w:uiPriority="68" w:semiHidden="0" w:name="Medium Grid 2 Accent 1"/>
+    <w:lsdException w:unhideWhenUsed="0" w:uiPriority="69" w:semiHidden="0" w:name="Medium Grid 3 Accent 1"/>
+    <w:lsdException w:unhideWhenUsed="0" w:uiPriority="70" w:semiHidden="0" w:name="Dark List Accent 1"/>
+    <w:lsdException w:unhideWhenUsed="0" w:uiPriority="71" w:semiHidden="0" w:name="Colorful Shading Accent 1"/>
+    <w:lsdException w:unhideWhenUsed="0" w:uiPriority="72" w:semiHidden="0" w:name="Colorful List Accent 1"/>
+    <w:lsdException w:unhideWhenUsed="0" w:uiPriority="73" w:semiHidden="0" w:name="Colorful Grid Accent 1"/>
+    <w:lsdException w:unhideWhenUsed="0" w:uiPriority="60" w:semiHidden="0" w:name="Light Shading Accent 2"/>
+    <w:lsdException w:unhideWhenUsed="0" w:uiPriority="61" w:semiHidden="0" w:name="Light List Accent 2"/>
+    <w:lsdException w:unhideWhenUsed="0" w:uiPriority="62" w:semiHidden="0" w:name="Light Grid Accent 2"/>
+    <w:lsdException w:unhideWhenUsed="0" w:uiPriority="63" w:semiHidden="0" w:name="Medium Shading 1 Accent 2"/>
+    <w:lsdException w:unhideWhenUsed="0" w:uiPriority="64" w:semiHidden="0" w:name="Medium Shading 2 Accent 2"/>
+    <w:lsdException w:unhideWhenUsed="0" w:uiPriority="65" w:semiHidden="0" w:name="Medium List 1 Accent 2"/>
+    <w:lsdException w:unhideWhenUsed="0" w:uiPriority="66" w:semiHidden="0" w:name="Medium List 2 Accent 2"/>
+    <w:lsdException w:unhideWhenUsed="0" w:uiPriority="67" w:semiHidden="0" w:name="Medium Grid 1 Accent 2"/>
+    <w:lsdException w:unhideWhenUsed="0" w:uiPriority="68" w:semiHidden="0" w:name="Medium Grid 2 Accent 2"/>
+    <w:lsdException w:unhideWhenUsed="0" w:uiPriority="69" w:semiHidden="0" w:name="Medium Grid 3 Accent 2"/>
+    <w:lsdException w:unhideWhenUsed="0" w:uiPriority="70" w:semiHidden="0" w:name="Dark List Accent 2"/>
+    <w:lsdException w:unhideWhenUsed="0" w:uiPriority="71" w:semiHidden="0" w:name="Colorful Shading Accent 2"/>
+    <w:lsdException w:unhideWhenUsed="0" w:uiPriority="72" w:semiHidden="0" w:name="Colorful List Accent 2"/>
+    <w:lsdException w:unhideWhenUsed="0" w:uiPriority="73" w:semiHidden="0" w:name="Colorful Grid Accent 2"/>
+    <w:lsdException w:unhideWhenUsed="0" w:uiPriority="60" w:semiHidden="0" w:name="Light Shading Accent 3"/>
+    <w:lsdException w:unhideWhenUsed="0" w:uiPriority="61" w:semiHidden="0" w:name="Light List Accent 3"/>
+    <w:lsdException w:unhideWhenUsed="0" w:uiPriority="62" w:semiHidden="0" w:name="Light Grid Accent 3"/>
+    <w:lsdException w:unhideWhenUsed="0" w:uiPriority="63" w:semiHidden="0" w:name="Medium Shading 1 Accent 3"/>
+    <w:lsdException w:unhideWhenUsed="0" w:uiPriority="64" w:semiHidden="0" w:name="Medium Shading 2 Accent 3"/>
+    <w:lsdException w:unhideWhenUsed="0" w:uiPriority="65" w:semiHidden="0" w:name="Medium List 1 Accent 3"/>
+    <w:lsdException w:unhideWhenUsed="0" w:uiPriority="66" w:semiHidden="0" w:name="Medium List 2 Accent 3"/>
+    <w:lsdException w:unhideWhenUsed="0" w:uiPriority="67" w:semiHidden="0" w:name="Medium Grid 1 Accent 3"/>
+    <w:lsdException w:unhideWhenUsed="0" w:uiPriority="68" w:semiHidden="0" w:name="Medium Grid 2 Accent 3"/>
+    <w:lsdException w:unhideWhenUsed="0" w:uiPriority="69" w:semiHidden="0" w:name="Medium Grid 3 Accent 3"/>
+    <w:lsdException w:unhideWhenUsed="0" w:uiPriority="70" w:semiHidden="0" w:name="Dark List Accent 3"/>
+    <w:lsdException w:unhideWhenUsed="0" w:uiPriority="71" w:semiHidden="0" w:name="Colorful Shading Accent 3"/>
+    <w:lsdException w:unhideWhenUsed="0" w:uiPriority="72" w:semiHidden="0" w:name="Colorful List Accent 3"/>
+    <w:lsdException w:unhideWhenUsed="0" w:uiPriority="73" w:semiHidden="0" w:name="Colorful Grid Accent 3"/>
+    <w:lsdException w:unhideWhenUsed="0" w:uiPriority="60" w:semiHidden="0" w:name="Light Shading Accent 4"/>
+    <w:lsdException w:unhideWhenUsed="0" w:uiPriority="61" w:semiHidden="0" w:name="Light List Accent 4"/>
+    <w:lsdException w:unhideWhenUsed="0" w:uiPriority="62" w:semiHidden="0" w:name="Light Grid Accent 4"/>
+    <w:lsdException w:unhideWhenUsed="0" w:uiPriority="63" w:semiHidden="0" w:name="Medium Shading 1 Accent 4"/>
+    <w:lsdException w:unhideWhenUsed="0" w:uiPriority="64" w:semiHidden="0" w:name="Medium Shading 2 Accent 4"/>
+    <w:lsdException w:unhideWhenUsed="0" w:uiPriority="65" w:semiHidden="0" w:name="Medium List 1 Accent 4"/>
+    <w:lsdException w:unhideWhenUsed="0" w:uiPriority="66" w:semiHidden="0" w:name="Medium List 2 Accent 4"/>
+    <w:lsdException w:unhideWhenUsed="0" w:uiPriority="67" w:semiHidden="0" w:name="Medium Grid 1 Accent 4"/>
+    <w:lsdException w:unhideWhenUsed="0" w:uiPriority="68" w:semiHidden="0" w:name="Medium Grid 2 Accent 4"/>
+    <w:lsdException w:unhideWhenUsed="0" w:uiPriority="69" w:semiHidden="0" w:name="Medium Grid 3 Accent 4"/>
+    <w:lsdException w:unhideWhenUsed="0" w:uiPriority="70" w:semiHidden="0" w:name="Dark List Accent 4"/>
+    <w:lsdException w:unhideWhenUsed="0" w:uiPriority="71" w:semiHidden="0" w:name="Colorful Shading Accent 4"/>
+    <w:lsdException w:unhideWhenUsed="0" w:uiPriority="72" w:semiHidden="0" w:name="Colorful List Accent 4"/>
+    <w:lsdException w:unhideWhenUsed="0" w:uiPriority="73" w:semiHidden="0" w:name="Colorful Grid Accent 4"/>
+    <w:lsdException w:unhideWhenUsed="0" w:uiPriority="60" w:semiHidden="0" w:name="Light Shading Accent 5"/>
+    <w:lsdException w:unhideWhenUsed="0" w:uiPriority="61" w:semiHidden="0" w:name="Light List Accent 5"/>
+    <w:lsdException w:unhideWhenUsed="0" w:uiPriority="62" w:semiHidden="0" w:name="Light Grid Accent 5"/>
+    <w:lsdException w:unhideWhenUsed="0" w:uiPriority="63" w:semiHidden="0" w:name="Medium Shading 1 Accent 5"/>
+    <w:lsdException w:unhideWhenUsed="0" w:uiPriority="64" w:semiHidden="0" w:name="Medium Shading 2 Accent 5"/>
+    <w:lsdException w:unhideWhenUsed="0" w:uiPriority="65" w:semiHidden="0" w:name="Medium List 1 Accent 5"/>
+    <w:lsdException w:unhideWhenUsed="0" w:uiPriority="66" w:semiHidden="0" w:name="Medium List 2 Accent 5"/>
+    <w:lsdException w:unhideWhenUsed="0" w:uiPriority="67" w:semiHidden="0" w:name="Medium Grid 1 Accent 5"/>
+    <w:lsdException w:unhideWhenUsed="0" w:uiPriority="68" w:semiHidden="0" w:name="Medium Grid 2 Accent 5"/>
+    <w:lsdException w:unhideWhenUsed="0" w:uiPriority="69" w:semiHidden="0" w:name="Medium Grid 3 Accent 5"/>
+    <w:lsdException w:unhideWhenUsed="0" w:uiPriority="70" w:semiHidden="0" w:name="Dark List Accent 5"/>
+    <w:lsdException w:unhideWhenUsed="0" w:uiPriority="71" w:semiHidden="0" w:name="Colorful Shading Accent 5"/>
+    <w:lsdException w:unhideWhenUsed="0" w:uiPriority="72" w:semiHidden="0" w:name="Colorful List Accent 5"/>
+    <w:lsdException w:unhideWhenUsed="0" w:uiPriority="73" w:semiHidden="0" w:name="Colorful Grid Accent 5"/>
+    <w:lsdException w:unhideWhenUsed="0" w:uiPriority="60" w:semiHidden="0" w:name="Light Shading Accent 6"/>
+    <w:lsdException w:unhideWhenUsed="0" w:uiPriority="61" w:semiHidden="0" w:name="Light List Accent 6"/>
+    <w:lsdException w:unhideWhenUsed="0" w:uiPriority="62" w:semiHidden="0" w:name="Light Grid Accent 6"/>
+    <w:lsdException w:unhideWhenUsed="0" w:uiPriority="63" w:semiHidden="0" w:name="Medium Shading 1 Accent 6"/>
+    <w:lsdException w:unhideWhenUsed="0" w:uiPriority="64" w:semiHidden="0" w:name="Medium Shading 2 Accent 6"/>
+    <w:lsdException w:unhideWhenUsed="0" w:uiPriority="65" w:semiHidden="0" w:name="Medium List 1 Accent 6"/>
+    <w:lsdException w:unhideWhenUsed="0" w:uiPriority="66" w:semiHidden="0" w:name="Medium List 2 Accent 6"/>
+    <w:lsdException w:unhideWhenUsed="0" w:uiPriority="67" w:semiHidden="0" w:name="Medium Grid 1 Accent 6"/>
+    <w:lsdException w:unhideWhenUsed="0" w:uiPriority="68" w:semiHidden="0" w:name="Medium Grid 2 Accent 6"/>
+    <w:lsdException w:unhideWhenUsed="0" w:uiPriority="69" w:semiHidden="0" w:name="Medium Grid 3 Accent 6"/>
+    <w:lsdException w:unhideWhenUsed="0" w:uiPriority="70" w:semiHidden="0" w:name="Dark List Accent 6"/>
+    <w:lsdException w:unhideWhenUsed="0" w:uiPriority="71" w:semiHidden="0" w:name="Colorful Shading Accent 6"/>
+    <w:lsdException w:unhideWhenUsed="0" w:uiPriority="72" w:semiHidden="0" w:name="Colorful List Accent 6"/>
+    <w:lsdException w:unhideWhenUsed="0" w:uiPriority="73" w:semiHidden="0" w:name="Colorful Grid Accent 6"/>
   </w:latentStyles>
-  <w:style w:type="paragraph" w:default="1" w:styleId="Normal">
+  <w:style w:type="paragraph" w:default="1" w:styleId="1">
     <w:name w:val="Normal"/>
     <w:qFormat/>
+    <w:uiPriority w:val="0"/>
     <w:pPr>
       <w:kinsoku w:val="0"/>
       <w:autoSpaceDE w:val="0"/>
@@ -4195,7 +4278,7 @@
       <w:textAlignment w:val="baseline"/>
     </w:pPr>
     <w:rPr>
-      <w:rFonts w:ascii="Arial" w:eastAsia="宋体" w:hAnsi="Arial" w:cs="Arial"/>
+      <w:rFonts w:ascii="Arial" w:hAnsi="Arial" w:eastAsia="宋体" w:cs="Arial"/>
       <w:snapToGrid w:val="0"/>
       <w:color w:val="000000"/>
       <w:kern w:val="0"/>
@@ -4204,11 +4287,12 @@
       <w:lang w:val="en-US" w:eastAsia="en-US" w:bidi="ar-SA"/>
     </w:rPr>
   </w:style>
-  <w:style w:type="paragraph" w:styleId="Heading1">
+  <w:style w:type="paragraph" w:styleId="2">
     <w:name w:val="heading 1"/>
-    <w:basedOn w:val="Normal"/>
-    <w:next w:val="Normal"/>
+    <w:basedOn w:val="1"/>
+    <w:next w:val="1"/>
     <w:qFormat/>
+    <w:uiPriority w:val="0"/>
     <w:pPr>
       <w:keepNext/>
       <w:keepLines/>
@@ -4226,12 +4310,13 @@
       <w:sz w:val="44"/>
     </w:rPr>
   </w:style>
-  <w:style w:type="paragraph" w:styleId="Heading2">
+  <w:style w:type="paragraph" w:styleId="3">
     <w:name w:val="heading 2"/>
-    <w:basedOn w:val="Normal"/>
-    <w:next w:val="Normal"/>
+    <w:basedOn w:val="1"/>
+    <w:next w:val="1"/>
     <w:unhideWhenUsed/>
     <w:qFormat/>
+    <w:uiPriority w:val="0"/>
     <w:pPr>
       <w:keepNext/>
       <w:keepLines/>
@@ -4244,18 +4329,19 @@
       <w:outlineLvl w:val="1"/>
     </w:pPr>
     <w:rPr>
-      <w:rFonts w:ascii="Arial" w:eastAsia="黑体" w:hAnsi="Arial"/>
+      <w:rFonts w:ascii="Arial" w:hAnsi="Arial" w:eastAsia="黑体"/>
       <w:b/>
       <w:sz w:val="32"/>
     </w:rPr>
   </w:style>
-  <w:style w:type="paragraph" w:styleId="Heading3">
+  <w:style w:type="paragraph" w:styleId="4">
     <w:name w:val="heading 3"/>
-    <w:basedOn w:val="Normal"/>
-    <w:next w:val="Normal"/>
+    <w:basedOn w:val="1"/>
+    <w:next w:val="1"/>
     <w:semiHidden/>
     <w:unhideWhenUsed/>
     <w:qFormat/>
+    <w:uiPriority w:val="0"/>
     <w:pPr>
       <w:keepNext/>
       <w:keepLines/>
@@ -4272,12 +4358,13 @@
       <w:sz w:val="32"/>
     </w:rPr>
   </w:style>
-  <w:style w:type="paragraph" w:styleId="Heading4">
+  <w:style w:type="paragraph" w:styleId="5">
     <w:name w:val="heading 4"/>
-    <w:basedOn w:val="Normal"/>
-    <w:next w:val="Normal"/>
+    <w:basedOn w:val="1"/>
+    <w:next w:val="1"/>
     <w:unhideWhenUsed/>
     <w:qFormat/>
+    <w:uiPriority w:val="0"/>
     <w:pPr>
       <w:keepNext/>
       <w:keepLines/>
@@ -4290,18 +4377,19 @@
       <w:outlineLvl w:val="3"/>
     </w:pPr>
     <w:rPr>
-      <w:rFonts w:ascii="Arial" w:eastAsia="黑体" w:hAnsi="Arial"/>
+      <w:rFonts w:ascii="Arial" w:hAnsi="Arial" w:eastAsia="黑体"/>
       <w:b/>
       <w:sz w:val="28"/>
     </w:rPr>
   </w:style>
-  <w:style w:type="paragraph" w:styleId="Heading5">
+  <w:style w:type="paragraph" w:styleId="6">
     <w:name w:val="heading 5"/>
-    <w:basedOn w:val="Normal"/>
-    <w:next w:val="Normal"/>
+    <w:basedOn w:val="1"/>
+    <w:next w:val="1"/>
     <w:semiHidden/>
     <w:unhideWhenUsed/>
     <w:qFormat/>
+    <w:uiPriority w:val="0"/>
     <w:pPr>
       <w:keepNext/>
       <w:keepLines/>
@@ -4318,13 +4406,14 @@
       <w:sz w:val="28"/>
     </w:rPr>
   </w:style>
-  <w:style w:type="paragraph" w:styleId="Heading6">
+  <w:style w:type="paragraph" w:styleId="7">
     <w:name w:val="heading 6"/>
-    <w:basedOn w:val="Normal"/>
-    <w:next w:val="Normal"/>
+    <w:basedOn w:val="1"/>
+    <w:next w:val="1"/>
     <w:semiHidden/>
     <w:unhideWhenUsed/>
     <w:qFormat/>
+    <w:uiPriority w:val="0"/>
     <w:pPr>
       <w:keepNext/>
       <w:keepLines/>
@@ -4337,18 +4426,19 @@
       <w:outlineLvl w:val="5"/>
     </w:pPr>
     <w:rPr>
-      <w:rFonts w:ascii="Arial" w:eastAsia="黑体" w:hAnsi="Arial"/>
+      <w:rFonts w:ascii="Arial" w:hAnsi="Arial" w:eastAsia="黑体"/>
       <w:b/>
       <w:sz w:val="24"/>
     </w:rPr>
   </w:style>
-  <w:style w:type="paragraph" w:styleId="Heading7">
+  <w:style w:type="paragraph" w:styleId="8">
     <w:name w:val="heading 7"/>
-    <w:basedOn w:val="Normal"/>
-    <w:next w:val="Normal"/>
+    <w:basedOn w:val="1"/>
+    <w:next w:val="1"/>
     <w:semiHidden/>
     <w:unhideWhenUsed/>
     <w:qFormat/>
+    <w:uiPriority w:val="0"/>
     <w:pPr>
       <w:keepNext/>
       <w:keepLines/>
@@ -4365,13 +4455,14 @@
       <w:sz w:val="24"/>
     </w:rPr>
   </w:style>
-  <w:style w:type="paragraph" w:styleId="Heading8">
+  <w:style w:type="paragraph" w:styleId="9">
     <w:name w:val="heading 8"/>
-    <w:basedOn w:val="Normal"/>
-    <w:next w:val="Normal"/>
+    <w:basedOn w:val="1"/>
+    <w:next w:val="1"/>
     <w:semiHidden/>
     <w:unhideWhenUsed/>
     <w:qFormat/>
+    <w:uiPriority w:val="0"/>
     <w:pPr>
       <w:keepNext/>
       <w:keepLines/>
@@ -4384,17 +4475,18 @@
       <w:outlineLvl w:val="7"/>
     </w:pPr>
     <w:rPr>
-      <w:rFonts w:ascii="Arial" w:eastAsia="黑体" w:hAnsi="Arial"/>
+      <w:rFonts w:ascii="Arial" w:hAnsi="Arial" w:eastAsia="黑体"/>
       <w:sz w:val="24"/>
     </w:rPr>
   </w:style>
-  <w:style w:type="paragraph" w:styleId="Heading9">
+  <w:style w:type="paragraph" w:styleId="10">
     <w:name w:val="heading 9"/>
-    <w:basedOn w:val="Normal"/>
-    <w:next w:val="Normal"/>
+    <w:basedOn w:val="1"/>
+    <w:next w:val="1"/>
     <w:semiHidden/>
     <w:unhideWhenUsed/>
     <w:qFormat/>
+    <w:uiPriority w:val="0"/>
     <w:pPr>
       <w:keepNext/>
       <w:keepLines/>
@@ -4407,19 +4499,21 @@
       <w:outlineLvl w:val="8"/>
     </w:pPr>
     <w:rPr>
-      <w:rFonts w:ascii="Arial" w:eastAsia="黑体" w:hAnsi="Arial"/>
+      <w:rFonts w:ascii="Arial" w:hAnsi="Arial" w:eastAsia="黑体"/>
       <w:sz w:val="21"/>
     </w:rPr>
   </w:style>
-  <w:style w:type="character" w:default="1" w:styleId="DefaultParagraphFont">
+  <w:style w:type="character" w:default="1" w:styleId="22">
     <w:name w:val="Default Paragraph Font"/>
     <w:semiHidden/>
     <w:qFormat/>
+    <w:uiPriority w:val="0"/>
   </w:style>
-  <w:style w:type="table" w:default="1" w:styleId="TableNormal">
+  <w:style w:type="table" w:default="1" w:styleId="20">
     <w:name w:val="Normal Table"/>
     <w:semiHidden/>
     <w:qFormat/>
+    <w:uiPriority w:val="0"/>
     <w:tblPr>
       <w:tblCellMar>
         <w:top w:w="0" w:type="dxa"/>
@@ -4429,39 +4523,43 @@
       </w:tblCellMar>
     </w:tblPr>
   </w:style>
-  <w:style w:type="paragraph" w:styleId="CommentText">
+  <w:style w:type="paragraph" w:styleId="11">
     <w:name w:val="annotation text"/>
-    <w:basedOn w:val="Normal"/>
+    <w:basedOn w:val="1"/>
     <w:qFormat/>
+    <w:uiPriority w:val="0"/>
     <w:pPr>
       <w:jc w:val="left"/>
     </w:pPr>
   </w:style>
-  <w:style w:type="paragraph" w:styleId="BodyText">
+  <w:style w:type="paragraph" w:styleId="12">
     <w:name w:val="Body Text"/>
-    <w:basedOn w:val="Normal"/>
+    <w:basedOn w:val="1"/>
     <w:semiHidden/>
     <w:qFormat/>
+    <w:uiPriority w:val="0"/>
     <w:rPr>
-      <w:rFonts w:ascii="Arial" w:eastAsia="Arial" w:hAnsi="Arial" w:cs="Arial"/>
+      <w:rFonts w:ascii="Arial" w:hAnsi="Arial" w:eastAsia="Arial" w:cs="Arial"/>
       <w:sz w:val="21"/>
       <w:szCs w:val="21"/>
       <w:lang w:val="en-US" w:eastAsia="en-US" w:bidi="ar-SA"/>
     </w:rPr>
   </w:style>
-  <w:style w:type="paragraph" w:styleId="TOC3">
+  <w:style w:type="paragraph" w:styleId="13">
     <w:name w:val="toc 3"/>
-    <w:basedOn w:val="Normal"/>
-    <w:next w:val="Normal"/>
+    <w:basedOn w:val="1"/>
+    <w:next w:val="1"/>
     <w:qFormat/>
+    <w:uiPriority w:val="0"/>
     <w:pPr>
       <w:ind w:left="840" w:leftChars="400"/>
     </w:pPr>
   </w:style>
-  <w:style w:type="paragraph" w:styleId="Footer">
+  <w:style w:type="paragraph" w:styleId="14">
     <w:name w:val="footer"/>
-    <w:basedOn w:val="Normal"/>
+    <w:basedOn w:val="1"/>
     <w:qFormat/>
+    <w:uiPriority w:val="0"/>
     <w:pPr>
       <w:tabs>
         <w:tab w:val="center" w:pos="4153"/>
@@ -4474,16 +4572,17 @@
       <w:sz w:val="18"/>
     </w:rPr>
   </w:style>
-  <w:style w:type="paragraph" w:styleId="Header">
+  <w:style w:type="paragraph" w:styleId="15">
     <w:name w:val="header"/>
-    <w:basedOn w:val="Normal"/>
+    <w:basedOn w:val="1"/>
     <w:qFormat/>
+    <w:uiPriority w:val="0"/>
     <w:pPr>
       <w:pBdr>
-        <w:top w:val="nil"/>
-        <w:left w:val="nil"/>
-        <w:bottom w:val="nil"/>
-        <w:right w:val="nil"/>
+        <w:top w:val="none" w:color="auto" w:sz="0" w:space="0"/>
+        <w:left w:val="none" w:color="auto" w:sz="0" w:space="0"/>
+        <w:bottom w:val="none" w:color="auto" w:sz="0" w:space="0"/>
+        <w:right w:val="none" w:color="auto" w:sz="0" w:space="0"/>
       </w:pBdr>
       <w:tabs>
         <w:tab w:val="center" w:pos="4153"/>
@@ -4498,37 +4597,41 @@
       <w:sz w:val="18"/>
     </w:rPr>
   </w:style>
-  <w:style w:type="paragraph" w:styleId="TOC1">
+  <w:style w:type="paragraph" w:styleId="16">
     <w:name w:val="toc 1"/>
-    <w:basedOn w:val="Normal"/>
-    <w:next w:val="Normal"/>
+    <w:basedOn w:val="1"/>
+    <w:next w:val="1"/>
     <w:qFormat/>
+    <w:uiPriority w:val="0"/>
     <w:rPr>
-      <w:rFonts w:ascii="Arial" w:eastAsia="Microsoft JhengHei" w:hAnsi="Arial"/>
+      <w:rFonts w:ascii="Arial" w:hAnsi="Arial" w:eastAsia="Microsoft JhengHei"/>
       <w:sz w:val="24"/>
     </w:rPr>
   </w:style>
-  <w:style w:type="paragraph" w:styleId="TOC2">
+  <w:style w:type="paragraph" w:styleId="17">
     <w:name w:val="toc 2"/>
-    <w:basedOn w:val="Normal"/>
-    <w:next w:val="Normal"/>
+    <w:basedOn w:val="1"/>
+    <w:next w:val="1"/>
     <w:qFormat/>
+    <w:uiPriority w:val="0"/>
     <w:pPr>
       <w:ind w:left="420" w:leftChars="200"/>
     </w:pPr>
   </w:style>
-  <w:style w:type="paragraph" w:styleId="NormalWeb">
+  <w:style w:type="paragraph" w:styleId="18">
     <w:name w:val="Normal (Web)"/>
-    <w:basedOn w:val="Normal"/>
+    <w:basedOn w:val="1"/>
     <w:qFormat/>
+    <w:uiPriority w:val="0"/>
     <w:rPr>
       <w:sz w:val="24"/>
     </w:rPr>
   </w:style>
-  <w:style w:type="paragraph" w:styleId="Title">
+  <w:style w:type="paragraph" w:styleId="19">
     <w:name w:val="Title"/>
-    <w:basedOn w:val="Normal"/>
+    <w:basedOn w:val="1"/>
     <w:qFormat/>
+    <w:uiPriority w:val="0"/>
     <w:pPr>
       <w:spacing w:before="240" w:beforeLines="0" w:beforeAutospacing="0" w:after="60" w:afterLines="0" w:afterAutospacing="0"/>
       <w:jc w:val="center"/>
@@ -4540,68 +4643,73 @@
       <w:sz w:val="32"/>
     </w:rPr>
   </w:style>
-  <w:style w:type="table" w:styleId="TableGrid">
+  <w:style w:type="table" w:styleId="21">
     <w:name w:val="Table Grid"/>
-    <w:basedOn w:val="TableNormal"/>
+    <w:basedOn w:val="20"/>
     <w:qFormat/>
+    <w:uiPriority w:val="0"/>
     <w:pPr>
       <w:widowControl w:val="0"/>
       <w:jc w:val="both"/>
     </w:pPr>
     <w:tblPr>
       <w:tblBorders>
-        <w:top w:val="single" w:sz="4" w:space="0" w:color="auto"/>
-        <w:left w:val="single" w:sz="4" w:space="0" w:color="auto"/>
-        <w:bottom w:val="single" w:sz="4" w:space="0" w:color="auto"/>
-        <w:right w:val="single" w:sz="4" w:space="0" w:color="auto"/>
-        <w:insideH w:val="single" w:sz="4" w:space="0" w:color="auto"/>
-        <w:insideV w:val="single" w:sz="4" w:space="0" w:color="auto"/>
+        <w:top w:val="single" w:color="auto" w:sz="4" w:space="0"/>
+        <w:left w:val="single" w:color="auto" w:sz="4" w:space="0"/>
+        <w:bottom w:val="single" w:color="auto" w:sz="4" w:space="0"/>
+        <w:right w:val="single" w:color="auto" w:sz="4" w:space="0"/>
+        <w:insideH w:val="single" w:color="auto" w:sz="4" w:space="0"/>
+        <w:insideV w:val="single" w:color="auto" w:sz="4" w:space="0"/>
       </w:tblBorders>
     </w:tblPr>
   </w:style>
-  <w:style w:type="character" w:styleId="Strong">
+  <w:style w:type="character" w:styleId="23">
     <w:name w:val="Strong"/>
-    <w:basedOn w:val="DefaultParagraphFont"/>
+    <w:basedOn w:val="22"/>
     <w:qFormat/>
+    <w:uiPriority w:val="0"/>
     <w:rPr>
       <w:b/>
     </w:rPr>
   </w:style>
-  <w:style w:type="paragraph" w:customStyle="1" w:styleId="a">
+  <w:style w:type="paragraph" w:customStyle="1" w:styleId="24">
     <w:name w:val="柴_公司名"/>
-    <w:basedOn w:val="Title"/>
+    <w:basedOn w:val="19"/>
     <w:qFormat/>
+    <w:uiPriority w:val="0"/>
     <w:pPr>
       <w:spacing w:after="600" w:afterLines="600"/>
     </w:pPr>
     <w:rPr>
-      <w:rFonts w:ascii="宋体" w:eastAsia="宋体" w:hAnsi="宋体" w:cs="宋体" w:hint="eastAsia"/>
+      <w:rFonts w:hint="eastAsia" w:ascii="宋体" w:hAnsi="宋体" w:eastAsia="宋体" w:cs="宋体"/>
       <w:bCs/>
       <w:spacing w:val="-6"/>
       <w:sz w:val="52"/>
       <w:szCs w:val="52"/>
     </w:rPr>
   </w:style>
-  <w:style w:type="paragraph" w:customStyle="1" w:styleId="a0">
+  <w:style w:type="paragraph" w:customStyle="1" w:styleId="25">
     <w:name w:val="柴_文档名"/>
-    <w:basedOn w:val="Title"/>
+    <w:basedOn w:val="19"/>
     <w:qFormat/>
+    <w:uiPriority w:val="0"/>
     <w:pPr>
       <w:spacing w:after="900" w:afterLines="900"/>
     </w:pPr>
     <w:rPr>
-      <w:rFonts w:ascii="黑体" w:eastAsia="黑体" w:hAnsi="黑体" w:cs="黑体"/>
+      <w:rFonts w:ascii="黑体" w:hAnsi="黑体" w:eastAsia="黑体" w:cs="黑体"/>
       <w:bCs/>
       <w:spacing w:val="-7"/>
       <w:sz w:val="52"/>
       <w:szCs w:val="52"/>
     </w:rPr>
   </w:style>
-  <w:style w:type="table" w:customStyle="1" w:styleId="TableNormal0">
+  <w:style w:type="table" w:customStyle="1" w:styleId="26">
     <w:name w:val="Table Normal_0"/>
     <w:semiHidden/>
     <w:unhideWhenUsed/>
     <w:qFormat/>
+    <w:uiPriority w:val="0"/>
     <w:tblPr>
       <w:tblCellMar>
         <w:top w:w="0" w:type="dxa"/>
@@ -4611,81 +4719,87 @@
       </w:tblCellMar>
     </w:tblPr>
   </w:style>
-  <w:style w:type="paragraph" w:customStyle="1" w:styleId="TableText">
+  <w:style w:type="paragraph" w:customStyle="1" w:styleId="27">
     <w:name w:val="Table Text"/>
-    <w:basedOn w:val="Normal"/>
+    <w:basedOn w:val="1"/>
     <w:semiHidden/>
     <w:qFormat/>
+    <w:uiPriority w:val="0"/>
     <w:rPr>
-      <w:rFonts w:ascii="宋体" w:eastAsia="宋体" w:hAnsi="宋体" w:cs="宋体"/>
+      <w:rFonts w:ascii="宋体" w:hAnsi="宋体" w:eastAsia="宋体" w:cs="宋体"/>
       <w:sz w:val="21"/>
       <w:szCs w:val="21"/>
       <w:lang w:val="en-US" w:eastAsia="en-US" w:bidi="ar-SA"/>
     </w:rPr>
   </w:style>
-  <w:style w:type="paragraph" w:customStyle="1" w:styleId="1">
+  <w:style w:type="paragraph" w:customStyle="1" w:styleId="28">
     <w:name w:val="柴_标题1"/>
-    <w:basedOn w:val="Heading1"/>
-    <w:next w:val="a1"/>
-    <w:link w:val="1Char"/>
+    <w:basedOn w:val="2"/>
+    <w:next w:val="29"/>
+    <w:link w:val="38"/>
     <w:qFormat/>
+    <w:uiPriority w:val="0"/>
     <w:pPr>
       <w:spacing w:before="100" w:after="90" w:line="360" w:lineRule="auto"/>
     </w:pPr>
     <w:rPr>
-      <w:rFonts w:ascii="Arial" w:eastAsia="宋体" w:hAnsi="Arial"/>
+      <w:rFonts w:ascii="Arial" w:hAnsi="Arial" w:eastAsia="宋体"/>
       <w:sz w:val="32"/>
     </w:rPr>
   </w:style>
-  <w:style w:type="paragraph" w:customStyle="1" w:styleId="a1">
+  <w:style w:type="paragraph" w:customStyle="1" w:styleId="29">
     <w:name w:val="柴_正文"/>
-    <w:basedOn w:val="BodyText"/>
-    <w:link w:val="Char"/>
+    <w:basedOn w:val="12"/>
+    <w:link w:val="42"/>
     <w:qFormat/>
+    <w:uiPriority w:val="0"/>
     <w:pPr>
       <w:spacing w:line="360" w:lineRule="auto"/>
       <w:ind w:firstLine="470" w:firstLineChars="200"/>
     </w:pPr>
     <w:rPr>
-      <w:rFonts w:ascii="Arial" w:eastAsia="宋体" w:hAnsi="Arial"/>
+      <w:rFonts w:ascii="Arial" w:hAnsi="Arial" w:eastAsia="宋体"/>
       <w:sz w:val="24"/>
       <w:lang w:eastAsia="zh-CN"/>
     </w:rPr>
   </w:style>
-  <w:style w:type="paragraph" w:customStyle="1" w:styleId="2">
+  <w:style w:type="paragraph" w:customStyle="1" w:styleId="30">
     <w:name w:val="柴_标题2"/>
-    <w:basedOn w:val="Heading2"/>
-    <w:next w:val="a1"/>
+    <w:basedOn w:val="3"/>
+    <w:next w:val="29"/>
     <w:qFormat/>
+    <w:uiPriority w:val="0"/>
     <w:pPr>
       <w:spacing w:line="360" w:lineRule="auto"/>
     </w:pPr>
     <w:rPr>
-      <w:rFonts w:ascii="Arial" w:eastAsia="宋体" w:hAnsi="Arial"/>
+      <w:rFonts w:ascii="Arial" w:hAnsi="Arial" w:eastAsia="宋体"/>
       <w:sz w:val="28"/>
     </w:rPr>
   </w:style>
-  <w:style w:type="paragraph" w:customStyle="1" w:styleId="3">
+  <w:style w:type="paragraph" w:customStyle="1" w:styleId="31">
     <w:name w:val="柴_标题3"/>
-    <w:basedOn w:val="Heading3"/>
-    <w:next w:val="a1"/>
+    <w:basedOn w:val="4"/>
+    <w:next w:val="29"/>
     <w:qFormat/>
+    <w:uiPriority w:val="0"/>
     <w:pPr>
       <w:spacing w:line="360" w:lineRule="auto"/>
       <w:ind w:left="0" w:firstLine="472" w:firstLineChars="200"/>
     </w:pPr>
     <w:rPr>
-      <w:rFonts w:ascii="宋体" w:eastAsia="宋体" w:hAnsi="宋体" w:cs="宋体"/>
+      <w:rFonts w:ascii="宋体" w:hAnsi="宋体" w:eastAsia="宋体" w:cs="宋体"/>
       <w:spacing w:val="-2"/>
       <w:sz w:val="24"/>
       <w:szCs w:val="24"/>
     </w:rPr>
   </w:style>
-  <w:style w:type="paragraph" w:customStyle="1" w:styleId="a2">
+  <w:style w:type="paragraph" w:customStyle="1" w:styleId="32">
     <w:name w:val="柴_目录"/>
-    <w:basedOn w:val="Normal"/>
-    <w:next w:val="BodyText"/>
+    <w:basedOn w:val="1"/>
+    <w:next w:val="12"/>
     <w:qFormat/>
+    <w:uiPriority w:val="0"/>
     <w:pPr>
       <w:tabs>
         <w:tab w:val="right" w:leader="dot" w:pos="8442"/>
@@ -4693,59 +4807,64 @@
       <w:ind w:left="0" w:leftChars="0"/>
     </w:pPr>
     <w:rPr>
-      <w:rFonts w:ascii="Arial" w:eastAsia="Microsoft JhengHei" w:hAnsi="Arial"/>
+      <w:rFonts w:ascii="Arial" w:hAnsi="Arial" w:eastAsia="Microsoft JhengHei"/>
       <w:sz w:val="24"/>
     </w:rPr>
   </w:style>
-  <w:style w:type="paragraph" w:customStyle="1" w:styleId="WPSOffice1">
+  <w:style w:type="paragraph" w:customStyle="1" w:styleId="33">
     <w:name w:val="WPSOffice手动目录 1"/>
     <w:qFormat/>
+    <w:uiPriority w:val="0"/>
     <w:pPr>
       <w:ind w:leftChars="0"/>
     </w:pPr>
     <w:rPr>
-      <w:rFonts w:ascii="Times New Roman" w:eastAsia="宋体" w:hAnsi="Times New Roman" w:cs="Times New Roman"/>
+      <w:rFonts w:ascii="Times New Roman" w:hAnsi="Times New Roman" w:eastAsia="宋体" w:cs="Times New Roman"/>
       <w:sz w:val="20"/>
       <w:szCs w:val="20"/>
     </w:rPr>
   </w:style>
-  <w:style w:type="paragraph" w:customStyle="1" w:styleId="WPSOffice2">
+  <w:style w:type="paragraph" w:customStyle="1" w:styleId="34">
     <w:name w:val="WPSOffice手动目录 2"/>
     <w:qFormat/>
+    <w:uiPriority w:val="0"/>
     <w:pPr>
       <w:ind w:leftChars="200"/>
     </w:pPr>
     <w:rPr>
-      <w:rFonts w:ascii="Times New Roman" w:eastAsia="宋体" w:hAnsi="Times New Roman" w:cs="Times New Roman"/>
+      <w:rFonts w:ascii="Times New Roman" w:hAnsi="Times New Roman" w:eastAsia="宋体" w:cs="Times New Roman"/>
       <w:sz w:val="20"/>
       <w:szCs w:val="20"/>
     </w:rPr>
   </w:style>
-  <w:style w:type="paragraph" w:customStyle="1" w:styleId="WPSOffice3">
+  <w:style w:type="paragraph" w:customStyle="1" w:styleId="35">
     <w:name w:val="WPSOffice手动目录 3"/>
     <w:qFormat/>
+    <w:uiPriority w:val="0"/>
     <w:pPr>
       <w:ind w:leftChars="400"/>
     </w:pPr>
     <w:rPr>
-      <w:rFonts w:ascii="Times New Roman" w:eastAsia="宋体" w:hAnsi="Times New Roman" w:cs="Times New Roman"/>
+      <w:rFonts w:ascii="Times New Roman" w:hAnsi="Times New Roman" w:eastAsia="宋体" w:cs="Times New Roman"/>
       <w:sz w:val="20"/>
       <w:szCs w:val="20"/>
     </w:rPr>
   </w:style>
-  <w:style w:type="paragraph" w:customStyle="1" w:styleId="Compact">
+  <w:style w:type="paragraph" w:customStyle="1" w:styleId="36">
     <w:name w:val="Compact"/>
-    <w:basedOn w:val="BodyText"/>
+    <w:basedOn w:val="12"/>
     <w:qFormat/>
+    <w:uiPriority w:val="0"/>
     <w:pPr>
       <w:spacing w:before="36" w:after="36"/>
     </w:pPr>
   </w:style>
-  <w:style w:type="table" w:customStyle="1" w:styleId="Table">
+  <w:style w:type="table" w:customStyle="1" w:styleId="37">
     <w:name w:val="Table"/>
     <w:semiHidden/>
     <w:unhideWhenUsed/>
     <w:qFormat/>
+    <w:uiPriority w:val="0"/>
     <w:tblPr>
       <w:tblCellMar>
         <w:top w:w="0" w:type="dxa"/>
@@ -4757,26 +4876,28 @@
     <w:tblStylePr w:type="firstRow">
       <w:tcPr>
         <w:tcBorders>
-          <w:bottom w:val="single" w:sz="0" w:space="0" w:color="auto"/>
+          <w:bottom w:val="single" w:color="auto" w:sz="0" w:space="0"/>
         </w:tcBorders>
         <w:vAlign w:val="bottom"/>
       </w:tcPr>
     </w:tblStylePr>
   </w:style>
-  <w:style w:type="character" w:customStyle="1" w:styleId="1Char">
+  <w:style w:type="character" w:customStyle="1" w:styleId="38">
     <w:name w:val="柴_标题1 Char"/>
-    <w:link w:val="1"/>
+    <w:link w:val="28"/>
     <w:qFormat/>
+    <w:uiPriority w:val="0"/>
     <w:rPr>
-      <w:rFonts w:ascii="Arial" w:eastAsia="宋体" w:hAnsi="Arial"/>
+      <w:rFonts w:ascii="Arial" w:hAnsi="Arial" w:eastAsia="宋体"/>
       <w:sz w:val="32"/>
     </w:rPr>
   </w:style>
-  <w:style w:type="table" w:customStyle="1" w:styleId="TableNormal1">
+  <w:style w:type="table" w:customStyle="1" w:styleId="39">
     <w:name w:val="Table Normal_1"/>
     <w:semiHidden/>
     <w:unhideWhenUsed/>
     <w:qFormat/>
+    <w:uiPriority w:val="0"/>
     <w:tblPr>
       <w:tblCellMar>
         <w:top w:w="0" w:type="dxa"/>
@@ -4786,11 +4907,12 @@
       </w:tblCellMar>
     </w:tblPr>
   </w:style>
-  <w:style w:type="paragraph" w:customStyle="1" w:styleId="a3">
+  <w:style w:type="paragraph" w:customStyle="1" w:styleId="40">
     <w:name w:val="柴_正文_无缩进"/>
-    <w:basedOn w:val="Normal"/>
-    <w:link w:val="Char0"/>
+    <w:basedOn w:val="1"/>
+    <w:link w:val="43"/>
     <w:qFormat/>
+    <w:uiPriority w:val="0"/>
     <w:pPr>
       <w:ind w:firstLine="0" w:firstLineChars="0"/>
     </w:pPr>
@@ -4800,37 +4922,40 @@
       <w:lang w:eastAsia="zh-CN"/>
     </w:rPr>
   </w:style>
-  <w:style w:type="paragraph" w:customStyle="1" w:styleId="4">
+  <w:style w:type="paragraph" w:customStyle="1" w:styleId="41">
     <w:name w:val="柴_标题4"/>
-    <w:basedOn w:val="Heading4"/>
-    <w:next w:val="Normal"/>
+    <w:basedOn w:val="5"/>
+    <w:next w:val="1"/>
     <w:qFormat/>
+    <w:uiPriority w:val="0"/>
     <w:pPr>
       <w:widowControl w:val="0"/>
       <w:spacing w:before="160" w:line="360" w:lineRule="auto"/>
-      <w:ind w:left="981" w:hanging="862" w:leftChars="300"/>
+      <w:ind w:left="981" w:leftChars="300" w:hanging="862"/>
     </w:pPr>
     <w:rPr>
-      <w:rFonts w:ascii="Calibri" w:eastAsia="宋体" w:hAnsi="Calibri" w:cs="宋体" w:hint="eastAsia"/>
+      <w:rFonts w:hint="eastAsia" w:ascii="Calibri" w:hAnsi="Calibri" w:eastAsia="宋体" w:cs="宋体"/>
       <w:sz w:val="24"/>
       <w:szCs w:val="24"/>
       <w:lang w:eastAsia="zh-CN" w:bidi="zh-CN"/>
     </w:rPr>
   </w:style>
-  <w:style w:type="character" w:customStyle="1" w:styleId="Char">
+  <w:style w:type="character" w:customStyle="1" w:styleId="42">
     <w:name w:val="柴_正文 Char"/>
-    <w:link w:val="a1"/>
+    <w:link w:val="29"/>
     <w:qFormat/>
+    <w:uiPriority w:val="0"/>
     <w:rPr>
-      <w:rFonts w:ascii="Arial" w:eastAsia="宋体" w:hAnsi="Arial"/>
+      <w:rFonts w:ascii="Arial" w:hAnsi="Arial" w:eastAsia="宋体"/>
       <w:sz w:val="24"/>
       <w:lang w:eastAsia="zh-CN"/>
     </w:rPr>
   </w:style>
-  <w:style w:type="character" w:customStyle="1" w:styleId="Char0">
+  <w:style w:type="character" w:customStyle="1" w:styleId="43">
     <w:name w:val="柴_正文_无缩进 Char"/>
-    <w:link w:val="a3"/>
+    <w:link w:val="40"/>
     <w:qFormat/>
+    <w:uiPriority w:val="0"/>
     <w:rPr>
       <w:rFonts w:ascii="Arial" w:hAnsi="Arial"/>
       <w:sz w:val="24"/>
